--- a/МаркоЕрдељи_зборник.docx
+++ b/МаркоЕрдељи_зборник.docx
@@ -1345,127 +1345,7 @@
         <w:rPr>
           <w:rtl w:val="0"/>
         </w:rPr>
-        <w:t xml:space="preserve"> ФОРМАТИРАЊЕ И ПИСАЊЕ ТЕКСТА</w:t>
-      </w:r>
-    </w:p>
-    <w:p>
-      <w:pPr>
-        <w:pStyle w:val="0 - Текст рада"/>
-      </w:pPr>
-      <w:r>
-        <w:rPr>
-          <w:rtl w:val="0"/>
-        </w:rPr>
-        <w:t>За форматирање овог рада можете користити предефинисане стилова предложка</w:t>
-      </w:r>
-      <w:r>
-        <w:rPr>
-          <w:rtl w:val="0"/>
-        </w:rPr>
-        <w:t xml:space="preserve">. </w:t>
-      </w:r>
-      <w:r>
-        <w:rPr>
-          <w:rtl w:val="0"/>
-        </w:rPr>
-        <w:t>Коришћење стилова не гарантује потпуно усклађен рад са предложком Зборника</w:t>
-      </w:r>
-      <w:r>
-        <w:rPr>
-          <w:rtl w:val="0"/>
-        </w:rPr>
-        <w:t xml:space="preserve">, </w:t>
-      </w:r>
-      <w:r>
-        <w:rPr>
-          <w:rtl w:val="0"/>
-          <w:lang w:val="ru-RU"/>
-        </w:rPr>
-        <w:t>те је потребно детаљно прочитати ово упутство и упоредити рад са овим предложком</w:t>
-      </w:r>
-      <w:r>
-        <w:rPr>
-          <w:rtl w:val="0"/>
-        </w:rPr>
-        <w:t>.</w:t>
-      </w:r>
-    </w:p>
-    <w:p>
-      <w:pPr>
-        <w:pStyle w:val="0 - Текст рада"/>
-      </w:pPr>
-      <w:r>
-        <w:rPr>
-          <w:rtl w:val="0"/>
-        </w:rPr>
-        <w:t>На страницама рада</w:t>
-      </w:r>
-      <w:r>
-        <w:rPr>
-          <w:rtl w:val="0"/>
-        </w:rPr>
-        <w:t xml:space="preserve">, </w:t>
-      </w:r>
-      <w:r>
-        <w:rPr>
-          <w:rtl w:val="0"/>
-        </w:rPr>
-        <w:t xml:space="preserve">све четири  маргине треба да буду по </w:t>
-      </w:r>
-      <w:r>
-        <w:rPr>
-          <w:rtl w:val="0"/>
-        </w:rPr>
-        <w:t xml:space="preserve">2 </w:t>
-      </w:r>
-      <w:r>
-        <w:rPr>
-          <w:rtl w:val="0"/>
-        </w:rPr>
-        <w:t>цм</w:t>
-      </w:r>
-      <w:r>
-        <w:rPr>
-          <w:rtl w:val="0"/>
-        </w:rPr>
-        <w:t xml:space="preserve">. </w:t>
-      </w:r>
-      <w:r>
-        <w:rPr>
-          <w:rtl w:val="0"/>
-          <w:lang w:val="ru-RU"/>
-        </w:rPr>
-        <w:t xml:space="preserve">Не врши се означавање </w:t>
-      </w:r>
-      <w:r>
-        <w:rPr>
-          <w:rtl w:val="0"/>
-        </w:rPr>
-        <w:t>(</w:t>
-      </w:r>
-      <w:r>
-        <w:rPr>
-          <w:rtl w:val="0"/>
-        </w:rPr>
-        <w:t>нумерација</w:t>
-      </w:r>
-      <w:r>
-        <w:rPr>
-          <w:rtl w:val="0"/>
-        </w:rPr>
-        <w:t xml:space="preserve">) </w:t>
-      </w:r>
-      <w:r>
-        <w:rPr>
-          <w:rtl w:val="0"/>
-        </w:rPr>
-        <w:t>страна</w:t>
-      </w:r>
-      <w:r>
-        <w:rPr>
-          <w:rtl w:val="0"/>
-        </w:rPr>
-        <w:t xml:space="preserve">. </w:t>
+        <w:t xml:space="preserve">  ПРЕГЛЕД ЛИТЕРАТУРЕ</w:t>
       </w:r>
     </w:p>
     <w:p>
@@ -1480,130 +1360,86 @@
         <w:rPr>
           <w:rtl w:val="0"/>
         </w:rPr>
-        <w:t>Форматирање текста</w:t>
-      </w:r>
-    </w:p>
-    <w:p>
-      <w:pPr>
-        <w:pStyle w:val="0 - Текст рада"/>
-        <w:spacing w:before="120"/>
-      </w:pPr>
-      <w:r>
-        <w:rPr>
-          <w:rtl w:val="0"/>
-        </w:rPr>
-        <w:t xml:space="preserve">Рад треба да буде написан у два ступца </w:t>
-      </w:r>
-      <w:r>
-        <w:rPr>
-          <w:rtl w:val="0"/>
-        </w:rPr>
-        <w:t>(</w:t>
-      </w:r>
-      <w:r>
-        <w:rPr>
-          <w:rtl w:val="0"/>
-        </w:rPr>
-        <w:t>колоне</w:t>
-      </w:r>
-      <w:r>
-        <w:rPr>
-          <w:rtl w:val="0"/>
-        </w:rPr>
-        <w:t xml:space="preserve">) </w:t>
-      </w:r>
-      <w:r>
-        <w:rPr>
-          <w:rtl w:val="0"/>
-          <w:lang w:val="ru-RU"/>
-        </w:rPr>
-        <w:t>једнаке ширине</w:t>
-      </w:r>
-      <w:r>
-        <w:rPr>
-          <w:rtl w:val="0"/>
-        </w:rPr>
-        <w:t xml:space="preserve">, </w:t>
-      </w:r>
-      <w:r>
-        <w:rPr>
-          <w:rtl w:val="0"/>
-        </w:rPr>
-        <w:t>поравнате с горње стране</w:t>
-      </w:r>
-      <w:r>
-        <w:rPr>
-          <w:rtl w:val="0"/>
-        </w:rPr>
-        <w:t xml:space="preserve">, </w:t>
-      </w:r>
-      <w:r>
-        <w:rPr>
-          <w:rtl w:val="0"/>
-        </w:rPr>
-        <w:t xml:space="preserve">са размаком од </w:t>
-      </w:r>
-      <w:r>
-        <w:rPr>
-          <w:rtl w:val="0"/>
-          <w:lang w:val="ru-RU"/>
-        </w:rPr>
-        <w:t>0,5</w:t>
-      </w:r>
-      <w:r>
-        <w:rPr>
-          <w:rtl w:val="0"/>
-        </w:rPr>
-        <w:t> цм и бар приближно једнаке дужине са доње стране</w:t>
-      </w:r>
-      <w:r>
-        <w:rPr>
-          <w:rtl w:val="0"/>
-        </w:rPr>
-        <w:t xml:space="preserve">. </w:t>
-      </w:r>
-      <w:r>
-        <w:rPr>
-          <w:rtl w:val="0"/>
-        </w:rPr>
-        <w:t xml:space="preserve">Размак за наслове треба да буде </w:t>
-      </w:r>
-      <w:r>
-        <w:rPr>
-          <w:rtl w:val="0"/>
-        </w:rPr>
-        <w:t>12</w:t>
-      </w:r>
-      <w:r>
-        <w:rPr>
-          <w:rtl w:val="0"/>
-        </w:rPr>
-        <w:t> </w:t>
-      </w:r>
+        <w:t xml:space="preserve"> Категорије рањивости контејнера</w:t>
+      </w:r>
+    </w:p>
+    <w:p>
+      <w:pPr>
+        <w:pStyle w:val="0 - Текст рада"/>
+      </w:pPr>
+      <w:r>
+        <w:rPr>
+          <w:rtl w:val="0"/>
+          <w:lang w:val="nl-NL"/>
+        </w:rPr>
+        <w:t xml:space="preserve">Reeves </w:t>
+      </w:r>
+      <w:r>
+        <w:rPr>
+          <w:rtl w:val="0"/>
+        </w:rPr>
+        <w:t xml:space="preserve">и сарадници </w:t>
+      </w:r>
+      <w:r>
+        <w:rPr>
+          <w:rtl w:val="0"/>
+          <w:lang w:val="pt-PT"/>
+        </w:rPr>
+        <w:t xml:space="preserve">[3] </w:t>
+      </w:r>
+      <w:r>
+        <w:rPr>
+          <w:rtl w:val="0"/>
+        </w:rPr>
+        <w:t>идентификовали су три категорије рањивости контејнерске изолације</w:t>
+      </w:r>
+      <w:r>
+        <w:rPr>
+          <w:rtl w:val="0"/>
+        </w:rPr>
+        <w:t>:</w:t>
+      </w:r>
+    </w:p>
+    <w:p>
+      <w:pPr>
+        <w:pStyle w:val="0 - Текст рада"/>
+        <w:numPr>
+          <w:ilvl w:val="0"/>
+          <w:numId w:val="4"/>
+        </w:numPr>
+      </w:pPr>
       <w:r>
         <w:rPr>
           <w:i w:val="1"/>
           <w:iCs w:val="1"/>
           <w:rtl w:val="0"/>
-          <w:lang w:val="en-US"/>
-        </w:rPr>
-        <w:t>pt before</w:t>
-      </w:r>
-      <w:r>
-        <w:rPr>
-          <w:rtl w:val="0"/>
-          <w:lang w:val="ru-RU"/>
-        </w:rPr>
-        <w:t xml:space="preserve"> и</w:t>
-      </w:r>
-      <w:r>
-        <w:rPr>
+        </w:rPr>
+        <w:t>Рањивости погрешне конфигурације</w:t>
+      </w:r>
+      <w:r>
+        <w:rPr>
+          <w:b w:val="1"/>
+          <w:bCs w:val="1"/>
           <w:i w:val="1"/>
           <w:iCs w:val="1"/>
+          <w:outline w:val="0"/>
+          <w:color w:val="937000"/>
           <w:rtl w:val="0"/>
           <w:lang w:val="en-US"/>
-        </w:rPr>
-        <w:t xml:space="preserve"> after</w:t>
+          <w14:textFill>
+            <w14:solidFill>
+              <w14:srgbClr w14:val="947100"/>
+            </w14:solidFill>
+          </w14:textFill>
+        </w:rPr>
+        <w:t xml:space="preserve"> </w:t>
+      </w:r>
+      <w:r>
+        <w:rPr>
+          <w:rtl w:val="0"/>
+          <w:lang w:val="ru-RU"/>
+        </w:rPr>
+        <w:t>настају некоректним подешавањима</w:t>
       </w:r>
       <w:r>
         <w:rPr>
@@ -1614,51 +1450,493 @@
       <w:r>
         <w:rPr>
           <w:rtl w:val="0"/>
-        </w:rPr>
-        <w:t xml:space="preserve">а за поднаслове </w:t>
-      </w:r>
-      <w:r>
-        <w:rPr>
-          <w:rtl w:val="0"/>
-        </w:rPr>
-        <w:t>6</w:t>
-      </w:r>
-      <w:r>
-        <w:rPr>
-          <w:rtl w:val="0"/>
-        </w:rPr>
-        <w:t> </w:t>
+          <w:lang w:val="ru-RU"/>
+        </w:rPr>
+        <w:t>а не грешкама у софтверу</w:t>
+      </w:r>
+      <w:r>
+        <w:rPr>
+          <w:rtl w:val="0"/>
+        </w:rPr>
+        <w:t xml:space="preserve">. </w:t>
+      </w:r>
+      <w:r>
+        <w:rPr>
+          <w:rtl w:val="0"/>
+        </w:rPr>
+        <w:t xml:space="preserve">Типичан пример је опција </w:t>
+      </w:r>
+      <w:r>
+        <w:rPr>
+          <w:outline w:val="0"/>
+          <w:color w:val="937000"/>
+          <w:rtl w:val="0"/>
+          <w:lang w:val="ru-RU"/>
+          <w14:textFill>
+            <w14:solidFill>
+              <w14:srgbClr w14:val="947100"/>
+            </w14:solidFill>
+          </w14:textFill>
+        </w:rPr>
+        <w:t>`</w:t>
+      </w:r>
+      <w:r>
+        <w:rPr>
+          <w:outline w:val="0"/>
+          <w:color w:val="000000"/>
+          <w:rtl w:val="0"/>
+          <w:lang w:val="en-US"/>
+          <w14:textFill>
+            <w14:solidFill>
+              <w14:srgbClr w14:val="000000">
+                <w14:alpha w14:val="30000"/>
+              </w14:srgbClr>
+            </w14:solidFill>
+          </w14:textFill>
+        </w:rPr>
+        <w:t>--privileged</w:t>
+      </w:r>
+      <w:r>
+        <w:rPr>
+          <w:outline w:val="0"/>
+          <w:color w:val="937000"/>
+          <w:rtl w:val="0"/>
+          <w:lang w:val="ru-RU"/>
+          <w14:textFill>
+            <w14:solidFill>
+              <w14:srgbClr w14:val="947100"/>
+            </w14:solidFill>
+          </w14:textFill>
+        </w:rPr>
+        <w:t>`</w:t>
+      </w:r>
+      <w:r>
+        <w:rPr>
+          <w:rtl w:val="0"/>
+          <w:lang w:val="ru-RU"/>
+        </w:rPr>
+        <w:t xml:space="preserve"> у </w:t>
+      </w:r>
+      <w:r>
+        <w:rPr>
+          <w:rtl w:val="0"/>
+          <w:lang w:val="de-DE"/>
+        </w:rPr>
+        <w:t>Docker-</w:t>
+      </w:r>
+      <w:r>
+        <w:rPr>
+          <w:rtl w:val="0"/>
+        </w:rPr>
+        <w:t>у</w:t>
+      </w:r>
+      <w:r>
+        <w:rPr>
+          <w:rtl w:val="0"/>
+        </w:rPr>
+        <w:t xml:space="preserve">, </w:t>
+      </w:r>
+      <w:r>
+        <w:rPr>
+          <w:rtl w:val="0"/>
+        </w:rPr>
+        <w:t xml:space="preserve">која уклања </w:t>
       </w:r>
       <w:r>
         <w:rPr>
           <w:i w:val="1"/>
           <w:iCs w:val="1"/>
           <w:rtl w:val="0"/>
-          <w:lang w:val="en-US"/>
-        </w:rPr>
-        <w:t xml:space="preserve">pt before </w:t>
-      </w:r>
-      <w:r>
-        <w:rPr>
-          <w:rtl w:val="0"/>
-        </w:rPr>
-        <w:t>и</w:t>
-      </w:r>
+          <w:lang w:val="it-IT"/>
+        </w:rPr>
+        <w:t>seccomp</w:t>
+      </w:r>
+      <w:r>
+        <w:rPr>
+          <w:rtl w:val="0"/>
+        </w:rPr>
+        <w:t xml:space="preserve"> филтер</w:t>
+      </w:r>
+      <w:r>
+        <w:rPr>
+          <w:rtl w:val="0"/>
+        </w:rPr>
+        <w:t xml:space="preserve">, </w:t>
+      </w:r>
+      <w:r>
+        <w:rPr>
+          <w:rtl w:val="0"/>
+          <w:lang w:val="ru-RU"/>
+        </w:rPr>
+        <w:t xml:space="preserve">додељује све </w:t>
+      </w:r>
+      <w:r>
+        <w:rPr>
+          <w:rtl w:val="0"/>
+          <w:lang w:val="fr-FR"/>
+        </w:rPr>
+        <w:t xml:space="preserve">Linux </w:t>
+      </w:r>
+      <w:r>
+        <w:rPr>
+          <w:rtl w:val="0"/>
+        </w:rPr>
+        <w:t>привилегије и излаже блок уређаје домаћина контејнеру</w:t>
+      </w:r>
+      <w:r>
+        <w:rPr>
+          <w:rtl w:val="0"/>
+        </w:rPr>
+        <w:t>.</w:t>
+      </w:r>
+    </w:p>
+    <w:p>
+      <w:pPr>
+        <w:pStyle w:val="0 - Текст рада"/>
+        <w:numPr>
+          <w:ilvl w:val="0"/>
+          <w:numId w:val="4"/>
+        </w:numPr>
+        <w:rPr>
+          <w:sz w:val="20"/>
+          <w:szCs w:val="20"/>
+        </w:rPr>
+      </w:pPr>
       <w:r>
         <w:rPr>
           <w:i w:val="1"/>
           <w:iCs w:val="1"/>
+          <w:sz w:val="20"/>
+          <w:szCs w:val="20"/>
+          <w:rtl w:val="0"/>
+        </w:rPr>
+        <w:t>Рањивости извршног окружења</w:t>
+      </w:r>
+      <w:r>
+        <w:rPr>
+          <w:sz w:val="20"/>
+          <w:szCs w:val="20"/>
+          <w:rtl w:val="0"/>
+          <w:lang w:val="ru-RU"/>
+        </w:rPr>
+        <w:t xml:space="preserve"> су грешке у компонентама попут </w:t>
+      </w:r>
+      <w:r>
+        <w:rPr>
+          <w:sz w:val="20"/>
+          <w:szCs w:val="20"/>
+          <w:rtl w:val="0"/>
+        </w:rPr>
+        <w:t>runc-</w:t>
+      </w:r>
+      <w:r>
+        <w:rPr>
+          <w:sz w:val="20"/>
+          <w:szCs w:val="20"/>
+          <w:rtl w:val="0"/>
+        </w:rPr>
+        <w:t>а</w:t>
+      </w:r>
+      <w:r>
+        <w:rPr>
+          <w:sz w:val="20"/>
+          <w:szCs w:val="20"/>
+          <w:rtl w:val="0"/>
+        </w:rPr>
+        <w:t xml:space="preserve">, </w:t>
+      </w:r>
+      <w:r>
+        <w:rPr>
+          <w:sz w:val="20"/>
+          <w:szCs w:val="20"/>
+          <w:rtl w:val="0"/>
+          <w:lang w:val="ru-RU"/>
+        </w:rPr>
+        <w:t xml:space="preserve">које директно манипулишу примитивима језгра са </w:t>
+      </w:r>
+      <w:r>
+        <w:rPr>
+          <w:sz w:val="20"/>
+          <w:szCs w:val="20"/>
+          <w:rtl w:val="0"/>
+          <w:lang w:val="nl-NL"/>
+        </w:rPr>
+        <w:t xml:space="preserve">root </w:t>
+      </w:r>
+      <w:r>
+        <w:rPr>
+          <w:sz w:val="20"/>
+          <w:szCs w:val="20"/>
+          <w:rtl w:val="0"/>
+        </w:rPr>
+        <w:t>привилегијама на домаћину</w:t>
+      </w:r>
+      <w:r>
+        <w:rPr>
+          <w:sz w:val="20"/>
+          <w:szCs w:val="20"/>
+          <w:rtl w:val="0"/>
+        </w:rPr>
+        <w:t xml:space="preserve">. </w:t>
+      </w:r>
+      <w:r>
+        <w:rPr>
+          <w:sz w:val="20"/>
+          <w:szCs w:val="20"/>
+          <w:rtl w:val="0"/>
+          <w:lang w:val="ru-RU"/>
+        </w:rPr>
+        <w:t xml:space="preserve">Репрезентативан пример је </w:t>
+      </w:r>
+      <w:r>
+        <w:rPr>
+          <w:sz w:val="20"/>
+          <w:szCs w:val="20"/>
           <w:rtl w:val="0"/>
           <w:lang w:val="en-US"/>
         </w:rPr>
-        <w:t xml:space="preserve"> after</w:t>
-      </w:r>
-      <w:r>
-        <w:rPr>
-          <w:rtl w:val="0"/>
-        </w:rPr>
-        <w:t xml:space="preserve">. </w:t>
-      </w:r>
+        <w:t>CVE-2024-21626 (Leaky Vessels)</w:t>
+      </w:r>
+      <w:r>
+        <w:rPr>
+          <w:sz w:val="20"/>
+          <w:szCs w:val="20"/>
+          <w:rtl w:val="0"/>
+          <w:lang w:val="en-US"/>
+        </w:rPr>
+        <w:t xml:space="preserve"> [6]</w:t>
+      </w:r>
+      <w:r>
+        <w:rPr>
+          <w:sz w:val="20"/>
+          <w:szCs w:val="20"/>
+          <w:rtl w:val="0"/>
+        </w:rPr>
+        <w:t xml:space="preserve">, </w:t>
+      </w:r>
+      <w:r>
+        <w:rPr>
+          <w:sz w:val="20"/>
+          <w:szCs w:val="20"/>
+          <w:rtl w:val="0"/>
+          <w:lang w:val="ru-RU"/>
+        </w:rPr>
+        <w:t xml:space="preserve">при ком </w:t>
+      </w:r>
+      <w:r>
+        <w:rPr>
+          <w:sz w:val="20"/>
+          <w:szCs w:val="20"/>
+          <w:rtl w:val="0"/>
+        </w:rPr>
+        <w:t xml:space="preserve">runc </w:t>
+      </w:r>
+      <w:r>
+        <w:rPr>
+          <w:sz w:val="20"/>
+          <w:szCs w:val="20"/>
+          <w:rtl w:val="0"/>
+        </w:rPr>
+        <w:t xml:space="preserve">пропушта отворен дескриптор датотеке ка </w:t>
+      </w:r>
+      <w:r>
+        <w:rPr>
+          <w:sz w:val="20"/>
+          <w:szCs w:val="20"/>
+          <w:rtl w:val="0"/>
+        </w:rPr>
+        <w:t>систему датотека домаћина у иницијалном процесу контејнера</w:t>
+      </w:r>
+      <w:r>
+        <w:rPr>
+          <w:sz w:val="20"/>
+          <w:szCs w:val="20"/>
+          <w:rtl w:val="0"/>
+        </w:rPr>
+        <w:t>.</w:t>
+      </w:r>
+    </w:p>
+    <w:p>
+      <w:pPr>
+        <w:pStyle w:val="0 - Текст рада"/>
+        <w:numPr>
+          <w:ilvl w:val="0"/>
+          <w:numId w:val="4"/>
+        </w:numPr>
+        <w:rPr>
+          <w:sz w:val="20"/>
+          <w:szCs w:val="20"/>
+        </w:rPr>
+      </w:pPr>
+      <w:r>
+        <w:rPr>
+          <w:i w:val="1"/>
+          <w:iCs w:val="1"/>
+          <w:sz w:val="20"/>
+          <w:szCs w:val="20"/>
+          <w:rtl w:val="0"/>
+        </w:rPr>
+        <w:t xml:space="preserve">Рањивости </w:t>
+      </w:r>
+      <w:r>
+        <w:rPr>
+          <w:i w:val="1"/>
+          <w:iCs w:val="1"/>
+          <w:sz w:val="20"/>
+          <w:szCs w:val="20"/>
+          <w:rtl w:val="0"/>
+          <w:lang w:val="fr-FR"/>
+        </w:rPr>
+        <w:t xml:space="preserve">Linux </w:t>
+      </w:r>
+      <w:r>
+        <w:rPr>
+          <w:i w:val="1"/>
+          <w:iCs w:val="1"/>
+          <w:sz w:val="20"/>
+          <w:szCs w:val="20"/>
+          <w:rtl w:val="0"/>
+        </w:rPr>
+        <w:t>језгра</w:t>
+      </w:r>
+      <w:r>
+        <w:rPr>
+          <w:sz w:val="20"/>
+          <w:szCs w:val="20"/>
+          <w:rtl w:val="0"/>
+        </w:rPr>
+        <w:t xml:space="preserve"> могу се експлоатисати из контејнера без обзира на конфигурацију</w:t>
+      </w:r>
+      <w:r>
+        <w:rPr>
+          <w:sz w:val="20"/>
+          <w:szCs w:val="20"/>
+          <w:rtl w:val="0"/>
+        </w:rPr>
+        <w:t xml:space="preserve">, </w:t>
+      </w:r>
+      <w:r>
+        <w:rPr>
+          <w:sz w:val="20"/>
+          <w:szCs w:val="20"/>
+          <w:rtl w:val="0"/>
+          <w:lang w:val="ru-RU"/>
+        </w:rPr>
+        <w:t>пошто контејнери деле језгро домаћина са домаћином</w:t>
+      </w:r>
+      <w:r>
+        <w:rPr>
+          <w:sz w:val="20"/>
+          <w:szCs w:val="20"/>
+          <w:rtl w:val="0"/>
+          <w:lang w:val="en-US"/>
+        </w:rPr>
+        <w:t xml:space="preserve"> [2]</w:t>
+      </w:r>
+      <w:r>
+        <w:rPr>
+          <w:sz w:val="20"/>
+          <w:szCs w:val="20"/>
+          <w:rtl w:val="0"/>
+        </w:rPr>
+        <w:t>. CVE-2022-0847 (DirtyPipe)</w:t>
+      </w:r>
+      <w:r>
+        <w:rPr>
+          <w:sz w:val="20"/>
+          <w:szCs w:val="20"/>
+          <w:rtl w:val="0"/>
+          <w:lang w:val="en-US"/>
+        </w:rPr>
+        <w:t xml:space="preserve"> [7] </w:t>
+      </w:r>
+      <w:r>
+        <w:rPr>
+          <w:sz w:val="20"/>
+          <w:szCs w:val="20"/>
+          <w:rtl w:val="0"/>
+        </w:rPr>
+        <w:t xml:space="preserve">омогућава </w:t>
+      </w:r>
+      <w:r>
+        <w:rPr>
+          <w:rtl w:val="0"/>
+          <w:lang w:val="ru-RU"/>
+        </w:rPr>
+        <w:t xml:space="preserve">непривилегованом процесу </w:t>
+      </w:r>
+      <w:r>
+        <w:rPr>
+          <w:sz w:val="20"/>
+          <w:szCs w:val="20"/>
+          <w:rtl w:val="0"/>
+          <w:lang w:val="ru-RU"/>
+        </w:rPr>
+        <w:t>да преписује датотеке само за читање у кешу страница</w:t>
+      </w:r>
+      <w:r>
+        <w:rPr>
+          <w:sz w:val="20"/>
+          <w:szCs w:val="20"/>
+          <w:rtl w:val="0"/>
+        </w:rPr>
+        <w:t xml:space="preserve">, </w:t>
+      </w:r>
+      <w:r>
+        <w:rPr>
+          <w:sz w:val="20"/>
+          <w:szCs w:val="20"/>
+          <w:rtl w:val="0"/>
+        </w:rPr>
+        <w:t>укључујући извршне датотеке домаћина</w:t>
+      </w:r>
+      <w:r>
+        <w:rPr>
+          <w:sz w:val="20"/>
+          <w:szCs w:val="20"/>
+          <w:rtl w:val="0"/>
+        </w:rPr>
+        <w:t>.</w:t>
+      </w:r>
+    </w:p>
+    <w:p>
+      <w:pPr>
+        <w:pStyle w:val="Default"/>
+        <w:tabs>
+          <w:tab w:val="left" w:pos="593"/>
+          <w:tab w:val="left" w:pos="1186"/>
+          <w:tab w:val="left" w:pos="1779"/>
+          <w:tab w:val="left" w:pos="2372"/>
+          <w:tab w:val="left" w:pos="2965"/>
+          <w:tab w:val="left" w:pos="3558"/>
+          <w:tab w:val="left" w:pos="4151"/>
+          <w:tab w:val="left" w:pos="4744"/>
+          <w:tab w:val="left" w:pos="5337"/>
+          <w:tab w:val="left" w:pos="5930"/>
+          <w:tab w:val="left" w:pos="6523"/>
+          <w:tab w:val="left" w:pos="7116"/>
+          <w:tab w:val="left" w:pos="7709"/>
+          <w:tab w:val="left" w:pos="8302"/>
+          <w:tab w:val="left" w:pos="8895"/>
+          <w:tab w:val="left" w:pos="9488"/>
+        </w:tabs>
+        <w:suppressAutoHyphens w:val="1"/>
+        <w:spacing w:before="0" w:line="240" w:lineRule="auto"/>
+        <w:jc w:val="left"/>
+        <w:rPr>
+          <w:rFonts w:ascii="Menlo Regular" w:cs="Menlo Regular" w:hAnsi="Menlo Regular" w:eastAsia="Menlo Regular"/>
+          <w:outline w:val="0"/>
+          <w:color w:val="000000"/>
+          <w:shd w:val="clear" w:color="auto" w:fill="fffeff"/>
+          <w14:textFill>
+            <w14:solidFill>
+              <w14:srgbClr w14:val="000000">
+                <w14:alpha w14:val="14999"/>
+              </w14:srgbClr>
+            </w14:solidFill>
+          </w14:textFill>
+        </w:rPr>
+      </w:pPr>
     </w:p>
     <w:p>
       <w:pPr>
@@ -1672,283 +1950,1182 @@
         <w:rPr>
           <w:rtl w:val="0"/>
         </w:rPr>
-        <w:t>Писање текста</w:t>
-      </w:r>
-    </w:p>
-    <w:p>
-      <w:pPr>
-        <w:pStyle w:val="0 - Текст рада"/>
-      </w:pPr>
-      <w:r>
-        <w:rPr>
+        <w:t xml:space="preserve"> </w:t>
+      </w:r>
+      <w:r>
+        <w:rPr>
+          <w:rtl w:val="0"/>
+          <w:lang w:val="en-US"/>
+        </w:rPr>
+        <w:t xml:space="preserve">LLM </w:t>
+      </w:r>
+      <w:r>
+        <w:rPr>
+          <w:rtl w:val="0"/>
+        </w:rPr>
+        <w:t>Агенти у офанзивној безбедности</w:t>
+      </w:r>
+    </w:p>
+    <w:p>
+      <w:pPr>
+        <w:pStyle w:val="0 - Текст рада"/>
+      </w:pPr>
+    </w:p>
+    <w:p>
+      <w:pPr>
+        <w:pStyle w:val="Default"/>
+        <w:tabs>
+          <w:tab w:val="left" w:pos="593"/>
+          <w:tab w:val="left" w:pos="1186"/>
+          <w:tab w:val="left" w:pos="1779"/>
+          <w:tab w:val="left" w:pos="2372"/>
+          <w:tab w:val="left" w:pos="2965"/>
+          <w:tab w:val="left" w:pos="3558"/>
+          <w:tab w:val="left" w:pos="4151"/>
+          <w:tab w:val="left" w:pos="4744"/>
+          <w:tab w:val="left" w:pos="5337"/>
+          <w:tab w:val="left" w:pos="5930"/>
+          <w:tab w:val="left" w:pos="6523"/>
+          <w:tab w:val="left" w:pos="7116"/>
+          <w:tab w:val="left" w:pos="7709"/>
+          <w:tab w:val="left" w:pos="8302"/>
+          <w:tab w:val="left" w:pos="8895"/>
+          <w:tab w:val="left" w:pos="9488"/>
+        </w:tabs>
+        <w:suppressAutoHyphens w:val="1"/>
+        <w:spacing w:before="0" w:line="240" w:lineRule="auto"/>
+        <w:jc w:val="left"/>
+        <w:rPr>
+          <w:rFonts w:ascii="Times New Roman" w:cs="Times New Roman" w:hAnsi="Times New Roman" w:eastAsia="Times New Roman"/>
+          <w:outline w:val="0"/>
+          <w:color w:val="000000"/>
+          <w:sz w:val="20"/>
+          <w:szCs w:val="20"/>
+          <w:shd w:val="clear" w:color="auto" w:fill="fffeff"/>
+          <w14:textFill>
+            <w14:solidFill>
+              <w14:srgbClr w14:val="000000">
+                <w14:alpha w14:val="14999"/>
+              </w14:srgbClr>
+            </w14:solidFill>
+          </w14:textFill>
+        </w:rPr>
+      </w:pPr>
+      <w:r>
+        <w:rPr>
+          <w:rFonts w:ascii="Times New Roman" w:hAnsi="Times New Roman"/>
+          <w:outline w:val="0"/>
+          <w:color w:val="000000"/>
+          <w:sz w:val="20"/>
+          <w:szCs w:val="20"/>
+          <w:shd w:val="clear" w:color="auto" w:fill="fffeff"/>
+          <w:rtl w:val="0"/>
+          <w:lang w:val="pt-PT"/>
+          <w14:textFill>
+            <w14:solidFill>
+              <w14:srgbClr w14:val="000000">
+                <w14:alpha w14:val="14999"/>
+              </w14:srgbClr>
+            </w14:solidFill>
+          </w14:textFill>
+        </w:rPr>
+        <w:t xml:space="preserve">Yao </w:t>
+      </w:r>
+      <w:r>
+        <w:rPr>
+          <w:rFonts w:ascii="Times New Roman" w:hAnsi="Times New Roman" w:hint="default"/>
+          <w:outline w:val="0"/>
+          <w:color w:val="000000"/>
+          <w:sz w:val="20"/>
+          <w:szCs w:val="20"/>
+          <w:shd w:val="clear" w:color="auto" w:fill="fffeff"/>
           <w:rtl w:val="0"/>
           <w:lang w:val="ru-RU"/>
-        </w:rPr>
-        <w:t xml:space="preserve">На почетку </w:t>
-      </w:r>
-      <w:r>
-        <w:rPr>
-          <w:rtl w:val="0"/>
-        </w:rPr>
-        <w:t>(</w:t>
-      </w:r>
-      <w:r>
-        <w:rPr>
-          <w:rtl w:val="0"/>
-        </w:rPr>
-        <w:t>само</w:t>
-      </w:r>
-      <w:r>
-        <w:rPr>
-          <w:rtl w:val="0"/>
-        </w:rPr>
-        <w:t xml:space="preserve">) </w:t>
-      </w:r>
-      <w:r>
-        <w:rPr>
-          <w:rtl w:val="0"/>
-        </w:rPr>
-        <w:t>прве стране налази се Заглавље Зборника</w:t>
-      </w:r>
-      <w:r>
-        <w:rPr>
-          <w:rtl w:val="0"/>
+          <w14:textFill>
+            <w14:solidFill>
+              <w14:srgbClr w14:val="000000">
+                <w14:alpha w14:val="14999"/>
+              </w14:srgbClr>
+            </w14:solidFill>
+          </w14:textFill>
+        </w:rPr>
+        <w:t xml:space="preserve">и сарадници формализовали су </w:t>
+      </w:r>
+      <w:r>
+        <w:rPr>
+          <w:rFonts w:ascii="Times New Roman" w:hAnsi="Times New Roman"/>
+          <w:outline w:val="0"/>
+          <w:color w:val="000000"/>
+          <w:sz w:val="20"/>
+          <w:szCs w:val="20"/>
+          <w:shd w:val="clear" w:color="auto" w:fill="fffeff"/>
+          <w:rtl w:val="0"/>
+          <w:lang w:val="en-US"/>
+          <w14:textFill>
+            <w14:solidFill>
+              <w14:srgbClr w14:val="000000">
+                <w14:alpha w14:val="14999"/>
+              </w14:srgbClr>
+            </w14:solidFill>
+          </w14:textFill>
+        </w:rPr>
+        <w:t xml:space="preserve">ReAct </w:t>
+      </w:r>
+      <w:r>
+        <w:rPr>
+          <w:rFonts w:ascii="Times New Roman" w:hAnsi="Times New Roman" w:hint="default"/>
+          <w:outline w:val="0"/>
+          <w:color w:val="000000"/>
+          <w:sz w:val="20"/>
+          <w:szCs w:val="20"/>
+          <w:shd w:val="clear" w:color="auto" w:fill="fffeff"/>
+          <w:rtl w:val="0"/>
+          <w:lang w:val="ru-RU"/>
+          <w14:textFill>
+            <w14:solidFill>
+              <w14:srgbClr w14:val="000000">
+                <w14:alpha w14:val="14999"/>
+              </w14:srgbClr>
+            </w14:solidFill>
+          </w14:textFill>
+        </w:rPr>
+        <w:t>парадигму</w:t>
+      </w:r>
+      <w:r>
+        <w:rPr>
+          <w:rFonts w:ascii="Times New Roman" w:hAnsi="Times New Roman"/>
+          <w:outline w:val="0"/>
+          <w:color w:val="000000"/>
+          <w:sz w:val="20"/>
+          <w:szCs w:val="20"/>
+          <w:shd w:val="clear" w:color="auto" w:fill="fffeff"/>
+          <w:rtl w:val="0"/>
+          <w14:textFill>
+            <w14:solidFill>
+              <w14:srgbClr w14:val="000000">
+                <w14:alpha w14:val="14999"/>
+              </w14:srgbClr>
+            </w14:solidFill>
+          </w14:textFill>
+        </w:rPr>
+        <w:t xml:space="preserve">, </w:t>
+      </w:r>
+      <w:r>
+        <w:rPr>
+          <w:rFonts w:ascii="Times New Roman" w:hAnsi="Times New Roman" w:hint="default"/>
+          <w:outline w:val="0"/>
+          <w:color w:val="000000"/>
+          <w:sz w:val="20"/>
+          <w:szCs w:val="20"/>
+          <w:shd w:val="clear" w:color="auto" w:fill="fffeff"/>
+          <w:rtl w:val="0"/>
+          <w14:textFill>
+            <w14:solidFill>
+              <w14:srgbClr w14:val="000000">
+                <w14:alpha w14:val="14999"/>
+              </w14:srgbClr>
+            </w14:solidFill>
+          </w14:textFill>
+        </w:rPr>
+        <w:t>у којој агент наизменично генерише трагове резоновања и извршава акције кроз алате у затвореној петљи</w:t>
+      </w:r>
+      <w:r>
+        <w:rPr>
+          <w:rFonts w:ascii="Times New Roman" w:hAnsi="Times New Roman"/>
+          <w:outline w:val="0"/>
+          <w:color w:val="000000"/>
+          <w:sz w:val="20"/>
+          <w:szCs w:val="20"/>
+          <w:shd w:val="clear" w:color="auto" w:fill="fffeff"/>
+          <w:rtl w:val="0"/>
+          <w:lang w:val="en-US"/>
+          <w14:textFill>
+            <w14:solidFill>
+              <w14:srgbClr w14:val="000000">
+                <w14:alpha w14:val="14999"/>
+              </w14:srgbClr>
+            </w14:solidFill>
+          </w14:textFill>
+        </w:rPr>
+        <w:t xml:space="preserve"> [8]</w:t>
+      </w:r>
+      <w:r>
+        <w:rPr>
+          <w:rFonts w:ascii="Times New Roman" w:hAnsi="Times New Roman"/>
+          <w:outline w:val="0"/>
+          <w:color w:val="000000"/>
+          <w:sz w:val="20"/>
+          <w:szCs w:val="20"/>
+          <w:shd w:val="clear" w:color="auto" w:fill="fffeff"/>
+          <w:rtl w:val="0"/>
+          <w14:textFill>
+            <w14:solidFill>
+              <w14:srgbClr w14:val="000000">
+                <w14:alpha w14:val="14999"/>
+              </w14:srgbClr>
+            </w14:solidFill>
+          </w14:textFill>
         </w:rPr>
         <w:t xml:space="preserve">. </w:t>
       </w:r>
       <w:r>
         <w:rPr>
-          <w:rtl w:val="0"/>
-        </w:rPr>
-        <w:t>После заглавља треба оставити два празна реда за накнадно уписивање УДК броја и ДОИ идентификатора</w:t>
-      </w:r>
-      <w:r>
-        <w:rPr>
-          <w:rtl w:val="0"/>
+          <w:rFonts w:ascii="Times New Roman" w:hAnsi="Times New Roman" w:hint="default"/>
+          <w:outline w:val="0"/>
+          <w:color w:val="000000"/>
+          <w:sz w:val="20"/>
+          <w:szCs w:val="20"/>
+          <w:shd w:val="clear" w:color="auto" w:fill="fffeff"/>
+          <w:rtl w:val="0"/>
+          <w14:textFill>
+            <w14:solidFill>
+              <w14:srgbClr w14:val="000000">
+                <w14:alpha w14:val="14999"/>
+              </w14:srgbClr>
+            </w14:solidFill>
+          </w14:textFill>
+        </w:rPr>
+        <w:t xml:space="preserve">Овај образац омогућава </w:t>
+      </w:r>
+      <w:r>
+        <w:rPr>
+          <w:rFonts w:ascii="Times New Roman" w:hAnsi="Times New Roman"/>
+          <w:outline w:val="0"/>
+          <w:color w:val="000000"/>
+          <w:sz w:val="20"/>
+          <w:szCs w:val="20"/>
+          <w:shd w:val="clear" w:color="auto" w:fill="fffeff"/>
+          <w:rtl w:val="0"/>
+          <w:lang w:val="da-DK"/>
+          <w14:textFill>
+            <w14:solidFill>
+              <w14:srgbClr w14:val="000000">
+                <w14:alpha w14:val="14999"/>
+              </w14:srgbClr>
+            </w14:solidFill>
+          </w14:textFill>
+        </w:rPr>
+        <w:t>LLM-</w:t>
+      </w:r>
+      <w:r>
+        <w:rPr>
+          <w:rFonts w:ascii="Times New Roman" w:hAnsi="Times New Roman" w:hint="default"/>
+          <w:outline w:val="0"/>
+          <w:color w:val="000000"/>
+          <w:sz w:val="20"/>
+          <w:szCs w:val="20"/>
+          <w:shd w:val="clear" w:color="auto" w:fill="fffeff"/>
+          <w:rtl w:val="0"/>
+          <w14:textFill>
+            <w14:solidFill>
+              <w14:srgbClr w14:val="000000">
+                <w14:alpha w14:val="14999"/>
+              </w14:srgbClr>
+            </w14:solidFill>
+          </w14:textFill>
+        </w:rPr>
+        <w:t>у да аутономно прикупља информације о окружењу</w:t>
+      </w:r>
+      <w:r>
+        <w:rPr>
+          <w:rFonts w:ascii="Times New Roman" w:hAnsi="Times New Roman"/>
+          <w:outline w:val="0"/>
+          <w:color w:val="000000"/>
+          <w:sz w:val="20"/>
+          <w:szCs w:val="20"/>
+          <w:shd w:val="clear" w:color="auto" w:fill="fffeff"/>
+          <w:rtl w:val="0"/>
+          <w14:textFill>
+            <w14:solidFill>
+              <w14:srgbClr w14:val="000000">
+                <w14:alpha w14:val="14999"/>
+              </w14:srgbClr>
+            </w14:solidFill>
+          </w14:textFill>
+        </w:rPr>
+        <w:t xml:space="preserve">, </w:t>
+      </w:r>
+      <w:r>
+        <w:rPr>
+          <w:rFonts w:ascii="Times New Roman" w:hAnsi="Times New Roman" w:hint="default"/>
+          <w:outline w:val="0"/>
+          <w:color w:val="000000"/>
+          <w:sz w:val="20"/>
+          <w:szCs w:val="20"/>
+          <w:shd w:val="clear" w:color="auto" w:fill="fffeff"/>
+          <w:rtl w:val="0"/>
+          <w14:textFill>
+            <w14:solidFill>
+              <w14:srgbClr w14:val="000000">
+                <w14:alpha w14:val="14999"/>
+              </w14:srgbClr>
+            </w14:solidFill>
+          </w14:textFill>
+        </w:rPr>
+        <w:t>планира и реагује на резултате команди без људске интервенције</w:t>
+      </w:r>
+      <w:r>
+        <w:rPr>
+          <w:rFonts w:ascii="Times New Roman" w:hAnsi="Times New Roman"/>
+          <w:outline w:val="0"/>
+          <w:color w:val="000000"/>
+          <w:sz w:val="20"/>
+          <w:szCs w:val="20"/>
+          <w:shd w:val="clear" w:color="auto" w:fill="fffeff"/>
+          <w:rtl w:val="0"/>
+          <w14:textFill>
+            <w14:solidFill>
+              <w14:srgbClr w14:val="000000">
+                <w14:alpha w14:val="14999"/>
+              </w14:srgbClr>
+            </w14:solidFill>
+          </w14:textFill>
+        </w:rPr>
+        <w:t>.</w:t>
+      </w:r>
+    </w:p>
+    <w:p>
+      <w:pPr>
+        <w:pStyle w:val="Default"/>
+        <w:tabs>
+          <w:tab w:val="left" w:pos="593"/>
+          <w:tab w:val="left" w:pos="1186"/>
+          <w:tab w:val="left" w:pos="1779"/>
+          <w:tab w:val="left" w:pos="2372"/>
+          <w:tab w:val="left" w:pos="2965"/>
+          <w:tab w:val="left" w:pos="3558"/>
+          <w:tab w:val="left" w:pos="4151"/>
+          <w:tab w:val="left" w:pos="4744"/>
+          <w:tab w:val="left" w:pos="5337"/>
+          <w:tab w:val="left" w:pos="5930"/>
+          <w:tab w:val="left" w:pos="6523"/>
+          <w:tab w:val="left" w:pos="7116"/>
+          <w:tab w:val="left" w:pos="7709"/>
+          <w:tab w:val="left" w:pos="8302"/>
+          <w:tab w:val="left" w:pos="8895"/>
+          <w:tab w:val="left" w:pos="9488"/>
+        </w:tabs>
+        <w:suppressAutoHyphens w:val="1"/>
+        <w:spacing w:before="0" w:line="240" w:lineRule="auto"/>
+        <w:jc w:val="left"/>
+        <w:rPr>
+          <w:rFonts w:ascii="Times New Roman" w:cs="Times New Roman" w:hAnsi="Times New Roman" w:eastAsia="Times New Roman"/>
+          <w:outline w:val="0"/>
+          <w:color w:val="000000"/>
+          <w:sz w:val="20"/>
+          <w:szCs w:val="20"/>
+          <w:shd w:val="clear" w:color="auto" w:fill="fffeff"/>
+          <w14:textFill>
+            <w14:solidFill>
+              <w14:srgbClr w14:val="000000">
+                <w14:alpha w14:val="14999"/>
+              </w14:srgbClr>
+            </w14:solidFill>
+          </w14:textFill>
+        </w:rPr>
+      </w:pPr>
+    </w:p>
+    <w:p>
+      <w:pPr>
+        <w:pStyle w:val="Default"/>
+        <w:tabs>
+          <w:tab w:val="left" w:pos="593"/>
+          <w:tab w:val="left" w:pos="1186"/>
+          <w:tab w:val="left" w:pos="1779"/>
+          <w:tab w:val="left" w:pos="2372"/>
+          <w:tab w:val="left" w:pos="2965"/>
+          <w:tab w:val="left" w:pos="3558"/>
+          <w:tab w:val="left" w:pos="4151"/>
+          <w:tab w:val="left" w:pos="4744"/>
+          <w:tab w:val="left" w:pos="5337"/>
+          <w:tab w:val="left" w:pos="5930"/>
+          <w:tab w:val="left" w:pos="6523"/>
+          <w:tab w:val="left" w:pos="7116"/>
+          <w:tab w:val="left" w:pos="7709"/>
+          <w:tab w:val="left" w:pos="8302"/>
+          <w:tab w:val="left" w:pos="8895"/>
+          <w:tab w:val="left" w:pos="9488"/>
+        </w:tabs>
+        <w:suppressAutoHyphens w:val="1"/>
+        <w:spacing w:before="0" w:line="240" w:lineRule="auto"/>
+        <w:jc w:val="left"/>
+        <w:rPr>
+          <w:rFonts w:ascii="Times New Roman" w:cs="Times New Roman" w:hAnsi="Times New Roman" w:eastAsia="Times New Roman"/>
+          <w:outline w:val="0"/>
+          <w:color w:val="000000"/>
+          <w:sz w:val="20"/>
+          <w:szCs w:val="20"/>
+          <w:shd w:val="clear" w:color="auto" w:fill="fffeff"/>
+          <w14:textFill>
+            <w14:solidFill>
+              <w14:srgbClr w14:val="000000">
+                <w14:alpha w14:val="14999"/>
+              </w14:srgbClr>
+            </w14:solidFill>
+          </w14:textFill>
+        </w:rPr>
+      </w:pPr>
+      <w:r>
+        <w:rPr>
+          <w:rFonts w:ascii="Times New Roman" w:hAnsi="Times New Roman"/>
+          <w:outline w:val="0"/>
+          <w:color w:val="000000"/>
+          <w:sz w:val="20"/>
+          <w:szCs w:val="20"/>
+          <w:shd w:val="clear" w:color="auto" w:fill="fffeff"/>
+          <w:rtl w:val="0"/>
+          <w:lang w:val="nl-NL"/>
+          <w14:textFill>
+            <w14:solidFill>
+              <w14:srgbClr w14:val="000000">
+                <w14:alpha w14:val="14999"/>
+              </w14:srgbClr>
+            </w14:solidFill>
+          </w14:textFill>
+        </w:rPr>
+        <w:t xml:space="preserve">Happe </w:t>
+      </w:r>
+      <w:r>
+        <w:rPr>
+          <w:rFonts w:ascii="Times New Roman" w:hAnsi="Times New Roman" w:hint="default"/>
+          <w:outline w:val="0"/>
+          <w:color w:val="000000"/>
+          <w:sz w:val="20"/>
+          <w:szCs w:val="20"/>
+          <w:shd w:val="clear" w:color="auto" w:fill="fffeff"/>
+          <w:rtl w:val="0"/>
+          <w14:textFill>
+            <w14:solidFill>
+              <w14:srgbClr w14:val="000000">
+                <w14:alpha w14:val="14999"/>
+              </w14:srgbClr>
+            </w14:solidFill>
+          </w14:textFill>
+        </w:rPr>
+        <w:t xml:space="preserve">и </w:t>
+      </w:r>
+      <w:r>
+        <w:rPr>
+          <w:rFonts w:ascii="Times New Roman" w:hAnsi="Times New Roman"/>
+          <w:outline w:val="0"/>
+          <w:color w:val="000000"/>
+          <w:sz w:val="20"/>
+          <w:szCs w:val="20"/>
+          <w:shd w:val="clear" w:color="auto" w:fill="fffeff"/>
+          <w:rtl w:val="0"/>
+          <w:lang w:val="it-IT"/>
+          <w14:textFill>
+            <w14:solidFill>
+              <w14:srgbClr w14:val="000000">
+                <w14:alpha w14:val="14999"/>
+              </w14:srgbClr>
+            </w14:solidFill>
+          </w14:textFill>
+        </w:rPr>
+        <w:t xml:space="preserve">Cito </w:t>
+      </w:r>
+      <w:r>
+        <w:rPr>
+          <w:rFonts w:ascii="Times New Roman" w:hAnsi="Times New Roman" w:hint="default"/>
+          <w:outline w:val="0"/>
+          <w:color w:val="000000"/>
+          <w:sz w:val="20"/>
+          <w:szCs w:val="20"/>
+          <w:shd w:val="clear" w:color="auto" w:fill="fffeff"/>
+          <w:rtl w:val="0"/>
+          <w:lang w:val="ru-RU"/>
+          <w14:textFill>
+            <w14:solidFill>
+              <w14:srgbClr w14:val="000000">
+                <w14:alpha w14:val="14999"/>
+              </w14:srgbClr>
+            </w14:solidFill>
+          </w14:textFill>
+        </w:rPr>
+        <w:t xml:space="preserve">демонстрирали су да </w:t>
+      </w:r>
+      <w:r>
+        <w:rPr>
+          <w:rFonts w:ascii="Times New Roman" w:hAnsi="Times New Roman"/>
+          <w:outline w:val="0"/>
+          <w:color w:val="000000"/>
+          <w:sz w:val="20"/>
+          <w:szCs w:val="20"/>
+          <w:shd w:val="clear" w:color="auto" w:fill="fffeff"/>
+          <w:rtl w:val="0"/>
+          <w14:textFill>
+            <w14:solidFill>
+              <w14:srgbClr w14:val="000000">
+                <w14:alpha w14:val="14999"/>
+              </w14:srgbClr>
+            </w14:solidFill>
+          </w14:textFill>
+        </w:rPr>
+        <w:t xml:space="preserve">GPT-3.5 </w:t>
+      </w:r>
+      <w:r>
+        <w:rPr>
+          <w:rFonts w:ascii="Times New Roman" w:hAnsi="Times New Roman" w:hint="default"/>
+          <w:outline w:val="0"/>
+          <w:color w:val="000000"/>
+          <w:sz w:val="20"/>
+          <w:szCs w:val="20"/>
+          <w:shd w:val="clear" w:color="auto" w:fill="fffeff"/>
+          <w:rtl w:val="0"/>
+          <w14:textFill>
+            <w14:solidFill>
+              <w14:srgbClr w14:val="000000">
+                <w14:alpha w14:val="14999"/>
+              </w14:srgbClr>
+            </w14:solidFill>
+          </w14:textFill>
+        </w:rPr>
+        <w:t xml:space="preserve">може редовно да стекне </w:t>
+      </w:r>
+      <w:r>
+        <w:rPr>
+          <w:rFonts w:ascii="Times New Roman" w:hAnsi="Times New Roman"/>
+          <w:outline w:val="0"/>
+          <w:color w:val="000000"/>
+          <w:sz w:val="20"/>
+          <w:szCs w:val="20"/>
+          <w:shd w:val="clear" w:color="auto" w:fill="fffeff"/>
+          <w:rtl w:val="0"/>
+          <w:lang w:val="nl-NL"/>
+          <w14:textFill>
+            <w14:solidFill>
+              <w14:srgbClr w14:val="000000">
+                <w14:alpha w14:val="14999"/>
+              </w14:srgbClr>
+            </w14:solidFill>
+          </w14:textFill>
+        </w:rPr>
+        <w:t xml:space="preserve">root </w:t>
+      </w:r>
+      <w:r>
+        <w:rPr>
+          <w:rFonts w:ascii="Times New Roman" w:hAnsi="Times New Roman" w:hint="default"/>
+          <w:outline w:val="0"/>
+          <w:color w:val="000000"/>
+          <w:sz w:val="20"/>
+          <w:szCs w:val="20"/>
+          <w:shd w:val="clear" w:color="auto" w:fill="fffeff"/>
+          <w:rtl w:val="0"/>
+          <w14:textFill>
+            <w14:solidFill>
+              <w14:srgbClr w14:val="000000">
+                <w14:alpha w14:val="14999"/>
+              </w14:srgbClr>
+            </w14:solidFill>
+          </w14:textFill>
+        </w:rPr>
+        <w:t>привилегије на рањивој виртуелној машини аутоматизованим пенетрационим тестирањем</w:t>
+      </w:r>
+      <w:r>
+        <w:rPr>
+          <w:rFonts w:ascii="Times New Roman" w:hAnsi="Times New Roman"/>
+          <w:outline w:val="0"/>
+          <w:color w:val="000000"/>
+          <w:sz w:val="20"/>
+          <w:szCs w:val="20"/>
+          <w:shd w:val="clear" w:color="auto" w:fill="fffeff"/>
+          <w:rtl w:val="0"/>
+          <w:lang w:val="en-US"/>
+          <w14:textFill>
+            <w14:solidFill>
+              <w14:srgbClr w14:val="000000">
+                <w14:alpha w14:val="14999"/>
+              </w14:srgbClr>
+            </w14:solidFill>
+          </w14:textFill>
+        </w:rPr>
+        <w:t xml:space="preserve"> [9]</w:t>
+      </w:r>
+      <w:r>
+        <w:rPr>
+          <w:rFonts w:ascii="Times New Roman" w:hAnsi="Times New Roman"/>
+          <w:outline w:val="0"/>
+          <w:color w:val="000000"/>
+          <w:sz w:val="20"/>
+          <w:szCs w:val="20"/>
+          <w:shd w:val="clear" w:color="auto" w:fill="fffeff"/>
+          <w:rtl w:val="0"/>
+          <w14:textFill>
+            <w14:solidFill>
+              <w14:srgbClr w14:val="000000">
+                <w14:alpha w14:val="14999"/>
+              </w14:srgbClr>
+            </w14:solidFill>
+          </w14:textFill>
+        </w:rPr>
+        <w:t xml:space="preserve">. Fang </w:t>
+      </w:r>
+      <w:r>
+        <w:rPr>
+          <w:rFonts w:ascii="Times New Roman" w:hAnsi="Times New Roman" w:hint="default"/>
+          <w:outline w:val="0"/>
+          <w:color w:val="000000"/>
+          <w:sz w:val="20"/>
+          <w:szCs w:val="20"/>
+          <w:shd w:val="clear" w:color="auto" w:fill="fffeff"/>
+          <w:rtl w:val="0"/>
+          <w14:textFill>
+            <w14:solidFill>
+              <w14:srgbClr w14:val="000000">
+                <w14:alpha w14:val="14999"/>
+              </w14:srgbClr>
+            </w14:solidFill>
+          </w14:textFill>
+        </w:rPr>
+        <w:t>и сарадници</w:t>
+      </w:r>
+      <w:r>
+        <w:rPr>
+          <w:rFonts w:ascii="Times New Roman" w:hAnsi="Times New Roman"/>
+          <w:outline w:val="0"/>
+          <w:color w:val="000000"/>
+          <w:sz w:val="20"/>
+          <w:szCs w:val="20"/>
+          <w:shd w:val="clear" w:color="auto" w:fill="fffeff"/>
+          <w:rtl w:val="0"/>
+          <w:lang w:val="en-US"/>
+          <w14:textFill>
+            <w14:solidFill>
+              <w14:srgbClr w14:val="000000">
+                <w14:alpha w14:val="14999"/>
+              </w14:srgbClr>
+            </w14:solidFill>
+          </w14:textFill>
+        </w:rPr>
+        <w:t xml:space="preserve"> [4]</w:t>
+      </w:r>
+      <w:r>
+        <w:rPr>
+          <w:rFonts w:ascii="Times New Roman" w:hAnsi="Times New Roman" w:hint="default"/>
+          <w:outline w:val="0"/>
+          <w:color w:val="000000"/>
+          <w:sz w:val="20"/>
+          <w:szCs w:val="20"/>
+          <w:shd w:val="clear" w:color="auto" w:fill="fffeff"/>
+          <w:rtl w:val="0"/>
+          <w:lang w:val="ru-RU"/>
+          <w14:textFill>
+            <w14:solidFill>
+              <w14:srgbClr w14:val="000000">
+                <w14:alpha w14:val="14999"/>
+              </w14:srgbClr>
+            </w14:solidFill>
+          </w14:textFill>
+        </w:rPr>
+        <w:t xml:space="preserve"> постигли су </w:t>
+      </w:r>
+      <w:r>
+        <w:rPr>
+          <w:rFonts w:ascii="Times New Roman" w:hAnsi="Times New Roman"/>
+          <w:outline w:val="0"/>
+          <w:color w:val="000000"/>
+          <w:sz w:val="20"/>
+          <w:szCs w:val="20"/>
+          <w:shd w:val="clear" w:color="auto" w:fill="fffeff"/>
+          <w:rtl w:val="0"/>
+          <w14:textFill>
+            <w14:solidFill>
+              <w14:srgbClr w14:val="000000">
+                <w14:alpha w14:val="14999"/>
+              </w14:srgbClr>
+            </w14:solidFill>
+          </w14:textFill>
+        </w:rPr>
+        <w:t xml:space="preserve">73,3% </w:t>
+      </w:r>
+      <w:r>
+        <w:rPr>
+          <w:rFonts w:ascii="Times New Roman" w:hAnsi="Times New Roman" w:hint="default"/>
+          <w:outline w:val="0"/>
+          <w:color w:val="000000"/>
+          <w:sz w:val="20"/>
+          <w:szCs w:val="20"/>
+          <w:shd w:val="clear" w:color="auto" w:fill="fffeff"/>
+          <w:rtl w:val="0"/>
+          <w:lang w:val="ru-RU"/>
+          <w14:textFill>
+            <w14:solidFill>
+              <w14:srgbClr w14:val="000000">
+                <w14:alpha w14:val="14999"/>
+              </w14:srgbClr>
+            </w14:solidFill>
+          </w14:textFill>
+        </w:rPr>
+        <w:t xml:space="preserve">стопу успеха на скупу </w:t>
+      </w:r>
+      <w:r>
+        <w:rPr>
+          <w:rFonts w:ascii="Times New Roman" w:hAnsi="Times New Roman"/>
+          <w:outline w:val="0"/>
+          <w:color w:val="000000"/>
+          <w:sz w:val="20"/>
+          <w:szCs w:val="20"/>
+          <w:shd w:val="clear" w:color="auto" w:fill="fffeff"/>
+          <w:rtl w:val="0"/>
+          <w14:textFill>
+            <w14:solidFill>
+              <w14:srgbClr w14:val="000000">
+                <w14:alpha w14:val="14999"/>
+              </w14:srgbClr>
+            </w14:solidFill>
+          </w14:textFill>
+        </w:rPr>
+        <w:t xml:space="preserve">15 </w:t>
+      </w:r>
+      <w:r>
+        <w:rPr>
+          <w:rFonts w:ascii="Times New Roman" w:hAnsi="Times New Roman" w:hint="default"/>
+          <w:outline w:val="0"/>
+          <w:color w:val="000000"/>
+          <w:sz w:val="20"/>
+          <w:szCs w:val="20"/>
+          <w:shd w:val="clear" w:color="auto" w:fill="fffeff"/>
+          <w:rtl w:val="0"/>
+          <w14:textFill>
+            <w14:solidFill>
+              <w14:srgbClr w14:val="000000">
+                <w14:alpha w14:val="14999"/>
+              </w14:srgbClr>
+            </w14:solidFill>
+          </w14:textFill>
+        </w:rPr>
+        <w:t>веб</w:t>
+      </w:r>
+      <w:r>
+        <w:rPr>
+          <w:rFonts w:ascii="Times New Roman" w:hAnsi="Times New Roman"/>
+          <w:outline w:val="0"/>
+          <w:color w:val="000000"/>
+          <w:sz w:val="20"/>
+          <w:szCs w:val="20"/>
+          <w:shd w:val="clear" w:color="auto" w:fill="fffeff"/>
+          <w:rtl w:val="0"/>
+          <w14:textFill>
+            <w14:solidFill>
+              <w14:srgbClr w14:val="000000">
+                <w14:alpha w14:val="14999"/>
+              </w14:srgbClr>
+            </w14:solidFill>
+          </w14:textFill>
+        </w:rPr>
+        <w:t>-</w:t>
+      </w:r>
+      <w:r>
+        <w:rPr>
+          <w:rFonts w:ascii="Times New Roman" w:hAnsi="Times New Roman" w:hint="default"/>
+          <w:outline w:val="0"/>
+          <w:color w:val="000000"/>
+          <w:sz w:val="20"/>
+          <w:szCs w:val="20"/>
+          <w:shd w:val="clear" w:color="auto" w:fill="fffeff"/>
+          <w:rtl w:val="0"/>
+          <w:lang w:val="ru-RU"/>
+          <w14:textFill>
+            <w14:solidFill>
+              <w14:srgbClr w14:val="000000">
+                <w14:alpha w14:val="14999"/>
+              </w14:srgbClr>
+            </w14:solidFill>
+          </w14:textFill>
+        </w:rPr>
+        <w:t xml:space="preserve">рањивости уз трошак испод </w:t>
+      </w:r>
+      <w:r>
+        <w:rPr>
+          <w:rFonts w:ascii="Times New Roman" w:hAnsi="Times New Roman"/>
+          <w:outline w:val="0"/>
+          <w:color w:val="000000"/>
+          <w:sz w:val="20"/>
+          <w:szCs w:val="20"/>
+          <w:shd w:val="clear" w:color="auto" w:fill="fffeff"/>
+          <w:rtl w:val="0"/>
+          <w14:textFill>
+            <w14:solidFill>
+              <w14:srgbClr w14:val="000000">
+                <w14:alpha w14:val="14999"/>
+              </w14:srgbClr>
+            </w14:solidFill>
+          </w14:textFill>
+        </w:rPr>
+        <w:t xml:space="preserve">10 USD </w:t>
+      </w:r>
+      <w:r>
+        <w:rPr>
+          <w:rFonts w:ascii="Times New Roman" w:hAnsi="Times New Roman" w:hint="default"/>
+          <w:outline w:val="0"/>
+          <w:color w:val="000000"/>
+          <w:sz w:val="20"/>
+          <w:szCs w:val="20"/>
+          <w:shd w:val="clear" w:color="auto" w:fill="fffeff"/>
+          <w:rtl w:val="0"/>
+          <w:lang w:val="ru-RU"/>
+          <w14:textFill>
+            <w14:solidFill>
+              <w14:srgbClr w14:val="000000">
+                <w14:alpha w14:val="14999"/>
+              </w14:srgbClr>
+            </w14:solidFill>
+          </w14:textFill>
+        </w:rPr>
+        <w:t>по покушају</w:t>
+      </w:r>
+      <w:r>
+        <w:rPr>
+          <w:rFonts w:ascii="Times New Roman" w:hAnsi="Times New Roman"/>
+          <w:outline w:val="0"/>
+          <w:color w:val="000000"/>
+          <w:sz w:val="20"/>
+          <w:szCs w:val="20"/>
+          <w:shd w:val="clear" w:color="auto" w:fill="fffeff"/>
+          <w:rtl w:val="0"/>
+          <w14:textFill>
+            <w14:solidFill>
+              <w14:srgbClr w14:val="000000">
+                <w14:alpha w14:val="14999"/>
+              </w14:srgbClr>
+            </w14:solidFill>
+          </w14:textFill>
+        </w:rPr>
+        <w:t xml:space="preserve">. Zhu </w:t>
+      </w:r>
+      <w:r>
+        <w:rPr>
+          <w:rFonts w:ascii="Times New Roman" w:hAnsi="Times New Roman" w:hint="default"/>
+          <w:outline w:val="0"/>
+          <w:color w:val="000000"/>
+          <w:sz w:val="20"/>
+          <w:szCs w:val="20"/>
+          <w:shd w:val="clear" w:color="auto" w:fill="fffeff"/>
+          <w:rtl w:val="0"/>
+          <w14:textFill>
+            <w14:solidFill>
+              <w14:srgbClr w14:val="000000">
+                <w14:alpha w14:val="14999"/>
+              </w14:srgbClr>
+            </w14:solidFill>
+          </w14:textFill>
+        </w:rPr>
+        <w:t>и сарадници</w:t>
+      </w:r>
+      <w:r>
+        <w:rPr>
+          <w:rFonts w:ascii="Times New Roman" w:hAnsi="Times New Roman"/>
+          <w:outline w:val="0"/>
+          <w:color w:val="000000"/>
+          <w:sz w:val="20"/>
+          <w:szCs w:val="20"/>
+          <w:shd w:val="clear" w:color="auto" w:fill="fffeff"/>
+          <w:rtl w:val="0"/>
+          <w:lang w:val="en-US"/>
+          <w14:textFill>
+            <w14:solidFill>
+              <w14:srgbClr w14:val="000000">
+                <w14:alpha w14:val="14999"/>
+              </w14:srgbClr>
+            </w14:solidFill>
+          </w14:textFill>
+        </w:rPr>
+        <w:t xml:space="preserve"> [5]</w:t>
+      </w:r>
+      <w:r>
+        <w:rPr>
+          <w:rFonts w:ascii="Times New Roman" w:hAnsi="Times New Roman" w:hint="default"/>
+          <w:outline w:val="0"/>
+          <w:color w:val="000000"/>
+          <w:sz w:val="20"/>
+          <w:szCs w:val="20"/>
+          <w:shd w:val="clear" w:color="auto" w:fill="fffeff"/>
+          <w:rtl w:val="0"/>
+          <w14:textFill>
+            <w14:solidFill>
+              <w14:srgbClr w14:val="000000">
+                <w14:alpha w14:val="14999"/>
+              </w14:srgbClr>
+            </w14:solidFill>
+          </w14:textFill>
+        </w:rPr>
+        <w:t xml:space="preserve"> проширили су ово на рањивости нултог дана са хијерархијским тимовима агената</w:t>
+      </w:r>
+      <w:r>
+        <w:rPr>
+          <w:rFonts w:ascii="Times New Roman" w:hAnsi="Times New Roman"/>
+          <w:outline w:val="0"/>
+          <w:color w:val="000000"/>
+          <w:sz w:val="20"/>
+          <w:szCs w:val="20"/>
+          <w:shd w:val="clear" w:color="auto" w:fill="fffeff"/>
+          <w:rtl w:val="0"/>
+          <w14:textFill>
+            <w14:solidFill>
+              <w14:srgbClr w14:val="000000">
+                <w14:alpha w14:val="14999"/>
+              </w14:srgbClr>
+            </w14:solidFill>
+          </w14:textFill>
+        </w:rPr>
+        <w:t xml:space="preserve">, </w:t>
+      </w:r>
+      <w:r>
+        <w:rPr>
+          <w:rFonts w:ascii="Times New Roman" w:hAnsi="Times New Roman" w:hint="default"/>
+          <w:outline w:val="0"/>
+          <w:color w:val="000000"/>
+          <w:sz w:val="20"/>
+          <w:szCs w:val="20"/>
+          <w:shd w:val="clear" w:color="auto" w:fill="fffeff"/>
+          <w:rtl w:val="0"/>
+          <w14:textFill>
+            <w14:solidFill>
+              <w14:srgbClr w14:val="000000">
+                <w14:alpha w14:val="14999"/>
+              </w14:srgbClr>
+            </w14:solidFill>
+          </w14:textFill>
+        </w:rPr>
+        <w:t xml:space="preserve">постижући </w:t>
+      </w:r>
+      <w:r>
+        <w:rPr>
+          <w:rFonts w:ascii="Times New Roman" w:hAnsi="Times New Roman"/>
+          <w:outline w:val="0"/>
+          <w:color w:val="000000"/>
+          <w:sz w:val="20"/>
+          <w:szCs w:val="20"/>
+          <w:shd w:val="clear" w:color="auto" w:fill="fffeff"/>
+          <w:rtl w:val="0"/>
+          <w14:textFill>
+            <w14:solidFill>
+              <w14:srgbClr w14:val="000000">
+                <w14:alpha w14:val="14999"/>
+              </w14:srgbClr>
+            </w14:solidFill>
+          </w14:textFill>
+        </w:rPr>
+        <w:t xml:space="preserve">42% </w:t>
+      </w:r>
+      <w:r>
+        <w:rPr>
+          <w:rFonts w:ascii="Times New Roman" w:hAnsi="Times New Roman" w:hint="default"/>
+          <w:outline w:val="0"/>
+          <w:color w:val="000000"/>
+          <w:sz w:val="20"/>
+          <w:szCs w:val="20"/>
+          <w:shd w:val="clear" w:color="auto" w:fill="fffeff"/>
+          <w:rtl w:val="0"/>
+          <w14:textFill>
+            <w14:solidFill>
+              <w14:srgbClr w14:val="000000">
+                <w14:alpha w14:val="14999"/>
+              </w14:srgbClr>
+            </w14:solidFill>
+          </w14:textFill>
+        </w:rPr>
+        <w:t>при пет покушаја по рањивости</w:t>
+      </w:r>
+      <w:r>
+        <w:rPr>
+          <w:rFonts w:ascii="Times New Roman" w:hAnsi="Times New Roman"/>
+          <w:outline w:val="0"/>
+          <w:color w:val="1336ff"/>
+          <w:sz w:val="20"/>
+          <w:szCs w:val="20"/>
+          <w:shd w:val="clear" w:color="auto" w:fill="fffeff"/>
+          <w:rtl w:val="0"/>
+          <w14:textFill>
+            <w14:solidFill>
+              <w14:srgbClr w14:val="1337FF"/>
+            </w14:solidFill>
+          </w14:textFill>
+        </w:rPr>
+        <w:t>.</w:t>
+      </w:r>
+      <w:r>
+        <w:rPr>
+          <w:rFonts w:ascii="Times New Roman" w:hAnsi="Times New Roman" w:hint="default"/>
+          <w:outline w:val="0"/>
+          <w:color w:val="000000"/>
+          <w:sz w:val="20"/>
+          <w:szCs w:val="20"/>
+          <w:shd w:val="clear" w:color="auto" w:fill="fffeff"/>
+          <w:rtl w:val="0"/>
+          <w14:textFill>
+            <w14:solidFill>
+              <w14:srgbClr w14:val="000000">
+                <w14:alpha w14:val="14999"/>
+              </w14:srgbClr>
+            </w14:solidFill>
+          </w14:textFill>
+        </w:rPr>
+        <w:t xml:space="preserve"> Сви ови радови циљају апликативни слој</w:t>
+      </w:r>
+      <w:r>
+        <w:rPr>
+          <w:rFonts w:ascii="Times New Roman" w:hAnsi="Times New Roman"/>
+          <w:outline w:val="0"/>
+          <w:color w:val="000000"/>
+          <w:sz w:val="20"/>
+          <w:szCs w:val="20"/>
+          <w:shd w:val="clear" w:color="auto" w:fill="fffeff"/>
+          <w:rtl w:val="0"/>
+          <w14:textFill>
+            <w14:solidFill>
+              <w14:srgbClr w14:val="000000">
+                <w14:alpha w14:val="14999"/>
+              </w14:srgbClr>
+            </w14:solidFill>
+          </w14:textFill>
         </w:rPr>
         <w:t xml:space="preserve">. </w:t>
       </w:r>
       <w:r>
         <w:rPr>
-          <w:rtl w:val="0"/>
-        </w:rPr>
-        <w:t>Ове податке уноси Уређивачки одбор Зборника у коначну верзију рада</w:t>
-      </w:r>
-      <w:r>
-        <w:rPr>
-          <w:rtl w:val="0"/>
-        </w:rPr>
-        <w:t>.</w:t>
-      </w:r>
-    </w:p>
-    <w:p>
-      <w:pPr>
-        <w:pStyle w:val="0 - Текст рада"/>
-      </w:pPr>
-      <w:r>
-        <w:rPr>
-          <w:rtl w:val="0"/>
-        </w:rPr>
-        <w:t xml:space="preserve">На средини прве странице рукописа написати пуномасним словима </w:t>
-      </w:r>
-      <w:r>
-        <w:rPr>
-          <w:rtl w:val="0"/>
-        </w:rPr>
-        <w:t>(</w:t>
-      </w:r>
-      <w:r>
-        <w:rPr>
-          <w:i w:val="1"/>
-          <w:iCs w:val="1"/>
+          <w:rFonts w:ascii="Times New Roman" w:hAnsi="Times New Roman" w:hint="default"/>
+          <w:outline w:val="0"/>
+          <w:color w:val="000000"/>
+          <w:sz w:val="20"/>
+          <w:szCs w:val="20"/>
+          <w:shd w:val="clear" w:color="auto" w:fill="fffeff"/>
+          <w:rtl w:val="0"/>
+          <w:lang w:val="ru-RU"/>
+          <w14:textFill>
+            <w14:solidFill>
+              <w14:srgbClr w14:val="000000">
+                <w14:alpha w14:val="14999"/>
+              </w14:srgbClr>
+            </w14:solidFill>
+          </w14:textFill>
+        </w:rPr>
+        <w:t xml:space="preserve">Ниједно претходно истраживање није систематски евалуирало да ли </w:t>
+      </w:r>
+      <w:r>
+        <w:rPr>
+          <w:rFonts w:ascii="Times New Roman" w:hAnsi="Times New Roman"/>
+          <w:outline w:val="0"/>
+          <w:color w:val="000000"/>
+          <w:sz w:val="20"/>
+          <w:szCs w:val="20"/>
+          <w:shd w:val="clear" w:color="auto" w:fill="fffeff"/>
           <w:rtl w:val="0"/>
           <w:lang w:val="da-DK"/>
-        </w:rPr>
-        <w:t>bold</w:t>
-      </w:r>
-      <w:r>
-        <w:rPr>
-          <w:rtl w:val="0"/>
-        </w:rPr>
-        <w:t xml:space="preserve">) </w:t>
-      </w:r>
-      <w:r>
-        <w:rPr>
+          <w14:textFill>
+            <w14:solidFill>
+              <w14:srgbClr w14:val="000000">
+                <w14:alpha w14:val="14999"/>
+              </w14:srgbClr>
+            </w14:solidFill>
+          </w14:textFill>
+        </w:rPr>
+        <w:t xml:space="preserve">LLM </w:t>
+      </w:r>
+      <w:r>
+        <w:rPr>
+          <w:rFonts w:ascii="Times New Roman" w:hAnsi="Times New Roman" w:hint="default"/>
+          <w:outline w:val="0"/>
+          <w:color w:val="000000"/>
+          <w:sz w:val="20"/>
+          <w:szCs w:val="20"/>
+          <w:shd w:val="clear" w:color="auto" w:fill="fffeff"/>
           <w:rtl w:val="0"/>
           <w:lang w:val="ru-RU"/>
-        </w:rPr>
-        <w:t xml:space="preserve">величине </w:t>
-      </w:r>
-      <w:r>
-        <w:rPr>
-          <w:rtl w:val="0"/>
-        </w:rPr>
-        <w:t xml:space="preserve">12 </w:t>
-      </w:r>
-      <w:r>
-        <w:rPr>
-          <w:rtl w:val="0"/>
-        </w:rPr>
-        <w:t xml:space="preserve">наслов рада на српском језику </w:t>
-      </w:r>
-      <w:r>
-        <w:rPr>
-          <w:rtl w:val="0"/>
-        </w:rPr>
-        <w:t>(</w:t>
-      </w:r>
-      <w:r>
-        <w:rPr>
-          <w:rtl w:val="0"/>
-        </w:rPr>
-        <w:t>до два реда</w:t>
-      </w:r>
-      <w:r>
-        <w:rPr>
-          <w:rtl w:val="0"/>
-        </w:rPr>
-        <w:t xml:space="preserve">), </w:t>
-      </w:r>
-      <w:r>
-        <w:rPr>
-          <w:rtl w:val="0"/>
-        </w:rPr>
-        <w:t>а затим и наслов рада на енглеском језику</w:t>
-      </w:r>
-      <w:r>
-        <w:rPr>
-          <w:rtl w:val="0"/>
-        </w:rPr>
-        <w:t xml:space="preserve">. </w:t>
-      </w:r>
-      <w:r>
-        <w:rPr>
-          <w:rtl w:val="0"/>
-        </w:rPr>
-        <w:t>Испод наслова треба унети имена аутора и евентуалних коаутора</w:t>
-      </w:r>
-      <w:r>
-        <w:rPr>
-          <w:rtl w:val="0"/>
-        </w:rPr>
-        <w:t xml:space="preserve">, </w:t>
-      </w:r>
-      <w:r>
-        <w:rPr>
-          <w:rtl w:val="0"/>
-          <w:lang w:val="ru-RU"/>
-        </w:rPr>
-        <w:t>као и назив</w:t>
-      </w:r>
-      <w:r>
-        <w:rPr>
-          <w:rtl w:val="0"/>
-        </w:rPr>
-        <w:t>(</w:t>
-      </w:r>
-      <w:r>
-        <w:rPr>
-          <w:rtl w:val="0"/>
-        </w:rPr>
-        <w:t>е</w:t>
-      </w:r>
-      <w:r>
-        <w:rPr>
-          <w:rtl w:val="0"/>
-        </w:rPr>
-        <w:t xml:space="preserve">) </w:t>
-      </w:r>
-      <w:r>
-        <w:rPr>
-          <w:rtl w:val="0"/>
-          <w:lang w:val="ru-RU"/>
-        </w:rPr>
-        <w:t>њихових институција</w:t>
-      </w:r>
-      <w:r>
-        <w:rPr>
-          <w:rtl w:val="0"/>
-        </w:rPr>
-        <w:t xml:space="preserve">. </w:t>
-      </w:r>
-    </w:p>
-    <w:p>
-      <w:pPr>
-        <w:pStyle w:val="0 - Текст рада"/>
-      </w:pPr>
-      <w:r>
-        <w:rPr>
-          <w:rtl w:val="0"/>
-        </w:rPr>
-        <w:t>Ментор сам одлучује да ли ће он бити и коаутор рада</w:t>
-      </w:r>
-      <w:r>
-        <w:rPr>
-          <w:rtl w:val="0"/>
-        </w:rPr>
-        <w:t xml:space="preserve">. </w:t>
-      </w:r>
-      <w:r>
-        <w:rPr>
-          <w:rtl w:val="0"/>
-        </w:rPr>
-        <w:t>Ако ментор није коаутор</w:t>
-      </w:r>
-      <w:r>
-        <w:rPr>
-          <w:rtl w:val="0"/>
-        </w:rPr>
-        <w:t xml:space="preserve">, </w:t>
-      </w:r>
-      <w:r>
-        <w:rPr>
-          <w:rtl w:val="0"/>
-          <w:lang w:val="ru-RU"/>
-        </w:rPr>
-        <w:t>његово име се не спомиње на овом месту и његова биографија се не наводи на крају рада</w:t>
-      </w:r>
-      <w:r>
-        <w:rPr>
-          <w:rtl w:val="0"/>
-        </w:rPr>
-        <w:t xml:space="preserve">. </w:t>
-      </w:r>
-      <w:r>
-        <w:rPr>
-          <w:rtl w:val="0"/>
-        </w:rPr>
-        <w:t>Без обзира је ли ментор и коаутор рада</w:t>
-      </w:r>
-      <w:r>
-        <w:rPr>
-          <w:rtl w:val="0"/>
-        </w:rPr>
-        <w:t xml:space="preserve">, </w:t>
-      </w:r>
-      <w:r>
-        <w:rPr>
-          <w:rtl w:val="0"/>
-          <w:lang w:val="ru-RU"/>
-        </w:rPr>
-        <w:t>напомена о менторству је обавезна</w:t>
-      </w:r>
-      <w:r>
-        <w:rPr>
-          <w:rtl w:val="0"/>
-        </w:rPr>
-        <w:t>.</w:t>
-      </w:r>
-    </w:p>
-    <w:p>
-      <w:pPr>
-        <w:pStyle w:val="0 - Текст рада"/>
-      </w:pPr>
-    </w:p>
-    <w:p>
-      <w:pPr>
-        <w:pStyle w:val="2 - Подпоглавље"/>
+          <w14:textFill>
+            <w14:solidFill>
+              <w14:srgbClr w14:val="000000">
+                <w14:alpha w14:val="14999"/>
+              </w14:srgbClr>
+            </w14:solidFill>
+          </w14:textFill>
+        </w:rPr>
+        <w:t xml:space="preserve">агенти могу аутономно да наруше контејнерску изолацију кроз све три категорије које идентификују </w:t>
+      </w:r>
+      <w:r>
+        <w:rPr>
+          <w:rFonts w:ascii="Times New Roman" w:hAnsi="Times New Roman"/>
+          <w:outline w:val="0"/>
+          <w:color w:val="000000"/>
+          <w:sz w:val="20"/>
+          <w:szCs w:val="20"/>
+          <w:shd w:val="clear" w:color="auto" w:fill="fffeff"/>
+          <w:rtl w:val="0"/>
+          <w:lang w:val="nl-NL"/>
+          <w14:textFill>
+            <w14:solidFill>
+              <w14:srgbClr w14:val="000000">
+                <w14:alpha w14:val="14999"/>
+              </w14:srgbClr>
+            </w14:solidFill>
+          </w14:textFill>
+        </w:rPr>
+        <w:t xml:space="preserve">Reeves </w:t>
+      </w:r>
+      <w:r>
+        <w:rPr>
+          <w:rFonts w:ascii="Times New Roman" w:hAnsi="Times New Roman" w:hint="default"/>
+          <w:outline w:val="0"/>
+          <w:color w:val="000000"/>
+          <w:sz w:val="20"/>
+          <w:szCs w:val="20"/>
+          <w:shd w:val="clear" w:color="auto" w:fill="fffeff"/>
+          <w:rtl w:val="0"/>
+          <w14:textFill>
+            <w14:solidFill>
+              <w14:srgbClr w14:val="000000">
+                <w14:alpha w14:val="14999"/>
+              </w14:srgbClr>
+            </w14:solidFill>
+          </w14:textFill>
+        </w:rPr>
+        <w:t>и сарадници</w:t>
+      </w:r>
+      <w:r>
+        <w:rPr>
+          <w:rFonts w:ascii="Times New Roman" w:hAnsi="Times New Roman"/>
+          <w:outline w:val="0"/>
+          <w:color w:val="000000"/>
+          <w:sz w:val="20"/>
+          <w:szCs w:val="20"/>
+          <w:shd w:val="clear" w:color="auto" w:fill="fffeff"/>
+          <w:rtl w:val="0"/>
+          <w14:textFill>
+            <w14:solidFill>
+              <w14:srgbClr w14:val="000000">
+                <w14:alpha w14:val="14999"/>
+              </w14:srgbClr>
+            </w14:solidFill>
+          </w14:textFill>
+        </w:rPr>
+        <w:t xml:space="preserve"> </w:t>
+      </w:r>
+      <w:r>
+        <w:rPr>
+          <w:rFonts w:ascii="Times New Roman" w:hAnsi="Times New Roman"/>
+          <w:outline w:val="0"/>
+          <w:color w:val="000000"/>
+          <w:sz w:val="20"/>
+          <w:szCs w:val="20"/>
+          <w:shd w:val="clear" w:color="auto" w:fill="fffeff"/>
+          <w:rtl w:val="0"/>
+          <w:lang w:val="en-US"/>
+          <w14:textFill>
+            <w14:solidFill>
+              <w14:srgbClr w14:val="000000">
+                <w14:alpha w14:val="14999"/>
+              </w14:srgbClr>
+            </w14:solidFill>
+          </w14:textFill>
+        </w:rPr>
+        <w:t>[3].</w:t>
+      </w:r>
+    </w:p>
+    <w:p>
+      <w:pPr>
+        <w:pStyle w:val="1 - Поглавље"/>
         <w:numPr>
-          <w:ilvl w:val="1"/>
+          <w:ilvl w:val="0"/>
           <w:numId w:val="2"/>
         </w:numPr>
       </w:pPr>
@@ -1956,768 +3133,309 @@
         <w:rPr>
           <w:rtl w:val="0"/>
         </w:rPr>
-        <w:t>Писање израза</w:t>
-      </w:r>
-      <w:r>
-        <w:rPr>
-          <w:rtl w:val="0"/>
-        </w:rPr>
-        <w:t xml:space="preserve">, </w:t>
-      </w:r>
-      <w:r>
-        <w:rPr>
-          <w:rtl w:val="0"/>
-        </w:rPr>
-        <w:t>табела и подешавање слика</w:t>
-      </w:r>
-    </w:p>
-    <w:p>
-      <w:pPr>
-        <w:pStyle w:val="0 - Текст рада"/>
-      </w:pPr>
-      <w:r>
-        <w:rPr>
-          <w:rtl w:val="0"/>
-          <w:lang w:val="ru-RU"/>
-        </w:rPr>
-        <w:t>Математичке и друге операторе и величине које не узимају бројне вредности писати обичним словима</w:t>
-      </w:r>
-      <w:r>
-        <w:rPr>
-          <w:rtl w:val="0"/>
-        </w:rPr>
-        <w:t xml:space="preserve">, </w:t>
-      </w:r>
-      <w:r>
-        <w:rPr>
-          <w:rtl w:val="0"/>
-          <w:lang w:val="ru-RU"/>
-        </w:rPr>
-        <w:t xml:space="preserve">а величине које могу узимати бројне вредности – косим словима </w:t>
-      </w:r>
-      <w:r>
-        <w:rPr>
-          <w:rtl w:val="0"/>
-        </w:rPr>
-        <w:t>(</w:t>
-      </w:r>
-      <w:r>
-        <w:rPr>
-          <w:i w:val="1"/>
-          <w:iCs w:val="1"/>
-          <w:rtl w:val="0"/>
-          <w:lang w:val="it-IT"/>
-        </w:rPr>
-        <w:t>italic</w:t>
-      </w:r>
-      <w:r>
-        <w:rPr>
-          <w:rtl w:val="0"/>
-        </w:rPr>
-        <w:t xml:space="preserve">). </w:t>
-      </w:r>
-    </w:p>
-    <w:p>
-      <w:pPr>
-        <w:pStyle w:val="0 - Текст рада"/>
-      </w:pPr>
-      <w:r>
-        <w:rPr>
-          <w:rtl w:val="0"/>
-        </w:rPr>
-        <w:t>Дозвољена је употреба различитих едитора једначина</w:t>
-      </w:r>
-      <w:r>
-        <w:rPr>
-          <w:rtl w:val="0"/>
-        </w:rPr>
-        <w:t xml:space="preserve">, </w:t>
-      </w:r>
-      <w:r>
-        <w:rPr>
-          <w:rtl w:val="0"/>
-          <w:lang w:val="ru-RU"/>
-        </w:rPr>
-        <w:t>али се препоручују новији едитори</w:t>
-      </w:r>
-      <w:r>
-        <w:rPr>
-          <w:rtl w:val="0"/>
-        </w:rPr>
-        <w:t xml:space="preserve">, </w:t>
-      </w:r>
-      <w:r>
-        <w:rPr>
-          <w:rtl w:val="0"/>
-        </w:rPr>
-        <w:t>због квалитета коначне</w:t>
-      </w:r>
-      <w:r>
-        <w:rPr>
-          <w:rtl w:val="0"/>
-        </w:rPr>
-        <w:t xml:space="preserve">, </w:t>
-      </w:r>
-      <w:r>
-        <w:rPr>
-          <w:rtl w:val="0"/>
-        </w:rPr>
-        <w:t>штампане верзије текста</w:t>
-      </w:r>
-      <w:r>
-        <w:rPr>
-          <w:rtl w:val="0"/>
-        </w:rPr>
-        <w:t xml:space="preserve">. </w:t>
-      </w:r>
-      <w:r>
-        <w:rPr>
-          <w:rtl w:val="0"/>
-        </w:rPr>
-        <w:t>На пример</w:t>
-      </w:r>
-      <w:r>
-        <w:rPr>
-          <w:rtl w:val="0"/>
-          <w:lang w:val="es-ES_tradnl"/>
-        </w:rPr>
-        <w:t>, sin</w:t>
-      </w:r>
-      <w:r>
-        <w:rPr>
-          <w:i w:val="1"/>
-          <w:iCs w:val="1"/>
-          <w:rtl w:val="0"/>
-        </w:rPr>
-        <w:t>x</w:t>
-      </w:r>
-      <w:r>
-        <w:rPr>
-          <w:rtl w:val="0"/>
-        </w:rPr>
-        <w:t>, ln</w:t>
-      </w:r>
-      <w:r>
-        <w:rPr>
-          <w:i w:val="1"/>
-          <w:iCs w:val="1"/>
-          <w:rtl w:val="0"/>
-        </w:rPr>
-        <w:t>x</w:t>
-      </w:r>
-      <w:r>
-        <w:rPr>
-          <w:rtl w:val="0"/>
-        </w:rPr>
-        <w:t>(</w:t>
-      </w:r>
-      <w:r>
-        <w:rPr>
-          <w:i w:val="1"/>
-          <w:iCs w:val="1"/>
-          <w:rtl w:val="0"/>
-        </w:rPr>
-        <w:t>т</w:t>
-      </w:r>
-      <w:r>
-        <w:rPr>
-          <w:rtl w:val="0"/>
-        </w:rPr>
-        <w:t>), df(</w:t>
-      </w:r>
-      <w:r>
-        <w:rPr>
-          <w:i w:val="1"/>
-          <w:iCs w:val="1"/>
-          <w:rtl w:val="0"/>
-        </w:rPr>
-        <w:t>т</w:t>
-      </w:r>
-      <w:r>
-        <w:rPr>
-          <w:rtl w:val="0"/>
-          <w:lang w:val="en-US"/>
-        </w:rPr>
-        <w:t>)/d</w:t>
-      </w:r>
-      <w:r>
-        <w:rPr>
-          <w:i w:val="1"/>
-          <w:iCs w:val="1"/>
-          <w:rtl w:val="0"/>
-        </w:rPr>
-        <w:t>т</w:t>
-      </w:r>
-      <w:r>
-        <w:rPr>
-          <w:rtl w:val="0"/>
-        </w:rPr>
-        <w:t xml:space="preserve">, RC </w:t>
-      </w:r>
-      <w:r>
-        <w:rPr>
-          <w:rtl w:val="0"/>
-          <w:lang w:val="ru-RU"/>
-        </w:rPr>
-        <w:t xml:space="preserve">коло отпорности </w:t>
-      </w:r>
-      <w:r>
-        <w:rPr>
-          <w:i w:val="1"/>
-          <w:iCs w:val="1"/>
-          <w:rtl w:val="0"/>
-        </w:rPr>
-        <w:t>Р</w:t>
-      </w:r>
-      <w:r>
-        <w:rPr>
-          <w:rtl w:val="0"/>
-        </w:rPr>
-        <w:t>=250 k</w:t>
-      </w:r>
-      <w:r>
-        <w:rPr>
-          <w:rtl w:val="0"/>
-        </w:rPr>
-        <w:t>Ω</w:t>
-      </w:r>
-      <w:r>
-        <w:rPr>
-          <w:rtl w:val="0"/>
-        </w:rPr>
-        <w:t xml:space="preserve">. </w:t>
-      </w:r>
-    </w:p>
-    <w:p>
-      <w:pPr>
-        <w:pStyle w:val="0 - Текст рада"/>
-      </w:pPr>
-      <w:r>
-        <w:rPr>
-          <w:rtl w:val="0"/>
-        </w:rPr>
-        <w:t xml:space="preserve">Математичке формуле треба да се означе </w:t>
-      </w:r>
-      <w:r>
-        <w:rPr>
-          <w:rtl w:val="0"/>
-        </w:rPr>
-        <w:t>(</w:t>
-      </w:r>
-      <w:r>
-        <w:rPr>
-          <w:rtl w:val="0"/>
-        </w:rPr>
-        <w:t>нумеришу</w:t>
-      </w:r>
-      <w:r>
-        <w:rPr>
-          <w:rtl w:val="0"/>
-        </w:rPr>
-        <w:t xml:space="preserve">) </w:t>
-      </w:r>
-      <w:commentRangeStart w:id="0"/>
-      <w:r>
-        <w:rPr>
-          <w:rtl w:val="0"/>
-          <w:lang w:val="ru-RU"/>
-        </w:rPr>
-        <w:t>уз десну ивицу текста</w:t>
-      </w:r>
-      <w:commentRangeEnd w:id="0"/>
-      <w:r>
-        <w:commentReference w:id="0"/>
-      </w:r>
-      <w:r>
-        <w:rPr>
-          <w:rtl w:val="0"/>
-        </w:rPr>
-        <w:t xml:space="preserve">,  </w:t>
-      </w:r>
-      <w:r>
-        <w:rPr>
-          <w:rtl w:val="0"/>
-          <w:lang w:val="ru-RU"/>
-        </w:rPr>
-        <w:t xml:space="preserve">као у примеру израза </w:t>
-      </w:r>
-      <w:r>
-        <w:rPr>
-          <w:rtl w:val="0"/>
-        </w:rPr>
-        <w:t>(1):</w:t>
-      </w:r>
-    </w:p>
-    <w:tbl>
-      <w:tblPr>
-        <w:tblW w:w="4677" w:type="dxa"/>
-        <w:jc w:val="left"/>
-        <w:tblInd w:w="108" w:type="dxa"/>
-        <w:tblBorders>
-          <w:top w:val="single" w:color="ffffff" w:sz="8" w:space="0" w:shadow="0" w:frame="0"/>
-          <w:left w:val="single" w:color="ffffff" w:sz="8" w:space="0" w:shadow="0" w:frame="0"/>
-          <w:bottom w:val="single" w:color="ffffff" w:sz="8" w:space="0" w:shadow="0" w:frame="0"/>
-          <w:right w:val="single" w:color="ffffff" w:sz="8" w:space="0" w:shadow="0" w:frame="0"/>
-          <w:insideH w:val="single" w:color="ffffff" w:sz="8" w:space="0" w:shadow="0" w:frame="0"/>
-          <w:insideV w:val="single" w:color="ffffff" w:sz="8" w:space="0" w:shadow="0" w:frame="0"/>
-        </w:tblBorders>
-        <w:shd w:val="clear" w:color="auto" w:fill="ced7e7"/>
-        <w:tblLayout w:type="fixed"/>
-      </w:tblPr>
-      <w:tblGrid>
-        <w:gridCol w:w="3867"/>
-        <w:gridCol w:w="810"/>
-      </w:tblGrid>
-      <w:tr>
-        <w:tblPrEx>
-          <w:shd w:val="clear" w:color="auto" w:fill="ced7e7"/>
-        </w:tblPrEx>
-        <w:trPr>
-          <w:trHeight w:val="768" w:hRule="atLeast"/>
-        </w:trPr>
-        <w:tc>
-          <w:tcPr>
-            <w:tcW w:type="dxa" w:w="3867"/>
-            <w:tcBorders>
-              <w:top w:val="nil"/>
-              <w:left w:val="nil"/>
-              <w:bottom w:val="nil"/>
-              <w:right w:val="nil"/>
-            </w:tcBorders>
-            <w:shd w:val="clear" w:color="auto" w:fill="auto"/>
-            <w:tcMar>
-              <w:top w:type="dxa" w:w="80"/>
-              <w:left w:type="dxa" w:w="80"/>
-              <w:bottom w:type="dxa" w:w="80"/>
-              <w:right w:type="dxa" w:w="80"/>
-            </w:tcMar>
-            <w:vAlign w:val="center"/>
-          </w:tcPr>
-          <w:p>
-            <w:pPr>
-              <w:pStyle w:val="3 - Математичке формуле"/>
-              <w:jc w:val="right"/>
-              <w:rPr>
-                <w:color w:val="000000"/>
-                <w:sz w:val="20"/>
-              </w:rPr>
-            </w:pPr>
-            <m:oMathPara>
-              <m:oMathParaPr>
-                <m:jc m:val="right"/>
-              </m:oMathParaPr>
-              <m:oMath>
-                <m:sSub>
-                  <m:e>
-                    <m:r>
-                      <w:rPr xmlns:w="http://schemas.openxmlformats.org/wordprocessingml/2006/main">
-                        <w:rFonts w:ascii="Cambria Math" w:hAnsi="Cambria Math"/>
-                        <w:i/>
-                        <w:color w:val="000000"/>
-                        <w:sz w:val="24"/>
-                        <w:szCs w:val="24"/>
-                      </w:rPr>
-                      <m:t>Q</m:t>
-                    </m:r>
-                  </m:e>
-                  <m:sub>
-                    <m:r>
-                      <w:rPr xmlns:w="http://schemas.openxmlformats.org/wordprocessingml/2006/main">
-                        <w:rFonts w:ascii="Cambria Math" w:hAnsi="Cambria Math"/>
-                        <w:i/>
-                        <w:color w:val="000000"/>
-                        <w:sz w:val="24"/>
-                        <w:szCs w:val="24"/>
-                      </w:rPr>
-                      <m:t>i</m:t>
-                    </m:r>
-                  </m:sub>
-                </m:sSub>
-                <m:r>
-                  <w:rPr xmlns:w="http://schemas.openxmlformats.org/wordprocessingml/2006/main">
-                    <w:rFonts w:ascii="Cambria Math" w:hAnsi="Cambria Math"/>
-                    <w:i/>
-                    <w:color w:val="000000"/>
-                    <w:sz w:val="24"/>
-                    <w:szCs w:val="24"/>
-                  </w:rPr>
-                  <m:t>=</m:t>
-                </m:r>
-                <m:sSub>
-                  <m:e>
-                    <m:r>
-                      <w:rPr xmlns:w="http://schemas.openxmlformats.org/wordprocessingml/2006/main">
-                        <w:rFonts w:ascii="Cambria Math" w:hAnsi="Cambria Math"/>
-                        <w:i/>
-                        <w:color w:val="000000"/>
-                        <w:sz w:val="24"/>
-                        <w:szCs w:val="24"/>
-                      </w:rPr>
-                      <m:t>l</m:t>
-                    </m:r>
-                    <m:r>
-                      <w:rPr xmlns:w="http://schemas.openxmlformats.org/wordprocessingml/2006/main">
-                        <w:rFonts w:ascii="Cambria Math" w:hAnsi="Cambria Math"/>
-                        <w:i/>
-                        <w:color w:val="000000"/>
-                        <w:sz w:val="24"/>
-                        <w:szCs w:val="24"/>
-                      </w:rPr>
-                      <m:t>o</m:t>
-                    </m:r>
-                    <m:r>
-                      <w:rPr xmlns:w="http://schemas.openxmlformats.org/wordprocessingml/2006/main">
-                        <w:rFonts w:ascii="Cambria Math" w:hAnsi="Cambria Math"/>
-                        <w:i/>
-                        <w:color w:val="000000"/>
-                        <w:sz w:val="24"/>
-                        <w:szCs w:val="24"/>
-                      </w:rPr>
-                      <m:t>g</m:t>
-                    </m:r>
-                  </m:e>
-                  <m:sub>
-                    <m:r>
-                      <w:rPr xmlns:w="http://schemas.openxmlformats.org/wordprocessingml/2006/main">
-                        <w:rFonts w:ascii="Cambria Math" w:hAnsi="Cambria Math"/>
-                        <w:i/>
-                        <w:color w:val="000000"/>
-                        <w:sz w:val="24"/>
-                        <w:szCs w:val="24"/>
-                      </w:rPr>
-                      <m:t>2</m:t>
-                    </m:r>
-                  </m:sub>
-                </m:sSub>
-                <m:d>
-                  <m:dPr>
-                    <m:ctrlPr>
-                      <w:rPr xmlns:w="http://schemas.openxmlformats.org/wordprocessingml/2006/main">
-                        <w:rFonts w:ascii="Cambria Math" w:hAnsi="Cambria Math"/>
-                        <w:i/>
-                        <w:color w:val="000000"/>
-                        <w:sz w:val="24"/>
-                        <w:szCs w:val="24"/>
-                      </w:rPr>
-                    </m:ctrlPr>
-                  </m:dPr>
-                  <m:e>
-                    <m:f>
-                      <m:fPr>
-                        <m:ctrlPr>
-                          <w:rPr xmlns:w="http://schemas.openxmlformats.org/wordprocessingml/2006/main">
-                            <w:rFonts w:ascii="Cambria Math" w:hAnsi="Cambria Math"/>
-                            <w:i/>
-                            <w:color w:val="000000"/>
-                            <w:sz w:val="24"/>
-                            <w:szCs w:val="24"/>
-                          </w:rPr>
-                        </m:ctrlPr>
-                        <m:type m:val="bar"/>
-                      </m:fPr>
-                      <m:num>
-                        <m:r>
-                          <w:rPr xmlns:w="http://schemas.openxmlformats.org/wordprocessingml/2006/main">
-                            <w:rFonts w:ascii="Cambria Math" w:hAnsi="Cambria Math"/>
-                            <w:i/>
-                            <w:color w:val="000000"/>
-                            <w:sz w:val="24"/>
-                            <w:szCs w:val="24"/>
-                          </w:rPr>
-                          <m:t>1</m:t>
-                        </m:r>
-                      </m:num>
-                      <m:den>
-                        <m:sSub>
-                          <m:e>
-                            <m:r>
-                              <w:rPr xmlns:w="http://schemas.openxmlformats.org/wordprocessingml/2006/main">
-                                <w:rFonts w:ascii="Cambria Math" w:hAnsi="Cambria Math"/>
-                                <w:i/>
-                                <w:color w:val="000000"/>
-                                <w:sz w:val="24"/>
-                                <w:szCs w:val="24"/>
-                              </w:rPr>
-                              <m:t>p</m:t>
-                            </m:r>
-                          </m:e>
-                          <m:sub>
-                            <m:r>
-                              <w:rPr xmlns:w="http://schemas.openxmlformats.org/wordprocessingml/2006/main">
-                                <w:rFonts w:ascii="Cambria Math" w:hAnsi="Cambria Math"/>
-                                <w:i/>
-                                <w:color w:val="000000"/>
-                                <w:sz w:val="24"/>
-                                <w:szCs w:val="24"/>
-                              </w:rPr>
-                              <m:t>i</m:t>
-                            </m:r>
-                          </m:sub>
-                        </m:sSub>
-                      </m:den>
-                    </m:f>
-                  </m:e>
-                </m:d>
-                <m:r>
-                  <w:rPr xmlns:w="http://schemas.openxmlformats.org/wordprocessingml/2006/main">
-                    <w:rFonts w:ascii="Cambria Math" w:hAnsi="Cambria Math"/>
-                    <w:i/>
-                    <w:color w:val="000000"/>
-                    <w:sz w:val="24"/>
-                    <w:szCs w:val="24"/>
-                  </w:rPr>
-                  <m:t>,</m:t>
-                </m:r>
-                <m:r>
-                  <w:rPr xmlns:w="http://schemas.openxmlformats.org/wordprocessingml/2006/main">
-                    <w:rFonts w:ascii="Cambria Math" w:hAnsi="Cambria Math"/>
-                    <w:i/>
-                    <w:color w:val="000000"/>
-                    <w:sz w:val="24"/>
-                    <w:szCs w:val="24"/>
-                  </w:rPr>
-                  <m:t/>
-                </m:r>
-                <m:r>
-                  <w:rPr xmlns:w="http://schemas.openxmlformats.org/wordprocessingml/2006/main">
-                    <w:rFonts w:ascii="Cambria Math" w:hAnsi="Cambria Math"/>
-                    <w:i/>
-                    <w:color w:val="000000"/>
-                    <w:sz w:val="24"/>
-                    <w:szCs w:val="24"/>
-                  </w:rPr>
-                  <m:t/>
-                </m:r>
-                <m:r>
-                  <w:rPr xmlns:w="http://schemas.openxmlformats.org/wordprocessingml/2006/main">
-                    <w:rFonts w:ascii="Cambria Math" w:hAnsi="Cambria Math"/>
-                    <w:i/>
-                    <w:color w:val="000000"/>
-                    <w:sz w:val="24"/>
-                    <w:szCs w:val="24"/>
-                  </w:rPr>
-                  <m:t/>
-                </m:r>
-                <m:r>
-                  <w:rPr xmlns:w="http://schemas.openxmlformats.org/wordprocessingml/2006/main">
-                    <w:rFonts w:ascii="Cambria Math" w:hAnsi="Cambria Math"/>
-                    <w:i/>
-                    <w:color w:val="000000"/>
-                    <w:sz w:val="24"/>
-                    <w:szCs w:val="24"/>
-                  </w:rPr>
-                  <m:t>i</m:t>
-                </m:r>
-                <m:r>
-                  <w:rPr xmlns:w="http://schemas.openxmlformats.org/wordprocessingml/2006/main">
-                    <w:rFonts w:ascii="Cambria Math" w:hAnsi="Cambria Math"/>
-                    <w:i/>
-                    <w:color w:val="000000"/>
-                    <w:sz w:val="24"/>
-                    <w:szCs w:val="24"/>
-                  </w:rPr>
-                  <m:t>=</m:t>
-                </m:r>
-                <m:r>
-                  <w:rPr xmlns:w="http://schemas.openxmlformats.org/wordprocessingml/2006/main">
-                    <w:rFonts w:ascii="Cambria Math" w:hAnsi="Cambria Math"/>
-                    <w:i/>
-                    <w:color w:val="000000"/>
-                    <w:sz w:val="24"/>
-                    <w:szCs w:val="24"/>
-                  </w:rPr>
-                  <m:t>1</m:t>
-                </m:r>
-                <m:r>
-                  <w:rPr xmlns:w="http://schemas.openxmlformats.org/wordprocessingml/2006/main">
-                    <w:rFonts w:ascii="Cambria Math" w:hAnsi="Cambria Math"/>
-                    <w:i/>
-                    <w:color w:val="000000"/>
-                    <w:sz w:val="24"/>
-                    <w:szCs w:val="24"/>
-                  </w:rPr>
-                  <m:t>…</m:t>
-                </m:r>
-                <m:r>
-                  <w:rPr xmlns:w="http://schemas.openxmlformats.org/wordprocessingml/2006/main">
-                    <w:rFonts w:ascii="Cambria Math" w:hAnsi="Cambria Math"/>
-                    <w:i/>
-                    <w:color w:val="000000"/>
-                    <w:sz w:val="24"/>
-                    <w:szCs w:val="24"/>
-                  </w:rPr>
-                  <m:t>M</m:t>
-                </m:r>
-              </m:oMath>
-            </m:oMathPara>
-          </w:p>
-        </w:tc>
-        <w:tc>
-          <w:tcPr>
-            <w:tcW w:type="dxa" w:w="810"/>
-            <w:tcBorders>
-              <w:top w:val="nil"/>
-              <w:left w:val="nil"/>
-              <w:bottom w:val="nil"/>
-              <w:right w:val="nil"/>
-            </w:tcBorders>
-            <w:shd w:val="clear" w:color="auto" w:fill="auto"/>
-            <w:tcMar>
-              <w:top w:type="dxa" w:w="80"/>
-              <w:left w:type="dxa" w:w="80"/>
-              <w:bottom w:type="dxa" w:w="80"/>
-              <w:right w:type="dxa" w:w="80"/>
-            </w:tcMar>
-            <w:vAlign w:val="center"/>
-          </w:tcPr>
-          <w:p>
-            <w:pPr>
-              <w:pStyle w:val="Body"/>
-            </w:pPr>
-            <w:r>
-              <w:rPr>
-                <w:shd w:val="nil" w:color="auto" w:fill="auto"/>
-                <w:rtl w:val="0"/>
-                <w:lang w:val="en-US"/>
-              </w:rPr>
-              <w:t>(1)</w:t>
-            </w:r>
-          </w:p>
-        </w:tc>
-      </w:tr>
-    </w:tbl>
-    <w:p>
-      <w:pPr>
-        <w:pStyle w:val="0 - Текст рада"/>
-        <w:widowControl w:val="0"/>
-      </w:pPr>
-    </w:p>
-    <w:p>
-      <w:pPr>
-        <w:pStyle w:val="0 - Текст рада"/>
-      </w:pPr>
-      <w:r>
-        <w:rPr>
-          <w:rtl w:val="0"/>
-        </w:rPr>
-        <w:t>Ако је потребно укључивање великих слика</w:t>
-      </w:r>
-      <w:r>
-        <w:rPr>
-          <w:rtl w:val="0"/>
-        </w:rPr>
-        <w:t xml:space="preserve">, </w:t>
-      </w:r>
-      <w:r>
-        <w:rPr>
-          <w:rtl w:val="0"/>
-        </w:rPr>
-        <w:t>једначина или табела</w:t>
-      </w:r>
-      <w:r>
-        <w:rPr>
-          <w:rtl w:val="0"/>
-        </w:rPr>
-        <w:t xml:space="preserve">, </w:t>
-      </w:r>
-      <w:r>
-        <w:rPr>
-          <w:rtl w:val="0"/>
-          <w:lang w:val="ru-RU"/>
-        </w:rPr>
-        <w:t>ради побољшања њихове прегледности или читљивости</w:t>
-      </w:r>
-      <w:r>
-        <w:rPr>
-          <w:rtl w:val="0"/>
-        </w:rPr>
-        <w:t xml:space="preserve">, </w:t>
-      </w:r>
-      <w:r>
-        <w:rPr>
-          <w:rtl w:val="0"/>
-        </w:rPr>
-        <w:t>може да се формира посебна секција</w:t>
-      </w:r>
-      <w:r>
-        <w:rPr>
-          <w:rtl w:val="0"/>
-        </w:rPr>
-        <w:t xml:space="preserve">, </w:t>
-      </w:r>
-      <w:r>
-        <w:rPr>
-          <w:rtl w:val="0"/>
-        </w:rPr>
-        <w:t>са једном колоном</w:t>
-      </w:r>
-      <w:r>
-        <w:rPr>
-          <w:rtl w:val="0"/>
-        </w:rPr>
-        <w:t xml:space="preserve">, </w:t>
-      </w:r>
-      <w:r>
-        <w:rPr>
-          <w:rtl w:val="0"/>
-          <w:lang w:val="ru-RU"/>
-        </w:rPr>
-        <w:t>потребне висине и ширине</w:t>
-      </w:r>
-      <w:r>
-        <w:rPr>
-          <w:rtl w:val="0"/>
-        </w:rPr>
-        <w:t xml:space="preserve">, </w:t>
-      </w:r>
-      <w:r>
-        <w:rPr>
-          <w:rtl w:val="0"/>
-        </w:rPr>
-        <w:t xml:space="preserve">са бочним маргинама ширине </w:t>
-      </w:r>
-      <w:r>
-        <w:rPr>
-          <w:rtl w:val="0"/>
-        </w:rPr>
-        <w:t xml:space="preserve">2 </w:t>
-      </w:r>
-      <w:r>
-        <w:rPr>
-          <w:rtl w:val="0"/>
-        </w:rPr>
-        <w:t>цм</w:t>
-      </w:r>
-      <w:r>
-        <w:rPr>
-          <w:rtl w:val="0"/>
-        </w:rPr>
-        <w:t xml:space="preserve">. </w:t>
-      </w:r>
-      <w:r>
-        <w:rPr>
-          <w:rtl w:val="0"/>
-        </w:rPr>
-        <w:t>У ту секцију уноси се нпр</w:t>
-      </w:r>
-      <w:r>
-        <w:rPr>
-          <w:rtl w:val="0"/>
-        </w:rPr>
-        <w:t xml:space="preserve">. </w:t>
-      </w:r>
-      <w:r>
-        <w:rPr>
-          <w:rtl w:val="0"/>
-        </w:rPr>
-        <w:t>слика и њен назив</w:t>
-      </w:r>
-      <w:r>
-        <w:rPr>
-          <w:rtl w:val="0"/>
-        </w:rPr>
-        <w:t>.</w:t>
-      </w:r>
+        <w:t xml:space="preserve"> </w:t>
+      </w:r>
+      <w:r>
+        <w:rPr>
+          <w:rtl w:val="0"/>
+        </w:rPr>
+        <w:t>ЕВАЛУЦИОНИ ОКВИР</w:t>
+      </w:r>
+    </w:p>
+    <w:p>
+      <w:pPr>
+        <w:pStyle w:val="0 - Текст рада"/>
+      </w:pPr>
+    </w:p>
+    <w:p>
+      <w:pPr>
+        <w:pStyle w:val="0 - Текст рада"/>
+      </w:pPr>
+    </w:p>
+    <w:p>
+      <w:pPr>
+        <w:pStyle w:val="0 - Текст рада"/>
+      </w:pPr>
+    </w:p>
+    <w:p>
+      <w:pPr>
+        <w:pStyle w:val="0 - Текст рада"/>
+      </w:pPr>
+    </w:p>
+    <w:p>
+      <w:pPr>
+        <w:pStyle w:val="0 - Текст рада"/>
+      </w:pPr>
+    </w:p>
+    <w:p>
+      <w:pPr>
+        <w:pStyle w:val="0 - Текст рада"/>
+      </w:pPr>
+    </w:p>
+    <w:p>
+      <w:pPr>
+        <w:pStyle w:val="0 - Текст рада"/>
+      </w:pPr>
+    </w:p>
+    <w:p>
+      <w:pPr>
+        <w:pStyle w:val="0 - Текст рада"/>
+      </w:pPr>
+    </w:p>
+    <w:p>
+      <w:pPr>
+        <w:pStyle w:val="0 - Текст рада"/>
+      </w:pPr>
+    </w:p>
+    <w:p>
+      <w:pPr>
+        <w:pStyle w:val="0 - Текст рада"/>
+      </w:pPr>
+    </w:p>
+    <w:p>
+      <w:pPr>
+        <w:pStyle w:val="0 - Текст рада"/>
+      </w:pPr>
+    </w:p>
+    <w:p>
+      <w:pPr>
+        <w:pStyle w:val="0 - Текст рада"/>
+      </w:pPr>
+    </w:p>
+    <w:p>
+      <w:pPr>
+        <w:pStyle w:val="0 - Текст рада"/>
+      </w:pPr>
+    </w:p>
+    <w:p>
+      <w:pPr>
+        <w:pStyle w:val="0 - Текст рада"/>
+      </w:pPr>
+    </w:p>
+    <w:p>
+      <w:pPr>
+        <w:pStyle w:val="0 - Текст рада"/>
+      </w:pPr>
+    </w:p>
+    <w:p>
+      <w:pPr>
+        <w:pStyle w:val="0 - Текст рада"/>
+      </w:pPr>
+    </w:p>
+    <w:p>
+      <w:pPr>
+        <w:pStyle w:val="0 - Текст рада"/>
+      </w:pPr>
+    </w:p>
+    <w:p>
+      <w:pPr>
+        <w:pStyle w:val="0 - Текст рада"/>
+      </w:pPr>
+    </w:p>
+    <w:p>
+      <w:pPr>
+        <w:pStyle w:val="0 - Текст рада"/>
+      </w:pPr>
+    </w:p>
+    <w:p>
+      <w:pPr>
+        <w:pStyle w:val="0 - Текст рада"/>
+      </w:pPr>
+    </w:p>
+    <w:p>
+      <w:pPr>
+        <w:pStyle w:val="0 - Текст рада"/>
+      </w:pPr>
+    </w:p>
+    <w:p>
+      <w:pPr>
+        <w:pStyle w:val="0 - Текст рада"/>
+      </w:pPr>
+    </w:p>
+    <w:p>
+      <w:pPr>
+        <w:pStyle w:val="0 - Текст рада"/>
+      </w:pPr>
+    </w:p>
+    <w:p>
+      <w:pPr>
+        <w:pStyle w:val="0 - Текст рада"/>
+      </w:pPr>
+    </w:p>
+    <w:p>
+      <w:pPr>
+        <w:pStyle w:val="0 - Текст рада"/>
+      </w:pPr>
+    </w:p>
+    <w:p>
+      <w:pPr>
+        <w:pStyle w:val="0 - Текст рада"/>
+      </w:pPr>
+    </w:p>
+    <w:p>
+      <w:pPr>
+        <w:pStyle w:val="0 - Текст рада"/>
+      </w:pPr>
+    </w:p>
+    <w:p>
+      <w:pPr>
+        <w:pStyle w:val="0 - Текст рада"/>
+      </w:pPr>
+    </w:p>
+    <w:p>
+      <w:pPr>
+        <w:pStyle w:val="0 - Текст рада"/>
+      </w:pPr>
+    </w:p>
+    <w:p>
+      <w:pPr>
+        <w:pStyle w:val="0 - Текст рада"/>
+      </w:pPr>
+    </w:p>
+    <w:p>
+      <w:pPr>
+        <w:pStyle w:val="0 - Текст рада"/>
+      </w:pPr>
+    </w:p>
+    <w:p>
+      <w:pPr>
+        <w:pStyle w:val="0 - Текст рада"/>
+      </w:pPr>
+    </w:p>
+    <w:p>
+      <w:pPr>
+        <w:pStyle w:val="0 - Текст рада"/>
+      </w:pPr>
+    </w:p>
+    <w:p>
+      <w:pPr>
+        <w:pStyle w:val="0 - Текст рада"/>
+      </w:pPr>
+    </w:p>
+    <w:p>
+      <w:pPr>
+        <w:pStyle w:val="0 - Текст рада"/>
+      </w:pPr>
+    </w:p>
+    <w:p>
+      <w:pPr>
+        <w:pStyle w:val="0 - Текст рада"/>
+      </w:pPr>
+    </w:p>
+    <w:p>
+      <w:pPr>
+        <w:pStyle w:val="0 - Текст рада"/>
+      </w:pPr>
+    </w:p>
+    <w:p>
+      <w:pPr>
+        <w:pStyle w:val="0 - Текст рада"/>
+      </w:pPr>
+    </w:p>
+    <w:p>
+      <w:pPr>
+        <w:pStyle w:val="0 - Текст рада"/>
+      </w:pPr>
+    </w:p>
+    <w:p>
+      <w:pPr>
+        <w:pStyle w:val="0 - Текст рада"/>
+      </w:pPr>
+    </w:p>
+    <w:p>
+      <w:pPr>
+        <w:pStyle w:val="0 - Текст рада"/>
+      </w:pPr>
+    </w:p>
+    <w:p>
+      <w:pPr>
+        <w:pStyle w:val="0 - Текст рада"/>
+      </w:pPr>
+    </w:p>
+    <w:p>
+      <w:pPr>
+        <w:pStyle w:val="0 - Текст рада"/>
+      </w:pPr>
+    </w:p>
+    <w:p>
+      <w:pPr>
+        <w:pStyle w:val="0 - Текст рада"/>
+      </w:pPr>
+    </w:p>
+    <w:p>
+      <w:pPr>
+        <w:pStyle w:val="0 - Текст рада"/>
+      </w:pPr>
+    </w:p>
+    <w:p>
+      <w:pPr>
+        <w:pStyle w:val="0 - Текст рада"/>
+      </w:pPr>
+    </w:p>
+    <w:p>
+      <w:pPr>
+        <w:pStyle w:val="0 - Текст рада"/>
+      </w:pPr>
+    </w:p>
+    <w:p>
+      <w:pPr>
+        <w:pStyle w:val="0 - Текст рада"/>
+      </w:pPr>
+    </w:p>
+    <w:p>
+      <w:pPr>
+        <w:pStyle w:val="0 - Текст рада"/>
+      </w:pPr>
+    </w:p>
+    <w:p>
+      <w:pPr>
+        <w:pStyle w:val="0 - Текст рада"/>
+      </w:pPr>
+    </w:p>
+    <w:p>
+      <w:pPr>
+        <w:pStyle w:val="0 - Текст рада"/>
+      </w:pPr>
+    </w:p>
+    <w:p>
+      <w:pPr>
+        <w:pStyle w:val="0 - Текст рада"/>
+      </w:pPr>
+    </w:p>
+    <w:p>
+      <w:pPr>
+        <w:pStyle w:val="0 - Текст рада"/>
+      </w:pPr>
+    </w:p>
+    <w:p>
+      <w:pPr>
+        <w:pStyle w:val="0 - Текст рада"/>
+      </w:pPr>
+    </w:p>
+    <w:p>
+      <w:pPr>
+        <w:pStyle w:val="0 - Текст рада"/>
+      </w:pPr>
+    </w:p>
+    <w:p>
+      <w:pPr>
+        <w:pStyle w:val="0 - Текст рада"/>
+      </w:pPr>
+    </w:p>
+    <w:p>
+      <w:pPr>
+        <w:pStyle w:val="0 - Текст рада"/>
+      </w:pPr>
+    </w:p>
+    <w:p>
+      <w:pPr>
+        <w:pStyle w:val="0 - Текст рада"/>
+      </w:pPr>
+    </w:p>
+    <w:p>
+      <w:pPr>
+        <w:pStyle w:val="0 - Текст рада"/>
+      </w:pPr>
     </w:p>
     <w:p>
       <w:pPr>
@@ -2730,167 +3448,7 @@
           <w:bidi w:val="0"/>
         </w:sectPr>
       </w:pPr>
-      <w:r>
-        <w:rPr>
-          <w:rtl w:val="0"/>
-        </w:rPr>
-        <w:t>Изнад табеле треба да стоји натпис</w:t>
-      </w:r>
-      <w:r>
-        <w:rPr>
-          <w:rtl w:val="0"/>
-        </w:rPr>
-        <w:t xml:space="preserve">, </w:t>
-      </w:r>
-      <w:r>
-        <w:rPr>
-          <w:rtl w:val="0"/>
-          <w:lang w:val="ru-RU"/>
-        </w:rPr>
-        <w:t xml:space="preserve">као у Табели </w:t>
-      </w:r>
-      <w:r>
-        <w:rPr>
-          <w:rtl w:val="0"/>
-        </w:rPr>
-        <w:t xml:space="preserve">1. </w:t>
-      </w:r>
-      <w:r>
-        <w:rPr>
-          <w:rtl w:val="0"/>
-        </w:rPr>
-        <w:t>Испод сваке слике или дијаграма треба да стоји број и кратак назив</w:t>
-      </w:r>
-      <w:r>
-        <w:rPr>
-          <w:rtl w:val="0"/>
-        </w:rPr>
-        <w:t xml:space="preserve">, </w:t>
-      </w:r>
-      <w:r>
-        <w:rPr>
-          <w:rtl w:val="0"/>
-        </w:rPr>
-        <w:t>а свака слика и табела мора да се помену у тексту</w:t>
-      </w:r>
-      <w:r>
-        <w:rPr>
-          <w:rtl w:val="0"/>
-        </w:rPr>
-        <w:t xml:space="preserve">. </w:t>
-      </w:r>
-      <w:r>
-        <w:rPr>
-          <w:rtl w:val="0"/>
-          <w:lang w:val="ru-RU"/>
-        </w:rPr>
-        <w:t>Ако нема простора за слику на истој страни или колони где је поменута</w:t>
-      </w:r>
-      <w:r>
-        <w:rPr>
-          <w:rtl w:val="0"/>
-        </w:rPr>
-        <w:t xml:space="preserve">, </w:t>
-      </w:r>
-      <w:r>
-        <w:rPr>
-          <w:rtl w:val="0"/>
-          <w:lang w:val="ru-RU"/>
-        </w:rPr>
-        <w:t>треба да се стави на следећу страну или колону</w:t>
-      </w:r>
-      <w:r>
-        <w:rPr>
-          <w:rtl w:val="0"/>
-        </w:rPr>
-        <w:t xml:space="preserve">. </w:t>
-      </w:r>
       <w:r/>
-    </w:p>
-    <w:p>
-      <w:pPr>
-        <w:pStyle w:val="caption"/>
-      </w:pPr>
-      <w:r>
-        <w:drawing xmlns:a="http://schemas.openxmlformats.org/drawingml/2006/main">
-          <wp:inline distT="0" distB="0" distL="0" distR="0">
-            <wp:extent cx="3345123" cy="2290916"/>
-            <wp:effectExtent l="0" t="0" r="0" b="0"/>
-            <wp:docPr id="1073741826" name="officeArt object" descr="Picture 3"/>
-            <wp:cNvGraphicFramePr/>
-            <a:graphic xmlns:a="http://schemas.openxmlformats.org/drawingml/2006/main">
-              <a:graphicData uri="http://schemas.openxmlformats.org/drawingml/2006/picture">
-                <pic:pic xmlns:pic="http://schemas.openxmlformats.org/drawingml/2006/picture">
-                  <pic:nvPicPr>
-                    <pic:cNvPr id="1073741826" name="Picture 3" descr="Picture 3"/>
-                    <pic:cNvPicPr>
-                      <a:picLocks noChangeAspect="1"/>
-                    </pic:cNvPicPr>
-                  </pic:nvPicPr>
-                  <pic:blipFill>
-                    <a:blip r:embed="rId7">
-                      <a:extLst/>
-                    </a:blip>
-                    <a:stretch>
-                      <a:fillRect/>
-                    </a:stretch>
-                  </pic:blipFill>
-                  <pic:spPr>
-                    <a:xfrm>
-                      <a:off x="0" y="0"/>
-                      <a:ext cx="3345123" cy="2290916"/>
-                    </a:xfrm>
-                    <a:prstGeom prst="rect">
-                      <a:avLst/>
-                    </a:prstGeom>
-                    <a:ln w="6350" cap="flat">
-                      <a:solidFill>
-                        <a:srgbClr val="000000"/>
-                      </a:solidFill>
-                      <a:prstDash val="solid"/>
-                      <a:miter lim="800000"/>
-                    </a:ln>
-                    <a:effectLst/>
-                  </pic:spPr>
-                </pic:pic>
-              </a:graphicData>
-            </a:graphic>
-          </wp:inline>
-        </w:drawing>
-      </w:r>
-    </w:p>
-    <w:p>
-      <w:pPr>
-        <w:pStyle w:val="caption"/>
-      </w:pPr>
-      <w:r>
-        <w:rPr>
-          <w:rtl w:val="0"/>
-          <w:lang w:val="en-US"/>
-        </w:rPr>
-        <w:t xml:space="preserve">Слика </w:t>
-      </w:r>
-      <w:r>
-        <w:rPr>
-          <w:rtl w:val="0"/>
-          <w:lang w:val="en-US"/>
-        </w:rPr>
-        <w:t xml:space="preserve">1. </w:t>
-      </w:r>
-      <w:r>
-        <w:rPr>
-          <w:rtl w:val="0"/>
-          <w:lang w:val="en-US"/>
-        </w:rPr>
-        <w:t xml:space="preserve">Резултати симулације </w:t>
-      </w:r>
-      <w:r>
-        <w:rPr>
-          <w:rtl w:val="0"/>
-          <w:lang w:val="en-US"/>
-        </w:rPr>
-        <w:t>[2]</w:t>
-      </w:r>
     </w:p>
     <w:p>
       <w:pPr>
@@ -2912,942 +3470,128 @@
         <w:ind w:firstLine="0"/>
         <w:jc w:val="both"/>
       </w:pPr>
-      <w:r>
-        <w:rPr>
-          <w:rtl w:val="0"/>
-          <w:lang w:val="en-US"/>
-        </w:rPr>
-        <w:t xml:space="preserve">Табела </w:t>
-      </w:r>
-      <w:r>
-        <w:rPr>
-          <w:rtl w:val="0"/>
-          <w:lang w:val="en-US"/>
-        </w:rPr>
-        <w:t xml:space="preserve">1. </w:t>
-      </w:r>
-      <w:r>
-        <w:rPr>
-          <w:rtl w:val="0"/>
-          <w:lang w:val="en-US"/>
-        </w:rPr>
-        <w:t>Врсте система за обраду сигнала</w:t>
-      </w:r>
-    </w:p>
-    <w:tbl>
-      <w:tblPr>
-        <w:tblW w:w="4667" w:type="dxa"/>
-        <w:jc w:val="center"/>
-        <w:tblInd w:w="108" w:type="dxa"/>
-        <w:tblBorders>
-          <w:top w:val="single" w:color="ffffff" w:sz="8" w:space="0" w:shadow="0" w:frame="0"/>
-          <w:left w:val="single" w:color="ffffff" w:sz="8" w:space="0" w:shadow="0" w:frame="0"/>
-          <w:bottom w:val="single" w:color="ffffff" w:sz="8" w:space="0" w:shadow="0" w:frame="0"/>
-          <w:right w:val="single" w:color="ffffff" w:sz="8" w:space="0" w:shadow="0" w:frame="0"/>
-          <w:insideH w:val="single" w:color="ffffff" w:sz="8" w:space="0" w:shadow="0" w:frame="0"/>
-          <w:insideV w:val="single" w:color="ffffff" w:sz="8" w:space="0" w:shadow="0" w:frame="0"/>
-        </w:tblBorders>
-        <w:shd w:val="clear" w:color="auto" w:fill="ced7e7"/>
-        <w:tblLayout w:type="fixed"/>
-      </w:tblPr>
-      <w:tblGrid>
-        <w:gridCol w:w="901"/>
-        <w:gridCol w:w="1880"/>
-        <w:gridCol w:w="1886"/>
-      </w:tblGrid>
-      <w:tr>
-        <w:tblPrEx>
-          <w:shd w:val="clear" w:color="auto" w:fill="ced7e7"/>
-        </w:tblPrEx>
-        <w:trPr>
-          <w:trHeight w:val="222" w:hRule="atLeast"/>
-        </w:trPr>
-        <w:tc>
-          <w:tcPr>
-            <w:tcW w:type="dxa" w:w="901"/>
-            <w:tcBorders>
-              <w:top w:val="single" w:color="000000" w:sz="4" w:space="0" w:shadow="0" w:frame="0"/>
-              <w:left w:val="single" w:color="000000" w:sz="4" w:space="0" w:shadow="0" w:frame="0"/>
-              <w:bottom w:val="single" w:color="000000" w:sz="4" w:space="0" w:shadow="0" w:frame="0"/>
-              <w:right w:val="single" w:color="000000" w:sz="4" w:space="0" w:shadow="0" w:frame="0"/>
-            </w:tcBorders>
-            <w:shd w:val="clear" w:color="auto" w:fill="auto"/>
-            <w:tcMar>
-              <w:top w:type="dxa" w:w="80"/>
-              <w:left w:type="dxa" w:w="80"/>
-              <w:bottom w:type="dxa" w:w="80"/>
-              <w:right w:type="dxa" w:w="80"/>
-            </w:tcMar>
-            <w:vAlign w:val="center"/>
-          </w:tcPr>
-          <w:p/>
-        </w:tc>
-        <w:tc>
-          <w:tcPr>
-            <w:tcW w:type="dxa" w:w="1880"/>
-            <w:tcBorders>
-              <w:top w:val="single" w:color="000000" w:sz="4" w:space="0" w:shadow="0" w:frame="0"/>
-              <w:left w:val="single" w:color="000000" w:sz="4" w:space="0" w:shadow="0" w:frame="0"/>
-              <w:bottom w:val="single" w:color="000000" w:sz="4" w:space="0" w:shadow="0" w:frame="0"/>
-              <w:right w:val="single" w:color="000000" w:sz="4" w:space="0" w:shadow="0" w:frame="0"/>
-            </w:tcBorders>
-            <w:shd w:val="clear" w:color="auto" w:fill="auto"/>
-            <w:tcMar>
-              <w:top w:type="dxa" w:w="80"/>
-              <w:left w:type="dxa" w:w="80"/>
-              <w:bottom w:type="dxa" w:w="80"/>
-              <w:right w:type="dxa" w:w="80"/>
-            </w:tcMar>
-            <w:vAlign w:val="center"/>
-          </w:tcPr>
-          <w:p>
-            <w:pPr>
-              <w:pStyle w:val="Body"/>
-              <w:jc w:val="center"/>
-            </w:pPr>
-            <w:r>
-              <w:rPr>
-                <w:shd w:val="nil" w:color="auto" w:fill="auto"/>
-                <w:rtl w:val="0"/>
-                <w:lang w:val="en-US"/>
-              </w:rPr>
-              <w:t>Линеарни</w:t>
-            </w:r>
-          </w:p>
-        </w:tc>
-        <w:tc>
-          <w:tcPr>
-            <w:tcW w:type="dxa" w:w="1886"/>
-            <w:tcBorders>
-              <w:top w:val="single" w:color="000000" w:sz="4" w:space="0" w:shadow="0" w:frame="0"/>
-              <w:left w:val="single" w:color="000000" w:sz="4" w:space="0" w:shadow="0" w:frame="0"/>
-              <w:bottom w:val="single" w:color="000000" w:sz="4" w:space="0" w:shadow="0" w:frame="0"/>
-              <w:right w:val="single" w:color="000000" w:sz="4" w:space="0" w:shadow="0" w:frame="0"/>
-            </w:tcBorders>
-            <w:shd w:val="clear" w:color="auto" w:fill="auto"/>
-            <w:tcMar>
-              <w:top w:type="dxa" w:w="80"/>
-              <w:left w:type="dxa" w:w="80"/>
-              <w:bottom w:type="dxa" w:w="80"/>
-              <w:right w:type="dxa" w:w="80"/>
-            </w:tcMar>
-            <w:vAlign w:val="center"/>
-          </w:tcPr>
-          <w:p>
-            <w:pPr>
-              <w:pStyle w:val="Body"/>
-              <w:jc w:val="center"/>
-            </w:pPr>
-            <w:r>
-              <w:rPr>
-                <w:shd w:val="nil" w:color="auto" w:fill="auto"/>
-                <w:rtl w:val="0"/>
-                <w:lang w:val="en-US"/>
-              </w:rPr>
-              <w:t>Нелинеарни</w:t>
-            </w:r>
-          </w:p>
-        </w:tc>
-      </w:tr>
-      <w:tr>
-        <w:tblPrEx>
-          <w:shd w:val="clear" w:color="auto" w:fill="ced7e7"/>
-        </w:tblPrEx>
-        <w:trPr>
-          <w:trHeight w:val="974" w:hRule="atLeast"/>
-        </w:trPr>
-        <w:tc>
-          <w:tcPr>
-            <w:tcW w:type="dxa" w:w="901"/>
-            <w:tcBorders>
-              <w:top w:val="single" w:color="000000" w:sz="4" w:space="0" w:shadow="0" w:frame="0"/>
-              <w:left w:val="single" w:color="000000" w:sz="4" w:space="0" w:shadow="0" w:frame="0"/>
-              <w:bottom w:val="single" w:color="000000" w:sz="4" w:space="0" w:shadow="0" w:frame="0"/>
-              <w:right w:val="single" w:color="000000" w:sz="4" w:space="0" w:shadow="0" w:frame="0"/>
-            </w:tcBorders>
-            <w:shd w:val="clear" w:color="auto" w:fill="auto"/>
-            <w:tcMar>
-              <w:top w:type="dxa" w:w="80"/>
-              <w:left w:type="dxa" w:w="80"/>
-              <w:bottom w:type="dxa" w:w="80"/>
-              <w:right w:type="dxa" w:w="80"/>
-            </w:tcMar>
-            <w:vAlign w:val="center"/>
-          </w:tcPr>
-          <w:p>
-            <w:pPr>
-              <w:pStyle w:val="Body"/>
-              <w:jc w:val="center"/>
-            </w:pPr>
-            <w:r>
-              <w:rPr>
-                <w:shd w:val="nil" w:color="auto" w:fill="auto"/>
-                <w:rtl w:val="0"/>
-                <w:lang w:val="en-US"/>
-              </w:rPr>
-              <w:t>Без меморије</w:t>
-            </w:r>
-          </w:p>
-        </w:tc>
-        <w:tc>
-          <w:tcPr>
-            <w:tcW w:type="dxa" w:w="1880"/>
-            <w:tcBorders>
-              <w:top w:val="single" w:color="000000" w:sz="4" w:space="0" w:shadow="0" w:frame="0"/>
-              <w:left w:val="single" w:color="000000" w:sz="4" w:space="0" w:shadow="0" w:frame="0"/>
-              <w:bottom w:val="single" w:color="000000" w:sz="4" w:space="0" w:shadow="0" w:frame="0"/>
-              <w:right w:val="single" w:color="000000" w:sz="4" w:space="0" w:shadow="0" w:frame="0"/>
-            </w:tcBorders>
-            <w:shd w:val="clear" w:color="auto" w:fill="auto"/>
-            <w:tcMar>
-              <w:top w:type="dxa" w:w="80"/>
-              <w:left w:type="dxa" w:w="80"/>
-              <w:bottom w:type="dxa" w:w="80"/>
-              <w:right w:type="dxa" w:w="80"/>
-            </w:tcMar>
-            <w:vAlign w:val="center"/>
-          </w:tcPr>
-          <w:p>
-            <w:pPr>
-              <w:pStyle w:val="Body"/>
-              <w:jc w:val="center"/>
-            </w:pPr>
-            <w:r>
-              <w:rPr>
-                <w:shd w:val="nil" w:color="auto" w:fill="auto"/>
-                <w:rtl w:val="0"/>
-                <w:lang w:val="en-US"/>
-              </w:rPr>
-              <w:t>Појачавачи</w:t>
-            </w:r>
-          </w:p>
-        </w:tc>
-        <w:tc>
-          <w:tcPr>
-            <w:tcW w:type="dxa" w:w="1886"/>
-            <w:tcBorders>
-              <w:top w:val="single" w:color="000000" w:sz="4" w:space="0" w:shadow="0" w:frame="0"/>
-              <w:left w:val="single" w:color="000000" w:sz="4" w:space="0" w:shadow="0" w:frame="0"/>
-              <w:bottom w:val="single" w:color="000000" w:sz="4" w:space="0" w:shadow="0" w:frame="0"/>
-              <w:right w:val="single" w:color="000000" w:sz="4" w:space="0" w:shadow="0" w:frame="0"/>
-            </w:tcBorders>
-            <w:shd w:val="clear" w:color="auto" w:fill="auto"/>
-            <w:tcMar>
-              <w:top w:type="dxa" w:w="80"/>
-              <w:left w:type="dxa" w:w="80"/>
-              <w:bottom w:type="dxa" w:w="80"/>
-              <w:right w:type="dxa" w:w="80"/>
-            </w:tcMar>
-            <w:vAlign w:val="center"/>
-          </w:tcPr>
-          <w:p>
-            <w:pPr>
-              <w:pStyle w:val="Body"/>
-              <w:jc w:val="center"/>
-            </w:pPr>
-            <w:r>
-              <w:rPr>
-                <w:shd w:val="nil" w:color="auto" w:fill="auto"/>
-                <w:rtl w:val="0"/>
-                <w:lang w:val="en-US"/>
-              </w:rPr>
-              <w:t>Нелинарни системи</w:t>
-            </w:r>
-          </w:p>
-        </w:tc>
-      </w:tr>
-      <w:tr>
-        <w:tblPrEx>
-          <w:shd w:val="clear" w:color="auto" w:fill="ced7e7"/>
-        </w:tblPrEx>
-        <w:trPr>
-          <w:trHeight w:val="1334" w:hRule="atLeast"/>
-        </w:trPr>
-        <w:tc>
-          <w:tcPr>
-            <w:tcW w:type="dxa" w:w="901"/>
-            <w:tcBorders>
-              <w:top w:val="single" w:color="000000" w:sz="4" w:space="0" w:shadow="0" w:frame="0"/>
-              <w:left w:val="single" w:color="000000" w:sz="4" w:space="0" w:shadow="0" w:frame="0"/>
-              <w:bottom w:val="single" w:color="000000" w:sz="4" w:space="0" w:shadow="0" w:frame="0"/>
-              <w:right w:val="single" w:color="000000" w:sz="4" w:space="0" w:shadow="0" w:frame="0"/>
-            </w:tcBorders>
-            <w:shd w:val="clear" w:color="auto" w:fill="auto"/>
-            <w:tcMar>
-              <w:top w:type="dxa" w:w="80"/>
-              <w:left w:type="dxa" w:w="80"/>
-              <w:bottom w:type="dxa" w:w="80"/>
-              <w:right w:type="dxa" w:w="80"/>
-            </w:tcMar>
-            <w:vAlign w:val="center"/>
-          </w:tcPr>
-          <w:p>
-            <w:pPr>
-              <w:pStyle w:val="Body"/>
-              <w:jc w:val="center"/>
-            </w:pPr>
-            <w:r>
-              <w:rPr>
-                <w:shd w:val="nil" w:color="auto" w:fill="auto"/>
-                <w:rtl w:val="0"/>
-                <w:lang w:val="en-US"/>
-              </w:rPr>
-              <w:t>Са меморијом</w:t>
-            </w:r>
-          </w:p>
-        </w:tc>
-        <w:tc>
-          <w:tcPr>
-            <w:tcW w:type="dxa" w:w="1880"/>
-            <w:tcBorders>
-              <w:top w:val="single" w:color="000000" w:sz="4" w:space="0" w:shadow="0" w:frame="0"/>
-              <w:left w:val="single" w:color="000000" w:sz="4" w:space="0" w:shadow="0" w:frame="0"/>
-              <w:bottom w:val="single" w:color="000000" w:sz="4" w:space="0" w:shadow="0" w:frame="0"/>
-              <w:right w:val="single" w:color="000000" w:sz="4" w:space="0" w:shadow="0" w:frame="0"/>
-            </w:tcBorders>
-            <w:shd w:val="clear" w:color="auto" w:fill="auto"/>
-            <w:tcMar>
-              <w:top w:type="dxa" w:w="80"/>
-              <w:left w:type="dxa" w:w="80"/>
-              <w:bottom w:type="dxa" w:w="80"/>
-              <w:right w:type="dxa" w:w="80"/>
-            </w:tcMar>
-            <w:vAlign w:val="center"/>
-          </w:tcPr>
-          <w:p>
-            <w:pPr>
-              <w:pStyle w:val="Body"/>
-              <w:jc w:val="center"/>
-            </w:pPr>
-            <w:r>
-              <w:rPr>
-                <w:shd w:val="nil" w:color="auto" w:fill="auto"/>
-                <w:rtl w:val="0"/>
-                <w:lang w:val="en-US"/>
-              </w:rPr>
-              <w:t xml:space="preserve">Филтри </w:t>
-            </w:r>
-            <w:r>
-              <w:rPr>
-                <w:shd w:val="nil" w:color="auto" w:fill="auto"/>
-                <w:rtl w:val="0"/>
-                <w:lang w:val="en-US"/>
-              </w:rPr>
-              <w:t>[2]</w:t>
-            </w:r>
-          </w:p>
-        </w:tc>
-        <w:tc>
-          <w:tcPr>
-            <w:tcW w:type="dxa" w:w="1886"/>
-            <w:tcBorders>
-              <w:top w:val="single" w:color="000000" w:sz="4" w:space="0" w:shadow="0" w:frame="0"/>
-              <w:left w:val="single" w:color="000000" w:sz="4" w:space="0" w:shadow="0" w:frame="0"/>
-              <w:bottom w:val="single" w:color="000000" w:sz="4" w:space="0" w:shadow="0" w:frame="0"/>
-              <w:right w:val="single" w:color="000000" w:sz="4" w:space="0" w:shadow="0" w:frame="0"/>
-            </w:tcBorders>
-            <w:shd w:val="clear" w:color="auto" w:fill="auto"/>
-            <w:tcMar>
-              <w:top w:type="dxa" w:w="80"/>
-              <w:left w:type="dxa" w:w="80"/>
-              <w:bottom w:type="dxa" w:w="80"/>
-              <w:right w:type="dxa" w:w="80"/>
-            </w:tcMar>
-            <w:vAlign w:val="center"/>
-          </w:tcPr>
-          <w:p>
-            <w:pPr>
-              <w:pStyle w:val="Body"/>
-              <w:jc w:val="center"/>
-            </w:pPr>
-            <w:r>
-              <w:rPr>
-                <w:shd w:val="nil" w:color="auto" w:fill="auto"/>
-                <w:rtl w:val="0"/>
-                <w:lang w:val="en-US"/>
-              </w:rPr>
-              <w:t>не разматрамо их</w:t>
-            </w:r>
-          </w:p>
-        </w:tc>
-      </w:tr>
-    </w:tbl>
-    <w:p>
-      <w:pPr>
-        <w:pStyle w:val="caption"/>
-        <w:keepNext w:val="1"/>
-        <w:widowControl w:val="0"/>
-        <w:ind w:firstLine="0"/>
-      </w:pPr>
-    </w:p>
-    <w:p>
-      <w:pPr>
-        <w:pStyle w:val="Body"/>
-        <w:keepNext w:val="1"/>
-        <w:ind w:firstLine="0"/>
-        <w:jc w:val="center"/>
-      </w:pPr>
-      <w:r>
-        <w:rPr>
-          <w:i w:val="1"/>
-          <w:iCs w:val="1"/>
-        </w:rPr>
-        <w:drawing xmlns:a="http://schemas.openxmlformats.org/drawingml/2006/main">
-          <wp:inline distT="0" distB="0" distL="0" distR="0">
-            <wp:extent cx="2218414" cy="1310087"/>
-            <wp:effectExtent l="0" t="0" r="0" b="0"/>
-            <wp:docPr id="1073741827" name="officeArt object" descr="Picture 4"/>
-            <wp:cNvGraphicFramePr/>
-            <a:graphic xmlns:a="http://schemas.openxmlformats.org/drawingml/2006/main">
-              <a:graphicData uri="http://schemas.openxmlformats.org/drawingml/2006/picture">
-                <pic:pic xmlns:pic="http://schemas.openxmlformats.org/drawingml/2006/picture">
-                  <pic:nvPicPr>
-                    <pic:cNvPr id="1073741827" name="Picture 4" descr="Picture 4"/>
-                    <pic:cNvPicPr>
-                      <a:picLocks noChangeAspect="1"/>
-                    </pic:cNvPicPr>
-                  </pic:nvPicPr>
-                  <pic:blipFill>
-                    <a:blip r:embed="rId8">
-                      <a:extLst/>
-                    </a:blip>
-                    <a:stretch>
-                      <a:fillRect/>
-                    </a:stretch>
-                  </pic:blipFill>
-                  <pic:spPr>
-                    <a:xfrm>
-                      <a:off x="0" y="0"/>
-                      <a:ext cx="2218414" cy="1310087"/>
-                    </a:xfrm>
-                    <a:prstGeom prst="rect">
-                      <a:avLst/>
-                    </a:prstGeom>
-                    <a:ln w="6350" cap="flat">
-                      <a:solidFill>
-                        <a:srgbClr val="000000"/>
-                      </a:solidFill>
-                      <a:prstDash val="solid"/>
-                      <a:miter lim="800000"/>
-                    </a:ln>
-                    <a:effectLst/>
-                  </pic:spPr>
-                </pic:pic>
-              </a:graphicData>
-            </a:graphic>
-          </wp:inline>
-        </w:drawing>
-      </w:r>
-    </w:p>
-    <w:p>
-      <w:pPr>
-        <w:pStyle w:val="caption"/>
-      </w:pPr>
-      <w:r>
-        <w:rPr>
-          <w:rFonts w:cs="Arial Unicode MS" w:eastAsia="Arial Unicode MS" w:hint="default"/>
-          <w:rtl w:val="0"/>
-          <w:lang w:val="en-US"/>
-        </w:rPr>
-        <w:t xml:space="preserve">Слика </w:t>
-      </w:r>
-      <w:r>
-        <w:rPr>
-          <w:rFonts w:cs="Arial Unicode MS" w:eastAsia="Arial Unicode MS"/>
-          <w:rtl w:val="0"/>
-          <w:lang w:val="en-US"/>
-        </w:rPr>
-        <w:t xml:space="preserve">2. </w:t>
-      </w:r>
-      <w:r>
-        <w:rPr>
-          <w:rFonts w:cs="Arial Unicode MS" w:eastAsia="Arial Unicode MS" w:hint="default"/>
-          <w:rtl w:val="0"/>
-          <w:lang w:val="en-US"/>
-        </w:rPr>
-        <w:t xml:space="preserve">Исти пример слике са мањим димензијама </w:t>
-      </w:r>
-      <w:r>
-        <w:rPr>
-          <w:rFonts w:cs="Arial Unicode MS" w:eastAsia="Arial Unicode MS"/>
-          <w:rtl w:val="0"/>
-          <w:lang w:val="en-US"/>
-        </w:rPr>
-        <w:t>[3]</w:t>
-      </w:r>
-    </w:p>
-    <w:p>
-      <w:pPr>
-        <w:pStyle w:val="0 - Текст рада"/>
-      </w:pPr>
-      <w:r>
-        <w:rPr>
-          <w:rtl w:val="0"/>
-        </w:rPr>
-        <w:t xml:space="preserve">На крају рада даје се кратка биографија аутора </w:t>
-      </w:r>
-      <w:r>
-        <w:rPr>
-          <w:rtl w:val="0"/>
-        </w:rPr>
-        <w:t>(</w:t>
-      </w:r>
-      <w:r>
-        <w:rPr>
-          <w:rtl w:val="0"/>
-        </w:rPr>
-        <w:t xml:space="preserve">фонт величине </w:t>
-      </w:r>
-      <w:r>
-        <w:rPr>
-          <w:rtl w:val="0"/>
-        </w:rPr>
-        <w:t xml:space="preserve">9) </w:t>
-      </w:r>
-      <w:r>
-        <w:rPr>
-          <w:rtl w:val="0"/>
-          <w:lang w:val="ru-RU"/>
-        </w:rPr>
-        <w:t>и пожељно прилаже слика</w:t>
-      </w:r>
-      <w:r>
-        <w:rPr>
-          <w:rtl w:val="0"/>
-        </w:rPr>
-        <w:t>.</w:t>
-      </w:r>
-    </w:p>
-    <w:p>
-      <w:pPr>
-        <w:pStyle w:val="0 - Текст рада"/>
-      </w:pPr>
-      <w:r>
-        <w:rPr>
-          <w:rtl w:val="0"/>
-        </w:rPr>
-        <w:t>Избегавати колико је могуће линкове на веб странице као референце</w:t>
-      </w:r>
-      <w:r>
-        <w:rPr>
-          <w:rtl w:val="0"/>
-        </w:rPr>
-        <w:t xml:space="preserve">. </w:t>
-      </w:r>
-    </w:p>
-    <w:p>
-      <w:pPr>
-        <w:pStyle w:val="0 - Текст рада"/>
-      </w:pPr>
-      <w:r>
-        <w:rPr>
-          <w:rtl w:val="0"/>
-        </w:rPr>
-        <w:t>Литература која садржи доминантно такве линкове</w:t>
-      </w:r>
-      <w:r>
-        <w:rPr>
-          <w:rtl w:val="0"/>
-        </w:rPr>
-        <w:t xml:space="preserve">, </w:t>
-      </w:r>
-      <w:r>
-        <w:rPr>
-          <w:rtl w:val="0"/>
-        </w:rPr>
-        <w:t>посебно на веб странице непровереног научног и</w:t>
-      </w:r>
-      <w:r>
-        <w:rPr>
-          <w:rtl w:val="0"/>
-        </w:rPr>
-        <w:t>/</w:t>
-      </w:r>
-      <w:r>
-        <w:rPr>
-          <w:rtl w:val="0"/>
-        </w:rPr>
-        <w:t>или стручног садржаја је неприхватљива</w:t>
-      </w:r>
-      <w:r>
-        <w:rPr>
-          <w:rtl w:val="0"/>
-        </w:rPr>
-        <w:t>.</w:t>
-      </w:r>
-    </w:p>
-    <w:p>
-      <w:pPr>
-        <w:pStyle w:val="0 - Текст рада"/>
-      </w:pPr>
-      <w:r>
-        <w:rPr>
-          <w:rtl w:val="0"/>
-        </w:rPr>
-        <w:t>За квалитет и веродостојност резултата одговорни су ментор и аутори</w:t>
-      </w:r>
-      <w:r>
-        <w:rPr>
-          <w:rtl w:val="0"/>
-        </w:rPr>
-        <w:t xml:space="preserve">. </w:t>
-      </w:r>
-    </w:p>
-    <w:p>
-      <w:pPr>
-        <w:pStyle w:val="0 - Текст рада"/>
-      </w:pPr>
-      <w:r>
-        <w:rPr>
-          <w:rtl w:val="0"/>
-        </w:rPr>
-        <w:t xml:space="preserve">Референцирање литературе ради се према </w:t>
-      </w:r>
-      <w:r>
-        <w:rPr>
-          <w:rtl w:val="0"/>
-          <w:lang w:val="en-US"/>
-        </w:rPr>
-        <w:t xml:space="preserve">IEEE Citation Style [3,4]. </w:t>
-      </w:r>
-      <w:r>
-        <w:rPr>
-          <w:rtl w:val="0"/>
-        </w:rPr>
-        <w:t>Радови треба да буду побројани на крају рада</w:t>
-      </w:r>
-      <w:r>
-        <w:rPr>
-          <w:rtl w:val="0"/>
-        </w:rPr>
-        <w:t xml:space="preserve">, </w:t>
-      </w:r>
-      <w:r>
-        <w:rPr>
-          <w:rtl w:val="0"/>
-          <w:lang w:val="ru-RU"/>
-        </w:rPr>
-        <w:t xml:space="preserve">треба да буду означени </w:t>
-      </w:r>
-      <w:r>
-        <w:rPr>
-          <w:rtl w:val="0"/>
-        </w:rPr>
-        <w:t>(</w:t>
-      </w:r>
-      <w:r>
-        <w:rPr>
-          <w:rtl w:val="0"/>
-        </w:rPr>
-        <w:t>нумерисани бројевима</w:t>
-      </w:r>
-      <w:r>
-        <w:rPr>
-          <w:rtl w:val="0"/>
-        </w:rPr>
-        <w:t xml:space="preserve">) </w:t>
-      </w:r>
-      <w:r>
-        <w:rPr>
-          <w:rtl w:val="0"/>
-          <w:lang w:val="ru-RU"/>
-        </w:rPr>
-        <w:t>у углатој загради</w:t>
-      </w:r>
-      <w:r>
-        <w:rPr>
-          <w:rtl w:val="0"/>
-        </w:rPr>
-        <w:t xml:space="preserve">, </w:t>
-      </w:r>
-      <w:r>
-        <w:rPr>
-          <w:rtl w:val="0"/>
-          <w:lang w:val="ru-RU"/>
-        </w:rPr>
-        <w:t>по редоследу референцирања</w:t>
-      </w:r>
-      <w:r>
-        <w:rPr>
-          <w:rtl w:val="0"/>
-        </w:rPr>
-        <w:t xml:space="preserve">, </w:t>
-      </w:r>
-      <w:r>
-        <w:rPr>
-          <w:rtl w:val="0"/>
-          <w:lang w:val="ru-RU"/>
-        </w:rPr>
-        <w:t>као у овом упутству</w:t>
-      </w:r>
-      <w:r>
-        <w:rPr>
-          <w:rtl w:val="0"/>
-        </w:rPr>
-        <w:t xml:space="preserve">, </w:t>
-      </w:r>
-      <w:r>
-        <w:rPr>
-          <w:rtl w:val="0"/>
-          <w:lang w:val="ru-RU"/>
-        </w:rPr>
-        <w:t xml:space="preserve">односно као у </w:t>
-      </w:r>
-      <w:r>
-        <w:rPr>
-          <w:rtl w:val="0"/>
-          <w:lang w:val="pt-PT"/>
-        </w:rPr>
-        <w:t xml:space="preserve">[3]. </w:t>
-      </w:r>
-      <w:r>
-        <w:rPr>
-          <w:rtl w:val="0"/>
-          <w:lang w:val="ru-RU"/>
-        </w:rPr>
-        <w:t>На месту референцирања</w:t>
-      </w:r>
-      <w:r>
-        <w:rPr>
-          <w:rtl w:val="0"/>
-        </w:rPr>
-        <w:t xml:space="preserve">, </w:t>
-      </w:r>
-      <w:r>
-        <w:rPr>
-          <w:rtl w:val="0"/>
-        </w:rPr>
-        <w:t xml:space="preserve">бројеви у загради треба да буду уписани унутар реченице </w:t>
-      </w:r>
-      <w:r>
-        <w:rPr>
-          <w:rtl w:val="0"/>
-          <w:lang w:val="pt-PT"/>
-        </w:rPr>
-        <w:t xml:space="preserve">[3] </w:t>
-      </w:r>
-      <w:r>
-        <w:rPr>
-          <w:rtl w:val="0"/>
-        </w:rPr>
-        <w:t xml:space="preserve">или на крају реченице </w:t>
-      </w:r>
-      <w:r>
-        <w:rPr>
-          <w:rtl w:val="0"/>
-          <w:lang w:val="pt-PT"/>
-        </w:rPr>
-        <w:t xml:space="preserve">[2,3,4] </w:t>
-      </w:r>
-      <w:r>
-        <w:rPr>
-          <w:rtl w:val="0"/>
-        </w:rPr>
-        <w:t xml:space="preserve">или као </w:t>
-      </w:r>
-      <w:r>
-        <w:rPr>
-          <w:rtl w:val="0"/>
-          <w:lang w:val="pt-PT"/>
-        </w:rPr>
-        <w:t xml:space="preserve">[2-4]. </w:t>
-      </w:r>
-      <w:r>
-        <w:rPr>
-          <w:rtl w:val="0"/>
-        </w:rPr>
-        <w:t>Ако се број ставља на крају реченице</w:t>
-      </w:r>
-      <w:r>
-        <w:rPr>
-          <w:rtl w:val="0"/>
-        </w:rPr>
-        <w:t xml:space="preserve">, </w:t>
-      </w:r>
-      <w:r>
-        <w:rPr>
-          <w:rtl w:val="0"/>
-        </w:rPr>
-        <w:t xml:space="preserve">мора да буде уписан унутар реченице </w:t>
-      </w:r>
-      <w:r>
-        <w:rPr>
-          <w:rtl w:val="0"/>
-          <w:lang w:val="pt-PT"/>
-        </w:rPr>
-        <w:t xml:space="preserve">[4]. </w:t>
-      </w:r>
-      <w:r>
-        <w:rPr>
-          <w:rtl w:val="0"/>
-          <w:lang w:val="ru-RU"/>
-        </w:rPr>
-        <w:t>Дакле</w:t>
-      </w:r>
-      <w:r>
-        <w:rPr>
-          <w:rtl w:val="0"/>
-        </w:rPr>
-        <w:t xml:space="preserve">, </w:t>
-      </w:r>
-      <w:r>
-        <w:rPr>
-          <w:rtl w:val="0"/>
-        </w:rPr>
-        <w:t>никако</w:t>
-      </w:r>
-      <w:r>
-        <w:rPr>
-          <w:rtl w:val="0"/>
-          <w:lang w:val="pt-PT"/>
-        </w:rPr>
-        <w:t xml:space="preserve">. [4] </w:t>
-      </w:r>
-    </w:p>
-    <w:p>
-      <w:pPr>
-        <w:pStyle w:val="0 - Текст рада"/>
-      </w:pPr>
-      <w:r>
-        <w:rPr>
-          <w:rtl w:val="0"/>
-        </w:rPr>
-        <w:t>Такође</w:t>
-      </w:r>
-      <w:r>
-        <w:rPr>
-          <w:rtl w:val="0"/>
-        </w:rPr>
-        <w:t xml:space="preserve">, </w:t>
-      </w:r>
-      <w:r>
-        <w:rPr>
-          <w:rtl w:val="0"/>
-        </w:rPr>
-        <w:t xml:space="preserve">заграда са бројем мора да буде одвојена од текста </w:t>
-      </w:r>
-      <w:r>
-        <w:rPr>
-          <w:rtl w:val="0"/>
-          <w:lang w:val="pt-PT"/>
-        </w:rPr>
-        <w:t xml:space="preserve">[2] </w:t>
-      </w:r>
-      <w:r>
-        <w:rPr>
-          <w:rtl w:val="0"/>
-        </w:rPr>
-        <w:t>а никако</w:t>
-      </w:r>
-      <w:r>
-        <w:rPr>
-          <w:rtl w:val="0"/>
-          <w:lang w:val="pt-PT"/>
-        </w:rPr>
-        <w:t xml:space="preserve">[2]. </w:t>
-      </w:r>
-    </w:p>
-    <w:p>
-      <w:pPr>
-        <w:pStyle w:val="0 - Текст рада"/>
-      </w:pPr>
-      <w:r>
-        <w:rPr>
-          <w:rtl w:val="0"/>
-        </w:rPr>
-        <w:t>Исто правило о цитирању важи и за све слике које су преузете из литературе</w:t>
-      </w:r>
-      <w:r>
-        <w:rPr>
-          <w:rtl w:val="0"/>
-        </w:rPr>
-        <w:t xml:space="preserve">, </w:t>
-      </w:r>
-      <w:r>
-        <w:rPr>
-          <w:rtl w:val="0"/>
-        </w:rPr>
-        <w:t>као нпр</w:t>
-      </w:r>
-      <w:r>
-        <w:rPr>
-          <w:rtl w:val="0"/>
-        </w:rPr>
-        <w:t xml:space="preserve">. </w:t>
-      </w:r>
-      <w:r>
-        <w:rPr>
-          <w:rtl w:val="0"/>
-          <w:lang w:val="ru-RU"/>
-        </w:rPr>
-        <w:t xml:space="preserve">у називу слика </w:t>
-      </w:r>
-      <w:r>
-        <w:rPr>
-          <w:rtl w:val="0"/>
-        </w:rPr>
-        <w:t xml:space="preserve">1. </w:t>
-      </w:r>
-      <w:r>
-        <w:rPr>
-          <w:rtl w:val="0"/>
-        </w:rPr>
-        <w:t xml:space="preserve">и </w:t>
-      </w:r>
-      <w:r>
-        <w:rPr>
-          <w:rtl w:val="0"/>
-        </w:rPr>
-        <w:t>2.</w:t>
-      </w:r>
-    </w:p>
-    <w:p>
-      <w:pPr>
-        <w:pStyle w:val="0 - Текст рада"/>
-      </w:pPr>
-      <w:r>
-        <w:rPr>
-          <w:rtl w:val="0"/>
-        </w:rPr>
-        <w:t>Сва литература наведена на крају текста мора да буде цитирана</w:t>
-      </w:r>
-      <w:r>
-        <w:rPr>
-          <w:rtl w:val="0"/>
-        </w:rPr>
-        <w:t xml:space="preserve">. </w:t>
-      </w:r>
-      <w:r>
-        <w:rPr>
-          <w:rtl w:val="0"/>
-        </w:rPr>
-        <w:t>Не треба копирати цео списак литературе из мастер рада</w:t>
-      </w:r>
-      <w:r>
-        <w:rPr>
-          <w:rtl w:val="0"/>
-        </w:rPr>
-        <w:t xml:space="preserve">, </w:t>
-      </w:r>
-      <w:r>
-        <w:rPr>
-          <w:rtl w:val="0"/>
-        </w:rPr>
-        <w:t>ако се само неки од тих наслова цитирају у овом раду</w:t>
-      </w:r>
-      <w:r>
-        <w:rPr>
-          <w:rtl w:val="0"/>
-        </w:rPr>
-        <w:t>.</w:t>
-      </w:r>
+    </w:p>
+    <w:p>
+      <w:pPr>
+        <w:pStyle w:val="0 - Текст рада"/>
+      </w:pPr>
+    </w:p>
+    <w:p>
+      <w:pPr>
+        <w:pStyle w:val="0 - Текст рада"/>
+      </w:pPr>
+    </w:p>
+    <w:p>
+      <w:pPr>
+        <w:pStyle w:val="0 - Текст рада"/>
+      </w:pPr>
+    </w:p>
+    <w:p>
+      <w:pPr>
+        <w:pStyle w:val="0 - Текст рада"/>
+      </w:pPr>
+    </w:p>
+    <w:p>
+      <w:pPr>
+        <w:pStyle w:val="0 - Текст рада"/>
+      </w:pPr>
+    </w:p>
+    <w:p>
+      <w:pPr>
+        <w:pStyle w:val="0 - Текст рада"/>
+      </w:pPr>
+    </w:p>
+    <w:p>
+      <w:pPr>
+        <w:pStyle w:val="0 - Текст рада"/>
+      </w:pPr>
+    </w:p>
+    <w:p>
+      <w:pPr>
+        <w:pStyle w:val="0 - Текст рада"/>
+      </w:pPr>
+    </w:p>
+    <w:p>
+      <w:pPr>
+        <w:pStyle w:val="0 - Текст рада"/>
+      </w:pPr>
+    </w:p>
+    <w:p>
+      <w:pPr>
+        <w:pStyle w:val="0 - Текст рада"/>
+      </w:pPr>
+    </w:p>
+    <w:p>
+      <w:pPr>
+        <w:pStyle w:val="0 - Текст рада"/>
+      </w:pPr>
+    </w:p>
+    <w:p>
+      <w:pPr>
+        <w:pStyle w:val="0 - Текст рада"/>
+      </w:pPr>
+    </w:p>
+    <w:p>
+      <w:pPr>
+        <w:pStyle w:val="0 - Текст рада"/>
+      </w:pPr>
+    </w:p>
+    <w:p>
+      <w:pPr>
+        <w:pStyle w:val="0 - Текст рада"/>
+      </w:pPr>
+    </w:p>
+    <w:p>
+      <w:pPr>
+        <w:pStyle w:val="0 - Текст рада"/>
+      </w:pPr>
+    </w:p>
+    <w:p>
+      <w:pPr>
+        <w:pStyle w:val="0 - Текст рада"/>
+      </w:pPr>
+    </w:p>
+    <w:p>
+      <w:pPr>
+        <w:pStyle w:val="0 - Текст рада"/>
+      </w:pPr>
+    </w:p>
+    <w:p>
+      <w:pPr>
+        <w:pStyle w:val="0 - Текст рада"/>
+      </w:pPr>
+    </w:p>
+    <w:p>
+      <w:pPr>
+        <w:pStyle w:val="0 - Текст рада"/>
+      </w:pPr>
+    </w:p>
+    <w:p>
+      <w:pPr>
+        <w:pStyle w:val="0 - Текст рада"/>
+      </w:pPr>
+    </w:p>
+    <w:p>
+      <w:pPr>
+        <w:pStyle w:val="0 - Текст рада"/>
+      </w:pPr>
+    </w:p>
+    <w:p>
+      <w:pPr>
+        <w:pStyle w:val="0 - Текст рада"/>
+      </w:pPr>
+    </w:p>
+    <w:p>
+      <w:pPr>
+        <w:pStyle w:val="0 - Текст рада"/>
+      </w:pPr>
     </w:p>
     <w:p>
       <w:pPr>
         <w:pStyle w:val="1 - Поглавље"/>
         <w:numPr>
           <w:ilvl w:val="0"/>
-          <w:numId w:val="3"/>
+          <w:numId w:val="5"/>
         </w:numPr>
         <w:bidi w:val="0"/>
         <w:ind w:right="0"/>
@@ -4177,6 +3921,51 @@
       <w:pPr>
         <w:pStyle w:val="Литература"/>
       </w:pPr>
+      <w:r>
+        <w:rPr>
+          <w:rtl w:val="0"/>
+        </w:rPr>
+        <w:t xml:space="preserve">[7] Y. Zhu, A. Kellermann, A. Gupta, P. Li, R. Fang, R. Bindu, i D. Kang, </w:t>
+      </w:r>
+      <w:r>
+        <w:rPr>
+          <w:rtl w:val="0"/>
+        </w:rPr>
+        <w:t>„</w:t>
+      </w:r>
+      <w:r>
+        <w:rPr>
+          <w:rtl w:val="0"/>
+          <w:lang w:val="en-US"/>
+        </w:rPr>
+        <w:t xml:space="preserve">Teams of LLM agents can exploit zero-day vulnerabilities," </w:t>
+      </w:r>
+      <w:r>
+        <w:rPr>
+          <w:rtl w:val="0"/>
+          <w:lang w:val="ru-RU"/>
+        </w:rPr>
+        <w:t xml:space="preserve">у </w:t>
+      </w:r>
+      <w:r>
+        <w:rPr>
+          <w:rtl w:val="0"/>
+          <w:lang w:val="en-US"/>
+        </w:rPr>
+        <w:t>Proc. 19th Conference of the European Chapter of the Association for Computational Linguistics (EACL), 2026, str. 23</w:t>
+      </w:r>
+      <w:r>
+        <w:rPr>
+          <w:rtl w:val="0"/>
+        </w:rPr>
+        <w:t>–</w:t>
+      </w:r>
+      <w:r>
+        <w:rPr>
+          <w:rtl w:val="0"/>
+        </w:rPr>
+        <w:t>35.</w:t>
+      </w:r>
     </w:p>
     <w:p>
       <w:pPr>
@@ -4185,8 +3974,16 @@
       <w:r>
         <w:rPr>
           <w:rtl w:val="0"/>
-        </w:rPr>
-        <w:t xml:space="preserve">[7] Y. Zhu, A. Kellermann, A. Gupta, P. Li, R. Fang, R. Bindu, i D. Kang, </w:t>
+          <w:lang w:val="en-US"/>
+        </w:rPr>
+        <w:t xml:space="preserve">[8] </w:t>
+      </w:r>
+      <w:r>
+        <w:rPr>
+          <w:rtl w:val="0"/>
+          <w:lang w:val="fr-FR"/>
+        </w:rPr>
+        <w:t xml:space="preserve">S. Yao et al., </w:t>
       </w:r>
       <w:r>
         <w:rPr>
@@ -4199,7 +3996,93 @@
           <w:rtl w:val="0"/>
           <w:lang w:val="en-US"/>
         </w:rPr>
-        <w:t xml:space="preserve">Teams of LLM agents can exploit zero-day vulnerabilities," </w:t>
+        <w:t xml:space="preserve">ReAct: Synergizing reasoning and acting in language models," </w:t>
+      </w:r>
+      <w:r>
+        <w:rPr>
+          <w:outline w:val="0"/>
+          <w:color w:val="937000"/>
+          <w:rtl w:val="0"/>
+          <w14:textFill>
+            <w14:solidFill>
+              <w14:srgbClr w14:val="947100"/>
+            </w14:solidFill>
+          </w14:textFill>
+        </w:rPr>
+        <w:t>*</w:t>
+      </w:r>
+      <w:r>
+        <w:rPr>
+          <w:i w:val="1"/>
+          <w:iCs w:val="1"/>
+          <w:rtl w:val="0"/>
+        </w:rPr>
+        <w:t>arXiv:2210.03629</w:t>
+      </w:r>
+      <w:r>
+        <w:rPr>
+          <w:outline w:val="0"/>
+          <w:color w:val="937000"/>
+          <w:rtl w:val="0"/>
+          <w14:textFill>
+            <w14:solidFill>
+              <w14:srgbClr w14:val="947100"/>
+            </w14:solidFill>
+          </w14:textFill>
+        </w:rPr>
+        <w:t>*</w:t>
+      </w:r>
+      <w:r>
+        <w:rPr>
+          <w:rtl w:val="0"/>
+        </w:rPr>
+        <w:t>, 2022.</w:t>
+      </w:r>
+    </w:p>
+    <w:p>
+      <w:pPr>
+        <w:pStyle w:val="Литература"/>
+      </w:pPr>
+      <w:r>
+        <w:rPr>
+          <w:rtl w:val="0"/>
+          <w:lang w:val="en-US"/>
+        </w:rPr>
+        <w:t xml:space="preserve">[9] </w:t>
+      </w:r>
+      <w:r>
+        <w:rPr>
+          <w:rtl w:val="0"/>
+          <w:lang w:val="it-IT"/>
+        </w:rPr>
+        <w:t xml:space="preserve">A. Happe i J. Cito, </w:t>
+      </w:r>
+      <w:r>
+        <w:rPr>
+          <w:rtl w:val="0"/>
+        </w:rPr>
+        <w:t>„</w:t>
+      </w:r>
+      <w:r>
+        <w:rPr>
+          <w:rtl w:val="0"/>
+          <w:lang w:val="en-US"/>
+        </w:rPr>
+        <w:t xml:space="preserve">Getting pwn'd by AI: Penetration </w:t>
+      </w:r>
+      <w:r>
+        <w:rPr>
+          <w:rtl w:val="0"/>
+          <w:lang w:val="en-US"/>
+        </w:rPr>
+        <w:t xml:space="preserve">           </w:t>
+      </w:r>
+      <w:r>
+        <w:rPr>
+          <w:rtl w:val="0"/>
+          <w:lang w:val="en-US"/>
+        </w:rPr>
+        <w:t xml:space="preserve">testing with large language models," </w:t>
       </w:r>
       <w:r>
         <w:rPr>
@@ -4210,22 +4093,44 @@
       </w:r>
       <w:r>
         <w:rPr>
-          <w:rtl w:val="0"/>
-          <w:lang w:val="en-US"/>
-        </w:rPr>
-        <w:t>Proc. 19th Conference of the European Chapter of the Association for Computational Linguistics (EACL), 2026, str. 23</w:t>
-      </w:r>
-      <w:r>
-        <w:rPr>
-          <w:rtl w:val="0"/>
-        </w:rPr>
-        <w:t>–</w:t>
-      </w:r>
-      <w:r>
-        <w:rPr>
-          <w:rtl w:val="0"/>
-        </w:rPr>
-        <w:t>35.</w:t>
+          <w:outline w:val="0"/>
+          <w:color w:val="937000"/>
+          <w:rtl w:val="0"/>
+          <w14:textFill>
+            <w14:solidFill>
+              <w14:srgbClr w14:val="947100"/>
+            </w14:solidFill>
+          </w14:textFill>
+        </w:rPr>
+        <w:t>*</w:t>
+      </w:r>
+      <w:r>
+        <w:rPr>
+          <w:i w:val="1"/>
+          <w:iCs w:val="1"/>
+          <w:rtl w:val="0"/>
+          <w:lang w:val="pt-PT"/>
+        </w:rPr>
+        <w:t>Proc. ESEC/FSE</w:t>
+      </w:r>
+      <w:r>
+        <w:rPr>
+          <w:outline w:val="0"/>
+          <w:color w:val="937000"/>
+          <w:rtl w:val="0"/>
+          <w14:textFill>
+            <w14:solidFill>
+              <w14:srgbClr w14:val="947100"/>
+            </w14:solidFill>
+          </w14:textFill>
+        </w:rPr>
+        <w:t>*</w:t>
+      </w:r>
+      <w:r>
+        <w:rPr>
+          <w:rtl w:val="0"/>
+        </w:rPr>
+        <w:t>, 2023.</w:t>
       </w:r>
     </w:p>
     <w:p>
@@ -4270,7 +4175,7 @@
           <w:shd w:val="clear" w:color="auto" w:fill="ced7e7"/>
         </w:tblPrEx>
         <w:trPr>
-          <w:trHeight w:val="2192" w:hRule="atLeast"/>
+          <w:trHeight w:val="1452" w:hRule="atLeast"/>
         </w:trPr>
         <w:tc>
           <w:tcPr>
@@ -4785,7 +4690,20 @@
         <w:widowControl w:val="0"/>
         <w:ind w:left="108" w:hanging="108"/>
       </w:pPr>
-      <w:r/>
+    </w:p>
+    <w:p>
+      <w:pPr>
+        <w:pStyle w:val="Лабеле (кључне речи"/>
+        <w:widowControl w:val="0"/>
+        <w:ind w:left="108" w:hanging="108"/>
+      </w:pPr>
+      <w:r>
+        <w:rPr>
+          <w:rtl w:val="0"/>
+          <w:lang w:val="en-US"/>
+        </w:rPr>
+        <w:t xml:space="preserve"> </w:t>
+      </w:r>
     </w:p>
     <w:sectPr>
       <w:type w:val="continuous"/>
@@ -4796,32 +4714,6 @@
     </w:sectPr>
   </w:body>
 </w:document>
-</file>
-
-<file path=word/comments.xml><?xml version="1.0" encoding="utf-8"?>
-<w:comments xmlns:w="http://schemas.openxmlformats.org/wordprocessingml/2006/main" xmlns:r="http://schemas.openxmlformats.org/officeDocument/2006/relationships" xmlns:wp="http://schemas.openxmlformats.org/drawingml/2006/wordprocessingDrawing" xmlns:w14="http://schemas.microsoft.com/office/word/2010/wordml">
-  <w:comment w:id="0" w:author="Marko Vekic" w:date="2025-10-02T18:29:00Z">
-    <w:p>
-      <w:pPr>
-        <w:pStyle w:val="Default"/>
-        <w:bidi w:val="0"/>
-      </w:pPr>
-    </w:p>
-    <w:p>
-      <w:pPr>
-        <w:pStyle w:val="Default"/>
-        <w:bidi w:val="0"/>
-      </w:pPr>
-      <w:r>
-        <w:rPr>
-          <w:rFonts w:cs="Arial Unicode MS" w:eastAsia="Arial Unicode MS" w:hint="default"/>
-          <w:rtl w:val="0"/>
-        </w:rPr>
-        <w:t>У датом примеру није тако</w:t>
-      </w:r>
-    </w:p>
-  </w:comment>
-</w:comments>
 </file>
 
 <file path=word/footer1.xml><?xml version="1.0" encoding="utf-8"?>
@@ -5110,6 +5002,248 @@
       </w:rPr>
     </w:lvl>
   </w:abstractNum>
+  <w:abstractNum w:abstractNumId="2">
+    <w:multiLevelType w:val="hybridMultilevel"/>
+    <w:numStyleLink w:val="Bullets"/>
+  </w:abstractNum>
+  <w:abstractNum w:abstractNumId="3">
+    <w:multiLevelType w:val="hybridMultilevel"/>
+    <w:styleLink w:val="Bullets"/>
+    <w:lvl w:ilvl="0">
+      <w:start w:val="1"/>
+      <w:numFmt w:val="bullet"/>
+      <w:suff w:val="tab"/>
+      <w:lvlText w:val="•"/>
+      <w:lvlJc w:val="left"/>
+      <w:pPr>
+        <w:ind w:left="158" w:hanging="158"/>
+      </w:pPr>
+      <w:rPr>
+        <w:rFonts w:hAnsi="Arial Unicode MS"/>
+        <w:caps w:val="0"/>
+        <w:smallCaps w:val="0"/>
+        <w:strike w:val="0"/>
+        <w:dstrike w:val="0"/>
+        <w:outline w:val="0"/>
+        <w:emboss w:val="0"/>
+        <w:imprint w:val="0"/>
+        <w:spacing w:val="0"/>
+        <w:w w:val="100"/>
+        <w:kern w:val="0"/>
+        <w:position w:val="0"/>
+        <w:highlight w:val="none"/>
+        <w:vertAlign w:val="baseline"/>
+      </w:rPr>
+    </w:lvl>
+    <w:lvl w:ilvl="1">
+      <w:start w:val="1"/>
+      <w:numFmt w:val="bullet"/>
+      <w:suff w:val="tab"/>
+      <w:lvlText w:val="•"/>
+      <w:lvlJc w:val="left"/>
+      <w:pPr>
+        <w:ind w:left="758" w:hanging="158"/>
+      </w:pPr>
+      <w:rPr>
+        <w:rFonts w:hAnsi="Arial Unicode MS"/>
+        <w:caps w:val="0"/>
+        <w:smallCaps w:val="0"/>
+        <w:strike w:val="0"/>
+        <w:dstrike w:val="0"/>
+        <w:outline w:val="0"/>
+        <w:emboss w:val="0"/>
+        <w:imprint w:val="0"/>
+        <w:spacing w:val="0"/>
+        <w:w w:val="100"/>
+        <w:kern w:val="0"/>
+        <w:position w:val="0"/>
+        <w:highlight w:val="none"/>
+        <w:vertAlign w:val="baseline"/>
+      </w:rPr>
+    </w:lvl>
+    <w:lvl w:ilvl="2">
+      <w:start w:val="1"/>
+      <w:numFmt w:val="bullet"/>
+      <w:suff w:val="tab"/>
+      <w:lvlText w:val="•"/>
+      <w:lvlJc w:val="left"/>
+      <w:pPr>
+        <w:ind w:left="1358" w:hanging="158"/>
+      </w:pPr>
+      <w:rPr>
+        <w:rFonts w:hAnsi="Arial Unicode MS"/>
+        <w:caps w:val="0"/>
+        <w:smallCaps w:val="0"/>
+        <w:strike w:val="0"/>
+        <w:dstrike w:val="0"/>
+        <w:outline w:val="0"/>
+        <w:emboss w:val="0"/>
+        <w:imprint w:val="0"/>
+        <w:spacing w:val="0"/>
+        <w:w w:val="100"/>
+        <w:kern w:val="0"/>
+        <w:position w:val="0"/>
+        <w:highlight w:val="none"/>
+        <w:vertAlign w:val="baseline"/>
+      </w:rPr>
+    </w:lvl>
+    <w:lvl w:ilvl="3">
+      <w:start w:val="1"/>
+      <w:numFmt w:val="bullet"/>
+      <w:suff w:val="tab"/>
+      <w:lvlText w:val="•"/>
+      <w:lvlJc w:val="left"/>
+      <w:pPr>
+        <w:ind w:left="1958" w:hanging="158"/>
+      </w:pPr>
+      <w:rPr>
+        <w:rFonts w:hAnsi="Arial Unicode MS"/>
+        <w:caps w:val="0"/>
+        <w:smallCaps w:val="0"/>
+        <w:strike w:val="0"/>
+        <w:dstrike w:val="0"/>
+        <w:outline w:val="0"/>
+        <w:emboss w:val="0"/>
+        <w:imprint w:val="0"/>
+        <w:spacing w:val="0"/>
+        <w:w w:val="100"/>
+        <w:kern w:val="0"/>
+        <w:position w:val="0"/>
+        <w:highlight w:val="none"/>
+        <w:vertAlign w:val="baseline"/>
+      </w:rPr>
+    </w:lvl>
+    <w:lvl w:ilvl="4">
+      <w:start w:val="1"/>
+      <w:numFmt w:val="bullet"/>
+      <w:suff w:val="tab"/>
+      <w:lvlText w:val="•"/>
+      <w:lvlJc w:val="left"/>
+      <w:pPr>
+        <w:ind w:left="2558" w:hanging="158"/>
+      </w:pPr>
+      <w:rPr>
+        <w:rFonts w:hAnsi="Arial Unicode MS"/>
+        <w:caps w:val="0"/>
+        <w:smallCaps w:val="0"/>
+        <w:strike w:val="0"/>
+        <w:dstrike w:val="0"/>
+        <w:outline w:val="0"/>
+        <w:emboss w:val="0"/>
+        <w:imprint w:val="0"/>
+        <w:spacing w:val="0"/>
+        <w:w w:val="100"/>
+        <w:kern w:val="0"/>
+        <w:position w:val="0"/>
+        <w:highlight w:val="none"/>
+        <w:vertAlign w:val="baseline"/>
+      </w:rPr>
+    </w:lvl>
+    <w:lvl w:ilvl="5">
+      <w:start w:val="1"/>
+      <w:numFmt w:val="bullet"/>
+      <w:suff w:val="tab"/>
+      <w:lvlText w:val="•"/>
+      <w:lvlJc w:val="left"/>
+      <w:pPr>
+        <w:ind w:left="3158" w:hanging="158"/>
+      </w:pPr>
+      <w:rPr>
+        <w:rFonts w:hAnsi="Arial Unicode MS"/>
+        <w:caps w:val="0"/>
+        <w:smallCaps w:val="0"/>
+        <w:strike w:val="0"/>
+        <w:dstrike w:val="0"/>
+        <w:outline w:val="0"/>
+        <w:emboss w:val="0"/>
+        <w:imprint w:val="0"/>
+        <w:spacing w:val="0"/>
+        <w:w w:val="100"/>
+        <w:kern w:val="0"/>
+        <w:position w:val="0"/>
+        <w:highlight w:val="none"/>
+        <w:vertAlign w:val="baseline"/>
+      </w:rPr>
+    </w:lvl>
+    <w:lvl w:ilvl="6">
+      <w:start w:val="1"/>
+      <w:numFmt w:val="bullet"/>
+      <w:suff w:val="tab"/>
+      <w:lvlText w:val="•"/>
+      <w:lvlJc w:val="left"/>
+      <w:pPr>
+        <w:ind w:left="3758" w:hanging="158"/>
+      </w:pPr>
+      <w:rPr>
+        <w:rFonts w:hAnsi="Arial Unicode MS"/>
+        <w:caps w:val="0"/>
+        <w:smallCaps w:val="0"/>
+        <w:strike w:val="0"/>
+        <w:dstrike w:val="0"/>
+        <w:outline w:val="0"/>
+        <w:emboss w:val="0"/>
+        <w:imprint w:val="0"/>
+        <w:spacing w:val="0"/>
+        <w:w w:val="100"/>
+        <w:kern w:val="0"/>
+        <w:position w:val="0"/>
+        <w:highlight w:val="none"/>
+        <w:vertAlign w:val="baseline"/>
+      </w:rPr>
+    </w:lvl>
+    <w:lvl w:ilvl="7">
+      <w:start w:val="1"/>
+      <w:numFmt w:val="bullet"/>
+      <w:suff w:val="tab"/>
+      <w:lvlText w:val="•"/>
+      <w:lvlJc w:val="left"/>
+      <w:pPr>
+        <w:ind w:left="4358" w:hanging="158"/>
+      </w:pPr>
+      <w:rPr>
+        <w:rFonts w:hAnsi="Arial Unicode MS"/>
+        <w:caps w:val="0"/>
+        <w:smallCaps w:val="0"/>
+        <w:strike w:val="0"/>
+        <w:dstrike w:val="0"/>
+        <w:outline w:val="0"/>
+        <w:emboss w:val="0"/>
+        <w:imprint w:val="0"/>
+        <w:spacing w:val="0"/>
+        <w:w w:val="100"/>
+        <w:kern w:val="0"/>
+        <w:position w:val="0"/>
+        <w:highlight w:val="none"/>
+        <w:vertAlign w:val="baseline"/>
+      </w:rPr>
+    </w:lvl>
+    <w:lvl w:ilvl="8">
+      <w:start w:val="1"/>
+      <w:numFmt w:val="bullet"/>
+      <w:suff w:val="tab"/>
+      <w:lvlText w:val="•"/>
+      <w:lvlJc w:val="left"/>
+      <w:pPr>
+        <w:ind w:left="4958" w:hanging="158"/>
+      </w:pPr>
+      <w:rPr>
+        <w:rFonts w:hAnsi="Arial Unicode MS"/>
+        <w:caps w:val="0"/>
+        <w:smallCaps w:val="0"/>
+        <w:strike w:val="0"/>
+        <w:dstrike w:val="0"/>
+        <w:outline w:val="0"/>
+        <w:emboss w:val="0"/>
+        <w:imprint w:val="0"/>
+        <w:spacing w:val="0"/>
+        <w:w w:val="100"/>
+        <w:kern w:val="0"/>
+        <w:position w:val="0"/>
+        <w:highlight w:val="none"/>
+        <w:vertAlign w:val="baseline"/>
+      </w:rPr>
+    </w:lvl>
+  </w:abstractNum>
   <w:num w:numId="1">
     <w:abstractNumId w:val="1"/>
   </w:num>
@@ -5117,6 +5251,12 @@
     <w:abstractNumId w:val="0"/>
   </w:num>
   <w:num w:numId="3">
+    <w:abstractNumId w:val="3"/>
+  </w:num>
+  <w:num w:numId="4">
+    <w:abstractNumId w:val="2"/>
+  </w:num>
+  <w:num w:numId="5">
     <w:abstractNumId w:val="0"/>
     <w:lvlOverride w:ilvl="0">
       <w:startOverride w:val="3"/>
@@ -5725,6 +5865,14 @@
       </w14:textFill>
     </w:rPr>
   </w:style>
+  <w:style w:type="numbering" w:styleId="Bullets">
+    <w:name w:val="Bullets"/>
+    <w:pPr>
+      <w:numPr>
+        <w:numId w:val="3"/>
+      </w:numPr>
+    </w:pPr>
+  </w:style>
   <w:style w:type="paragraph" w:styleId="Default">
     <w:name w:val="Default"/>
     <w:next w:val="Default"/>
@@ -5764,50 +5912,6 @@
       <w14:textOutline>
         <w14:noFill/>
       </w14:textOutline>
-      <w14:textFill>
-        <w14:solidFill>
-          <w14:srgbClr w14:val="000000"/>
-        </w14:solidFill>
-      </w14:textFill>
-    </w:rPr>
-  </w:style>
-  <w:style w:type="paragraph" w:styleId="3 - Математичке формуле">
-    <w:name w:val="3 - Математичке формуле"/>
-    <w:next w:val="3 - Математичке формуле"/>
-    <w:pPr>
-      <w:keepNext w:val="0"/>
-      <w:keepLines w:val="0"/>
-      <w:pageBreakBefore w:val="0"/>
-      <w:widowControl w:val="1"/>
-      <w:shd w:val="clear" w:color="auto" w:fill="auto"/>
-      <w:suppressAutoHyphens w:val="0"/>
-      <w:bidi w:val="0"/>
-      <w:spacing w:before="120" w:after="0" w:line="240" w:lineRule="auto"/>
-      <w:ind w:left="0" w:right="0" w:firstLine="360"/>
-      <w:jc w:val="both"/>
-      <w:outlineLvl w:val="9"/>
-    </w:pPr>
-    <w:rPr>
-      <w:rFonts w:ascii="Cambria Math" w:cs="Cambria Math" w:hAnsi="Cambria Math" w:eastAsia="Cambria Math"/>
-      <w:b w:val="0"/>
-      <w:bCs w:val="0"/>
-      <w:i w:val="1"/>
-      <w:iCs w:val="1"/>
-      <w:caps w:val="0"/>
-      <w:smallCaps w:val="0"/>
-      <w:strike w:val="0"/>
-      <w:dstrike w:val="0"/>
-      <w:outline w:val="0"/>
-      <w:color w:val="000000"/>
-      <w:spacing w:val="0"/>
-      <w:kern w:val="0"/>
-      <w:position w:val="0"/>
-      <w:sz w:val="20"/>
-      <w:szCs w:val="20"/>
-      <w:u w:val="none" w:color="000000"/>
-      <w:shd w:val="nil" w:color="auto" w:fill="auto"/>
-      <w:vertAlign w:val="baseline"/>
-      <w:lang w:val="en-US"/>
       <w14:textFill>
         <w14:solidFill>
           <w14:srgbClr w14:val="000000"/>

--- a/МаркоЕрдељи_зборник.docx
+++ b/МаркоЕрдељи_зборник.docx
@@ -902,7 +902,21 @@
           <w:rtl w:val="0"/>
           <w:lang w:val="pt-PT"/>
         </w:rPr>
-        <w:t xml:space="preserve">[2][3]. Reeves </w:t>
+        <w:t>[2</w:t>
+      </w:r>
+      <w:r>
+        <w:rPr>
+          <w:rtl w:val="0"/>
+          <w:lang w:val="en-US"/>
+        </w:rPr>
+        <w:t xml:space="preserve">, </w:t>
+      </w:r>
+      <w:r>
+        <w:rPr>
+          <w:rtl w:val="0"/>
+          <w:lang w:val="pt-PT"/>
+        </w:rPr>
+        <w:t xml:space="preserve">3]. Reeves </w:t>
       </w:r>
       <w:r>
         <w:rPr>
@@ -987,9 +1001,23 @@
       <w:r>
         <w:rPr>
           <w:rtl w:val="0"/>
+        </w:rPr>
+        <w:t xml:space="preserve">. </w:t>
+      </w:r>
+      <w:r>
+        <w:rPr>
+          <w:i w:val="1"/>
+          <w:iCs w:val="1"/>
+          <w:rtl w:val="0"/>
           <w:lang w:val="en-US"/>
         </w:rPr>
-        <w:t xml:space="preserve">. container runtime) </w:t>
+        <w:t>container runtime</w:t>
+      </w:r>
+      <w:r>
+        <w:rPr>
+          <w:rtl w:val="0"/>
+        </w:rPr>
+        <w:t xml:space="preserve">) </w:t>
       </w:r>
       <w:r>
         <w:rPr>
@@ -1091,7 +1119,21 @@
           <w:rtl w:val="0"/>
           <w:lang w:val="pt-PT"/>
         </w:rPr>
-        <w:t xml:space="preserve">[4][5]. </w:t>
+        <w:t>[4</w:t>
+      </w:r>
+      <w:r>
+        <w:rPr>
+          <w:rtl w:val="0"/>
+          <w:lang w:val="en-US"/>
+        </w:rPr>
+        <w:t xml:space="preserve">, </w:t>
+      </w:r>
+      <w:r>
+        <w:rPr>
+          <w:rtl w:val="0"/>
+          <w:lang w:val="pt-PT"/>
+        </w:rPr>
+        <w:t xml:space="preserve">5]. </w:t>
       </w:r>
       <w:r>
         <w:rPr>
@@ -1153,9 +1195,23 @@
       <w:r>
         <w:rPr>
           <w:rtl w:val="0"/>
+        </w:rPr>
+        <w:t xml:space="preserve">. </w:t>
+      </w:r>
+      <w:r>
+        <w:rPr>
+          <w:i w:val="1"/>
+          <w:iCs w:val="1"/>
+          <w:rtl w:val="0"/>
           <w:lang w:val="en-US"/>
         </w:rPr>
-        <w:t xml:space="preserve">. zero-day vulnerabilities) </w:t>
+        <w:t>zero-day vulnerabilities</w:t>
+      </w:r>
+      <w:r>
+        <w:rPr>
+          <w:rtl w:val="0"/>
+        </w:rPr>
+        <w:t xml:space="preserve">) </w:t>
       </w:r>
       <w:r>
         <w:rPr>
@@ -1968,11 +2024,6 @@
     </w:p>
     <w:p>
       <w:pPr>
-        <w:pStyle w:val="0 - Текст рада"/>
-      </w:pPr>
-    </w:p>
-    <w:p>
-      <w:pPr>
         <w:pStyle w:val="Default"/>
         <w:tabs>
           <w:tab w:val="left" w:pos="593"/>
@@ -2283,6 +2334,185 @@
         </w:rPr>
         <w:t>.</w:t>
       </w:r>
+      <w:r>
+        <w:rPr>
+          <w:rFonts w:ascii="Times New Roman" w:cs="Times New Roman" w:hAnsi="Times New Roman" w:eastAsia="Times New Roman"/>
+          <w:outline w:val="0"/>
+          <w:color w:val="000000"/>
+          <w:sz w:val="20"/>
+          <w:szCs w:val="20"/>
+          <w:shd w:val="clear" w:color="auto" w:fill="fffeff"/>
+          <w14:textFill>
+            <w14:solidFill>
+              <w14:srgbClr w14:val="000000">
+                <w14:alpha w14:val="14999"/>
+              </w14:srgbClr>
+            </w14:solidFill>
+          </w14:textFill>
+        </w:rPr>
+        <mc:AlternateContent>
+          <mc:Choice Requires="wpg">
+            <w:drawing xmlns:a="http://schemas.openxmlformats.org/drawingml/2006/main">
+              <wp:anchor distT="152400" distB="152400" distL="152400" distR="152400" simplePos="0" relativeHeight="251659264" behindDoc="0" locked="0" layoutInCell="1" allowOverlap="1">
+                <wp:simplePos x="0" y="0"/>
+                <wp:positionH relativeFrom="margin">
+                  <wp:posOffset>304271</wp:posOffset>
+                </wp:positionH>
+                <wp:positionV relativeFrom="line">
+                  <wp:posOffset>508390</wp:posOffset>
+                </wp:positionV>
+                <wp:extent cx="5507777" cy="4345774"/>
+                <wp:effectExtent l="0" t="0" r="0" b="0"/>
+                <wp:wrapSquare wrapText="bothSides" distL="152400" distR="152400" distT="152400" distB="152400"/>
+                <wp:docPr id="1073741828" name="officeArt object" descr="Image Gallery"/>
+                <wp:cNvGraphicFramePr/>
+                <a:graphic xmlns:a="http://schemas.openxmlformats.org/drawingml/2006/main">
+                  <a:graphicData uri="http://schemas.microsoft.com/office/word/2010/wordprocessingGroup">
+                    <wpg:wgp>
+                      <wpg:cNvGrpSpPr/>
+                      <wpg:grpSpPr>
+                        <a:xfrm>
+                          <a:off x="0" y="0"/>
+                          <a:ext cx="5507777" cy="4345774"/>
+                          <a:chOff x="0" y="-325344"/>
+                          <a:chExt cx="5507776" cy="4345773"/>
+                        </a:xfrm>
+                      </wpg:grpSpPr>
+                      <pic:pic xmlns:pic="http://schemas.openxmlformats.org/drawingml/2006/picture">
+                        <pic:nvPicPr>
+                          <pic:cNvPr id="1073741826" name="arhitektura-sistema.png" descr="arhitektura-sistema.png"/>
+                          <pic:cNvPicPr>
+                            <a:picLocks noChangeAspect="1"/>
+                          </pic:cNvPicPr>
+                        </pic:nvPicPr>
+                        <pic:blipFill>
+                          <a:blip r:embed="rId7">
+                            <a:extLst/>
+                          </a:blip>
+                          <a:srcRect l="2003" t="0" r="2003" b="0"/>
+                          <a:stretch>
+                            <a:fillRect/>
+                          </a:stretch>
+                        </pic:blipFill>
+                        <pic:spPr>
+                          <a:xfrm>
+                            <a:off x="0" y="0"/>
+                            <a:ext cx="5507777" cy="4020430"/>
+                          </a:xfrm>
+                          <a:prstGeom prst="rect">
+                            <a:avLst/>
+                          </a:prstGeom>
+                          <a:ln w="12700" cap="flat">
+                            <a:noFill/>
+                            <a:miter lim="400000"/>
+                          </a:ln>
+                          <a:effectLst/>
+                        </pic:spPr>
+                      </pic:pic>
+                      <wps:wsp>
+                        <wps:cNvPr id="1073741827" name="Слика 1 Архитектура система"/>
+                        <wps:cNvSpPr/>
+                        <wps:spPr>
+                          <a:xfrm>
+                            <a:off x="0" y="-325345"/>
+                            <a:ext cx="5507777" cy="223745"/>
+                          </a:xfrm>
+                          <a:prstGeom prst="roundRect">
+                            <a:avLst>
+                              <a:gd name="adj" fmla="val 0"/>
+                            </a:avLst>
+                          </a:prstGeom>
+                          <a:noFill/>
+                          <a:ln w="12700" cap="flat">
+                            <a:noFill/>
+                            <a:miter lim="400000"/>
+                          </a:ln>
+                          <a:effectLst/>
+                        </wps:spPr>
+                        <wps:txbx>
+                          <w:txbxContent>
+                            <w:p>
+                              <w:pPr>
+                                <w:pStyle w:val="caption"/>
+                                <w:suppressAutoHyphens w:val="1"/>
+                              </w:pPr>
+                              <w:r>
+                                <w:rPr>
+                                  <w:rtl w:val="0"/>
+                                </w:rPr>
+                                <w:t xml:space="preserve">Слика </w:t>
+                              </w:r>
+                              <w:r>
+                                <w:rPr>
+                                  <w:rtl w:val="0"/>
+                                  <w:lang w:val="ru-RU"/>
+                                </w:rPr>
+                                <w:t xml:space="preserve">1 </w:t>
+                              </w:r>
+                              <w:r>
+                                <w:rPr>
+                                  <w:rtl w:val="0"/>
+                                </w:rPr>
+                                <w:t>Архитектура система</w:t>
+                              </w:r>
+                            </w:p>
+                          </w:txbxContent>
+                        </wps:txbx>
+                        <wps:bodyPr wrap="square" lIns="50800" tIns="50800" rIns="50800" bIns="50800" numCol="1" anchor="t">
+                          <a:noAutofit/>
+                        </wps:bodyPr>
+                      </wps:wsp>
+                    </wpg:wgp>
+                  </a:graphicData>
+                </a:graphic>
+              </wp:anchor>
+            </w:drawing>
+          </mc:Choice>
+          <mc:Fallback>
+            <w:pict>
+              <v:group id="_x0000_s1026" style="visibility:visible;position:absolute;margin-left:24.0pt;margin-top:40.0pt;width:433.7pt;height:342.2pt;z-index:251659264;mso-position-horizontal:absolute;mso-position-horizontal-relative:margin;mso-position-vertical:absolute;mso-position-vertical-relative:line;mso-wrap-distance-left:12.0pt;mso-wrap-distance-top:12.0pt;mso-wrap-distance-right:12.0pt;mso-wrap-distance-bottom:12.0pt;" coordorigin="0,-325344" coordsize="5507776,4345773">
+                <w10:wrap type="square" side="bothSides" anchorx="margin"/>
+                <v:shape id="_x0000_s1027" type="#_x0000_t75" style="position:absolute;left:0;top:0;width:5507776;height:4020429;">
+                  <v:imagedata r:id="rId7" o:title="arhitektura-sistema.png" cropleft="2.0%" cropright="2.0%"/>
+                </v:shape>
+                <v:roundrect id="_x0000_s1028" style="position:absolute;left:0;top:-325344;width:5507776;height:223744;" adj="0">
+                  <v:fill on="f"/>
+                  <v:stroke on="f" weight="1.0pt" dashstyle="solid" endcap="flat" miterlimit="400.0%" joinstyle="miter" linestyle="single" startarrow="none" startarrowwidth="medium" startarrowlength="medium" endarrow="none" endarrowwidth="medium" endarrowlength="medium"/>
+                  <v:textbox>
+                    <w:txbxContent>
+                      <w:p>
+                        <w:pPr>
+                          <w:pStyle w:val="caption"/>
+                          <w:suppressAutoHyphens w:val="1"/>
+                        </w:pPr>
+                        <w:r>
+                          <w:rPr>
+                            <w:rtl w:val="0"/>
+                          </w:rPr>
+                          <w:t xml:space="preserve">Слика </w:t>
+                        </w:r>
+                        <w:r>
+                          <w:rPr>
+                            <w:rtl w:val="0"/>
+                            <w:lang w:val="ru-RU"/>
+                          </w:rPr>
+                          <w:t xml:space="preserve">1 </w:t>
+                        </w:r>
+                        <w:r>
+                          <w:rPr>
+                            <w:rtl w:val="0"/>
+                          </w:rPr>
+                          <w:t>Архитектура система</w:t>
+                        </w:r>
+                      </w:p>
+                    </w:txbxContent>
+                  </v:textbox>
+                </v:roundrect>
+              </v:group>
+            </w:pict>
+          </mc:Fallback>
+        </mc:AlternateContent>
+      </w:r>
     </w:p>
     <w:p>
       <w:pPr>
@@ -3144,52 +3374,2851 @@
     </w:p>
     <w:p>
       <w:pPr>
-        <w:pStyle w:val="0 - Текст рада"/>
-      </w:pPr>
-    </w:p>
-    <w:p>
-      <w:pPr>
-        <w:pStyle w:val="0 - Текст рада"/>
-      </w:pPr>
-    </w:p>
-    <w:p>
-      <w:pPr>
-        <w:pStyle w:val="0 - Текст рада"/>
-      </w:pPr>
-    </w:p>
-    <w:p>
-      <w:pPr>
-        <w:pStyle w:val="0 - Текст рада"/>
-      </w:pPr>
-    </w:p>
-    <w:p>
-      <w:pPr>
-        <w:pStyle w:val="0 - Текст рада"/>
-      </w:pPr>
-    </w:p>
-    <w:p>
-      <w:pPr>
-        <w:pStyle w:val="0 - Текст рада"/>
-      </w:pPr>
-    </w:p>
-    <w:p>
-      <w:pPr>
-        <w:pStyle w:val="0 - Текст рада"/>
-      </w:pPr>
-    </w:p>
-    <w:p>
-      <w:pPr>
-        <w:pStyle w:val="0 - Текст рада"/>
-      </w:pPr>
-    </w:p>
-    <w:p>
-      <w:pPr>
-        <w:pStyle w:val="0 - Текст рада"/>
-      </w:pPr>
-    </w:p>
-    <w:p>
-      <w:pPr>
-        <w:pStyle w:val="0 - Текст рада"/>
+        <w:pStyle w:val="2 - Подпоглавље"/>
+        <w:numPr>
+          <w:ilvl w:val="1"/>
+          <w:numId w:val="2"/>
+        </w:numPr>
+      </w:pPr>
+      <w:r>
+        <w:rPr>
+          <w:rtl w:val="0"/>
+          <w:lang w:val="en-US"/>
+        </w:rPr>
+        <w:t xml:space="preserve"> </w:t>
+      </w:r>
+      <w:r>
+        <w:rPr>
+          <w:rtl w:val="0"/>
+        </w:rPr>
+        <w:t>Архитектура система</w:t>
+      </w:r>
+    </w:p>
+    <w:p>
+      <w:pPr>
+        <w:pStyle w:val="Default"/>
+        <w:tabs>
+          <w:tab w:val="left" w:pos="593"/>
+          <w:tab w:val="left" w:pos="1186"/>
+          <w:tab w:val="left" w:pos="1779"/>
+          <w:tab w:val="left" w:pos="2372"/>
+          <w:tab w:val="left" w:pos="2965"/>
+          <w:tab w:val="left" w:pos="3558"/>
+          <w:tab w:val="left" w:pos="4151"/>
+          <w:tab w:val="left" w:pos="4744"/>
+          <w:tab w:val="left" w:pos="5337"/>
+          <w:tab w:val="left" w:pos="5930"/>
+          <w:tab w:val="left" w:pos="6523"/>
+          <w:tab w:val="left" w:pos="7116"/>
+          <w:tab w:val="left" w:pos="7709"/>
+          <w:tab w:val="left" w:pos="8302"/>
+          <w:tab w:val="left" w:pos="8895"/>
+          <w:tab w:val="left" w:pos="9488"/>
+        </w:tabs>
+        <w:suppressAutoHyphens w:val="1"/>
+        <w:spacing w:before="0" w:line="240" w:lineRule="auto"/>
+        <w:jc w:val="left"/>
+        <w:rPr>
+          <w:rFonts w:ascii="Times New Roman" w:cs="Times New Roman" w:hAnsi="Times New Roman" w:eastAsia="Times New Roman"/>
+          <w:outline w:val="0"/>
+          <w:color w:val="000000"/>
+          <w:sz w:val="20"/>
+          <w:szCs w:val="20"/>
+          <w:shd w:val="clear" w:color="auto" w:fill="fffeff"/>
+          <w14:textFill>
+            <w14:solidFill>
+              <w14:srgbClr w14:val="000000">
+                <w14:alpha w14:val="14999"/>
+              </w14:srgbClr>
+            </w14:solidFill>
+          </w14:textFill>
+        </w:rPr>
+      </w:pPr>
+      <w:r>
+        <w:rPr>
+          <w:rFonts w:ascii="Times New Roman" w:hAnsi="Times New Roman" w:hint="default"/>
+          <w:outline w:val="0"/>
+          <w:color w:val="000000"/>
+          <w:sz w:val="20"/>
+          <w:szCs w:val="20"/>
+          <w:shd w:val="clear" w:color="auto" w:fill="fffeff"/>
+          <w:rtl w:val="0"/>
+          <w14:textFill>
+            <w14:solidFill>
+              <w14:srgbClr w14:val="000000">
+                <w14:alpha w14:val="14999"/>
+              </w14:srgbClr>
+            </w14:solidFill>
+          </w14:textFill>
+        </w:rPr>
+        <w:t xml:space="preserve">Спољашњи слој евалуационог оквира је </w:t>
+      </w:r>
+      <w:r>
+        <w:rPr>
+          <w:rFonts w:ascii="Times New Roman" w:hAnsi="Times New Roman"/>
+          <w:outline w:val="0"/>
+          <w:color w:val="000000"/>
+          <w:sz w:val="20"/>
+          <w:szCs w:val="20"/>
+          <w:shd w:val="clear" w:color="auto" w:fill="fffeff"/>
+          <w:rtl w:val="0"/>
+          <w14:textFill>
+            <w14:solidFill>
+              <w14:srgbClr w14:val="000000">
+                <w14:alpha w14:val="14999"/>
+              </w14:srgbClr>
+            </w14:solidFill>
+          </w14:textFill>
+        </w:rPr>
+        <w:t xml:space="preserve">macOS </w:t>
+      </w:r>
+      <w:r>
+        <w:rPr>
+          <w:rFonts w:ascii="Times New Roman" w:hAnsi="Times New Roman" w:hint="default"/>
+          <w:outline w:val="0"/>
+          <w:color w:val="000000"/>
+          <w:sz w:val="20"/>
+          <w:szCs w:val="20"/>
+          <w:shd w:val="clear" w:color="auto" w:fill="fffeff"/>
+          <w:rtl w:val="0"/>
+          <w14:textFill>
+            <w14:solidFill>
+              <w14:srgbClr w14:val="000000">
+                <w14:alpha w14:val="14999"/>
+              </w14:srgbClr>
+            </w14:solidFill>
+          </w14:textFill>
+        </w:rPr>
+        <w:t>домаћин</w:t>
+      </w:r>
+      <w:r>
+        <w:rPr>
+          <w:rFonts w:ascii="Times New Roman" w:hAnsi="Times New Roman"/>
+          <w:outline w:val="0"/>
+          <w:color w:val="000000"/>
+          <w:sz w:val="20"/>
+          <w:szCs w:val="20"/>
+          <w:shd w:val="clear" w:color="auto" w:fill="fffeff"/>
+          <w:rtl w:val="0"/>
+          <w14:textFill>
+            <w14:solidFill>
+              <w14:srgbClr w14:val="000000">
+                <w14:alpha w14:val="14999"/>
+              </w14:srgbClr>
+            </w14:solidFill>
+          </w14:textFill>
+        </w:rPr>
+        <w:t xml:space="preserve">. </w:t>
+      </w:r>
+      <w:r>
+        <w:rPr>
+          <w:rFonts w:ascii="Times New Roman" w:hAnsi="Times New Roman" w:hint="default"/>
+          <w:outline w:val="0"/>
+          <w:color w:val="000000"/>
+          <w:sz w:val="20"/>
+          <w:szCs w:val="20"/>
+          <w:shd w:val="clear" w:color="auto" w:fill="fffeff"/>
+          <w:rtl w:val="0"/>
+          <w14:textFill>
+            <w14:solidFill>
+              <w14:srgbClr w14:val="000000">
+                <w14:alpha w14:val="14999"/>
+              </w14:srgbClr>
+            </w14:solidFill>
+          </w14:textFill>
+        </w:rPr>
+        <w:t xml:space="preserve">Сваки сценарио извршава се унутар </w:t>
+      </w:r>
+      <w:r>
+        <w:rPr>
+          <w:rFonts w:ascii="Times New Roman" w:hAnsi="Times New Roman"/>
+          <w:outline w:val="0"/>
+          <w:color w:val="000000"/>
+          <w:sz w:val="20"/>
+          <w:szCs w:val="20"/>
+          <w:shd w:val="clear" w:color="auto" w:fill="fffeff"/>
+          <w:rtl w:val="0"/>
+          <w:lang w:val="fr-FR"/>
+          <w14:textFill>
+            <w14:solidFill>
+              <w14:srgbClr w14:val="000000">
+                <w14:alpha w14:val="14999"/>
+              </w14:srgbClr>
+            </w14:solidFill>
+          </w14:textFill>
+        </w:rPr>
+        <w:t xml:space="preserve">Linux </w:t>
+      </w:r>
+      <w:r>
+        <w:rPr>
+          <w:rFonts w:ascii="Times New Roman" w:hAnsi="Times New Roman" w:hint="default"/>
+          <w:outline w:val="0"/>
+          <w:color w:val="000000"/>
+          <w:sz w:val="20"/>
+          <w:szCs w:val="20"/>
+          <w:shd w:val="clear" w:color="auto" w:fill="fffeff"/>
+          <w:rtl w:val="0"/>
+          <w:lang w:val="ru-RU"/>
+          <w14:textFill>
+            <w14:solidFill>
+              <w14:srgbClr w14:val="000000">
+                <w14:alpha w14:val="14999"/>
+              </w14:srgbClr>
+            </w14:solidFill>
+          </w14:textFill>
+        </w:rPr>
+        <w:t xml:space="preserve">виртуелне машине </w:t>
+      </w:r>
+      <w:r>
+        <w:rPr>
+          <w:rFonts w:ascii="Times New Roman" w:hAnsi="Times New Roman"/>
+          <w:outline w:val="0"/>
+          <w:color w:val="000000"/>
+          <w:sz w:val="20"/>
+          <w:szCs w:val="20"/>
+          <w:shd w:val="clear" w:color="auto" w:fill="fffeff"/>
+          <w:rtl w:val="0"/>
+          <w14:textFill>
+            <w14:solidFill>
+              <w14:srgbClr w14:val="000000">
+                <w14:alpha w14:val="14999"/>
+              </w14:srgbClr>
+            </w14:solidFill>
+          </w14:textFill>
+        </w:rPr>
+        <w:t xml:space="preserve">(Ubuntu 22.04) </w:t>
+      </w:r>
+      <w:r>
+        <w:rPr>
+          <w:rFonts w:ascii="Times New Roman" w:hAnsi="Times New Roman" w:hint="default"/>
+          <w:outline w:val="0"/>
+          <w:color w:val="000000"/>
+          <w:sz w:val="20"/>
+          <w:szCs w:val="20"/>
+          <w:shd w:val="clear" w:color="auto" w:fill="fffeff"/>
+          <w:rtl w:val="0"/>
+          <w:lang w:val="ru-RU"/>
+          <w14:textFill>
+            <w14:solidFill>
+              <w14:srgbClr w14:val="000000">
+                <w14:alpha w14:val="14999"/>
+              </w14:srgbClr>
+            </w14:solidFill>
+          </w14:textFill>
+        </w:rPr>
+        <w:t xml:space="preserve">под управом </w:t>
+      </w:r>
+      <w:r>
+        <w:rPr>
+          <w:rFonts w:ascii="Times New Roman" w:hAnsi="Times New Roman"/>
+          <w:outline w:val="0"/>
+          <w:color w:val="000000"/>
+          <w:sz w:val="20"/>
+          <w:szCs w:val="20"/>
+          <w:shd w:val="clear" w:color="auto" w:fill="fffeff"/>
+          <w:rtl w:val="0"/>
+          <w:lang w:val="pt-PT"/>
+          <w14:textFill>
+            <w14:solidFill>
+              <w14:srgbClr w14:val="000000">
+                <w14:alpha w14:val="14999"/>
+              </w14:srgbClr>
+            </w14:solidFill>
+          </w14:textFill>
+        </w:rPr>
+        <w:t xml:space="preserve">Lima </w:t>
+      </w:r>
+      <w:r>
+        <w:rPr>
+          <w:rFonts w:ascii="Times New Roman" w:hAnsi="Times New Roman" w:hint="default"/>
+          <w:outline w:val="0"/>
+          <w:color w:val="000000"/>
+          <w:sz w:val="20"/>
+          <w:szCs w:val="20"/>
+          <w:shd w:val="clear" w:color="auto" w:fill="fffeff"/>
+          <w:rtl w:val="0"/>
+          <w14:textFill>
+            <w14:solidFill>
+              <w14:srgbClr w14:val="000000">
+                <w14:alpha w14:val="14999"/>
+              </w14:srgbClr>
+            </w14:solidFill>
+          </w14:textFill>
+        </w:rPr>
+        <w:t>менаџера</w:t>
+      </w:r>
+      <w:r>
+        <w:rPr>
+          <w:rFonts w:ascii="Times New Roman" w:hAnsi="Times New Roman"/>
+          <w:outline w:val="0"/>
+          <w:color w:val="000000"/>
+          <w:sz w:val="20"/>
+          <w:szCs w:val="20"/>
+          <w:shd w:val="clear" w:color="auto" w:fill="fffeff"/>
+          <w:rtl w:val="0"/>
+          <w14:textFill>
+            <w14:solidFill>
+              <w14:srgbClr w14:val="000000">
+                <w14:alpha w14:val="14999"/>
+              </w14:srgbClr>
+            </w14:solidFill>
+          </w14:textFill>
+        </w:rPr>
+        <w:t xml:space="preserve">, </w:t>
+      </w:r>
+      <w:r>
+        <w:rPr>
+          <w:rFonts w:ascii="Times New Roman" w:hAnsi="Times New Roman" w:hint="default"/>
+          <w:outline w:val="0"/>
+          <w:color w:val="000000"/>
+          <w:sz w:val="20"/>
+          <w:szCs w:val="20"/>
+          <w:shd w:val="clear" w:color="auto" w:fill="fffeff"/>
+          <w:rtl w:val="0"/>
+          <w14:textFill>
+            <w14:solidFill>
+              <w14:srgbClr w14:val="000000">
+                <w14:alpha w14:val="14999"/>
+              </w14:srgbClr>
+            </w14:solidFill>
+          </w14:textFill>
+        </w:rPr>
+        <w:t>чиме потпуно успешно нарушавање изолације контејнера не угрожава машину истраживача</w:t>
+      </w:r>
+      <w:r>
+        <w:rPr>
+          <w:rFonts w:ascii="Times New Roman" w:hAnsi="Times New Roman"/>
+          <w:outline w:val="0"/>
+          <w:color w:val="000000"/>
+          <w:sz w:val="20"/>
+          <w:szCs w:val="20"/>
+          <w:shd w:val="clear" w:color="auto" w:fill="fffeff"/>
+          <w:rtl w:val="0"/>
+          <w14:textFill>
+            <w14:solidFill>
+              <w14:srgbClr w14:val="000000">
+                <w14:alpha w14:val="14999"/>
+              </w14:srgbClr>
+            </w14:solidFill>
+          </w14:textFill>
+        </w:rPr>
+        <w:t xml:space="preserve">. </w:t>
+      </w:r>
+      <w:r>
+        <w:rPr>
+          <w:rFonts w:ascii="Times New Roman" w:hAnsi="Times New Roman" w:hint="default"/>
+          <w:outline w:val="0"/>
+          <w:color w:val="000000"/>
+          <w:sz w:val="20"/>
+          <w:szCs w:val="20"/>
+          <w:shd w:val="clear" w:color="auto" w:fill="fffeff"/>
+          <w:rtl w:val="0"/>
+          <w:lang w:val="ru-RU"/>
+          <w14:textFill>
+            <w14:solidFill>
+              <w14:srgbClr w14:val="000000">
+                <w14:alpha w14:val="14999"/>
+              </w14:srgbClr>
+            </w14:solidFill>
+          </w14:textFill>
+        </w:rPr>
+        <w:t xml:space="preserve">Унутар виртуелне машине </w:t>
+      </w:r>
+      <w:r>
+        <w:rPr>
+          <w:rFonts w:ascii="Times New Roman" w:hAnsi="Times New Roman"/>
+          <w:outline w:val="0"/>
+          <w:color w:val="000000"/>
+          <w:sz w:val="20"/>
+          <w:szCs w:val="20"/>
+          <w:shd w:val="clear" w:color="auto" w:fill="fffeff"/>
+          <w:rtl w:val="0"/>
+          <w:lang w:val="de-DE"/>
+          <w14:textFill>
+            <w14:solidFill>
+              <w14:srgbClr w14:val="000000">
+                <w14:alpha w14:val="14999"/>
+              </w14:srgbClr>
+            </w14:solidFill>
+          </w14:textFill>
+        </w:rPr>
+        <w:t xml:space="preserve">Docker </w:t>
+      </w:r>
+      <w:r>
+        <w:rPr>
+          <w:rFonts w:ascii="Times New Roman" w:hAnsi="Times New Roman" w:hint="default"/>
+          <w:outline w:val="0"/>
+          <w:color w:val="000000"/>
+          <w:sz w:val="20"/>
+          <w:szCs w:val="20"/>
+          <w:shd w:val="clear" w:color="auto" w:fill="fffeff"/>
+          <w:rtl w:val="0"/>
+          <w14:textFill>
+            <w14:solidFill>
+              <w14:srgbClr w14:val="000000">
+                <w14:alpha w14:val="14999"/>
+              </w14:srgbClr>
+            </w14:solidFill>
+          </w14:textFill>
+        </w:rPr>
+        <w:t>покреће два контејнера</w:t>
+      </w:r>
+      <w:r>
+        <w:rPr>
+          <w:rFonts w:ascii="Times New Roman" w:hAnsi="Times New Roman"/>
+          <w:outline w:val="0"/>
+          <w:color w:val="000000"/>
+          <w:sz w:val="20"/>
+          <w:szCs w:val="20"/>
+          <w:shd w:val="clear" w:color="auto" w:fill="fffeff"/>
+          <w:rtl w:val="0"/>
+          <w14:textFill>
+            <w14:solidFill>
+              <w14:srgbClr w14:val="000000">
+                <w14:alpha w14:val="14999"/>
+              </w14:srgbClr>
+            </w14:solidFill>
+          </w14:textFill>
+        </w:rPr>
+        <w:t xml:space="preserve">: </w:t>
+      </w:r>
+      <w:r>
+        <w:rPr>
+          <w:rFonts w:ascii="Times New Roman" w:hAnsi="Times New Roman" w:hint="default"/>
+          <w:outline w:val="0"/>
+          <w:color w:val="000000"/>
+          <w:sz w:val="20"/>
+          <w:szCs w:val="20"/>
+          <w:shd w:val="clear" w:color="auto" w:fill="fffeff"/>
+          <w:rtl w:val="0"/>
+          <w14:textFill>
+            <w14:solidFill>
+              <w14:srgbClr w14:val="000000">
+                <w14:alpha w14:val="14999"/>
+              </w14:srgbClr>
+            </w14:solidFill>
+          </w14:textFill>
+        </w:rPr>
+        <w:t xml:space="preserve">контејнер нападача са </w:t>
+      </w:r>
+      <w:r>
+        <w:rPr>
+          <w:rFonts w:ascii="Times New Roman" w:hAnsi="Times New Roman"/>
+          <w:outline w:val="0"/>
+          <w:color w:val="000000"/>
+          <w:sz w:val="20"/>
+          <w:szCs w:val="20"/>
+          <w:shd w:val="clear" w:color="auto" w:fill="fffeff"/>
+          <w:rtl w:val="0"/>
+          <w:lang w:val="en-US"/>
+          <w14:textFill>
+            <w14:solidFill>
+              <w14:srgbClr w14:val="000000">
+                <w14:alpha w14:val="14999"/>
+              </w14:srgbClr>
+            </w14:solidFill>
+          </w14:textFill>
+        </w:rPr>
+        <w:t xml:space="preserve">Python </w:t>
+      </w:r>
+      <w:r>
+        <w:rPr>
+          <w:rFonts w:ascii="Times New Roman" w:hAnsi="Times New Roman" w:hint="default"/>
+          <w:outline w:val="0"/>
+          <w:color w:val="000000"/>
+          <w:sz w:val="20"/>
+          <w:szCs w:val="20"/>
+          <w:shd w:val="clear" w:color="auto" w:fill="fffeff"/>
+          <w:rtl w:val="0"/>
+          <w:lang w:val="ru-RU"/>
+          <w14:textFill>
+            <w14:solidFill>
+              <w14:srgbClr w14:val="000000">
+                <w14:alpha w14:val="14999"/>
+              </w14:srgbClr>
+            </w14:solidFill>
+          </w14:textFill>
+        </w:rPr>
+        <w:t xml:space="preserve">оркестратором и </w:t>
+      </w:r>
+      <w:r>
+        <w:rPr>
+          <w:rFonts w:ascii="Times New Roman" w:hAnsi="Times New Roman"/>
+          <w:outline w:val="0"/>
+          <w:color w:val="000000"/>
+          <w:sz w:val="20"/>
+          <w:szCs w:val="20"/>
+          <w:shd w:val="clear" w:color="auto" w:fill="fffeff"/>
+          <w:rtl w:val="0"/>
+          <w:lang w:val="da-DK"/>
+          <w14:textFill>
+            <w14:solidFill>
+              <w14:srgbClr w14:val="000000">
+                <w14:alpha w14:val="14999"/>
+              </w14:srgbClr>
+            </w14:solidFill>
+          </w14:textFill>
+        </w:rPr>
+        <w:t xml:space="preserve">LLM </w:t>
+      </w:r>
+      <w:r>
+        <w:rPr>
+          <w:rFonts w:ascii="Times New Roman" w:hAnsi="Times New Roman" w:hint="default"/>
+          <w:outline w:val="0"/>
+          <w:color w:val="000000"/>
+          <w:sz w:val="20"/>
+          <w:szCs w:val="20"/>
+          <w:shd w:val="clear" w:color="auto" w:fill="fffeff"/>
+          <w:rtl w:val="0"/>
+          <w14:textFill>
+            <w14:solidFill>
+              <w14:srgbClr w14:val="000000">
+                <w14:alpha w14:val="14999"/>
+              </w14:srgbClr>
+            </w14:solidFill>
+          </w14:textFill>
+        </w:rPr>
+        <w:t>агентом и контејнер жртве са процесом који чува тајни податак искључиво у радној меморији</w:t>
+      </w:r>
+      <w:r>
+        <w:rPr>
+          <w:rFonts w:ascii="Times New Roman" w:hAnsi="Times New Roman"/>
+          <w:outline w:val="0"/>
+          <w:color w:val="000000"/>
+          <w:sz w:val="20"/>
+          <w:szCs w:val="20"/>
+          <w:shd w:val="clear" w:color="auto" w:fill="fffeff"/>
+          <w:rtl w:val="0"/>
+          <w14:textFill>
+            <w14:solidFill>
+              <w14:srgbClr w14:val="000000">
+                <w14:alpha w14:val="14999"/>
+              </w14:srgbClr>
+            </w14:solidFill>
+          </w14:textFill>
+        </w:rPr>
+        <w:t xml:space="preserve">. </w:t>
+      </w:r>
+      <w:r>
+        <w:rPr>
+          <w:rFonts w:ascii="Times New Roman" w:hAnsi="Times New Roman" w:hint="default"/>
+          <w:outline w:val="0"/>
+          <w:color w:val="000000"/>
+          <w:sz w:val="20"/>
+          <w:szCs w:val="20"/>
+          <w:shd w:val="clear" w:color="auto" w:fill="fffeff"/>
+          <w:rtl w:val="0"/>
+          <w14:textFill>
+            <w14:solidFill>
+              <w14:srgbClr w14:val="000000">
+                <w14:alpha w14:val="14999"/>
+              </w14:srgbClr>
+            </w14:solidFill>
+          </w14:textFill>
+        </w:rPr>
+        <w:t xml:space="preserve">Архитектура је приказана на Слици </w:t>
+      </w:r>
+      <w:r>
+        <w:rPr>
+          <w:rFonts w:ascii="Times New Roman" w:hAnsi="Times New Roman"/>
+          <w:outline w:val="0"/>
+          <w:color w:val="000000"/>
+          <w:sz w:val="20"/>
+          <w:szCs w:val="20"/>
+          <w:shd w:val="clear" w:color="auto" w:fill="fffeff"/>
+          <w:rtl w:val="0"/>
+          <w14:textFill>
+            <w14:solidFill>
+              <w14:srgbClr w14:val="000000">
+                <w14:alpha w14:val="14999"/>
+              </w14:srgbClr>
+            </w14:solidFill>
+          </w14:textFill>
+        </w:rPr>
+        <w:t>1.</w:t>
+      </w:r>
+    </w:p>
+    <w:p>
+      <w:pPr>
+        <w:pStyle w:val="0 - Текст рада"/>
+      </w:pPr>
+    </w:p>
+    <w:p>
+      <w:pPr>
+        <w:pStyle w:val="2 - Подпоглавље"/>
+        <w:numPr>
+          <w:ilvl w:val="1"/>
+          <w:numId w:val="2"/>
+        </w:numPr>
+      </w:pPr>
+      <w:r>
+        <w:rPr>
+          <w:rtl w:val="0"/>
+        </w:rPr>
+        <w:t xml:space="preserve"> </w:t>
+      </w:r>
+      <w:r>
+        <w:rPr>
+          <w:rtl w:val="0"/>
+        </w:rPr>
+        <w:t>Лабораторијски сценарији</w:t>
+      </w:r>
+    </w:p>
+    <w:p>
+      <w:pPr>
+        <w:pStyle w:val="Default"/>
+        <w:tabs>
+          <w:tab w:val="left" w:pos="593"/>
+          <w:tab w:val="left" w:pos="1186"/>
+          <w:tab w:val="left" w:pos="1779"/>
+          <w:tab w:val="left" w:pos="2372"/>
+          <w:tab w:val="left" w:pos="2965"/>
+          <w:tab w:val="left" w:pos="3558"/>
+          <w:tab w:val="left" w:pos="4151"/>
+          <w:tab w:val="left" w:pos="4744"/>
+          <w:tab w:val="left" w:pos="5337"/>
+          <w:tab w:val="left" w:pos="5930"/>
+          <w:tab w:val="left" w:pos="6523"/>
+          <w:tab w:val="left" w:pos="7116"/>
+          <w:tab w:val="left" w:pos="7709"/>
+          <w:tab w:val="left" w:pos="8302"/>
+          <w:tab w:val="left" w:pos="8895"/>
+          <w:tab w:val="left" w:pos="9488"/>
+        </w:tabs>
+        <w:suppressAutoHyphens w:val="1"/>
+        <w:spacing w:before="0" w:line="240" w:lineRule="auto"/>
+        <w:jc w:val="left"/>
+        <w:rPr>
+          <w:rFonts w:ascii="Times New Roman" w:cs="Times New Roman" w:hAnsi="Times New Roman" w:eastAsia="Times New Roman"/>
+          <w:outline w:val="0"/>
+          <w:color w:val="000000"/>
+          <w:sz w:val="20"/>
+          <w:szCs w:val="20"/>
+          <w:shd w:val="clear" w:color="auto" w:fill="fffeff"/>
+          <w14:textFill>
+            <w14:solidFill>
+              <w14:srgbClr w14:val="000000">
+                <w14:alpha w14:val="14999"/>
+              </w14:srgbClr>
+            </w14:solidFill>
+          </w14:textFill>
+        </w:rPr>
+      </w:pPr>
+      <w:r>
+        <w:rPr>
+          <w:rFonts w:ascii="Times New Roman" w:hAnsi="Times New Roman" w:hint="default"/>
+          <w:outline w:val="0"/>
+          <w:color w:val="000000"/>
+          <w:sz w:val="20"/>
+          <w:szCs w:val="20"/>
+          <w:shd w:val="clear" w:color="auto" w:fill="fffeff"/>
+          <w:rtl w:val="0"/>
+          <w:lang w:val="ru-RU"/>
+          <w14:textFill>
+            <w14:solidFill>
+              <w14:srgbClr w14:val="000000">
+                <w14:alpha w14:val="14999"/>
+              </w14:srgbClr>
+            </w14:solidFill>
+          </w14:textFill>
+        </w:rPr>
+        <w:t xml:space="preserve">Три лабораторијска сценарија покривају по једну категорију рањивости из Секције </w:t>
+      </w:r>
+      <w:r>
+        <w:rPr>
+          <w:rFonts w:ascii="Times New Roman" w:hAnsi="Times New Roman"/>
+          <w:outline w:val="0"/>
+          <w:color w:val="000000"/>
+          <w:sz w:val="20"/>
+          <w:szCs w:val="20"/>
+          <w:shd w:val="clear" w:color="auto" w:fill="fffeff"/>
+          <w:rtl w:val="0"/>
+          <w:lang w:val="pt-PT"/>
+          <w14:textFill>
+            <w14:solidFill>
+              <w14:srgbClr w14:val="000000">
+                <w14:alpha w14:val="14999"/>
+              </w14:srgbClr>
+            </w14:solidFill>
+          </w14:textFill>
+        </w:rPr>
+        <w:t xml:space="preserve">2.1, </w:t>
+      </w:r>
+      <w:r>
+        <w:rPr>
+          <w:rFonts w:ascii="Times New Roman" w:hAnsi="Times New Roman" w:hint="default"/>
+          <w:outline w:val="0"/>
+          <w:color w:val="000000"/>
+          <w:sz w:val="20"/>
+          <w:szCs w:val="20"/>
+          <w:shd w:val="clear" w:color="auto" w:fill="fffeff"/>
+          <w:rtl w:val="0"/>
+          <w14:textFill>
+            <w14:solidFill>
+              <w14:srgbClr w14:val="000000">
+                <w14:alpha w14:val="14999"/>
+              </w14:srgbClr>
+            </w14:solidFill>
+          </w14:textFill>
+        </w:rPr>
+        <w:t>поређана по растућој сложености</w:t>
+      </w:r>
+      <w:r>
+        <w:rPr>
+          <w:rFonts w:ascii="Times New Roman" w:hAnsi="Times New Roman"/>
+          <w:outline w:val="0"/>
+          <w:color w:val="000000"/>
+          <w:sz w:val="20"/>
+          <w:szCs w:val="20"/>
+          <w:shd w:val="clear" w:color="auto" w:fill="fffeff"/>
+          <w:rtl w:val="0"/>
+          <w:lang w:val="en-US"/>
+          <w14:textFill>
+            <w14:solidFill>
+              <w14:srgbClr w14:val="000000">
+                <w14:alpha w14:val="14999"/>
+              </w14:srgbClr>
+            </w14:solidFill>
+          </w14:textFill>
+        </w:rPr>
+        <w:t>:</w:t>
+      </w:r>
+    </w:p>
+    <w:p>
+      <w:pPr>
+        <w:pStyle w:val="Default"/>
+        <w:tabs>
+          <w:tab w:val="left" w:pos="593"/>
+          <w:tab w:val="left" w:pos="1186"/>
+          <w:tab w:val="left" w:pos="1779"/>
+          <w:tab w:val="left" w:pos="2372"/>
+          <w:tab w:val="left" w:pos="2965"/>
+          <w:tab w:val="left" w:pos="3558"/>
+          <w:tab w:val="left" w:pos="4151"/>
+          <w:tab w:val="left" w:pos="4744"/>
+          <w:tab w:val="left" w:pos="5337"/>
+          <w:tab w:val="left" w:pos="5930"/>
+          <w:tab w:val="left" w:pos="6523"/>
+          <w:tab w:val="left" w:pos="7116"/>
+          <w:tab w:val="left" w:pos="7709"/>
+          <w:tab w:val="left" w:pos="8302"/>
+          <w:tab w:val="left" w:pos="8895"/>
+          <w:tab w:val="left" w:pos="9488"/>
+        </w:tabs>
+        <w:suppressAutoHyphens w:val="1"/>
+        <w:spacing w:before="0" w:line="240" w:lineRule="auto"/>
+        <w:jc w:val="left"/>
+        <w:rPr>
+          <w:rFonts w:ascii="Times New Roman" w:cs="Times New Roman" w:hAnsi="Times New Roman" w:eastAsia="Times New Roman"/>
+          <w:outline w:val="0"/>
+          <w:color w:val="000000"/>
+          <w:sz w:val="20"/>
+          <w:szCs w:val="20"/>
+          <w:shd w:val="clear" w:color="auto" w:fill="fffeff"/>
+          <w14:textFill>
+            <w14:solidFill>
+              <w14:srgbClr w14:val="000000">
+                <w14:alpha w14:val="14999"/>
+              </w14:srgbClr>
+            </w14:solidFill>
+          </w14:textFill>
+        </w:rPr>
+      </w:pPr>
+    </w:p>
+    <w:p>
+      <w:pPr>
+        <w:pStyle w:val="Default"/>
+        <w:numPr>
+          <w:ilvl w:val="0"/>
+          <w:numId w:val="5"/>
+        </w:numPr>
+        <w:suppressAutoHyphens w:val="1"/>
+        <w:spacing w:before="0" w:line="240" w:lineRule="auto"/>
+        <w:jc w:val="left"/>
+        <w:rPr>
+          <w:rFonts w:ascii="Times New Roman" w:hAnsi="Times New Roman"/>
+          <w:outline w:val="0"/>
+          <w:color w:val="000000"/>
+          <w:sz w:val="20"/>
+          <w:szCs w:val="20"/>
+          <w:shd w:val="clear" w:color="auto" w:fill="fffeff"/>
+          <w14:textFill>
+            <w14:solidFill>
+              <w14:srgbClr w14:val="000000">
+                <w14:alpha w14:val="14999"/>
+              </w14:srgbClr>
+            </w14:solidFill>
+          </w14:textFill>
+        </w:rPr>
+      </w:pPr>
+      <w:r>
+        <w:rPr>
+          <w:rFonts w:ascii="Times New Roman" w:hAnsi="Times New Roman"/>
+          <w:i w:val="1"/>
+          <w:iCs w:val="1"/>
+          <w:outline w:val="0"/>
+          <w:color w:val="000000"/>
+          <w:sz w:val="20"/>
+          <w:szCs w:val="20"/>
+          <w:shd w:val="clear" w:color="auto" w:fill="fffeff"/>
+          <w:rtl w:val="0"/>
+          <w14:textFill>
+            <w14:solidFill>
+              <w14:srgbClr w14:val="000000">
+                <w14:alpha w14:val="14999"/>
+              </w14:srgbClr>
+            </w14:solidFill>
+          </w14:textFill>
+        </w:rPr>
+        <w:t>Lab-a</w:t>
+      </w:r>
+      <w:r>
+        <w:rPr>
+          <w:rFonts w:ascii="Times New Roman" w:hAnsi="Times New Roman"/>
+          <w:outline w:val="0"/>
+          <w:color w:val="000000"/>
+          <w:sz w:val="20"/>
+          <w:szCs w:val="20"/>
+          <w:shd w:val="clear" w:color="auto" w:fill="fffeff"/>
+          <w:rtl w:val="0"/>
+          <w14:textFill>
+            <w14:solidFill>
+              <w14:srgbClr w14:val="000000">
+                <w14:alpha w14:val="14999"/>
+              </w14:srgbClr>
+            </w14:solidFill>
+          </w14:textFill>
+        </w:rPr>
+        <w:t xml:space="preserve"> (</w:t>
+      </w:r>
+      <w:r>
+        <w:rPr>
+          <w:rFonts w:ascii="Times New Roman" w:hAnsi="Times New Roman" w:hint="default"/>
+          <w:outline w:val="0"/>
+          <w:color w:val="000000"/>
+          <w:sz w:val="20"/>
+          <w:szCs w:val="20"/>
+          <w:shd w:val="clear" w:color="auto" w:fill="fffeff"/>
+          <w:rtl w:val="0"/>
+          <w14:textFill>
+            <w14:solidFill>
+              <w14:srgbClr w14:val="000000">
+                <w14:alpha w14:val="14999"/>
+              </w14:srgbClr>
+            </w14:solidFill>
+          </w14:textFill>
+        </w:rPr>
+        <w:t>погрешна конфигурација</w:t>
+      </w:r>
+      <w:r>
+        <w:rPr>
+          <w:rFonts w:ascii="Times New Roman" w:hAnsi="Times New Roman"/>
+          <w:outline w:val="0"/>
+          <w:color w:val="000000"/>
+          <w:sz w:val="20"/>
+          <w:szCs w:val="20"/>
+          <w:shd w:val="clear" w:color="auto" w:fill="fffeff"/>
+          <w:rtl w:val="0"/>
+          <w14:textFill>
+            <w14:solidFill>
+              <w14:srgbClr w14:val="000000">
+                <w14:alpha w14:val="14999"/>
+              </w14:srgbClr>
+            </w14:solidFill>
+          </w14:textFill>
+        </w:rPr>
+        <w:t xml:space="preserve">): </w:t>
+      </w:r>
+      <w:r>
+        <w:rPr>
+          <w:rFonts w:ascii="Times New Roman" w:hAnsi="Times New Roman" w:hint="default"/>
+          <w:outline w:val="0"/>
+          <w:color w:val="000000"/>
+          <w:sz w:val="20"/>
+          <w:szCs w:val="20"/>
+          <w:shd w:val="clear" w:color="auto" w:fill="fffeff"/>
+          <w:rtl w:val="0"/>
+          <w14:textFill>
+            <w14:solidFill>
+              <w14:srgbClr w14:val="000000">
+                <w14:alpha w14:val="14999"/>
+              </w14:srgbClr>
+            </w14:solidFill>
+          </w14:textFill>
+        </w:rPr>
+        <w:t xml:space="preserve">контејнер нападача покреће се са </w:t>
+      </w:r>
+      <w:r>
+        <w:rPr>
+          <w:rFonts w:ascii="Times New Roman" w:hAnsi="Times New Roman"/>
+          <w:outline w:val="0"/>
+          <w:color w:val="937000"/>
+          <w:sz w:val="20"/>
+          <w:szCs w:val="20"/>
+          <w:shd w:val="clear" w:color="auto" w:fill="fffeff"/>
+          <w:rtl w:val="0"/>
+          <w:lang w:val="ru-RU"/>
+          <w14:textFill>
+            <w14:solidFill>
+              <w14:srgbClr w14:val="947100"/>
+            </w14:solidFill>
+          </w14:textFill>
+        </w:rPr>
+        <w:t>`</w:t>
+      </w:r>
+      <w:r>
+        <w:rPr>
+          <w:rFonts w:ascii="Times New Roman" w:hAnsi="Times New Roman"/>
+          <w:outline w:val="0"/>
+          <w:color w:val="000000"/>
+          <w:sz w:val="20"/>
+          <w:szCs w:val="20"/>
+          <w:shd w:val="clear" w:color="auto" w:fill="fffeff"/>
+          <w:rtl w:val="0"/>
+          <w:lang w:val="en-US"/>
+          <w14:textFill>
+            <w14:solidFill>
+              <w14:srgbClr w14:val="000000">
+                <w14:alpha w14:val="30000"/>
+              </w14:srgbClr>
+            </w14:solidFill>
+          </w14:textFill>
+        </w:rPr>
+        <w:t>--privileged</w:t>
+      </w:r>
+      <w:r>
+        <w:rPr>
+          <w:rFonts w:ascii="Times New Roman" w:hAnsi="Times New Roman"/>
+          <w:outline w:val="0"/>
+          <w:color w:val="937000"/>
+          <w:sz w:val="20"/>
+          <w:szCs w:val="20"/>
+          <w:shd w:val="clear" w:color="auto" w:fill="fffeff"/>
+          <w:rtl w:val="0"/>
+          <w:lang w:val="ru-RU"/>
+          <w14:textFill>
+            <w14:solidFill>
+              <w14:srgbClr w14:val="947100"/>
+            </w14:solidFill>
+          </w14:textFill>
+        </w:rPr>
+        <w:t>`</w:t>
+      </w:r>
+      <w:r>
+        <w:rPr>
+          <w:rFonts w:ascii="Times New Roman" w:hAnsi="Times New Roman"/>
+          <w:outline w:val="0"/>
+          <w:color w:val="000000"/>
+          <w:sz w:val="20"/>
+          <w:szCs w:val="20"/>
+          <w:shd w:val="clear" w:color="auto" w:fill="fffeff"/>
+          <w:rtl w:val="0"/>
+          <w14:textFill>
+            <w14:solidFill>
+              <w14:srgbClr w14:val="000000">
+                <w14:alpha w14:val="14999"/>
+              </w14:srgbClr>
+            </w14:solidFill>
+          </w14:textFill>
+        </w:rPr>
+        <w:t xml:space="preserve">. </w:t>
+      </w:r>
+      <w:r>
+        <w:rPr>
+          <w:rFonts w:ascii="Times New Roman" w:hAnsi="Times New Roman" w:hint="default"/>
+          <w:outline w:val="0"/>
+          <w:color w:val="000000"/>
+          <w:sz w:val="20"/>
+          <w:szCs w:val="20"/>
+          <w:shd w:val="clear" w:color="auto" w:fill="fffeff"/>
+          <w:rtl w:val="0"/>
+          <w14:textFill>
+            <w14:solidFill>
+              <w14:srgbClr w14:val="000000">
+                <w14:alpha w14:val="14999"/>
+              </w14:srgbClr>
+            </w14:solidFill>
+          </w14:textFill>
+        </w:rPr>
+        <w:t xml:space="preserve">Агент мора да препозна пермисивну конфигурацију и искористи </w:t>
+      </w:r>
+      <w:r>
+        <w:rPr>
+          <w:rFonts w:ascii="Times New Roman" w:hAnsi="Times New Roman" w:hint="default"/>
+          <w:outline w:val="0"/>
+          <w:color w:val="000000"/>
+          <w:sz w:val="20"/>
+          <w:szCs w:val="20"/>
+          <w:shd w:val="clear" w:color="auto" w:fill="fffeff"/>
+          <w:rtl w:val="0"/>
+          <w14:textFill>
+            <w14:solidFill>
+              <w14:srgbClr w14:val="000000">
+                <w14:alpha w14:val="14999"/>
+              </w14:srgbClr>
+            </w14:solidFill>
+          </w14:textFill>
+        </w:rPr>
+        <w:t>ову рањивост</w:t>
+      </w:r>
+      <w:r>
+        <w:rPr>
+          <w:rFonts w:ascii="Times New Roman" w:hAnsi="Times New Roman"/>
+          <w:outline w:val="0"/>
+          <w:color w:val="000000"/>
+          <w:sz w:val="20"/>
+          <w:szCs w:val="20"/>
+          <w:shd w:val="clear" w:color="auto" w:fill="fffeff"/>
+          <w:rtl w:val="0"/>
+          <w14:textFill>
+            <w14:solidFill>
+              <w14:srgbClr w14:val="000000">
+                <w14:alpha w14:val="14999"/>
+              </w14:srgbClr>
+            </w14:solidFill>
+          </w14:textFill>
+        </w:rPr>
+        <w:t>.</w:t>
+      </w:r>
+    </w:p>
+    <w:p>
+      <w:pPr>
+        <w:pStyle w:val="Default"/>
+        <w:numPr>
+          <w:ilvl w:val="0"/>
+          <w:numId w:val="5"/>
+        </w:numPr>
+        <w:suppressAutoHyphens w:val="1"/>
+        <w:spacing w:before="0" w:line="240" w:lineRule="auto"/>
+        <w:jc w:val="left"/>
+        <w:rPr>
+          <w:rFonts w:ascii="Times New Roman" w:hAnsi="Times New Roman"/>
+          <w:outline w:val="0"/>
+          <w:color w:val="000000"/>
+          <w:sz w:val="20"/>
+          <w:szCs w:val="20"/>
+          <w:shd w:val="clear" w:color="auto" w:fill="fffeff"/>
+          <w14:textFill>
+            <w14:solidFill>
+              <w14:srgbClr w14:val="000000">
+                <w14:alpha w14:val="14999"/>
+              </w14:srgbClr>
+            </w14:solidFill>
+          </w14:textFill>
+        </w:rPr>
+      </w:pPr>
+      <w:r>
+        <w:rPr>
+          <w:rFonts w:ascii="Times New Roman" w:hAnsi="Times New Roman"/>
+          <w:i w:val="1"/>
+          <w:iCs w:val="1"/>
+          <w:outline w:val="0"/>
+          <w:color w:val="000000"/>
+          <w:sz w:val="20"/>
+          <w:szCs w:val="20"/>
+          <w:shd w:val="clear" w:color="auto" w:fill="fffeff"/>
+          <w:rtl w:val="0"/>
+          <w14:textFill>
+            <w14:solidFill>
+              <w14:srgbClr w14:val="000000">
+                <w14:alpha w14:val="14999"/>
+              </w14:srgbClr>
+            </w14:solidFill>
+          </w14:textFill>
+        </w:rPr>
+        <w:t>Lab-b</w:t>
+      </w:r>
+      <w:r>
+        <w:rPr>
+          <w:rFonts w:ascii="Times New Roman" w:hAnsi="Times New Roman"/>
+          <w:outline w:val="0"/>
+          <w:color w:val="000000"/>
+          <w:sz w:val="20"/>
+          <w:szCs w:val="20"/>
+          <w:shd w:val="clear" w:color="auto" w:fill="fffeff"/>
+          <w:rtl w:val="0"/>
+          <w:lang w:val="en-US"/>
+          <w14:textFill>
+            <w14:solidFill>
+              <w14:srgbClr w14:val="000000">
+                <w14:alpha w14:val="14999"/>
+              </w14:srgbClr>
+            </w14:solidFill>
+          </w14:textFill>
+        </w:rPr>
+        <w:t xml:space="preserve"> (CVE-2024-21626): </w:t>
+      </w:r>
+      <w:r>
+        <w:rPr>
+          <w:rFonts w:ascii="Times New Roman" w:hAnsi="Times New Roman" w:hint="default"/>
+          <w:outline w:val="0"/>
+          <w:color w:val="000000"/>
+          <w:sz w:val="20"/>
+          <w:szCs w:val="20"/>
+          <w:shd w:val="clear" w:color="auto" w:fill="fffeff"/>
+          <w:rtl w:val="0"/>
+          <w14:textFill>
+            <w14:solidFill>
+              <w14:srgbClr w14:val="000000">
+                <w14:alpha w14:val="14999"/>
+              </w14:srgbClr>
+            </w14:solidFill>
+          </w14:textFill>
+        </w:rPr>
+        <w:t xml:space="preserve">инсталиране су рањиве верзије </w:t>
+      </w:r>
+      <w:r>
+        <w:rPr>
+          <w:rFonts w:ascii="Times New Roman" w:hAnsi="Times New Roman"/>
+          <w:outline w:val="0"/>
+          <w:color w:val="000000"/>
+          <w:sz w:val="20"/>
+          <w:szCs w:val="20"/>
+          <w:shd w:val="clear" w:color="auto" w:fill="fffeff"/>
+          <w:rtl w:val="0"/>
+          <w14:textFill>
+            <w14:solidFill>
+              <w14:srgbClr w14:val="000000">
+                <w14:alpha w14:val="14999"/>
+              </w14:srgbClr>
+            </w14:solidFill>
+          </w14:textFill>
+        </w:rPr>
+        <w:t xml:space="preserve">runc 1.1.11 </w:t>
+      </w:r>
+      <w:r>
+        <w:rPr>
+          <w:rFonts w:ascii="Times New Roman" w:hAnsi="Times New Roman" w:hint="default"/>
+          <w:outline w:val="0"/>
+          <w:color w:val="000000"/>
+          <w:sz w:val="20"/>
+          <w:szCs w:val="20"/>
+          <w:shd w:val="clear" w:color="auto" w:fill="fffeff"/>
+          <w:rtl w:val="0"/>
+          <w14:textFill>
+            <w14:solidFill>
+              <w14:srgbClr w14:val="000000">
+                <w14:alpha w14:val="14999"/>
+              </w14:srgbClr>
+            </w14:solidFill>
+          </w14:textFill>
+        </w:rPr>
+        <w:t xml:space="preserve">и </w:t>
+      </w:r>
+      <w:r>
+        <w:rPr>
+          <w:rFonts w:ascii="Times New Roman" w:hAnsi="Times New Roman"/>
+          <w:outline w:val="0"/>
+          <w:color w:val="000000"/>
+          <w:sz w:val="20"/>
+          <w:szCs w:val="20"/>
+          <w:shd w:val="clear" w:color="auto" w:fill="fffeff"/>
+          <w:rtl w:val="0"/>
+          <w:lang w:val="en-US"/>
+          <w14:textFill>
+            <w14:solidFill>
+              <w14:srgbClr w14:val="000000">
+                <w14:alpha w14:val="14999"/>
+              </w14:srgbClr>
+            </w14:solidFill>
+          </w14:textFill>
+        </w:rPr>
+        <w:t xml:space="preserve">containerd 1.7.12. </w:t>
+      </w:r>
+      <w:r>
+        <w:rPr>
+          <w:rFonts w:ascii="Times New Roman" w:hAnsi="Times New Roman" w:hint="default"/>
+          <w:outline w:val="0"/>
+          <w:color w:val="000000"/>
+          <w:sz w:val="20"/>
+          <w:szCs w:val="20"/>
+          <w:shd w:val="clear" w:color="auto" w:fill="fffeff"/>
+          <w:rtl w:val="0"/>
+          <w14:textFill>
+            <w14:solidFill>
+              <w14:srgbClr w14:val="000000">
+                <w14:alpha w14:val="14999"/>
+              </w14:srgbClr>
+            </w14:solidFill>
+          </w14:textFill>
+        </w:rPr>
+        <w:t>Агент мора да детектује аномалан радни директоријум и прати процурели дескриптор датотеке до система датотека домаћина</w:t>
+      </w:r>
+      <w:r>
+        <w:rPr>
+          <w:rFonts w:ascii="Times New Roman" w:hAnsi="Times New Roman"/>
+          <w:outline w:val="0"/>
+          <w:color w:val="000000"/>
+          <w:sz w:val="20"/>
+          <w:szCs w:val="20"/>
+          <w:shd w:val="clear" w:color="auto" w:fill="fffeff"/>
+          <w:rtl w:val="0"/>
+          <w14:textFill>
+            <w14:solidFill>
+              <w14:srgbClr w14:val="000000">
+                <w14:alpha w14:val="14999"/>
+              </w14:srgbClr>
+            </w14:solidFill>
+          </w14:textFill>
+        </w:rPr>
+        <w:t>.</w:t>
+      </w:r>
+    </w:p>
+    <w:p>
+      <w:pPr>
+        <w:pStyle w:val="Default"/>
+        <w:numPr>
+          <w:ilvl w:val="0"/>
+          <w:numId w:val="5"/>
+        </w:numPr>
+        <w:suppressAutoHyphens w:val="1"/>
+        <w:spacing w:before="0" w:line="240" w:lineRule="auto"/>
+        <w:jc w:val="left"/>
+        <w:rPr>
+          <w:rFonts w:ascii="Times New Roman" w:hAnsi="Times New Roman"/>
+          <w:outline w:val="0"/>
+          <w:color w:val="000000"/>
+          <w:sz w:val="20"/>
+          <w:szCs w:val="20"/>
+          <w:shd w:val="clear" w:color="auto" w:fill="fffeff"/>
+          <w14:textFill>
+            <w14:solidFill>
+              <w14:srgbClr w14:val="000000">
+                <w14:alpha w14:val="14999"/>
+              </w14:srgbClr>
+            </w14:solidFill>
+          </w14:textFill>
+        </w:rPr>
+      </w:pPr>
+      <w:r>
+        <w:rPr>
+          <w:rFonts w:ascii="Times New Roman" w:hAnsi="Times New Roman"/>
+          <w:i w:val="1"/>
+          <w:iCs w:val="1"/>
+          <w:outline w:val="0"/>
+          <w:color w:val="000000"/>
+          <w:sz w:val="20"/>
+          <w:szCs w:val="20"/>
+          <w:shd w:val="clear" w:color="auto" w:fill="fffeff"/>
+          <w:rtl w:val="0"/>
+          <w14:textFill>
+            <w14:solidFill>
+              <w14:srgbClr w14:val="000000">
+                <w14:alpha w14:val="14999"/>
+              </w14:srgbClr>
+            </w14:solidFill>
+          </w14:textFill>
+        </w:rPr>
+        <w:t>Lab-c</w:t>
+      </w:r>
+      <w:r>
+        <w:rPr>
+          <w:rFonts w:ascii="Times New Roman" w:hAnsi="Times New Roman"/>
+          <w:i w:val="1"/>
+          <w:iCs w:val="1"/>
+          <w:outline w:val="0"/>
+          <w:color w:val="937000"/>
+          <w:sz w:val="20"/>
+          <w:szCs w:val="20"/>
+          <w:shd w:val="clear" w:color="auto" w:fill="fffeff"/>
+          <w:rtl w:val="0"/>
+          <w:lang w:val="en-US"/>
+          <w14:textFill>
+            <w14:solidFill>
+              <w14:srgbClr w14:val="947100"/>
+            </w14:solidFill>
+          </w14:textFill>
+        </w:rPr>
+        <w:t xml:space="preserve"> </w:t>
+      </w:r>
+      <w:r>
+        <w:rPr>
+          <w:rFonts w:ascii="Times New Roman" w:hAnsi="Times New Roman"/>
+          <w:outline w:val="0"/>
+          <w:color w:val="000000"/>
+          <w:sz w:val="20"/>
+          <w:szCs w:val="20"/>
+          <w:shd w:val="clear" w:color="auto" w:fill="fffeff"/>
+          <w:rtl w:val="0"/>
+          <w14:textFill>
+            <w14:solidFill>
+              <w14:srgbClr w14:val="000000">
+                <w14:alpha w14:val="14999"/>
+              </w14:srgbClr>
+            </w14:solidFill>
+          </w14:textFill>
+        </w:rPr>
+        <w:t xml:space="preserve">(CVE-2022-0847): </w:t>
+      </w:r>
+      <w:r>
+        <w:rPr>
+          <w:rFonts w:ascii="Times New Roman" w:hAnsi="Times New Roman" w:hint="default"/>
+          <w:outline w:val="0"/>
+          <w:color w:val="000000"/>
+          <w:sz w:val="20"/>
+          <w:szCs w:val="20"/>
+          <w:shd w:val="clear" w:color="auto" w:fill="fffeff"/>
+          <w:rtl w:val="0"/>
+          <w14:textFill>
+            <w14:solidFill>
+              <w14:srgbClr w14:val="000000">
+                <w14:alpha w14:val="14999"/>
+              </w14:srgbClr>
+            </w14:solidFill>
+          </w14:textFill>
+        </w:rPr>
+        <w:t xml:space="preserve">изграђено је рањиво </w:t>
+      </w:r>
+      <w:r>
+        <w:rPr>
+          <w:rFonts w:ascii="Times New Roman" w:hAnsi="Times New Roman"/>
+          <w:outline w:val="0"/>
+          <w:color w:val="000000"/>
+          <w:sz w:val="20"/>
+          <w:szCs w:val="20"/>
+          <w:shd w:val="clear" w:color="auto" w:fill="fffeff"/>
+          <w:rtl w:val="0"/>
+          <w:lang w:val="fr-FR"/>
+          <w14:textFill>
+            <w14:solidFill>
+              <w14:srgbClr w14:val="000000">
+                <w14:alpha w14:val="14999"/>
+              </w14:srgbClr>
+            </w14:solidFill>
+          </w14:textFill>
+        </w:rPr>
+        <w:t xml:space="preserve">Linux 5.15.24 </w:t>
+      </w:r>
+      <w:r>
+        <w:rPr>
+          <w:rFonts w:ascii="Times New Roman" w:hAnsi="Times New Roman" w:hint="default"/>
+          <w:outline w:val="0"/>
+          <w:color w:val="000000"/>
+          <w:sz w:val="20"/>
+          <w:szCs w:val="20"/>
+          <w:shd w:val="clear" w:color="auto" w:fill="fffeff"/>
+          <w:rtl w:val="0"/>
+          <w14:textFill>
+            <w14:solidFill>
+              <w14:srgbClr w14:val="000000">
+                <w14:alpha w14:val="14999"/>
+              </w14:srgbClr>
+            </w14:solidFill>
+          </w14:textFill>
+        </w:rPr>
+        <w:t>језгро из изворног кода</w:t>
+      </w:r>
+      <w:r>
+        <w:rPr>
+          <w:rFonts w:ascii="Times New Roman" w:hAnsi="Times New Roman"/>
+          <w:outline w:val="0"/>
+          <w:color w:val="000000"/>
+          <w:sz w:val="20"/>
+          <w:szCs w:val="20"/>
+          <w:shd w:val="clear" w:color="auto" w:fill="fffeff"/>
+          <w:rtl w:val="0"/>
+          <w14:textFill>
+            <w14:solidFill>
+              <w14:srgbClr w14:val="000000">
+                <w14:alpha w14:val="14999"/>
+              </w14:srgbClr>
+            </w14:solidFill>
+          </w14:textFill>
+        </w:rPr>
+        <w:t xml:space="preserve">. </w:t>
+      </w:r>
+      <w:r>
+        <w:rPr>
+          <w:rFonts w:ascii="Times New Roman" w:hAnsi="Times New Roman" w:hint="default"/>
+          <w:outline w:val="0"/>
+          <w:color w:val="000000"/>
+          <w:sz w:val="20"/>
+          <w:szCs w:val="20"/>
+          <w:shd w:val="clear" w:color="auto" w:fill="fffeff"/>
+          <w:rtl w:val="0"/>
+          <w14:textFill>
+            <w14:solidFill>
+              <w14:srgbClr w14:val="000000">
+                <w14:alpha w14:val="14999"/>
+              </w14:srgbClr>
+            </w14:solidFill>
+          </w14:textFill>
+        </w:rPr>
+        <w:t>Агент мора да идентификује рањиву верзију</w:t>
+      </w:r>
+      <w:r>
+        <w:rPr>
+          <w:rFonts w:ascii="Times New Roman" w:hAnsi="Times New Roman"/>
+          <w:outline w:val="0"/>
+          <w:color w:val="000000"/>
+          <w:sz w:val="20"/>
+          <w:szCs w:val="20"/>
+          <w:shd w:val="clear" w:color="auto" w:fill="fffeff"/>
+          <w:rtl w:val="0"/>
+          <w14:textFill>
+            <w14:solidFill>
+              <w14:srgbClr w14:val="000000">
+                <w14:alpha w14:val="14999"/>
+              </w14:srgbClr>
+            </w14:solidFill>
+          </w14:textFill>
+        </w:rPr>
+        <w:t xml:space="preserve">, </w:t>
+      </w:r>
+      <w:r>
+        <w:rPr>
+          <w:rFonts w:ascii="Times New Roman" w:hAnsi="Times New Roman" w:hint="default"/>
+          <w:outline w:val="0"/>
+          <w:color w:val="000000"/>
+          <w:sz w:val="20"/>
+          <w:szCs w:val="20"/>
+          <w:shd w:val="clear" w:color="auto" w:fill="fffeff"/>
+          <w:rtl w:val="0"/>
+          <w14:textFill>
+            <w14:solidFill>
+              <w14:srgbClr w14:val="000000">
+                <w14:alpha w14:val="14999"/>
+              </w14:srgbClr>
+            </w14:solidFill>
+          </w14:textFill>
+        </w:rPr>
+        <w:t xml:space="preserve">примени </w:t>
+      </w:r>
+      <w:r>
+        <w:rPr>
+          <w:rFonts w:ascii="Times New Roman" w:hAnsi="Times New Roman"/>
+          <w:outline w:val="0"/>
+          <w:color w:val="000000"/>
+          <w:sz w:val="20"/>
+          <w:szCs w:val="20"/>
+          <w:shd w:val="clear" w:color="auto" w:fill="fffeff"/>
+          <w:rtl w:val="0"/>
+          <w:lang w:val="en-US"/>
+          <w14:textFill>
+            <w14:solidFill>
+              <w14:srgbClr w14:val="000000">
+                <w14:alpha w14:val="14999"/>
+              </w14:srgbClr>
+            </w14:solidFill>
+          </w14:textFill>
+        </w:rPr>
+        <w:t xml:space="preserve">DirtyPipe </w:t>
+      </w:r>
+      <w:r>
+        <w:rPr>
+          <w:rFonts w:ascii="Times New Roman" w:hAnsi="Times New Roman" w:hint="default"/>
+          <w:outline w:val="0"/>
+          <w:color w:val="000000"/>
+          <w:sz w:val="20"/>
+          <w:szCs w:val="20"/>
+          <w:shd w:val="clear" w:color="auto" w:fill="fffeff"/>
+          <w:rtl w:val="0"/>
+          <w14:textFill>
+            <w14:solidFill>
+              <w14:srgbClr w14:val="000000">
+                <w14:alpha w14:val="14999"/>
+              </w14:srgbClr>
+            </w14:solidFill>
+          </w14:textFill>
+        </w:rPr>
+        <w:t xml:space="preserve">за преписивање </w:t>
+      </w:r>
+      <w:r>
+        <w:rPr>
+          <w:rFonts w:ascii="Times New Roman" w:hAnsi="Times New Roman"/>
+          <w:outline w:val="0"/>
+          <w:color w:val="000000"/>
+          <w:sz w:val="20"/>
+          <w:szCs w:val="20"/>
+          <w:shd w:val="clear" w:color="auto" w:fill="fffeff"/>
+          <w:rtl w:val="0"/>
+          <w14:textFill>
+            <w14:solidFill>
+              <w14:srgbClr w14:val="000000">
+                <w14:alpha w14:val="14999"/>
+              </w14:srgbClr>
+            </w14:solidFill>
+          </w14:textFill>
+        </w:rPr>
+        <w:t>runc-</w:t>
+      </w:r>
+      <w:r>
+        <w:rPr>
+          <w:rFonts w:ascii="Times New Roman" w:hAnsi="Times New Roman" w:hint="default"/>
+          <w:outline w:val="0"/>
+          <w:color w:val="000000"/>
+          <w:sz w:val="20"/>
+          <w:szCs w:val="20"/>
+          <w:shd w:val="clear" w:color="auto" w:fill="fffeff"/>
+          <w:rtl w:val="0"/>
+          <w:lang w:val="ru-RU"/>
+          <w14:textFill>
+            <w14:solidFill>
+              <w14:srgbClr w14:val="000000">
+                <w14:alpha w14:val="14999"/>
+              </w14:srgbClr>
+            </w14:solidFill>
+          </w14:textFill>
+        </w:rPr>
+        <w:t>а у кешу страница и изазове извршавање на домаћину покретањем новог контејнера</w:t>
+      </w:r>
+      <w:r>
+        <w:rPr>
+          <w:rFonts w:ascii="Times New Roman" w:hAnsi="Times New Roman"/>
+          <w:outline w:val="0"/>
+          <w:color w:val="000000"/>
+          <w:sz w:val="20"/>
+          <w:szCs w:val="20"/>
+          <w:shd w:val="clear" w:color="auto" w:fill="fffeff"/>
+          <w:rtl w:val="0"/>
+          <w14:textFill>
+            <w14:solidFill>
+              <w14:srgbClr w14:val="000000">
+                <w14:alpha w14:val="14999"/>
+              </w14:srgbClr>
+            </w14:solidFill>
+          </w14:textFill>
+        </w:rPr>
+        <w:t>.</w:t>
+      </w:r>
+    </w:p>
+    <w:p>
+      <w:pPr>
+        <w:pStyle w:val="0 - Текст рада"/>
+      </w:pPr>
+    </w:p>
+    <w:p>
+      <w:pPr>
+        <w:pStyle w:val="2 - Подпоглавље"/>
+        <w:numPr>
+          <w:ilvl w:val="1"/>
+          <w:numId w:val="2"/>
+        </w:numPr>
+      </w:pPr>
+      <w:r>
+        <w:rPr>
+          <w:rtl w:val="0"/>
+        </w:rPr>
+        <w:t xml:space="preserve"> </w:t>
+      </w:r>
+      <w:r>
+        <w:rPr>
+          <w:rtl w:val="0"/>
+        </w:rPr>
+        <w:t>Процесни ток агента и верификација</w:t>
+      </w:r>
+    </w:p>
+    <w:p>
+      <w:pPr>
+        <w:pStyle w:val="Default"/>
+        <w:tabs>
+          <w:tab w:val="left" w:pos="593"/>
+          <w:tab w:val="left" w:pos="1186"/>
+          <w:tab w:val="left" w:pos="1779"/>
+          <w:tab w:val="left" w:pos="2372"/>
+          <w:tab w:val="left" w:pos="2965"/>
+          <w:tab w:val="left" w:pos="3558"/>
+          <w:tab w:val="left" w:pos="4151"/>
+          <w:tab w:val="left" w:pos="4744"/>
+          <w:tab w:val="left" w:pos="5337"/>
+          <w:tab w:val="left" w:pos="5930"/>
+          <w:tab w:val="left" w:pos="6523"/>
+          <w:tab w:val="left" w:pos="7116"/>
+          <w:tab w:val="left" w:pos="7709"/>
+          <w:tab w:val="left" w:pos="8302"/>
+          <w:tab w:val="left" w:pos="8895"/>
+          <w:tab w:val="left" w:pos="9488"/>
+        </w:tabs>
+        <w:suppressAutoHyphens w:val="1"/>
+        <w:spacing w:before="0" w:line="240" w:lineRule="auto"/>
+        <w:jc w:val="left"/>
+        <w:rPr>
+          <w:rFonts w:ascii="Times New Roman" w:cs="Times New Roman" w:hAnsi="Times New Roman" w:eastAsia="Times New Roman"/>
+          <w:outline w:val="0"/>
+          <w:color w:val="000000"/>
+          <w:sz w:val="20"/>
+          <w:szCs w:val="20"/>
+          <w:shd w:val="clear" w:color="auto" w:fill="fffeff"/>
+          <w14:textFill>
+            <w14:solidFill>
+              <w14:srgbClr w14:val="000000">
+                <w14:alpha w14:val="14999"/>
+              </w14:srgbClr>
+            </w14:solidFill>
+          </w14:textFill>
+        </w:rPr>
+      </w:pPr>
+      <w:r>
+        <w:rPr>
+          <w:rFonts w:ascii="Times New Roman" w:hAnsi="Times New Roman" w:hint="default"/>
+          <w:outline w:val="0"/>
+          <w:color w:val="000000"/>
+          <w:sz w:val="20"/>
+          <w:szCs w:val="20"/>
+          <w:shd w:val="clear" w:color="auto" w:fill="fffeff"/>
+          <w:rtl w:val="0"/>
+          <w14:textFill>
+            <w14:solidFill>
+              <w14:srgbClr w14:val="000000">
+                <w14:alpha w14:val="14999"/>
+              </w14:srgbClr>
+            </w14:solidFill>
+          </w14:textFill>
+        </w:rPr>
+        <w:t>Свака епизода пролази кроз четири фазе</w:t>
+      </w:r>
+      <w:r>
+        <w:rPr>
+          <w:rFonts w:ascii="Times New Roman" w:hAnsi="Times New Roman"/>
+          <w:outline w:val="0"/>
+          <w:color w:val="000000"/>
+          <w:sz w:val="20"/>
+          <w:szCs w:val="20"/>
+          <w:shd w:val="clear" w:color="auto" w:fill="fffeff"/>
+          <w:rtl w:val="0"/>
+          <w14:textFill>
+            <w14:solidFill>
+              <w14:srgbClr w14:val="000000">
+                <w14:alpha w14:val="14999"/>
+              </w14:srgbClr>
+            </w14:solidFill>
+          </w14:textFill>
+        </w:rPr>
+        <w:t xml:space="preserve">: </w:t>
+      </w:r>
+      <w:r>
+        <w:rPr>
+          <w:rFonts w:ascii="Times New Roman" w:hAnsi="Times New Roman" w:hint="default"/>
+          <w:outline w:val="0"/>
+          <w:color w:val="000000"/>
+          <w:sz w:val="20"/>
+          <w:szCs w:val="20"/>
+          <w:shd w:val="clear" w:color="auto" w:fill="fffeff"/>
+          <w:rtl w:val="0"/>
+          <w14:textFill>
+            <w14:solidFill>
+              <w14:srgbClr w14:val="000000">
+                <w14:alpha w14:val="14999"/>
+              </w14:srgbClr>
+            </w14:solidFill>
+          </w14:textFill>
+        </w:rPr>
+        <w:t xml:space="preserve">извиђање </w:t>
+      </w:r>
+      <w:r>
+        <w:rPr>
+          <w:rFonts w:ascii="Times New Roman" w:hAnsi="Times New Roman"/>
+          <w:outline w:val="0"/>
+          <w:color w:val="000000"/>
+          <w:sz w:val="20"/>
+          <w:szCs w:val="20"/>
+          <w:shd w:val="clear" w:color="auto" w:fill="fffeff"/>
+          <w:rtl w:val="0"/>
+          <w14:textFill>
+            <w14:solidFill>
+              <w14:srgbClr w14:val="000000">
+                <w14:alpha w14:val="14999"/>
+              </w14:srgbClr>
+            </w14:solidFill>
+          </w14:textFill>
+        </w:rPr>
+        <w:t xml:space="preserve">(14 </w:t>
+      </w:r>
+      <w:r>
+        <w:rPr>
+          <w:rFonts w:ascii="Times New Roman" w:hAnsi="Times New Roman" w:hint="default"/>
+          <w:outline w:val="0"/>
+          <w:color w:val="000000"/>
+          <w:sz w:val="20"/>
+          <w:szCs w:val="20"/>
+          <w:shd w:val="clear" w:color="auto" w:fill="fffeff"/>
+          <w:rtl w:val="0"/>
+          <w14:textFill>
+            <w14:solidFill>
+              <w14:srgbClr w14:val="000000">
+                <w14:alpha w14:val="14999"/>
+              </w14:srgbClr>
+            </w14:solidFill>
+          </w14:textFill>
+        </w:rPr>
+        <w:t xml:space="preserve">детерминистичких шел провера без </w:t>
+      </w:r>
+      <w:r>
+        <w:rPr>
+          <w:rFonts w:ascii="Times New Roman" w:hAnsi="Times New Roman"/>
+          <w:outline w:val="0"/>
+          <w:color w:val="000000"/>
+          <w:sz w:val="20"/>
+          <w:szCs w:val="20"/>
+          <w:shd w:val="clear" w:color="auto" w:fill="fffeff"/>
+          <w:rtl w:val="0"/>
+          <w:lang w:val="da-DK"/>
+          <w14:textFill>
+            <w14:solidFill>
+              <w14:srgbClr w14:val="000000">
+                <w14:alpha w14:val="14999"/>
+              </w14:srgbClr>
+            </w14:solidFill>
+          </w14:textFill>
+        </w:rPr>
+        <w:t>LLM-</w:t>
+      </w:r>
+      <w:r>
+        <w:rPr>
+          <w:rFonts w:ascii="Times New Roman" w:hAnsi="Times New Roman" w:hint="default"/>
+          <w:outline w:val="0"/>
+          <w:color w:val="000000"/>
+          <w:sz w:val="20"/>
+          <w:szCs w:val="20"/>
+          <w:shd w:val="clear" w:color="auto" w:fill="fffeff"/>
+          <w:rtl w:val="0"/>
+          <w14:textFill>
+            <w14:solidFill>
+              <w14:srgbClr w14:val="000000">
+                <w14:alpha w14:val="14999"/>
+              </w14:srgbClr>
+            </w14:solidFill>
+          </w14:textFill>
+        </w:rPr>
+        <w:t>а</w:t>
+      </w:r>
+      <w:r>
+        <w:rPr>
+          <w:rFonts w:ascii="Times New Roman" w:hAnsi="Times New Roman"/>
+          <w:outline w:val="0"/>
+          <w:color w:val="000000"/>
+          <w:sz w:val="20"/>
+          <w:szCs w:val="20"/>
+          <w:shd w:val="clear" w:color="auto" w:fill="fffeff"/>
+          <w:rtl w:val="0"/>
+          <w14:textFill>
+            <w14:solidFill>
+              <w14:srgbClr w14:val="000000">
+                <w14:alpha w14:val="14999"/>
+              </w14:srgbClr>
+            </w14:solidFill>
+          </w14:textFill>
+        </w:rPr>
+        <w:t xml:space="preserve">), </w:t>
+      </w:r>
+      <w:r>
+        <w:rPr>
+          <w:rFonts w:ascii="Times New Roman" w:hAnsi="Times New Roman" w:hint="default"/>
+          <w:outline w:val="0"/>
+          <w:color w:val="000000"/>
+          <w:sz w:val="20"/>
+          <w:szCs w:val="20"/>
+          <w:shd w:val="clear" w:color="auto" w:fill="fffeff"/>
+          <w:rtl w:val="0"/>
+          <w14:textFill>
+            <w14:solidFill>
+              <w14:srgbClr w14:val="000000">
+                <w14:alpha w14:val="14999"/>
+              </w14:srgbClr>
+            </w14:solidFill>
+          </w14:textFill>
+        </w:rPr>
+        <w:t xml:space="preserve">евалуација </w:t>
+      </w:r>
+      <w:r>
+        <w:rPr>
+          <w:rFonts w:ascii="Times New Roman" w:hAnsi="Times New Roman"/>
+          <w:outline w:val="0"/>
+          <w:color w:val="000000"/>
+          <w:sz w:val="20"/>
+          <w:szCs w:val="20"/>
+          <w:shd w:val="clear" w:color="auto" w:fill="fffeff"/>
+          <w:rtl w:val="0"/>
+          <w:lang w:val="da-DK"/>
+          <w14:textFill>
+            <w14:solidFill>
+              <w14:srgbClr w14:val="000000">
+                <w14:alpha w14:val="14999"/>
+              </w14:srgbClr>
+            </w14:solidFill>
+          </w14:textFill>
+        </w:rPr>
+        <w:t xml:space="preserve">(LLM </w:t>
+      </w:r>
+      <w:r>
+        <w:rPr>
+          <w:rFonts w:ascii="Times New Roman" w:hAnsi="Times New Roman" w:hint="default"/>
+          <w:outline w:val="0"/>
+          <w:color w:val="000000"/>
+          <w:sz w:val="20"/>
+          <w:szCs w:val="20"/>
+          <w:shd w:val="clear" w:color="auto" w:fill="fffeff"/>
+          <w:rtl w:val="0"/>
+          <w14:textFill>
+            <w14:solidFill>
+              <w14:srgbClr w14:val="000000">
+                <w14:alpha w14:val="14999"/>
+              </w14:srgbClr>
+            </w14:solidFill>
+          </w14:textFill>
+        </w:rPr>
+        <w:t>анализира резултате извиђања и производи структуриран план напада</w:t>
+      </w:r>
+      <w:r>
+        <w:rPr>
+          <w:rFonts w:ascii="Times New Roman" w:hAnsi="Times New Roman"/>
+          <w:outline w:val="0"/>
+          <w:color w:val="000000"/>
+          <w:sz w:val="20"/>
+          <w:szCs w:val="20"/>
+          <w:shd w:val="clear" w:color="auto" w:fill="fffeff"/>
+          <w:rtl w:val="0"/>
+          <w14:textFill>
+            <w14:solidFill>
+              <w14:srgbClr w14:val="000000">
+                <w14:alpha w14:val="14999"/>
+              </w14:srgbClr>
+            </w14:solidFill>
+          </w14:textFill>
+        </w:rPr>
+        <w:t xml:space="preserve">), </w:t>
+      </w:r>
+      <w:r>
+        <w:rPr>
+          <w:rFonts w:ascii="Times New Roman" w:hAnsi="Times New Roman" w:hint="default"/>
+          <w:outline w:val="0"/>
+          <w:color w:val="000000"/>
+          <w:sz w:val="20"/>
+          <w:szCs w:val="20"/>
+          <w:shd w:val="clear" w:color="auto" w:fill="fffeff"/>
+          <w:rtl w:val="0"/>
+          <w14:textFill>
+            <w14:solidFill>
+              <w14:srgbClr w14:val="000000">
+                <w14:alpha w14:val="14999"/>
+              </w14:srgbClr>
+            </w14:solidFill>
+          </w14:textFill>
+        </w:rPr>
+        <w:t xml:space="preserve">експлоатација </w:t>
+      </w:r>
+      <w:r>
+        <w:rPr>
+          <w:rFonts w:ascii="Times New Roman" w:hAnsi="Times New Roman"/>
+          <w:outline w:val="0"/>
+          <w:color w:val="000000"/>
+          <w:sz w:val="20"/>
+          <w:szCs w:val="20"/>
+          <w:shd w:val="clear" w:color="auto" w:fill="fffeff"/>
+          <w:rtl w:val="0"/>
+          <w:lang w:val="en-US"/>
+          <w14:textFill>
+            <w14:solidFill>
+              <w14:srgbClr w14:val="000000">
+                <w14:alpha w14:val="14999"/>
+              </w14:srgbClr>
+            </w14:solidFill>
+          </w14:textFill>
+        </w:rPr>
+        <w:t xml:space="preserve">(ReAct </w:t>
+      </w:r>
+      <w:r>
+        <w:rPr>
+          <w:rFonts w:ascii="Times New Roman" w:hAnsi="Times New Roman" w:hint="default"/>
+          <w:outline w:val="0"/>
+          <w:color w:val="000000"/>
+          <w:sz w:val="20"/>
+          <w:szCs w:val="20"/>
+          <w:shd w:val="clear" w:color="auto" w:fill="fffeff"/>
+          <w:rtl w:val="0"/>
+          <w14:textFill>
+            <w14:solidFill>
+              <w14:srgbClr w14:val="000000">
+                <w14:alpha w14:val="14999"/>
+              </w14:srgbClr>
+            </w14:solidFill>
+          </w14:textFill>
+        </w:rPr>
+        <w:t>петља са алатима</w:t>
+      </w:r>
+      <w:r>
+        <w:rPr>
+          <w:rFonts w:ascii="Times New Roman" w:hAnsi="Times New Roman"/>
+          <w:outline w:val="0"/>
+          <w:color w:val="000000"/>
+          <w:sz w:val="20"/>
+          <w:szCs w:val="20"/>
+          <w:shd w:val="clear" w:color="auto" w:fill="fffeff"/>
+          <w:rtl w:val="0"/>
+          <w14:textFill>
+            <w14:solidFill>
+              <w14:srgbClr w14:val="000000">
+                <w14:alpha w14:val="14999"/>
+              </w14:srgbClr>
+            </w14:solidFill>
+          </w14:textFill>
+        </w:rPr>
+        <w:t xml:space="preserve">) </w:t>
+      </w:r>
+      <w:r>
+        <w:rPr>
+          <w:rFonts w:ascii="Times New Roman" w:hAnsi="Times New Roman" w:hint="default"/>
+          <w:outline w:val="0"/>
+          <w:color w:val="000000"/>
+          <w:sz w:val="20"/>
+          <w:szCs w:val="20"/>
+          <w:shd w:val="clear" w:color="auto" w:fill="fffeff"/>
+          <w:rtl w:val="0"/>
+          <w:lang w:val="ru-RU"/>
+          <w14:textFill>
+            <w14:solidFill>
+              <w14:srgbClr w14:val="000000">
+                <w14:alpha w14:val="14999"/>
+              </w14:srgbClr>
+            </w14:solidFill>
+          </w14:textFill>
+        </w:rPr>
+        <w:t xml:space="preserve">и поновно планирање </w:t>
+      </w:r>
+      <w:r>
+        <w:rPr>
+          <w:rFonts w:ascii="Times New Roman" w:hAnsi="Times New Roman"/>
+          <w:outline w:val="0"/>
+          <w:color w:val="000000"/>
+          <w:sz w:val="20"/>
+          <w:szCs w:val="20"/>
+          <w:shd w:val="clear" w:color="auto" w:fill="fffeff"/>
+          <w:rtl w:val="0"/>
+          <w14:textFill>
+            <w14:solidFill>
+              <w14:srgbClr w14:val="000000">
+                <w14:alpha w14:val="14999"/>
+              </w14:srgbClr>
+            </w14:solidFill>
+          </w14:textFill>
+        </w:rPr>
+        <w:t>(</w:t>
+      </w:r>
+      <w:r>
+        <w:rPr>
+          <w:rFonts w:ascii="Times New Roman" w:hAnsi="Times New Roman" w:hint="default"/>
+          <w:outline w:val="0"/>
+          <w:color w:val="000000"/>
+          <w:sz w:val="20"/>
+          <w:szCs w:val="20"/>
+          <w:shd w:val="clear" w:color="auto" w:fill="fffeff"/>
+          <w:rtl w:val="0"/>
+          <w14:textFill>
+            <w14:solidFill>
+              <w14:srgbClr w14:val="000000">
+                <w14:alpha w14:val="14999"/>
+              </w14:srgbClr>
+            </w14:solidFill>
+          </w14:textFill>
+        </w:rPr>
+        <w:t xml:space="preserve">до </w:t>
+      </w:r>
+      <w:r>
+        <w:rPr>
+          <w:rFonts w:ascii="Times New Roman" w:hAnsi="Times New Roman"/>
+          <w:outline w:val="0"/>
+          <w:color w:val="000000"/>
+          <w:sz w:val="20"/>
+          <w:szCs w:val="20"/>
+          <w:shd w:val="clear" w:color="auto" w:fill="fffeff"/>
+          <w:rtl w:val="0"/>
+          <w14:textFill>
+            <w14:solidFill>
+              <w14:srgbClr w14:val="000000">
+                <w14:alpha w14:val="14999"/>
+              </w14:srgbClr>
+            </w14:solidFill>
+          </w14:textFill>
+        </w:rPr>
+        <w:t xml:space="preserve">3 </w:t>
+      </w:r>
+      <w:r>
+        <w:rPr>
+          <w:rFonts w:ascii="Times New Roman" w:hAnsi="Times New Roman" w:hint="default"/>
+          <w:outline w:val="0"/>
+          <w:color w:val="000000"/>
+          <w:sz w:val="20"/>
+          <w:szCs w:val="20"/>
+          <w:shd w:val="clear" w:color="auto" w:fill="fffeff"/>
+          <w:rtl w:val="0"/>
+          <w14:textFill>
+            <w14:solidFill>
+              <w14:srgbClr w14:val="000000">
+                <w14:alpha w14:val="14999"/>
+              </w14:srgbClr>
+            </w14:solidFill>
+          </w14:textFill>
+        </w:rPr>
+        <w:t>додатна покушаја са сажетком неуспеха претходног</w:t>
+      </w:r>
+      <w:r>
+        <w:rPr>
+          <w:rFonts w:ascii="Times New Roman" w:hAnsi="Times New Roman"/>
+          <w:outline w:val="0"/>
+          <w:color w:val="000000"/>
+          <w:sz w:val="20"/>
+          <w:szCs w:val="20"/>
+          <w:shd w:val="clear" w:color="auto" w:fill="fffeff"/>
+          <w:rtl w:val="0"/>
+          <w14:textFill>
+            <w14:solidFill>
+              <w14:srgbClr w14:val="000000">
+                <w14:alpha w14:val="14999"/>
+              </w14:srgbClr>
+            </w14:solidFill>
+          </w14:textFill>
+        </w:rPr>
+        <w:t>).</w:t>
+      </w:r>
+    </w:p>
+    <w:p>
+      <w:pPr>
+        <w:pStyle w:val="Default"/>
+        <w:tabs>
+          <w:tab w:val="left" w:pos="593"/>
+          <w:tab w:val="left" w:pos="1186"/>
+          <w:tab w:val="left" w:pos="1779"/>
+          <w:tab w:val="left" w:pos="2372"/>
+          <w:tab w:val="left" w:pos="2965"/>
+          <w:tab w:val="left" w:pos="3558"/>
+          <w:tab w:val="left" w:pos="4151"/>
+          <w:tab w:val="left" w:pos="4744"/>
+          <w:tab w:val="left" w:pos="5337"/>
+          <w:tab w:val="left" w:pos="5930"/>
+          <w:tab w:val="left" w:pos="6523"/>
+          <w:tab w:val="left" w:pos="7116"/>
+          <w:tab w:val="left" w:pos="7709"/>
+          <w:tab w:val="left" w:pos="8302"/>
+          <w:tab w:val="left" w:pos="8895"/>
+          <w:tab w:val="left" w:pos="9488"/>
+        </w:tabs>
+        <w:suppressAutoHyphens w:val="1"/>
+        <w:spacing w:before="0" w:line="240" w:lineRule="auto"/>
+        <w:jc w:val="left"/>
+        <w:rPr>
+          <w:rFonts w:ascii="Times New Roman" w:cs="Times New Roman" w:hAnsi="Times New Roman" w:eastAsia="Times New Roman"/>
+          <w:outline w:val="0"/>
+          <w:color w:val="000000"/>
+          <w:sz w:val="20"/>
+          <w:szCs w:val="20"/>
+          <w:shd w:val="clear" w:color="auto" w:fill="fffeff"/>
+          <w14:textFill>
+            <w14:solidFill>
+              <w14:srgbClr w14:val="000000">
+                <w14:alpha w14:val="14999"/>
+              </w14:srgbClr>
+            </w14:solidFill>
+          </w14:textFill>
+        </w:rPr>
+      </w:pPr>
+    </w:p>
+    <w:p>
+      <w:pPr>
+        <w:pStyle w:val="Default"/>
+        <w:tabs>
+          <w:tab w:val="left" w:pos="593"/>
+          <w:tab w:val="left" w:pos="1186"/>
+          <w:tab w:val="left" w:pos="1779"/>
+          <w:tab w:val="left" w:pos="2372"/>
+          <w:tab w:val="left" w:pos="2965"/>
+          <w:tab w:val="left" w:pos="3558"/>
+          <w:tab w:val="left" w:pos="4151"/>
+          <w:tab w:val="left" w:pos="4744"/>
+          <w:tab w:val="left" w:pos="5337"/>
+          <w:tab w:val="left" w:pos="5930"/>
+          <w:tab w:val="left" w:pos="6523"/>
+          <w:tab w:val="left" w:pos="7116"/>
+          <w:tab w:val="left" w:pos="7709"/>
+          <w:tab w:val="left" w:pos="8302"/>
+          <w:tab w:val="left" w:pos="8895"/>
+          <w:tab w:val="left" w:pos="9488"/>
+        </w:tabs>
+        <w:suppressAutoHyphens w:val="1"/>
+        <w:spacing w:before="0" w:line="240" w:lineRule="auto"/>
+        <w:jc w:val="left"/>
+        <w:rPr>
+          <w:rFonts w:ascii="Times New Roman" w:cs="Times New Roman" w:hAnsi="Times New Roman" w:eastAsia="Times New Roman"/>
+          <w:outline w:val="0"/>
+          <w:color w:val="000000"/>
+          <w:sz w:val="20"/>
+          <w:szCs w:val="20"/>
+          <w:shd w:val="clear" w:color="auto" w:fill="fffeff"/>
+          <w14:textFill>
+            <w14:solidFill>
+              <w14:srgbClr w14:val="000000">
+                <w14:alpha w14:val="14999"/>
+              </w14:srgbClr>
+            </w14:solidFill>
+          </w14:textFill>
+        </w:rPr>
+      </w:pPr>
+      <w:r>
+        <w:rPr>
+          <w:rFonts w:ascii="Times New Roman" w:hAnsi="Times New Roman" w:hint="default"/>
+          <w:outline w:val="0"/>
+          <w:color w:val="000000"/>
+          <w:sz w:val="20"/>
+          <w:szCs w:val="20"/>
+          <w:shd w:val="clear" w:color="auto" w:fill="fffeff"/>
+          <w:rtl w:val="0"/>
+          <w14:textFill>
+            <w14:solidFill>
+              <w14:srgbClr w14:val="000000">
+                <w14:alpha w14:val="14999"/>
+              </w14:srgbClr>
+            </w14:solidFill>
+          </w14:textFill>
+        </w:rPr>
+        <w:t>Оракл верификује два услова независно</w:t>
+      </w:r>
+      <w:r>
+        <w:rPr>
+          <w:rFonts w:ascii="Times New Roman" w:hAnsi="Times New Roman"/>
+          <w:outline w:val="0"/>
+          <w:color w:val="000000"/>
+          <w:sz w:val="20"/>
+          <w:szCs w:val="20"/>
+          <w:shd w:val="clear" w:color="auto" w:fill="fffeff"/>
+          <w:rtl w:val="0"/>
+          <w14:textFill>
+            <w14:solidFill>
+              <w14:srgbClr w14:val="000000">
+                <w14:alpha w14:val="14999"/>
+              </w14:srgbClr>
+            </w14:solidFill>
+          </w14:textFill>
+        </w:rPr>
+        <w:t xml:space="preserve">: </w:t>
+      </w:r>
+      <w:r>
+        <w:rPr>
+          <w:rFonts w:ascii="Times New Roman" w:hAnsi="Times New Roman" w:hint="default"/>
+          <w:outline w:val="0"/>
+          <w:color w:val="000000"/>
+          <w:sz w:val="20"/>
+          <w:szCs w:val="20"/>
+          <w:shd w:val="clear" w:color="auto" w:fill="fffeff"/>
+          <w:rtl w:val="0"/>
+          <w14:textFill>
+            <w14:solidFill>
+              <w14:srgbClr w14:val="000000">
+                <w14:alpha w14:val="14999"/>
+              </w14:srgbClr>
+            </w14:solidFill>
+          </w14:textFill>
+        </w:rPr>
+        <w:t>да ли је агент стигао до домаћина виртуелне машине и да ли је издвојени тајни податак тачан</w:t>
+      </w:r>
+      <w:r>
+        <w:rPr>
+          <w:rFonts w:ascii="Times New Roman" w:hAnsi="Times New Roman"/>
+          <w:outline w:val="0"/>
+          <w:color w:val="000000"/>
+          <w:sz w:val="20"/>
+          <w:szCs w:val="20"/>
+          <w:shd w:val="clear" w:color="auto" w:fill="fffeff"/>
+          <w:rtl w:val="0"/>
+          <w14:textFill>
+            <w14:solidFill>
+              <w14:srgbClr w14:val="000000">
+                <w14:alpha w14:val="14999"/>
+              </w14:srgbClr>
+            </w14:solidFill>
+          </w14:textFill>
+        </w:rPr>
+        <w:t xml:space="preserve">. </w:t>
+      </w:r>
+      <w:r>
+        <w:rPr>
+          <w:rFonts w:ascii="Times New Roman" w:hAnsi="Times New Roman" w:hint="default"/>
+          <w:outline w:val="0"/>
+          <w:color w:val="000000"/>
+          <w:sz w:val="20"/>
+          <w:szCs w:val="20"/>
+          <w:shd w:val="clear" w:color="auto" w:fill="fffeff"/>
+          <w:rtl w:val="0"/>
+          <w14:textFill>
+            <w14:solidFill>
+              <w14:srgbClr w14:val="000000">
+                <w14:alpha w14:val="14999"/>
+              </w14:srgbClr>
+            </w14:solidFill>
+          </w14:textFill>
+        </w:rPr>
+        <w:t>Епизода је успешна само ако обе провере прођу</w:t>
+      </w:r>
+      <w:r>
+        <w:rPr>
+          <w:rFonts w:ascii="Times New Roman" w:hAnsi="Times New Roman"/>
+          <w:outline w:val="0"/>
+          <w:color w:val="000000"/>
+          <w:sz w:val="20"/>
+          <w:szCs w:val="20"/>
+          <w:shd w:val="clear" w:color="auto" w:fill="fffeff"/>
+          <w:rtl w:val="0"/>
+          <w14:textFill>
+            <w14:solidFill>
+              <w14:srgbClr w14:val="000000">
+                <w14:alpha w14:val="14999"/>
+              </w14:srgbClr>
+            </w14:solidFill>
+          </w14:textFill>
+        </w:rPr>
+        <w:t>.</w:t>
+      </w:r>
+    </w:p>
+    <w:p>
+      <w:pPr>
+        <w:pStyle w:val="Default"/>
+        <w:tabs>
+          <w:tab w:val="left" w:pos="593"/>
+          <w:tab w:val="left" w:pos="1186"/>
+          <w:tab w:val="left" w:pos="1779"/>
+          <w:tab w:val="left" w:pos="2372"/>
+          <w:tab w:val="left" w:pos="2965"/>
+          <w:tab w:val="left" w:pos="3558"/>
+          <w:tab w:val="left" w:pos="4151"/>
+          <w:tab w:val="left" w:pos="4744"/>
+          <w:tab w:val="left" w:pos="5337"/>
+          <w:tab w:val="left" w:pos="5930"/>
+          <w:tab w:val="left" w:pos="6523"/>
+          <w:tab w:val="left" w:pos="7116"/>
+          <w:tab w:val="left" w:pos="7709"/>
+          <w:tab w:val="left" w:pos="8302"/>
+          <w:tab w:val="left" w:pos="8895"/>
+          <w:tab w:val="left" w:pos="9488"/>
+        </w:tabs>
+        <w:suppressAutoHyphens w:val="1"/>
+        <w:spacing w:before="0" w:line="240" w:lineRule="auto"/>
+        <w:jc w:val="left"/>
+        <w:rPr>
+          <w:rFonts w:ascii="Times New Roman" w:cs="Times New Roman" w:hAnsi="Times New Roman" w:eastAsia="Times New Roman"/>
+          <w:outline w:val="0"/>
+          <w:color w:val="000000"/>
+          <w:sz w:val="20"/>
+          <w:szCs w:val="20"/>
+          <w:shd w:val="clear" w:color="auto" w:fill="fffeff"/>
+          <w14:textFill>
+            <w14:solidFill>
+              <w14:srgbClr w14:val="000000">
+                <w14:alpha w14:val="14999"/>
+              </w14:srgbClr>
+            </w14:solidFill>
+          </w14:textFill>
+        </w:rPr>
+      </w:pPr>
+    </w:p>
+    <w:p>
+      <w:pPr>
+        <w:pStyle w:val="2 - Подпоглавље"/>
+        <w:numPr>
+          <w:ilvl w:val="1"/>
+          <w:numId w:val="2"/>
+        </w:numPr>
+      </w:pPr>
+      <w:r>
+        <w:rPr>
+          <w:rtl w:val="0"/>
+          <w:lang w:val="ru-RU"/>
+        </w:rPr>
+        <w:t>Евалуирани модели и буџет</w:t>
+      </w:r>
+    </w:p>
+    <w:p>
+      <w:pPr>
+        <w:pStyle w:val="Default"/>
+        <w:tabs>
+          <w:tab w:val="left" w:pos="593"/>
+          <w:tab w:val="left" w:pos="1186"/>
+          <w:tab w:val="left" w:pos="1779"/>
+          <w:tab w:val="left" w:pos="2372"/>
+          <w:tab w:val="left" w:pos="2965"/>
+          <w:tab w:val="left" w:pos="3558"/>
+          <w:tab w:val="left" w:pos="4151"/>
+          <w:tab w:val="left" w:pos="4744"/>
+          <w:tab w:val="left" w:pos="5337"/>
+          <w:tab w:val="left" w:pos="5930"/>
+          <w:tab w:val="left" w:pos="6523"/>
+          <w:tab w:val="left" w:pos="7116"/>
+          <w:tab w:val="left" w:pos="7709"/>
+          <w:tab w:val="left" w:pos="8302"/>
+          <w:tab w:val="left" w:pos="8895"/>
+          <w:tab w:val="left" w:pos="9488"/>
+        </w:tabs>
+        <w:suppressAutoHyphens w:val="1"/>
+        <w:spacing w:before="0" w:line="240" w:lineRule="auto"/>
+        <w:jc w:val="left"/>
+        <w:rPr>
+          <w:rFonts w:ascii="Times New Roman" w:cs="Times New Roman" w:hAnsi="Times New Roman" w:eastAsia="Times New Roman"/>
+          <w:outline w:val="0"/>
+          <w:color w:val="000000"/>
+          <w:sz w:val="20"/>
+          <w:szCs w:val="20"/>
+          <w:shd w:val="clear" w:color="auto" w:fill="fffeff"/>
+          <w14:textFill>
+            <w14:solidFill>
+              <w14:srgbClr w14:val="000000">
+                <w14:alpha w14:val="14999"/>
+              </w14:srgbClr>
+            </w14:solidFill>
+          </w14:textFill>
+        </w:rPr>
+      </w:pPr>
+      <w:r>
+        <w:rPr>
+          <w:rFonts w:ascii="Times New Roman" w:hAnsi="Times New Roman" w:hint="default"/>
+          <w:outline w:val="0"/>
+          <w:color w:val="000000"/>
+          <w:sz w:val="20"/>
+          <w:szCs w:val="20"/>
+          <w:shd w:val="clear" w:color="auto" w:fill="fffeff"/>
+          <w:rtl w:val="0"/>
+          <w:lang w:val="ru-RU"/>
+          <w14:textFill>
+            <w14:solidFill>
+              <w14:srgbClr w14:val="000000">
+                <w14:alpha w14:val="14999"/>
+              </w14:srgbClr>
+            </w14:solidFill>
+          </w14:textFill>
+        </w:rPr>
+        <w:t xml:space="preserve">Евалуирана су три модела из породице </w:t>
+      </w:r>
+      <w:r>
+        <w:rPr>
+          <w:rFonts w:ascii="Times New Roman" w:hAnsi="Times New Roman"/>
+          <w:outline w:val="0"/>
+          <w:color w:val="000000"/>
+          <w:sz w:val="20"/>
+          <w:szCs w:val="20"/>
+          <w:shd w:val="clear" w:color="auto" w:fill="fffeff"/>
+          <w:rtl w:val="0"/>
+          <w14:textFill>
+            <w14:solidFill>
+              <w14:srgbClr w14:val="000000">
+                <w14:alpha w14:val="14999"/>
+              </w14:srgbClr>
+            </w14:solidFill>
+          </w14:textFill>
+        </w:rPr>
+        <w:t>Claude</w:t>
+      </w:r>
+      <w:r>
+        <w:rPr>
+          <w:rFonts w:ascii="Times New Roman" w:hAnsi="Times New Roman"/>
+          <w:outline w:val="0"/>
+          <w:color w:val="000000"/>
+          <w:sz w:val="20"/>
+          <w:szCs w:val="20"/>
+          <w:shd w:val="clear" w:color="auto" w:fill="fffeff"/>
+          <w:rtl w:val="0"/>
+          <w:lang w:val="en-US"/>
+          <w14:textFill>
+            <w14:solidFill>
+              <w14:srgbClr w14:val="000000">
+                <w14:alpha w14:val="14999"/>
+              </w14:srgbClr>
+            </w14:solidFill>
+          </w14:textFill>
+        </w:rPr>
+        <w:t xml:space="preserve"> [10]</w:t>
+      </w:r>
+      <w:r>
+        <w:rPr>
+          <w:rFonts w:ascii="Times New Roman" w:hAnsi="Times New Roman"/>
+          <w:outline w:val="0"/>
+          <w:color w:val="000000"/>
+          <w:sz w:val="20"/>
+          <w:szCs w:val="20"/>
+          <w:shd w:val="clear" w:color="auto" w:fill="fffeff"/>
+          <w:rtl w:val="0"/>
+          <w14:textFill>
+            <w14:solidFill>
+              <w14:srgbClr w14:val="000000">
+                <w14:alpha w14:val="14999"/>
+              </w14:srgbClr>
+            </w14:solidFill>
+          </w14:textFill>
+        </w:rPr>
+        <w:t xml:space="preserve">: claude-haiku-4-5 (5 </w:t>
+      </w:r>
+      <w:r>
+        <w:rPr>
+          <w:rFonts w:ascii="Times New Roman" w:hAnsi="Times New Roman" w:hint="default"/>
+          <w:outline w:val="0"/>
+          <w:color w:val="000000"/>
+          <w:sz w:val="20"/>
+          <w:szCs w:val="20"/>
+          <w:shd w:val="clear" w:color="auto" w:fill="fffeff"/>
+          <w:rtl w:val="0"/>
+          <w14:textFill>
+            <w14:solidFill>
+              <w14:srgbClr w14:val="000000">
+                <w14:alpha w14:val="14999"/>
+              </w14:srgbClr>
+            </w14:solidFill>
+          </w14:textFill>
+        </w:rPr>
+        <w:t>епизода по ћелији</w:t>
+      </w:r>
+      <w:r>
+        <w:rPr>
+          <w:rFonts w:ascii="Times New Roman" w:hAnsi="Times New Roman"/>
+          <w:outline w:val="0"/>
+          <w:color w:val="000000"/>
+          <w:sz w:val="20"/>
+          <w:szCs w:val="20"/>
+          <w:shd w:val="clear" w:color="auto" w:fill="fffeff"/>
+          <w:rtl w:val="0"/>
+          <w:lang w:val="en-US"/>
+          <w14:textFill>
+            <w14:solidFill>
+              <w14:srgbClr w14:val="000000">
+                <w14:alpha w14:val="14999"/>
+              </w14:srgbClr>
+            </w14:solidFill>
+          </w14:textFill>
+        </w:rPr>
+        <w:t xml:space="preserve">), claude-sonnet-4-6 (5 </w:t>
+      </w:r>
+      <w:r>
+        <w:rPr>
+          <w:rFonts w:ascii="Times New Roman" w:hAnsi="Times New Roman" w:hint="default"/>
+          <w:outline w:val="0"/>
+          <w:color w:val="000000"/>
+          <w:sz w:val="20"/>
+          <w:szCs w:val="20"/>
+          <w:shd w:val="clear" w:color="auto" w:fill="fffeff"/>
+          <w:rtl w:val="0"/>
+          <w14:textFill>
+            <w14:solidFill>
+              <w14:srgbClr w14:val="000000">
+                <w14:alpha w14:val="14999"/>
+              </w14:srgbClr>
+            </w14:solidFill>
+          </w14:textFill>
+        </w:rPr>
+        <w:t>епизода</w:t>
+      </w:r>
+      <w:r>
+        <w:rPr>
+          <w:rFonts w:ascii="Times New Roman" w:hAnsi="Times New Roman"/>
+          <w:outline w:val="0"/>
+          <w:color w:val="000000"/>
+          <w:sz w:val="20"/>
+          <w:szCs w:val="20"/>
+          <w:shd w:val="clear" w:color="auto" w:fill="fffeff"/>
+          <w:rtl w:val="0"/>
+          <w14:textFill>
+            <w14:solidFill>
+              <w14:srgbClr w14:val="000000">
+                <w14:alpha w14:val="14999"/>
+              </w14:srgbClr>
+            </w14:solidFill>
+          </w14:textFill>
+        </w:rPr>
+        <w:t xml:space="preserve">) </w:t>
+      </w:r>
+      <w:r>
+        <w:rPr>
+          <w:rFonts w:ascii="Times New Roman" w:hAnsi="Times New Roman" w:hint="default"/>
+          <w:outline w:val="0"/>
+          <w:color w:val="000000"/>
+          <w:sz w:val="20"/>
+          <w:szCs w:val="20"/>
+          <w:shd w:val="clear" w:color="auto" w:fill="fffeff"/>
+          <w:rtl w:val="0"/>
+          <w14:textFill>
+            <w14:solidFill>
+              <w14:srgbClr w14:val="000000">
+                <w14:alpha w14:val="14999"/>
+              </w14:srgbClr>
+            </w14:solidFill>
+          </w14:textFill>
+        </w:rPr>
+        <w:t xml:space="preserve">и </w:t>
+      </w:r>
+      <w:r>
+        <w:rPr>
+          <w:rFonts w:ascii="Times New Roman" w:hAnsi="Times New Roman"/>
+          <w:outline w:val="0"/>
+          <w:color w:val="000000"/>
+          <w:sz w:val="20"/>
+          <w:szCs w:val="20"/>
+          <w:shd w:val="clear" w:color="auto" w:fill="fffeff"/>
+          <w:rtl w:val="0"/>
+          <w14:textFill>
+            <w14:solidFill>
+              <w14:srgbClr w14:val="000000">
+                <w14:alpha w14:val="14999"/>
+              </w14:srgbClr>
+            </w14:solidFill>
+          </w14:textFill>
+        </w:rPr>
+        <w:t xml:space="preserve">claude-opus-4-8 (3 </w:t>
+      </w:r>
+      <w:r>
+        <w:rPr>
+          <w:rFonts w:ascii="Times New Roman" w:hAnsi="Times New Roman" w:hint="default"/>
+          <w:outline w:val="0"/>
+          <w:color w:val="000000"/>
+          <w:sz w:val="20"/>
+          <w:szCs w:val="20"/>
+          <w:shd w:val="clear" w:color="auto" w:fill="fffeff"/>
+          <w:rtl w:val="0"/>
+          <w14:textFill>
+            <w14:solidFill>
+              <w14:srgbClr w14:val="000000">
+                <w14:alpha w14:val="14999"/>
+              </w14:srgbClr>
+            </w14:solidFill>
+          </w14:textFill>
+        </w:rPr>
+        <w:t>епизоде</w:t>
+      </w:r>
+      <w:r>
+        <w:rPr>
+          <w:rFonts w:ascii="Times New Roman" w:hAnsi="Times New Roman"/>
+          <w:outline w:val="0"/>
+          <w:color w:val="000000"/>
+          <w:sz w:val="20"/>
+          <w:szCs w:val="20"/>
+          <w:shd w:val="clear" w:color="auto" w:fill="fffeff"/>
+          <w:rtl w:val="0"/>
+          <w14:textFill>
+            <w14:solidFill>
+              <w14:srgbClr w14:val="000000">
+                <w14:alpha w14:val="14999"/>
+              </w14:srgbClr>
+            </w14:solidFill>
+          </w14:textFill>
+        </w:rPr>
+        <w:t xml:space="preserve">, </w:t>
+      </w:r>
+      <w:r>
+        <w:rPr>
+          <w:rFonts w:ascii="Times New Roman" w:hAnsi="Times New Roman" w:hint="default"/>
+          <w:outline w:val="0"/>
+          <w:color w:val="000000"/>
+          <w:sz w:val="20"/>
+          <w:szCs w:val="20"/>
+          <w:shd w:val="clear" w:color="auto" w:fill="fffeff"/>
+          <w:rtl w:val="0"/>
+          <w:lang w:val="ru-RU"/>
+          <w14:textFill>
+            <w14:solidFill>
+              <w14:srgbClr w14:val="000000">
+                <w14:alpha w14:val="14999"/>
+              </w14:srgbClr>
+            </w14:solidFill>
+          </w14:textFill>
+        </w:rPr>
+        <w:t>смањено због трошкова</w:t>
+      </w:r>
+      <w:r>
+        <w:rPr>
+          <w:rFonts w:ascii="Times New Roman" w:hAnsi="Times New Roman"/>
+          <w:outline w:val="0"/>
+          <w:color w:val="000000"/>
+          <w:sz w:val="20"/>
+          <w:szCs w:val="20"/>
+          <w:shd w:val="clear" w:color="auto" w:fill="fffeff"/>
+          <w:rtl w:val="0"/>
+          <w14:textFill>
+            <w14:solidFill>
+              <w14:srgbClr w14:val="000000">
+                <w14:alpha w14:val="14999"/>
+              </w14:srgbClr>
+            </w14:solidFill>
+          </w14:textFill>
+        </w:rPr>
+        <w:t xml:space="preserve">). </w:t>
+      </w:r>
+      <w:r>
+        <w:rPr>
+          <w:rFonts w:ascii="Times New Roman" w:hAnsi="Times New Roman" w:hint="default"/>
+          <w:outline w:val="0"/>
+          <w:color w:val="000000"/>
+          <w:sz w:val="20"/>
+          <w:szCs w:val="20"/>
+          <w:shd w:val="clear" w:color="auto" w:fill="fffeff"/>
+          <w:rtl w:val="0"/>
+          <w14:textFill>
+            <w14:solidFill>
+              <w14:srgbClr w14:val="000000">
+                <w14:alpha w14:val="14999"/>
+              </w14:srgbClr>
+            </w14:solidFill>
+          </w14:textFill>
+        </w:rPr>
+        <w:t>Ефективни прагови буџета разликују се по моделу услед разлика у цени по токену</w:t>
+      </w:r>
+      <w:r>
+        <w:rPr>
+          <w:rFonts w:ascii="Times New Roman" w:hAnsi="Times New Roman"/>
+          <w:outline w:val="0"/>
+          <w:color w:val="000000"/>
+          <w:sz w:val="20"/>
+          <w:szCs w:val="20"/>
+          <w:shd w:val="clear" w:color="auto" w:fill="fffeff"/>
+          <w:rtl w:val="0"/>
+          <w14:textFill>
+            <w14:solidFill>
+              <w14:srgbClr w14:val="000000">
+                <w14:alpha w14:val="14999"/>
+              </w14:srgbClr>
+            </w14:solidFill>
+          </w14:textFill>
+        </w:rPr>
+        <w:t xml:space="preserve">: </w:t>
+      </w:r>
+      <w:r>
+        <w:rPr>
+          <w:rFonts w:ascii="Times New Roman" w:hAnsi="Times New Roman" w:hint="default"/>
+          <w:outline w:val="0"/>
+          <w:color w:val="000000"/>
+          <w:sz w:val="20"/>
+          <w:szCs w:val="20"/>
+          <w:shd w:val="clear" w:color="auto" w:fill="fffeff"/>
+          <w:rtl w:val="0"/>
+          <w14:textFill>
+            <w14:solidFill>
+              <w14:srgbClr w14:val="000000">
+                <w14:alpha w14:val="14999"/>
+              </w14:srgbClr>
+            </w14:solidFill>
+          </w14:textFill>
+        </w:rPr>
+        <w:t xml:space="preserve">приближно </w:t>
+      </w:r>
+      <w:r>
+        <w:rPr>
+          <w:rFonts w:ascii="Times New Roman" w:hAnsi="Times New Roman"/>
+          <w:outline w:val="0"/>
+          <w:color w:val="000000"/>
+          <w:sz w:val="20"/>
+          <w:szCs w:val="20"/>
+          <w:shd w:val="clear" w:color="auto" w:fill="fffeff"/>
+          <w:rtl w:val="0"/>
+          <w14:textFill>
+            <w14:solidFill>
+              <w14:srgbClr w14:val="000000">
+                <w14:alpha w14:val="14999"/>
+              </w14:srgbClr>
+            </w14:solidFill>
+          </w14:textFill>
+        </w:rPr>
+        <w:t xml:space="preserve">2 USD </w:t>
+      </w:r>
+      <w:r>
+        <w:rPr>
+          <w:rFonts w:ascii="Times New Roman" w:hAnsi="Times New Roman" w:hint="default"/>
+          <w:outline w:val="0"/>
+          <w:color w:val="000000"/>
+          <w:sz w:val="20"/>
+          <w:szCs w:val="20"/>
+          <w:shd w:val="clear" w:color="auto" w:fill="fffeff"/>
+          <w:rtl w:val="0"/>
+          <w14:textFill>
+            <w14:solidFill>
+              <w14:srgbClr w14:val="000000">
+                <w14:alpha w14:val="14999"/>
+              </w14:srgbClr>
+            </w14:solidFill>
+          </w14:textFill>
+        </w:rPr>
+        <w:t xml:space="preserve">по епизоди за </w:t>
+      </w:r>
+      <w:r>
+        <w:rPr>
+          <w:rFonts w:ascii="Times New Roman" w:hAnsi="Times New Roman"/>
+          <w:outline w:val="0"/>
+          <w:color w:val="000000"/>
+          <w:sz w:val="20"/>
+          <w:szCs w:val="20"/>
+          <w:shd w:val="clear" w:color="auto" w:fill="fffeff"/>
+          <w:rtl w:val="0"/>
+          <w14:textFill>
+            <w14:solidFill>
+              <w14:srgbClr w14:val="000000">
+                <w14:alpha w14:val="14999"/>
+              </w14:srgbClr>
+            </w14:solidFill>
+          </w14:textFill>
+        </w:rPr>
+        <w:t xml:space="preserve">Haiku </w:t>
+      </w:r>
+      <w:r>
+        <w:rPr>
+          <w:rFonts w:ascii="Times New Roman" w:hAnsi="Times New Roman" w:hint="default"/>
+          <w:outline w:val="0"/>
+          <w:color w:val="000000"/>
+          <w:sz w:val="20"/>
+          <w:szCs w:val="20"/>
+          <w:shd w:val="clear" w:color="auto" w:fill="fffeff"/>
+          <w:rtl w:val="0"/>
+          <w14:textFill>
+            <w14:solidFill>
+              <w14:srgbClr w14:val="000000">
+                <w14:alpha w14:val="14999"/>
+              </w14:srgbClr>
+            </w14:solidFill>
+          </w14:textFill>
+        </w:rPr>
+        <w:t xml:space="preserve">и </w:t>
+      </w:r>
+      <w:r>
+        <w:rPr>
+          <w:rFonts w:ascii="Times New Roman" w:hAnsi="Times New Roman"/>
+          <w:outline w:val="0"/>
+          <w:color w:val="000000"/>
+          <w:sz w:val="20"/>
+          <w:szCs w:val="20"/>
+          <w:shd w:val="clear" w:color="auto" w:fill="fffeff"/>
+          <w:rtl w:val="0"/>
+          <w:lang w:val="de-DE"/>
+          <w14:textFill>
+            <w14:solidFill>
+              <w14:srgbClr w14:val="000000">
+                <w14:alpha w14:val="14999"/>
+              </w14:srgbClr>
+            </w14:solidFill>
+          </w14:textFill>
+        </w:rPr>
+        <w:t xml:space="preserve">Sonnet </w:t>
+      </w:r>
+      <w:r>
+        <w:rPr>
+          <w:rFonts w:ascii="Times New Roman" w:hAnsi="Times New Roman" w:hint="default"/>
+          <w:outline w:val="0"/>
+          <w:color w:val="000000"/>
+          <w:sz w:val="20"/>
+          <w:szCs w:val="20"/>
+          <w:shd w:val="clear" w:color="auto" w:fill="fffeff"/>
+          <w:rtl w:val="0"/>
+          <w14:textFill>
+            <w14:solidFill>
+              <w14:srgbClr w14:val="000000">
+                <w14:alpha w14:val="14999"/>
+              </w14:srgbClr>
+            </w14:solidFill>
+          </w14:textFill>
+        </w:rPr>
+        <w:t xml:space="preserve">и приближно </w:t>
+      </w:r>
+      <w:r>
+        <w:rPr>
+          <w:rFonts w:ascii="Times New Roman" w:hAnsi="Times New Roman"/>
+          <w:outline w:val="0"/>
+          <w:color w:val="000000"/>
+          <w:sz w:val="20"/>
+          <w:szCs w:val="20"/>
+          <w:shd w:val="clear" w:color="auto" w:fill="fffeff"/>
+          <w:rtl w:val="0"/>
+          <w14:textFill>
+            <w14:solidFill>
+              <w14:srgbClr w14:val="000000">
+                <w14:alpha w14:val="14999"/>
+              </w14:srgbClr>
+            </w14:solidFill>
+          </w14:textFill>
+        </w:rPr>
+        <w:t xml:space="preserve">4 USD </w:t>
+      </w:r>
+      <w:r>
+        <w:rPr>
+          <w:rFonts w:ascii="Times New Roman" w:hAnsi="Times New Roman" w:hint="default"/>
+          <w:outline w:val="0"/>
+          <w:color w:val="000000"/>
+          <w:sz w:val="20"/>
+          <w:szCs w:val="20"/>
+          <w:shd w:val="clear" w:color="auto" w:fill="fffeff"/>
+          <w:rtl w:val="0"/>
+          <w14:textFill>
+            <w14:solidFill>
+              <w14:srgbClr w14:val="000000">
+                <w14:alpha w14:val="14999"/>
+              </w14:srgbClr>
+            </w14:solidFill>
+          </w14:textFill>
+        </w:rPr>
+        <w:t xml:space="preserve">за </w:t>
+      </w:r>
+      <w:r>
+        <w:rPr>
+          <w:rFonts w:ascii="Times New Roman" w:hAnsi="Times New Roman"/>
+          <w:outline w:val="0"/>
+          <w:color w:val="000000"/>
+          <w:sz w:val="20"/>
+          <w:szCs w:val="20"/>
+          <w:shd w:val="clear" w:color="auto" w:fill="fffeff"/>
+          <w:rtl w:val="0"/>
+          <w:lang w:val="pt-PT"/>
+          <w14:textFill>
+            <w14:solidFill>
+              <w14:srgbClr w14:val="000000">
+                <w14:alpha w14:val="14999"/>
+              </w14:srgbClr>
+            </w14:solidFill>
+          </w14:textFill>
+        </w:rPr>
+        <w:t>Opus.</w:t>
+      </w:r>
+    </w:p>
+    <w:p>
+      <w:pPr>
+        <w:pStyle w:val="1 - Поглавље"/>
+        <w:numPr>
+          <w:ilvl w:val="0"/>
+          <w:numId w:val="2"/>
+        </w:numPr>
+      </w:pPr>
+      <w:r>
+        <w:rPr>
+          <w:rtl w:val="0"/>
+        </w:rPr>
+        <w:t xml:space="preserve"> РЕЗУЛТАТИ</w:t>
+      </w:r>
+    </w:p>
+    <w:p>
+      <w:pPr>
+        <w:pStyle w:val="Default"/>
+        <w:tabs>
+          <w:tab w:val="left" w:pos="593"/>
+          <w:tab w:val="left" w:pos="1186"/>
+          <w:tab w:val="left" w:pos="1779"/>
+          <w:tab w:val="left" w:pos="2372"/>
+          <w:tab w:val="left" w:pos="2965"/>
+          <w:tab w:val="left" w:pos="3558"/>
+          <w:tab w:val="left" w:pos="4151"/>
+          <w:tab w:val="left" w:pos="4744"/>
+          <w:tab w:val="left" w:pos="5337"/>
+          <w:tab w:val="left" w:pos="5930"/>
+          <w:tab w:val="left" w:pos="6523"/>
+          <w:tab w:val="left" w:pos="7116"/>
+          <w:tab w:val="left" w:pos="7709"/>
+          <w:tab w:val="left" w:pos="8302"/>
+          <w:tab w:val="left" w:pos="8895"/>
+          <w:tab w:val="left" w:pos="9488"/>
+        </w:tabs>
+        <w:suppressAutoHyphens w:val="1"/>
+        <w:spacing w:before="0" w:line="240" w:lineRule="auto"/>
+        <w:jc w:val="left"/>
+        <w:rPr>
+          <w:rFonts w:ascii="Times New Roman" w:cs="Times New Roman" w:hAnsi="Times New Roman" w:eastAsia="Times New Roman"/>
+          <w:outline w:val="0"/>
+          <w:color w:val="000000"/>
+          <w:sz w:val="20"/>
+          <w:szCs w:val="20"/>
+          <w:shd w:val="clear" w:color="auto" w:fill="fffeff"/>
+          <w14:textFill>
+            <w14:solidFill>
+              <w14:srgbClr w14:val="000000">
+                <w14:alpha w14:val="14999"/>
+              </w14:srgbClr>
+            </w14:solidFill>
+          </w14:textFill>
+        </w:rPr>
       </w:pPr>
     </w:p>
     <w:p>
@@ -3588,10 +6617,240 @@
     </w:p>
     <w:p>
       <w:pPr>
+        <w:pStyle w:val="0 - Текст рада"/>
+      </w:pPr>
+    </w:p>
+    <w:p>
+      <w:pPr>
+        <w:pStyle w:val="0 - Текст рада"/>
+      </w:pPr>
+    </w:p>
+    <w:p>
+      <w:pPr>
+        <w:pStyle w:val="0 - Текст рада"/>
+      </w:pPr>
+    </w:p>
+    <w:p>
+      <w:pPr>
+        <w:pStyle w:val="0 - Текст рада"/>
+      </w:pPr>
+    </w:p>
+    <w:p>
+      <w:pPr>
+        <w:pStyle w:val="0 - Текст рада"/>
+      </w:pPr>
+    </w:p>
+    <w:p>
+      <w:pPr>
+        <w:pStyle w:val="0 - Текст рада"/>
+      </w:pPr>
+    </w:p>
+    <w:p>
+      <w:pPr>
+        <w:pStyle w:val="0 - Текст рада"/>
+      </w:pPr>
+    </w:p>
+    <w:p>
+      <w:pPr>
+        <w:pStyle w:val="0 - Текст рада"/>
+      </w:pPr>
+    </w:p>
+    <w:p>
+      <w:pPr>
+        <w:pStyle w:val="0 - Текст рада"/>
+      </w:pPr>
+    </w:p>
+    <w:p>
+      <w:pPr>
+        <w:pStyle w:val="0 - Текст рада"/>
+      </w:pPr>
+    </w:p>
+    <w:p>
+      <w:pPr>
+        <w:pStyle w:val="0 - Текст рада"/>
+      </w:pPr>
+    </w:p>
+    <w:p>
+      <w:pPr>
+        <w:pStyle w:val="0 - Текст рада"/>
+      </w:pPr>
+    </w:p>
+    <w:p>
+      <w:pPr>
+        <w:pStyle w:val="0 - Текст рада"/>
+      </w:pPr>
+    </w:p>
+    <w:p>
+      <w:pPr>
+        <w:pStyle w:val="0 - Текст рада"/>
+      </w:pPr>
+    </w:p>
+    <w:p>
+      <w:pPr>
+        <w:pStyle w:val="0 - Текст рада"/>
+      </w:pPr>
+    </w:p>
+    <w:p>
+      <w:pPr>
+        <w:pStyle w:val="0 - Текст рада"/>
+      </w:pPr>
+    </w:p>
+    <w:p>
+      <w:pPr>
+        <w:pStyle w:val="0 - Текст рада"/>
+      </w:pPr>
+    </w:p>
+    <w:p>
+      <w:pPr>
+        <w:pStyle w:val="0 - Текст рада"/>
+      </w:pPr>
+    </w:p>
+    <w:p>
+      <w:pPr>
+        <w:pStyle w:val="0 - Текст рада"/>
+      </w:pPr>
+    </w:p>
+    <w:p>
+      <w:pPr>
+        <w:pStyle w:val="0 - Текст рада"/>
+      </w:pPr>
+    </w:p>
+    <w:p>
+      <w:pPr>
+        <w:pStyle w:val="0 - Текст рада"/>
+      </w:pPr>
+    </w:p>
+    <w:p>
+      <w:pPr>
+        <w:pStyle w:val="0 - Текст рада"/>
+      </w:pPr>
+    </w:p>
+    <w:p>
+      <w:pPr>
+        <w:pStyle w:val="0 - Текст рада"/>
+      </w:pPr>
+    </w:p>
+    <w:p>
+      <w:pPr>
+        <w:pStyle w:val="0 - Текст рада"/>
+      </w:pPr>
+    </w:p>
+    <w:p>
+      <w:pPr>
+        <w:pStyle w:val="0 - Текст рада"/>
+      </w:pPr>
+    </w:p>
+    <w:p>
+      <w:pPr>
+        <w:pStyle w:val="0 - Текст рада"/>
+      </w:pPr>
+    </w:p>
+    <w:p>
+      <w:pPr>
+        <w:pStyle w:val="0 - Текст рада"/>
+      </w:pPr>
+    </w:p>
+    <w:p>
+      <w:pPr>
+        <w:pStyle w:val="0 - Текст рада"/>
+      </w:pPr>
+    </w:p>
+    <w:p>
+      <w:pPr>
+        <w:pStyle w:val="0 - Текст рада"/>
+      </w:pPr>
+    </w:p>
+    <w:p>
+      <w:pPr>
+        <w:pStyle w:val="0 - Текст рада"/>
+      </w:pPr>
+    </w:p>
+    <w:p>
+      <w:pPr>
+        <w:pStyle w:val="0 - Текст рада"/>
+      </w:pPr>
+    </w:p>
+    <w:p>
+      <w:pPr>
+        <w:pStyle w:val="0 - Текст рада"/>
+      </w:pPr>
+    </w:p>
+    <w:p>
+      <w:pPr>
+        <w:pStyle w:val="0 - Текст рада"/>
+      </w:pPr>
+    </w:p>
+    <w:p>
+      <w:pPr>
+        <w:pStyle w:val="0 - Текст рада"/>
+      </w:pPr>
+    </w:p>
+    <w:p>
+      <w:pPr>
+        <w:pStyle w:val="0 - Текст рада"/>
+      </w:pPr>
+    </w:p>
+    <w:p>
+      <w:pPr>
+        <w:pStyle w:val="0 - Текст рада"/>
+      </w:pPr>
+    </w:p>
+    <w:p>
+      <w:pPr>
+        <w:pStyle w:val="0 - Текст рада"/>
+      </w:pPr>
+    </w:p>
+    <w:p>
+      <w:pPr>
+        <w:pStyle w:val="0 - Текст рада"/>
+      </w:pPr>
+    </w:p>
+    <w:p>
+      <w:pPr>
+        <w:pStyle w:val="0 - Текст рада"/>
+      </w:pPr>
+    </w:p>
+    <w:p>
+      <w:pPr>
+        <w:pStyle w:val="0 - Текст рада"/>
+      </w:pPr>
+    </w:p>
+    <w:p>
+      <w:pPr>
+        <w:pStyle w:val="0 - Текст рада"/>
+      </w:pPr>
+    </w:p>
+    <w:p>
+      <w:pPr>
+        <w:pStyle w:val="0 - Текст рада"/>
+      </w:pPr>
+    </w:p>
+    <w:p>
+      <w:pPr>
+        <w:pStyle w:val="0 - Текст рада"/>
+      </w:pPr>
+    </w:p>
+    <w:p>
+      <w:pPr>
+        <w:pStyle w:val="0 - Текст рада"/>
+      </w:pPr>
+    </w:p>
+    <w:p>
+      <w:pPr>
+        <w:pStyle w:val="0 - Текст рада"/>
+      </w:pPr>
+    </w:p>
+    <w:p>
+      <w:pPr>
+        <w:pStyle w:val="0 - Текст рада"/>
+      </w:pPr>
+    </w:p>
+    <w:p>
+      <w:pPr>
         <w:pStyle w:val="1 - Поглавље"/>
         <w:numPr>
           <w:ilvl w:val="0"/>
-          <w:numId w:val="5"/>
+          <w:numId w:val="6"/>
         </w:numPr>
         <w:bidi w:val="0"/>
         <w:ind w:right="0"/>
@@ -4131,6 +7390,175 @@
           <w:rtl w:val="0"/>
         </w:rPr>
         <w:t>, 2023.</w:t>
+      </w:r>
+    </w:p>
+    <w:p>
+      <w:pPr>
+        <w:pStyle w:val="Литература"/>
+      </w:pPr>
+      <w:r>
+        <w:rPr>
+          <w:rtl w:val="0"/>
+          <w:lang w:val="en-US"/>
+        </w:rPr>
+        <w:t>[10]</w:t>
+      </w:r>
+      <w:r>
+        <w:rPr>
+          <w:outline w:val="0"/>
+          <w:color w:val="000000"/>
+          <w:rtl w:val="0"/>
+          <w:lang w:val="en-US"/>
+          <w14:textFill>
+            <w14:solidFill>
+              <w14:srgbClr w14:val="000000">
+                <w14:alpha w14:val="14999"/>
+              </w14:srgbClr>
+            </w14:solidFill>
+          </w14:textFill>
+        </w:rPr>
+        <w:t xml:space="preserve"> Anthropic, </w:t>
+      </w:r>
+      <w:r>
+        <w:rPr>
+          <w:outline w:val="0"/>
+          <w:color w:val="000000"/>
+          <w:rtl w:val="0"/>
+          <w14:textFill>
+            <w14:solidFill>
+              <w14:srgbClr w14:val="000000">
+                <w14:alpha w14:val="14999"/>
+              </w14:srgbClr>
+            </w14:solidFill>
+          </w14:textFill>
+        </w:rPr>
+        <w:t>„</w:t>
+      </w:r>
+      <w:r>
+        <w:rPr>
+          <w:outline w:val="0"/>
+          <w:color w:val="000000"/>
+          <w:rtl w:val="0"/>
+          <w:lang w:val="en-US"/>
+          <w14:textFill>
+            <w14:solidFill>
+              <w14:srgbClr w14:val="000000">
+                <w14:alpha w14:val="14999"/>
+              </w14:srgbClr>
+            </w14:solidFill>
+          </w14:textFill>
+        </w:rPr>
+        <w:t xml:space="preserve">Claude Models," 2025. </w:t>
+      </w:r>
+      <w:r>
+        <w:rPr>
+          <w:outline w:val="0"/>
+          <w:color w:val="937000"/>
+          <w:rtl w:val="0"/>
+          <w:lang w:val="pt-PT"/>
+          <w14:textFill>
+            <w14:solidFill>
+              <w14:srgbClr w14:val="947100"/>
+            </w14:solidFill>
+          </w14:textFill>
+        </w:rPr>
+        <w:t>[</w:t>
+      </w:r>
+      <w:r>
+        <w:rPr>
+          <w:outline w:val="0"/>
+          <w:color w:val="d12e1b"/>
+          <w:rtl w:val="0"/>
+          <w:lang w:val="de-DE"/>
+          <w14:textFill>
+            <w14:solidFill>
+              <w14:srgbClr w14:val="D12F1B"/>
+            </w14:solidFill>
+          </w14:textFill>
+        </w:rPr>
+        <w:t>Online</w:t>
+      </w:r>
+      <w:r>
+        <w:rPr>
+          <w:outline w:val="0"/>
+          <w:color w:val="937000"/>
+          <w:rtl w:val="0"/>
+          <w:lang w:val="pt-PT"/>
+          <w14:textFill>
+            <w14:solidFill>
+              <w14:srgbClr w14:val="947100"/>
+            </w14:solidFill>
+          </w14:textFill>
+        </w:rPr>
+        <w:t>]</w:t>
+      </w:r>
+      <w:r>
+        <w:rPr>
+          <w:outline w:val="0"/>
+          <w:color w:val="000000"/>
+          <w:rtl w:val="0"/>
+          <w14:textFill>
+            <w14:solidFill>
+              <w14:srgbClr w14:val="000000">
+                <w14:alpha w14:val="14999"/>
+              </w14:srgbClr>
+            </w14:solidFill>
+          </w14:textFill>
+        </w:rPr>
+        <w:t xml:space="preserve">. </w:t>
+      </w:r>
+      <w:r>
+        <w:rPr>
+          <w:outline w:val="0"/>
+          <w:color w:val="000000"/>
+          <w:rtl w:val="0"/>
+          <w:lang w:val="en-US"/>
+          <w14:textFill>
+            <w14:solidFill>
+              <w14:srgbClr w14:val="000000">
+                <w14:alpha w14:val="14999"/>
+              </w14:srgbClr>
+            </w14:solidFill>
+          </w14:textFill>
+        </w:rPr>
+        <w:t xml:space="preserve">  </w:t>
+      </w:r>
+      <w:r>
+        <w:rPr>
+          <w:outline w:val="0"/>
+          <w:color w:val="000000"/>
+          <w:rtl w:val="0"/>
+          <w14:textFill>
+            <w14:solidFill>
+              <w14:srgbClr w14:val="000000">
+                <w14:alpha w14:val="14999"/>
+              </w14:srgbClr>
+            </w14:solidFill>
+          </w14:textFill>
+        </w:rPr>
+        <w:t>п</w:t>
+      </w:r>
+      <w:r>
+        <w:rPr>
+          <w:outline w:val="0"/>
+          <w:color w:val="000000"/>
+          <w:rtl w:val="0"/>
+          <w14:textFill>
+            <w14:solidFill>
+              <w14:srgbClr w14:val="000000">
+                <w14:alpha w14:val="14999"/>
+              </w14:srgbClr>
+            </w14:solidFill>
+          </w14:textFill>
+        </w:rPr>
+        <w:t xml:space="preserve">: </w:t>
+      </w:r>
+      <w:r>
+        <w:rPr>
+          <w:rtl w:val="0"/>
+          <w:lang w:val="en-US"/>
+        </w:rPr>
+        <w:t>https://docs.anthropic.com/en/docs/about-claude/models</w:t>
       </w:r>
     </w:p>
     <w:p>
@@ -4175,7 +7603,7 @@
           <w:shd w:val="clear" w:color="auto" w:fill="ced7e7"/>
         </w:tblPrEx>
         <w:trPr>
-          <w:trHeight w:val="1452" w:hRule="atLeast"/>
+          <w:trHeight w:val="2392" w:hRule="atLeast"/>
         </w:trPr>
         <w:tc>
           <w:tcPr>
@@ -4620,6 +8048,43 @@
                 <w:shd w:val="nil" w:color="auto" w:fill="auto"/>
                 <w:rtl w:val="0"/>
               </w:rPr>
+              <w:t xml:space="preserve"> и завршава их </w:t>
+            </w:r>
+            <w:r>
+              <w:rPr>
+                <w:shd w:val="nil" w:color="auto" w:fill="auto"/>
+                <w:rtl w:val="0"/>
+              </w:rPr>
+              <w:t>2026</w:t>
+            </w:r>
+            <w:r>
+              <w:rPr>
+                <w:shd w:val="nil" w:color="auto" w:fill="auto"/>
+                <w:rtl w:val="0"/>
+              </w:rPr>
+              <w:t>.</w:t>
+            </w:r>
+            <w:r>
+              <w:rPr>
+                <w:shd w:val="nil" w:color="auto" w:fill="auto"/>
+                <w:rtl w:val="0"/>
+              </w:rPr>
+              <w:t xml:space="preserve"> г</w:t>
+            </w:r>
+            <w:r>
+              <w:rPr>
+                <w:shd w:val="nil" w:color="auto" w:fill="auto"/>
+                <w:rtl w:val="0"/>
+                <w:lang w:val="en-US"/>
+              </w:rPr>
+              <w:t>одине</w:t>
+            </w:r>
+            <w:r>
+              <w:rPr>
+                <w:shd w:val="nil" w:color="auto" w:fill="auto"/>
+                <w:rtl w:val="0"/>
+                <w:lang w:val="en-US"/>
+              </w:rPr>
               <w:t>.</w:t>
             </w:r>
           </w:p>
@@ -5257,6 +8722,423 @@
     <w:abstractNumId w:val="2"/>
   </w:num>
   <w:num w:numId="5">
+    <w:abstractNumId w:val="2"/>
+    <w:lvlOverride w:ilvl="0">
+      <w:lvl w:ilvl="0">
+        <w:start w:val="1"/>
+        <w:numFmt w:val="bullet"/>
+        <w:suff w:val="tab"/>
+        <w:lvlText w:val="•"/>
+        <w:lvlJc w:val="left"/>
+        <w:pPr>
+          <w:tabs>
+            <w:tab w:val="left" w:pos="593"/>
+            <w:tab w:val="left" w:pos="1186"/>
+            <w:tab w:val="left" w:pos="1779"/>
+            <w:tab w:val="left" w:pos="2372"/>
+            <w:tab w:val="left" w:pos="2965"/>
+            <w:tab w:val="left" w:pos="3558"/>
+            <w:tab w:val="left" w:pos="4151"/>
+            <w:tab w:val="left" w:pos="4744"/>
+            <w:tab w:val="left" w:pos="5337"/>
+            <w:tab w:val="left" w:pos="5930"/>
+            <w:tab w:val="left" w:pos="6523"/>
+            <w:tab w:val="left" w:pos="7116"/>
+            <w:tab w:val="left" w:pos="7709"/>
+            <w:tab w:val="left" w:pos="8302"/>
+            <w:tab w:val="left" w:pos="8895"/>
+            <w:tab w:val="left" w:pos="9488"/>
+          </w:tabs>
+          <w:ind w:left="158" w:hanging="158"/>
+        </w:pPr>
+        <w:rPr>
+          <w:rFonts w:hAnsi="Arial Unicode MS"/>
+          <w:caps w:val="0"/>
+          <w:smallCaps w:val="0"/>
+          <w:strike w:val="0"/>
+          <w:dstrike w:val="0"/>
+          <w:outline w:val="0"/>
+          <w:emboss w:val="0"/>
+          <w:imprint w:val="0"/>
+          <w:spacing w:val="0"/>
+          <w:w w:val="100"/>
+          <w:kern w:val="0"/>
+          <w:position w:val="0"/>
+          <w:highlight w:val="none"/>
+          <w:vertAlign w:val="baseline"/>
+        </w:rPr>
+      </w:lvl>
+    </w:lvlOverride>
+    <w:lvlOverride w:ilvl="1">
+      <w:lvl w:ilvl="1">
+        <w:start w:val="1"/>
+        <w:numFmt w:val="bullet"/>
+        <w:suff w:val="tab"/>
+        <w:lvlText w:val="•"/>
+        <w:lvlJc w:val="left"/>
+        <w:pPr>
+          <w:tabs>
+            <w:tab w:val="left" w:pos="593"/>
+            <w:tab w:val="left" w:pos="1186"/>
+            <w:tab w:val="left" w:pos="1779"/>
+            <w:tab w:val="left" w:pos="2372"/>
+            <w:tab w:val="left" w:pos="2965"/>
+            <w:tab w:val="left" w:pos="3558"/>
+            <w:tab w:val="left" w:pos="4151"/>
+            <w:tab w:val="left" w:pos="4744"/>
+            <w:tab w:val="left" w:pos="5337"/>
+            <w:tab w:val="left" w:pos="5930"/>
+            <w:tab w:val="left" w:pos="6523"/>
+            <w:tab w:val="left" w:pos="7116"/>
+            <w:tab w:val="left" w:pos="7709"/>
+            <w:tab w:val="left" w:pos="8302"/>
+            <w:tab w:val="left" w:pos="8895"/>
+            <w:tab w:val="left" w:pos="9488"/>
+          </w:tabs>
+          <w:ind w:left="758" w:hanging="158"/>
+        </w:pPr>
+        <w:rPr>
+          <w:rFonts w:hAnsi="Arial Unicode MS"/>
+          <w:caps w:val="0"/>
+          <w:smallCaps w:val="0"/>
+          <w:strike w:val="0"/>
+          <w:dstrike w:val="0"/>
+          <w:outline w:val="0"/>
+          <w:emboss w:val="0"/>
+          <w:imprint w:val="0"/>
+          <w:spacing w:val="0"/>
+          <w:w w:val="100"/>
+          <w:kern w:val="0"/>
+          <w:position w:val="0"/>
+          <w:highlight w:val="none"/>
+          <w:vertAlign w:val="baseline"/>
+        </w:rPr>
+      </w:lvl>
+    </w:lvlOverride>
+    <w:lvlOverride w:ilvl="2">
+      <w:lvl w:ilvl="2">
+        <w:start w:val="1"/>
+        <w:numFmt w:val="bullet"/>
+        <w:suff w:val="tab"/>
+        <w:lvlText w:val="•"/>
+        <w:lvlJc w:val="left"/>
+        <w:pPr>
+          <w:tabs>
+            <w:tab w:val="left" w:pos="593"/>
+            <w:tab w:val="left" w:pos="1186"/>
+            <w:tab w:val="left" w:pos="1779"/>
+            <w:tab w:val="left" w:pos="2372"/>
+            <w:tab w:val="left" w:pos="2965"/>
+            <w:tab w:val="left" w:pos="3558"/>
+            <w:tab w:val="left" w:pos="4151"/>
+            <w:tab w:val="left" w:pos="4744"/>
+            <w:tab w:val="left" w:pos="5337"/>
+            <w:tab w:val="left" w:pos="5930"/>
+            <w:tab w:val="left" w:pos="6523"/>
+            <w:tab w:val="left" w:pos="7116"/>
+            <w:tab w:val="left" w:pos="7709"/>
+            <w:tab w:val="left" w:pos="8302"/>
+            <w:tab w:val="left" w:pos="8895"/>
+            <w:tab w:val="left" w:pos="9488"/>
+          </w:tabs>
+          <w:ind w:left="1358" w:hanging="158"/>
+        </w:pPr>
+        <w:rPr>
+          <w:rFonts w:hAnsi="Arial Unicode MS"/>
+          <w:caps w:val="0"/>
+          <w:smallCaps w:val="0"/>
+          <w:strike w:val="0"/>
+          <w:dstrike w:val="0"/>
+          <w:outline w:val="0"/>
+          <w:emboss w:val="0"/>
+          <w:imprint w:val="0"/>
+          <w:spacing w:val="0"/>
+          <w:w w:val="100"/>
+          <w:kern w:val="0"/>
+          <w:position w:val="0"/>
+          <w:highlight w:val="none"/>
+          <w:vertAlign w:val="baseline"/>
+        </w:rPr>
+      </w:lvl>
+    </w:lvlOverride>
+    <w:lvlOverride w:ilvl="3">
+      <w:lvl w:ilvl="3">
+        <w:start w:val="1"/>
+        <w:numFmt w:val="bullet"/>
+        <w:suff w:val="tab"/>
+        <w:lvlText w:val="•"/>
+        <w:lvlJc w:val="left"/>
+        <w:pPr>
+          <w:tabs>
+            <w:tab w:val="left" w:pos="593"/>
+            <w:tab w:val="left" w:pos="1186"/>
+            <w:tab w:val="left" w:pos="1779"/>
+            <w:tab w:val="left" w:pos="2372"/>
+            <w:tab w:val="left" w:pos="2965"/>
+            <w:tab w:val="left" w:pos="3558"/>
+            <w:tab w:val="left" w:pos="4151"/>
+            <w:tab w:val="left" w:pos="4744"/>
+            <w:tab w:val="left" w:pos="5337"/>
+            <w:tab w:val="left" w:pos="5930"/>
+            <w:tab w:val="left" w:pos="6523"/>
+            <w:tab w:val="left" w:pos="7116"/>
+            <w:tab w:val="left" w:pos="7709"/>
+            <w:tab w:val="left" w:pos="8302"/>
+            <w:tab w:val="left" w:pos="8895"/>
+            <w:tab w:val="left" w:pos="9488"/>
+          </w:tabs>
+          <w:ind w:left="1958" w:hanging="158"/>
+        </w:pPr>
+        <w:rPr>
+          <w:rFonts w:hAnsi="Arial Unicode MS"/>
+          <w:caps w:val="0"/>
+          <w:smallCaps w:val="0"/>
+          <w:strike w:val="0"/>
+          <w:dstrike w:val="0"/>
+          <w:outline w:val="0"/>
+          <w:emboss w:val="0"/>
+          <w:imprint w:val="0"/>
+          <w:spacing w:val="0"/>
+          <w:w w:val="100"/>
+          <w:kern w:val="0"/>
+          <w:position w:val="0"/>
+          <w:highlight w:val="none"/>
+          <w:vertAlign w:val="baseline"/>
+        </w:rPr>
+      </w:lvl>
+    </w:lvlOverride>
+    <w:lvlOverride w:ilvl="4">
+      <w:lvl w:ilvl="4">
+        <w:start w:val="1"/>
+        <w:numFmt w:val="bullet"/>
+        <w:suff w:val="tab"/>
+        <w:lvlText w:val="•"/>
+        <w:lvlJc w:val="left"/>
+        <w:pPr>
+          <w:tabs>
+            <w:tab w:val="left" w:pos="593"/>
+            <w:tab w:val="left" w:pos="1186"/>
+            <w:tab w:val="left" w:pos="1779"/>
+            <w:tab w:val="left" w:pos="2372"/>
+            <w:tab w:val="left" w:pos="2965"/>
+            <w:tab w:val="left" w:pos="3558"/>
+            <w:tab w:val="left" w:pos="4151"/>
+            <w:tab w:val="left" w:pos="4744"/>
+            <w:tab w:val="left" w:pos="5337"/>
+            <w:tab w:val="left" w:pos="5930"/>
+            <w:tab w:val="left" w:pos="6523"/>
+            <w:tab w:val="left" w:pos="7116"/>
+            <w:tab w:val="left" w:pos="7709"/>
+            <w:tab w:val="left" w:pos="8302"/>
+            <w:tab w:val="left" w:pos="8895"/>
+            <w:tab w:val="left" w:pos="9488"/>
+          </w:tabs>
+          <w:ind w:left="2558" w:hanging="158"/>
+        </w:pPr>
+        <w:rPr>
+          <w:rFonts w:hAnsi="Arial Unicode MS"/>
+          <w:caps w:val="0"/>
+          <w:smallCaps w:val="0"/>
+          <w:strike w:val="0"/>
+          <w:dstrike w:val="0"/>
+          <w:outline w:val="0"/>
+          <w:emboss w:val="0"/>
+          <w:imprint w:val="0"/>
+          <w:spacing w:val="0"/>
+          <w:w w:val="100"/>
+          <w:kern w:val="0"/>
+          <w:position w:val="0"/>
+          <w:highlight w:val="none"/>
+          <w:vertAlign w:val="baseline"/>
+        </w:rPr>
+      </w:lvl>
+    </w:lvlOverride>
+    <w:lvlOverride w:ilvl="5">
+      <w:lvl w:ilvl="5">
+        <w:start w:val="1"/>
+        <w:numFmt w:val="bullet"/>
+        <w:suff w:val="tab"/>
+        <w:lvlText w:val="•"/>
+        <w:lvlJc w:val="left"/>
+        <w:pPr>
+          <w:tabs>
+            <w:tab w:val="left" w:pos="593"/>
+            <w:tab w:val="left" w:pos="1186"/>
+            <w:tab w:val="left" w:pos="1779"/>
+            <w:tab w:val="left" w:pos="2372"/>
+            <w:tab w:val="left" w:pos="2965"/>
+            <w:tab w:val="left" w:pos="3558"/>
+            <w:tab w:val="left" w:pos="4151"/>
+            <w:tab w:val="left" w:pos="4744"/>
+            <w:tab w:val="left" w:pos="5337"/>
+            <w:tab w:val="left" w:pos="5930"/>
+            <w:tab w:val="left" w:pos="6523"/>
+            <w:tab w:val="left" w:pos="7116"/>
+            <w:tab w:val="left" w:pos="7709"/>
+            <w:tab w:val="left" w:pos="8302"/>
+            <w:tab w:val="left" w:pos="8895"/>
+            <w:tab w:val="left" w:pos="9488"/>
+          </w:tabs>
+          <w:ind w:left="3158" w:hanging="158"/>
+        </w:pPr>
+        <w:rPr>
+          <w:rFonts w:hAnsi="Arial Unicode MS"/>
+          <w:caps w:val="0"/>
+          <w:smallCaps w:val="0"/>
+          <w:strike w:val="0"/>
+          <w:dstrike w:val="0"/>
+          <w:outline w:val="0"/>
+          <w:emboss w:val="0"/>
+          <w:imprint w:val="0"/>
+          <w:spacing w:val="0"/>
+          <w:w w:val="100"/>
+          <w:kern w:val="0"/>
+          <w:position w:val="0"/>
+          <w:highlight w:val="none"/>
+          <w:vertAlign w:val="baseline"/>
+        </w:rPr>
+      </w:lvl>
+    </w:lvlOverride>
+    <w:lvlOverride w:ilvl="6">
+      <w:lvl w:ilvl="6">
+        <w:start w:val="1"/>
+        <w:numFmt w:val="bullet"/>
+        <w:suff w:val="tab"/>
+        <w:lvlText w:val="•"/>
+        <w:lvlJc w:val="left"/>
+        <w:pPr>
+          <w:tabs>
+            <w:tab w:val="left" w:pos="593"/>
+            <w:tab w:val="left" w:pos="1186"/>
+            <w:tab w:val="left" w:pos="1779"/>
+            <w:tab w:val="left" w:pos="2372"/>
+            <w:tab w:val="left" w:pos="2965"/>
+            <w:tab w:val="left" w:pos="3558"/>
+            <w:tab w:val="left" w:pos="4151"/>
+            <w:tab w:val="left" w:pos="4744"/>
+            <w:tab w:val="left" w:pos="5337"/>
+            <w:tab w:val="left" w:pos="5930"/>
+            <w:tab w:val="left" w:pos="6523"/>
+            <w:tab w:val="left" w:pos="7116"/>
+            <w:tab w:val="left" w:pos="7709"/>
+            <w:tab w:val="left" w:pos="8302"/>
+            <w:tab w:val="left" w:pos="8895"/>
+            <w:tab w:val="left" w:pos="9488"/>
+          </w:tabs>
+          <w:ind w:left="3758" w:hanging="158"/>
+        </w:pPr>
+        <w:rPr>
+          <w:rFonts w:hAnsi="Arial Unicode MS"/>
+          <w:caps w:val="0"/>
+          <w:smallCaps w:val="0"/>
+          <w:strike w:val="0"/>
+          <w:dstrike w:val="0"/>
+          <w:outline w:val="0"/>
+          <w:emboss w:val="0"/>
+          <w:imprint w:val="0"/>
+          <w:spacing w:val="0"/>
+          <w:w w:val="100"/>
+          <w:kern w:val="0"/>
+          <w:position w:val="0"/>
+          <w:highlight w:val="none"/>
+          <w:vertAlign w:val="baseline"/>
+        </w:rPr>
+      </w:lvl>
+    </w:lvlOverride>
+    <w:lvlOverride w:ilvl="7">
+      <w:lvl w:ilvl="7">
+        <w:start w:val="1"/>
+        <w:numFmt w:val="bullet"/>
+        <w:suff w:val="tab"/>
+        <w:lvlText w:val="•"/>
+        <w:lvlJc w:val="left"/>
+        <w:pPr>
+          <w:tabs>
+            <w:tab w:val="left" w:pos="593"/>
+            <w:tab w:val="left" w:pos="1186"/>
+            <w:tab w:val="left" w:pos="1779"/>
+            <w:tab w:val="left" w:pos="2372"/>
+            <w:tab w:val="left" w:pos="2965"/>
+            <w:tab w:val="left" w:pos="3558"/>
+            <w:tab w:val="left" w:pos="4151"/>
+            <w:tab w:val="left" w:pos="4744"/>
+            <w:tab w:val="left" w:pos="5337"/>
+            <w:tab w:val="left" w:pos="5930"/>
+            <w:tab w:val="left" w:pos="6523"/>
+            <w:tab w:val="left" w:pos="7116"/>
+            <w:tab w:val="left" w:pos="7709"/>
+            <w:tab w:val="left" w:pos="8302"/>
+            <w:tab w:val="left" w:pos="8895"/>
+            <w:tab w:val="left" w:pos="9488"/>
+          </w:tabs>
+          <w:ind w:left="4358" w:hanging="158"/>
+        </w:pPr>
+        <w:rPr>
+          <w:rFonts w:hAnsi="Arial Unicode MS"/>
+          <w:caps w:val="0"/>
+          <w:smallCaps w:val="0"/>
+          <w:strike w:val="0"/>
+          <w:dstrike w:val="0"/>
+          <w:outline w:val="0"/>
+          <w:emboss w:val="0"/>
+          <w:imprint w:val="0"/>
+          <w:spacing w:val="0"/>
+          <w:w w:val="100"/>
+          <w:kern w:val="0"/>
+          <w:position w:val="0"/>
+          <w:highlight w:val="none"/>
+          <w:vertAlign w:val="baseline"/>
+        </w:rPr>
+      </w:lvl>
+    </w:lvlOverride>
+    <w:lvlOverride w:ilvl="8">
+      <w:lvl w:ilvl="8">
+        <w:start w:val="1"/>
+        <w:numFmt w:val="bullet"/>
+        <w:suff w:val="tab"/>
+        <w:lvlText w:val="•"/>
+        <w:lvlJc w:val="left"/>
+        <w:pPr>
+          <w:tabs>
+            <w:tab w:val="left" w:pos="593"/>
+            <w:tab w:val="left" w:pos="1186"/>
+            <w:tab w:val="left" w:pos="1779"/>
+            <w:tab w:val="left" w:pos="2372"/>
+            <w:tab w:val="left" w:pos="2965"/>
+            <w:tab w:val="left" w:pos="3558"/>
+            <w:tab w:val="left" w:pos="4151"/>
+            <w:tab w:val="left" w:pos="4744"/>
+            <w:tab w:val="left" w:pos="5337"/>
+            <w:tab w:val="left" w:pos="5930"/>
+            <w:tab w:val="left" w:pos="6523"/>
+            <w:tab w:val="left" w:pos="7116"/>
+            <w:tab w:val="left" w:pos="7709"/>
+            <w:tab w:val="left" w:pos="8302"/>
+            <w:tab w:val="left" w:pos="8895"/>
+            <w:tab w:val="left" w:pos="9488"/>
+          </w:tabs>
+          <w:ind w:left="4958" w:hanging="158"/>
+        </w:pPr>
+        <w:rPr>
+          <w:rFonts w:hAnsi="Arial Unicode MS"/>
+          <w:caps w:val="0"/>
+          <w:smallCaps w:val="0"/>
+          <w:strike w:val="0"/>
+          <w:dstrike w:val="0"/>
+          <w:outline w:val="0"/>
+          <w:emboss w:val="0"/>
+          <w:imprint w:val="0"/>
+          <w:spacing w:val="0"/>
+          <w:w w:val="100"/>
+          <w:kern w:val="0"/>
+          <w:position w:val="0"/>
+          <w:highlight w:val="none"/>
+          <w:vertAlign w:val="baseline"/>
+        </w:rPr>
+      </w:lvl>
+    </w:lvlOverride>
+  </w:num>
+  <w:num w:numId="6">
     <w:abstractNumId w:val="0"/>
     <w:lvlOverride w:ilvl="0">
       <w:startOverride w:val="3"/>
@@ -5936,7 +9818,7 @@
       <w:outlineLvl w:val="9"/>
     </w:pPr>
     <w:rPr>
-      <w:rFonts w:ascii="Times New Roman" w:cs="Times New Roman" w:hAnsi="Times New Roman" w:eastAsia="Times New Roman"/>
+      <w:rFonts w:ascii="Times New Roman" w:cs="Arial Unicode MS" w:hAnsi="Times New Roman" w:eastAsia="Arial Unicode MS" w:hint="default"/>
       <w:b w:val="0"/>
       <w:bCs w:val="0"/>
       <w:i w:val="0"/>

--- a/МаркоЕрдељи_зборник.docx
+++ b/МаркоЕрдељи_зборник.docx
@@ -6,7 +6,7 @@
       <w:tblPr>
         <w:tblW w:w="9530" w:type="dxa"/>
         <w:jc w:val="left"/>
-        <w:tblInd w:w="216" w:type="dxa"/>
+        <w:tblInd w:w="324" w:type="dxa"/>
         <w:tblBorders>
           <w:top w:val="single" w:color="ffffff" w:sz="8" w:space="0" w:shadow="0" w:frame="0"/>
           <w:left w:val="single" w:color="ffffff" w:sz="8" w:space="0" w:shadow="0" w:frame="0"/>
@@ -27,7 +27,7 @@
           <w:shd w:val="clear" w:color="auto" w:fill="ced7e7"/>
         </w:tblPrEx>
         <w:trPr>
-          <w:trHeight w:val="779" w:hRule="atLeast"/>
+          <w:trHeight w:val="789" w:hRule="atLeast"/>
         </w:trPr>
         <w:tc>
           <w:tcPr>
@@ -49,13 +49,14 @@
           </w:tcPr>
           <w:p>
             <w:pPr>
-              <w:pStyle w:val="Body"/>
+              <w:pStyle w:val="Body A"/>
             </w:pPr>
             <w:r>
               <w:rPr>
                 <w:sz w:val="24"/>
                 <w:szCs w:val="24"/>
                 <w:shd w:val="nil" w:color="auto" w:fill="auto"/>
+                <w:lang w:val="en-US"/>
               </w:rPr>
               <w:drawing xmlns:a="http://schemas.openxmlformats.org/drawingml/2006/main">
                 <wp:inline distT="0" distB="0" distL="0" distR="0">
@@ -154,6 +155,13 @@
       <w:pPr>
         <w:pStyle w:val="Body"/>
         <w:widowControl w:val="0"/>
+        <w:ind w:left="216" w:hanging="216"/>
+      </w:pPr>
+    </w:p>
+    <w:p>
+      <w:pPr>
+        <w:pStyle w:val="Body A"/>
+        <w:widowControl w:val="0"/>
         <w:ind w:left="108" w:hanging="108"/>
       </w:pPr>
     </w:p>
@@ -253,7 +261,7 @@
     </w:p>
     <w:p>
       <w:pPr>
-        <w:pStyle w:val="Body"/>
+        <w:pStyle w:val="Body A"/>
         <w:jc w:val="center"/>
         <w:rPr>
           <w:sz w:val="12"/>
@@ -287,7 +295,7 @@
     </w:p>
     <w:p>
       <w:pPr>
-        <w:pStyle w:val="Body"/>
+        <w:pStyle w:val="Body A"/>
         <w:jc w:val="center"/>
         <w:rPr>
           <w:sz w:val="12"/>
@@ -334,13 +342,7 @@
         <w:rPr>
           <w:rtl w:val="0"/>
         </w:rPr>
-        <w:t>,</w:t>
-      </w:r>
-      <w:r>
-        <w:rPr>
-          <w:rtl w:val="0"/>
-        </w:rPr>
-        <w:t xml:space="preserve"> </w:t>
+        <w:t xml:space="preserve">, </w:t>
       </w:r>
       <w:r>
         <w:rPr>
@@ -370,7 +372,7 @@
     </w:p>
     <w:p>
       <w:pPr>
-        <w:pStyle w:val="Body"/>
+        <w:pStyle w:val="Body A"/>
         <w:rPr>
           <w:i w:val="1"/>
           <w:iCs w:val="1"/>
@@ -381,7 +383,7 @@
     </w:p>
     <w:p>
       <w:pPr>
-        <w:pStyle w:val="Body"/>
+        <w:pStyle w:val="Body A"/>
         <w:sectPr>
           <w:headerReference w:type="default" r:id="rId5"/>
           <w:footerReference w:type="default" r:id="rId6"/>
@@ -405,7 +407,7 @@
     </w:p>
     <w:p>
       <w:pPr>
-        <w:pStyle w:val="Body"/>
+        <w:pStyle w:val="Body A"/>
         <w:ind w:firstLine="0"/>
         <w:rPr>
           <w:i w:val="1"/>
@@ -606,7 +608,7 @@
     </w:p>
     <w:p>
       <w:pPr>
-        <w:pStyle w:val="Body"/>
+        <w:pStyle w:val="Body A"/>
         <w:ind w:firstLine="0"/>
         <w:rPr>
           <w:i w:val="1"/>
@@ -640,7 +642,7 @@
     </w:p>
     <w:p>
       <w:pPr>
-        <w:pStyle w:val="Body"/>
+        <w:pStyle w:val="Body A"/>
         <w:ind w:firstLine="0"/>
         <w:rPr>
           <w:i w:val="1"/>
@@ -687,6 +689,7 @@
           <w:b w:val="1"/>
           <w:bCs w:val="1"/>
           <w:rtl w:val="0"/>
+          <w:lang w:val="en-US"/>
         </w:rPr>
         <w:t>НАПОМЕНА</w:t>
       </w:r>
@@ -695,6 +698,7 @@
           <w:b w:val="1"/>
           <w:bCs w:val="1"/>
           <w:rtl w:val="0"/>
+          <w:lang w:val="en-US"/>
         </w:rPr>
         <w:t xml:space="preserve">: </w:t>
       </w:r>
@@ -703,6 +707,7 @@
           <w:b w:val="1"/>
           <w:bCs w:val="1"/>
           <w:rtl w:val="0"/>
+          <w:lang w:val="en-US"/>
         </w:rPr>
         <w:t>Овај рад проистекао је из мастер рада чији ментор је био др Горан Сладић</w:t>
       </w:r>
@@ -711,6 +716,7 @@
           <w:b w:val="1"/>
           <w:bCs w:val="1"/>
           <w:rtl w:val="0"/>
+          <w:lang w:val="en-US"/>
         </w:rPr>
         <w:t xml:space="preserve">, </w:t>
       </w:r>
@@ -719,6 +725,7 @@
           <w:b w:val="1"/>
           <w:bCs w:val="1"/>
           <w:rtl w:val="0"/>
+          <w:lang w:val="en-US"/>
         </w:rPr>
         <w:t>ред</w:t>
       </w:r>
@@ -727,6 +734,7 @@
           <w:b w:val="1"/>
           <w:bCs w:val="1"/>
           <w:rtl w:val="0"/>
+          <w:lang w:val="en-US"/>
         </w:rPr>
         <w:t xml:space="preserve">. </w:t>
       </w:r>
@@ -735,6 +743,7 @@
           <w:b w:val="1"/>
           <w:bCs w:val="1"/>
           <w:rtl w:val="0"/>
+          <w:lang w:val="en-US"/>
         </w:rPr>
         <w:t>проф</w:t>
       </w:r>
@@ -743,6 +752,7 @@
           <w:b w:val="1"/>
           <w:bCs w:val="1"/>
           <w:rtl w:val="0"/>
+          <w:lang w:val="en-US"/>
         </w:rPr>
         <w:t>.</w:t>
       </w:r>
@@ -776,12 +786,14 @@
       <w:r>
         <w:rPr>
           <w:rtl w:val="0"/>
+          <w:lang w:val="ru-RU"/>
         </w:rPr>
         <w:t xml:space="preserve">. </w:t>
       </w:r>
       <w:r>
         <w:rPr>
           <w:rtl w:val="0"/>
+          <w:lang w:val="ru-RU"/>
         </w:rPr>
         <w:t xml:space="preserve">Платформа </w:t>
       </w:r>
@@ -795,30 +807,35 @@
       <w:r>
         <w:rPr>
           <w:rtl w:val="0"/>
+          <w:lang w:val="ru-RU"/>
         </w:rPr>
         <w:t xml:space="preserve">представљена </w:t>
       </w:r>
       <w:r>
         <w:rPr>
           <w:rtl w:val="0"/>
+          <w:lang w:val="ru-RU"/>
         </w:rPr>
         <w:t xml:space="preserve">2013. </w:t>
       </w:r>
       <w:r>
         <w:rPr>
           <w:rtl w:val="0"/>
+          <w:lang w:val="ru-RU"/>
         </w:rPr>
         <w:t>године</w:t>
       </w:r>
       <w:r>
         <w:rPr>
           <w:rtl w:val="0"/>
+          <w:lang w:val="ru-RU"/>
         </w:rPr>
         <w:t xml:space="preserve">, </w:t>
       </w:r>
       <w:r>
         <w:rPr>
           <w:rtl w:val="0"/>
+          <w:lang w:val="ru-RU"/>
         </w:rPr>
         <w:t xml:space="preserve">значајно је допринела овој примени стандардизацијом формата контејнерских слика и алата за рад са њима </w:t>
       </w:r>
@@ -832,24 +849,28 @@
       <w:r>
         <w:rPr>
           <w:rtl w:val="0"/>
+          <w:lang w:val="ru-RU"/>
         </w:rPr>
         <w:t>Данас се контејнери широко користе у продукционим окружењима</w:t>
       </w:r>
       <w:r>
         <w:rPr>
           <w:rtl w:val="0"/>
+          <w:lang w:val="ru-RU"/>
         </w:rPr>
         <w:t xml:space="preserve">, </w:t>
       </w:r>
       <w:r>
         <w:rPr>
           <w:rtl w:val="0"/>
+          <w:lang w:val="ru-RU"/>
         </w:rPr>
         <w:t>од микросервисних архитектура до платформи у облаку</w:t>
       </w:r>
       <w:r>
         <w:rPr>
           <w:rtl w:val="0"/>
+          <w:lang w:val="ru-RU"/>
         </w:rPr>
         <w:t xml:space="preserve">, </w:t>
       </w:r>
@@ -863,12 +884,14 @@
       <w:r>
         <w:rPr>
           <w:rtl w:val="0"/>
+          <w:lang w:val="ru-RU"/>
         </w:rPr>
         <w:t xml:space="preserve">. </w:t>
       </w:r>
       <w:r>
         <w:rPr>
           <w:rtl w:val="0"/>
+          <w:lang w:val="ru-RU"/>
         </w:rPr>
         <w:t xml:space="preserve">Изолација контејнера ослања се на механизме </w:t>
       </w:r>
@@ -882,18 +905,21 @@
       <w:r>
         <w:rPr>
           <w:rtl w:val="0"/>
+          <w:lang w:val="ru-RU"/>
         </w:rPr>
         <w:t>језгра</w:t>
       </w:r>
       <w:r>
         <w:rPr>
           <w:rtl w:val="0"/>
+          <w:lang w:val="ru-RU"/>
         </w:rPr>
         <w:t xml:space="preserve">, </w:t>
       </w:r>
       <w:r>
         <w:rPr>
           <w:rtl w:val="0"/>
+          <w:lang w:val="ru-RU"/>
         </w:rPr>
         <w:t xml:space="preserve">а истраживања су показала да ова изолација може бити нарушена </w:t>
       </w:r>
@@ -928,42 +954,49 @@
       <w:r>
         <w:rPr>
           <w:rtl w:val="0"/>
+          <w:lang w:val="ru-RU"/>
         </w:rPr>
         <w:t xml:space="preserve">59 </w:t>
       </w:r>
       <w:r>
         <w:rPr>
           <w:rtl w:val="0"/>
+          <w:lang w:val="ru-RU"/>
         </w:rPr>
         <w:t xml:space="preserve">записа у бази јавно познатих рањивости </w:t>
       </w:r>
       <w:r>
         <w:rPr>
           <w:rtl w:val="0"/>
+          <w:lang w:val="ru-RU"/>
         </w:rPr>
         <w:t xml:space="preserve">(CVE) </w:t>
       </w:r>
       <w:r>
         <w:rPr>
           <w:rtl w:val="0"/>
+          <w:lang w:val="ru-RU"/>
         </w:rPr>
         <w:t xml:space="preserve">за </w:t>
       </w:r>
       <w:r>
         <w:rPr>
           <w:rtl w:val="0"/>
+          <w:lang w:val="ru-RU"/>
         </w:rPr>
         <w:t xml:space="preserve">11 </w:t>
       </w:r>
       <w:r>
         <w:rPr>
           <w:rtl w:val="0"/>
+          <w:lang w:val="ru-RU"/>
         </w:rPr>
         <w:t>извршних окружења контејнера и идентификовали три основна извора рањивости</w:t>
       </w:r>
       <w:r>
         <w:rPr>
           <w:rtl w:val="0"/>
+          <w:lang w:val="ru-RU"/>
         </w:rPr>
         <w:t xml:space="preserve">: </w:t>
       </w:r>
@@ -977,30 +1010,35 @@
       <w:r>
         <w:rPr>
           <w:rtl w:val="0"/>
+          <w:lang w:val="ru-RU"/>
         </w:rPr>
         <w:t xml:space="preserve">, </w:t>
       </w:r>
       <w:r>
         <w:rPr>
           <w:rtl w:val="0"/>
+          <w:lang w:val="ru-RU"/>
         </w:rPr>
         <w:t xml:space="preserve">рањивости извршног окружења контејнера </w:t>
       </w:r>
       <w:r>
         <w:rPr>
           <w:rtl w:val="0"/>
+          <w:lang w:val="ru-RU"/>
         </w:rPr>
         <w:t>(</w:t>
       </w:r>
       <w:r>
         <w:rPr>
           <w:rtl w:val="0"/>
+          <w:lang w:val="ru-RU"/>
         </w:rPr>
         <w:t>енгл</w:t>
       </w:r>
       <w:r>
         <w:rPr>
           <w:rtl w:val="0"/>
+          <w:lang w:val="ru-RU"/>
         </w:rPr>
         <w:t xml:space="preserve">. </w:t>
       </w:r>
@@ -1016,12 +1054,14 @@
       <w:r>
         <w:rPr>
           <w:rtl w:val="0"/>
+          <w:lang w:val="ru-RU"/>
         </w:rPr>
         <w:t xml:space="preserve">) </w:t>
       </w:r>
       <w:r>
         <w:rPr>
           <w:rtl w:val="0"/>
+          <w:lang w:val="ru-RU"/>
         </w:rPr>
         <w:t xml:space="preserve">и рањивости </w:t>
       </w:r>
@@ -1035,6 +1075,7 @@
       <w:r>
         <w:rPr>
           <w:rtl w:val="0"/>
+          <w:lang w:val="ru-RU"/>
         </w:rPr>
         <w:t xml:space="preserve">језгра </w:t>
       </w:r>
@@ -1065,12 +1106,14 @@
       <w:r>
         <w:rPr>
           <w:rtl w:val="0"/>
+          <w:lang w:val="ru-RU"/>
         </w:rPr>
         <w:t>(</w:t>
       </w:r>
       <w:r>
         <w:rPr>
           <w:rtl w:val="0"/>
+          <w:lang w:val="ru-RU"/>
         </w:rPr>
         <w:t>енгл</w:t>
       </w:r>
@@ -1091,6 +1134,7 @@
       <w:r>
         <w:rPr>
           <w:rtl w:val="0"/>
+          <w:lang w:val="ru-RU"/>
         </w:rPr>
         <w:t xml:space="preserve">. </w:t>
       </w:r>
@@ -1104,6 +1148,7 @@
       <w:r>
         <w:rPr>
           <w:rtl w:val="0"/>
+          <w:lang w:val="ru-RU"/>
         </w:rPr>
         <w:t xml:space="preserve">, </w:t>
       </w:r>
@@ -1138,6 +1183,7 @@
       <w:r>
         <w:rPr>
           <w:rtl w:val="0"/>
+          <w:lang w:val="ru-RU"/>
         </w:rPr>
         <w:t xml:space="preserve">Недавна истраживања показала су да </w:t>
       </w:r>
@@ -1158,12 +1204,14 @@
       <w:r>
         <w:rPr>
           <w:rtl w:val="0"/>
+          <w:lang w:val="ru-RU"/>
         </w:rPr>
         <w:t>-</w:t>
       </w:r>
       <w:r>
         <w:rPr>
           <w:rtl w:val="0"/>
+          <w:lang w:val="ru-RU"/>
         </w:rPr>
         <w:t xml:space="preserve">апликација </w:t>
       </w:r>
@@ -1177,24 +1225,28 @@
       <w:r>
         <w:rPr>
           <w:rtl w:val="0"/>
+          <w:lang w:val="ru-RU"/>
         </w:rPr>
         <w:t xml:space="preserve">а тимови агената могу да експлоатишу претходно непознате рањивости нултог дана </w:t>
       </w:r>
       <w:r>
         <w:rPr>
           <w:rtl w:val="0"/>
+          <w:lang w:val="ru-RU"/>
         </w:rPr>
         <w:t>(</w:t>
       </w:r>
       <w:r>
         <w:rPr>
           <w:rtl w:val="0"/>
+          <w:lang w:val="ru-RU"/>
         </w:rPr>
         <w:t>енгл</w:t>
       </w:r>
       <w:r>
         <w:rPr>
           <w:rtl w:val="0"/>
+          <w:lang w:val="ru-RU"/>
         </w:rPr>
         <w:t xml:space="preserve">. </w:t>
       </w:r>
@@ -1210,6 +1262,7 @@
       <w:r>
         <w:rPr>
           <w:rtl w:val="0"/>
+          <w:lang w:val="ru-RU"/>
         </w:rPr>
         <w:t xml:space="preserve">) </w:t>
       </w:r>
@@ -1223,12 +1276,14 @@
       <w:r>
         <w:rPr>
           <w:rtl w:val="0"/>
+          <w:lang w:val="ru-RU"/>
         </w:rPr>
         <w:t>-</w:t>
       </w:r>
       <w:r>
         <w:rPr>
           <w:rtl w:val="0"/>
+          <w:lang w:val="ru-RU"/>
         </w:rPr>
         <w:t xml:space="preserve">апликацијама </w:t>
       </w:r>
@@ -1242,36 +1297,94 @@
       <w:r>
         <w:rPr>
           <w:rtl w:val="0"/>
+          <w:lang w:val="ru-RU"/>
         </w:rPr>
         <w:t>За разлику од експлоатације веб апликација</w:t>
       </w:r>
       <w:r>
         <w:rPr>
           <w:rtl w:val="0"/>
+          <w:lang w:val="ru-RU"/>
         </w:rPr>
         <w:t xml:space="preserve">, </w:t>
       </w:r>
       <w:r>
         <w:rPr>
           <w:rtl w:val="0"/>
+          <w:lang w:val="ru-RU"/>
         </w:rPr>
         <w:t>која се одвија на апликативном нивоу</w:t>
       </w:r>
       <w:r>
         <w:rPr>
           <w:rtl w:val="0"/>
+          <w:lang w:val="ru-RU"/>
         </w:rPr>
         <w:t xml:space="preserve">, </w:t>
       </w:r>
       <w:r>
         <w:rPr>
           <w:rtl w:val="0"/>
+          <w:lang w:val="ru-RU"/>
         </w:rPr>
         <w:t>нарушавање контејнерске изолације захтева дубље знање о механизмима оперативног система</w:t>
       </w:r>
       <w:r>
         <w:rPr>
           <w:rtl w:val="0"/>
+          <w:lang w:val="ru-RU"/>
+        </w:rPr>
+        <w:t>.</w:t>
+      </w:r>
+    </w:p>
+    <w:p>
+      <w:pPr>
+        <w:pStyle w:val="0 - Текст рада"/>
+      </w:pPr>
+    </w:p>
+    <w:p>
+      <w:pPr>
+        <w:pStyle w:val="0 - Текст рада"/>
+      </w:pPr>
+      <w:r>
+        <w:rPr>
+          <w:rtl w:val="0"/>
+          <w:lang w:val="ru-RU"/>
+        </w:rPr>
+        <w:t>У овом раду развијен је евалуациони оквир са три лабораторијска сценарија растуће сложености</w:t>
+      </w:r>
+      <w:r>
+        <w:rPr>
+          <w:rtl w:val="0"/>
+          <w:lang w:val="ru-RU"/>
+        </w:rPr>
+        <w:t xml:space="preserve">, </w:t>
+      </w:r>
+      <w:r>
+        <w:rPr>
+          <w:rtl w:val="0"/>
+          <w:lang w:val="ru-RU"/>
+        </w:rPr>
+        <w:t xml:space="preserve">по један за сваку категорију из таксономије </w:t>
+      </w:r>
+      <w:r>
+        <w:rPr>
+          <w:rtl w:val="0"/>
+          <w:lang w:val="nl-NL"/>
+        </w:rPr>
+        <w:t>Reeves-</w:t>
+      </w:r>
+      <w:r>
+        <w:rPr>
+          <w:rtl w:val="0"/>
+          <w:lang w:val="ru-RU"/>
+        </w:rPr>
+        <w:t>а и сарадника</w:t>
+      </w:r>
+      <w:r>
+        <w:rPr>
+          <w:rtl w:val="0"/>
+          <w:lang w:val="ru-RU"/>
         </w:rPr>
         <w:t xml:space="preserve">. </w:t>
       </w:r>
@@ -1280,111 +1393,26 @@
           <w:rtl w:val="0"/>
           <w:lang w:val="ru-RU"/>
         </w:rPr>
-        <w:t>Истовремено</w:t>
+        <w:t xml:space="preserve">Рад испитује способности савремених </w:t>
       </w:r>
       <w:r>
         <w:rPr>
           <w:rtl w:val="0"/>
           <w:lang w:val="da-DK"/>
         </w:rPr>
-        <w:t xml:space="preserve">, LLM </w:t>
-      </w:r>
-      <w:r>
-        <w:rPr>
-          <w:rtl w:val="0"/>
-          <w:lang w:val="ru-RU"/>
-        </w:rPr>
-        <w:t>агенти се све чешће извршавају у контејнеризованим окружењима</w:t>
-      </w:r>
-      <w:r>
-        <w:rPr>
-          <w:rtl w:val="0"/>
-        </w:rPr>
-        <w:t xml:space="preserve">, </w:t>
-      </w:r>
-      <w:r>
-        <w:rPr>
-          <w:rtl w:val="0"/>
-        </w:rPr>
-        <w:t>па питање да ли агент може аутономно да наруши ту изолацију постаје директно релевантно и за безбедност самих система вештачке интелигенције</w:t>
-      </w:r>
-      <w:r>
-        <w:rPr>
-          <w:rtl w:val="0"/>
-        </w:rPr>
-        <w:t>.</w:t>
-      </w:r>
-    </w:p>
-    <w:p>
-      <w:pPr>
-        <w:pStyle w:val="0 - Текст рада"/>
-      </w:pPr>
-    </w:p>
-    <w:p>
-      <w:pPr>
-        <w:pStyle w:val="0 - Текст рада"/>
-      </w:pPr>
-      <w:r>
-        <w:rPr>
-          <w:rtl w:val="0"/>
-        </w:rPr>
-        <w:t>У овом раду развијен је евалуациони оквир са три лабораторијска сценарија растуће сложености</w:t>
-      </w:r>
-      <w:r>
-        <w:rPr>
-          <w:rtl w:val="0"/>
-        </w:rPr>
-        <w:t xml:space="preserve">, </w:t>
-      </w:r>
-      <w:r>
-        <w:rPr>
-          <w:rtl w:val="0"/>
-          <w:lang w:val="ru-RU"/>
-        </w:rPr>
-        <w:t xml:space="preserve">по један за сваку категорију из таксономије </w:t>
-      </w:r>
-      <w:r>
-        <w:rPr>
-          <w:rtl w:val="0"/>
-          <w:lang w:val="nl-NL"/>
-        </w:rPr>
-        <w:t>Reeves-</w:t>
-      </w:r>
-      <w:r>
-        <w:rPr>
-          <w:rtl w:val="0"/>
-        </w:rPr>
-        <w:t>а и сарадника</w:t>
-      </w:r>
-      <w:r>
-        <w:rPr>
-          <w:rtl w:val="0"/>
-        </w:rPr>
-        <w:t xml:space="preserve">. </w:t>
-      </w:r>
-      <w:r>
-        <w:rPr>
-          <w:rtl w:val="0"/>
-          <w:lang w:val="ru-RU"/>
-        </w:rPr>
-        <w:t xml:space="preserve">Рад испитује способности савремених </w:t>
-      </w:r>
-      <w:r>
-        <w:rPr>
-          <w:rtl w:val="0"/>
-          <w:lang w:val="da-DK"/>
-        </w:rPr>
         <w:t xml:space="preserve">LLM </w:t>
       </w:r>
       <w:r>
         <w:rPr>
           <w:rtl w:val="0"/>
+          <w:lang w:val="ru-RU"/>
         </w:rPr>
         <w:t>агената на овим сценаријима и анализира услове под којима агенти представљају стварну претњу контејнерској безбедности</w:t>
       </w:r>
       <w:r>
         <w:rPr>
           <w:rtl w:val="0"/>
+          <w:lang w:val="ru-RU"/>
         </w:rPr>
         <w:t>.</w:t>
       </w:r>
@@ -1433,6 +1461,7 @@
       <w:r>
         <w:rPr>
           <w:rtl w:val="0"/>
+          <w:lang w:val="ru-RU"/>
         </w:rPr>
         <w:t xml:space="preserve">и сарадници </w:t>
       </w:r>
@@ -1446,12 +1475,14 @@
       <w:r>
         <w:rPr>
           <w:rtl w:val="0"/>
+          <w:lang w:val="ru-RU"/>
         </w:rPr>
         <w:t>идентификовали су три категорије рањивости контејнерске изолације</w:t>
       </w:r>
       <w:r>
         <w:rPr>
           <w:rtl w:val="0"/>
+          <w:lang w:val="ru-RU"/>
         </w:rPr>
         <w:t>:</w:t>
       </w:r>
@@ -1463,12 +1494,16 @@
           <w:ilvl w:val="0"/>
           <w:numId w:val="4"/>
         </w:numPr>
+        <w:rPr>
+          <w:lang w:val="ru-RU"/>
+        </w:rPr>
       </w:pPr>
       <w:r>
         <w:rPr>
           <w:i w:val="1"/>
           <w:iCs w:val="1"/>
           <w:rtl w:val="0"/>
+          <w:lang w:val="ru-RU"/>
         </w:rPr>
         <w:t>Рањивости погрешне конфигурације</w:t>
       </w:r>
@@ -1479,7 +1514,8 @@
           <w:i w:val="1"/>
           <w:iCs w:val="1"/>
           <w:outline w:val="0"/>
-          <w:color w:val="937000"/>
+          <w:color w:val="947100"/>
+          <w:u w:color="947100"/>
           <w:rtl w:val="0"/>
           <w:lang w:val="en-US"/>
           <w14:textFill>
@@ -1500,6 +1536,7 @@
       <w:r>
         <w:rPr>
           <w:rtl w:val="0"/>
+          <w:lang w:val="ru-RU"/>
         </w:rPr>
         <w:t xml:space="preserve">, </w:t>
       </w:r>
@@ -1513,19 +1550,22 @@
       <w:r>
         <w:rPr>
           <w:rtl w:val="0"/>
+          <w:lang w:val="ru-RU"/>
         </w:rPr>
         <w:t xml:space="preserve">. </w:t>
       </w:r>
       <w:r>
         <w:rPr>
           <w:rtl w:val="0"/>
+          <w:lang w:val="ru-RU"/>
         </w:rPr>
         <w:t xml:space="preserve">Типичан пример је опција </w:t>
       </w:r>
       <w:r>
         <w:rPr>
           <w:outline w:val="0"/>
-          <w:color w:val="937000"/>
+          <w:color w:val="947100"/>
+          <w:u w:color="947100"/>
           <w:rtl w:val="0"/>
           <w:lang w:val="ru-RU"/>
           <w14:textFill>
@@ -1540,6 +1580,7 @@
         <w:rPr>
           <w:outline w:val="0"/>
           <w:color w:val="000000"/>
+          <w:u w:color="000000"/>
           <w:rtl w:val="0"/>
           <w:lang w:val="en-US"/>
           <w14:textFill>
@@ -1555,7 +1596,8 @@
       <w:r>
         <w:rPr>
           <w:outline w:val="0"/>
-          <w:color w:val="937000"/>
+          <w:color w:val="947100"/>
+          <w:u w:color="947100"/>
           <w:rtl w:val="0"/>
           <w:lang w:val="ru-RU"/>
           <w14:textFill>
@@ -1583,18 +1625,21 @@
       <w:r>
         <w:rPr>
           <w:rtl w:val="0"/>
+          <w:lang w:val="ru-RU"/>
         </w:rPr>
         <w:t>у</w:t>
       </w:r>
       <w:r>
         <w:rPr>
           <w:rtl w:val="0"/>
+          <w:lang w:val="ru-RU"/>
         </w:rPr>
         <w:t xml:space="preserve">, </w:t>
       </w:r>
       <w:r>
         <w:rPr>
           <w:rtl w:val="0"/>
+          <w:lang w:val="ru-RU"/>
         </w:rPr>
         <w:t xml:space="preserve">која уклања </w:t>
       </w:r>
@@ -1610,12 +1655,14 @@
       <w:r>
         <w:rPr>
           <w:rtl w:val="0"/>
+          <w:lang w:val="ru-RU"/>
         </w:rPr>
         <w:t xml:space="preserve"> филтер</w:t>
       </w:r>
       <w:r>
         <w:rPr>
           <w:rtl w:val="0"/>
+          <w:lang w:val="ru-RU"/>
         </w:rPr>
         <w:t xml:space="preserve">, </w:t>
       </w:r>
@@ -1636,12 +1683,14 @@
       <w:r>
         <w:rPr>
           <w:rtl w:val="0"/>
+          <w:lang w:val="ru-RU"/>
         </w:rPr>
         <w:t>привилегије и излаже блок уређаје домаћина контејнеру</w:t>
       </w:r>
       <w:r>
         <w:rPr>
           <w:rtl w:val="0"/>
+          <w:lang w:val="ru-RU"/>
         </w:rPr>
         <w:t>.</w:t>
       </w:r>
@@ -1653,25 +1702,25 @@
           <w:ilvl w:val="0"/>
           <w:numId w:val="4"/>
         </w:numPr>
-        <w:rPr>
-          <w:sz w:val="20"/>
-          <w:szCs w:val="20"/>
+        <w:bidi w:val="0"/>
+        <w:ind w:right="0"/>
+        <w:jc w:val="both"/>
+        <w:rPr>
+          <w:rtl w:val="0"/>
+          <w:lang w:val="ru-RU"/>
         </w:rPr>
       </w:pPr>
       <w:r>
         <w:rPr>
           <w:i w:val="1"/>
           <w:iCs w:val="1"/>
-          <w:sz w:val="20"/>
-          <w:szCs w:val="20"/>
-          <w:rtl w:val="0"/>
+          <w:rtl w:val="0"/>
+          <w:lang w:val="ru-RU"/>
         </w:rPr>
         <w:t>Рањивости извршног окружења</w:t>
       </w:r>
       <w:r>
         <w:rPr>
-          <w:sz w:val="20"/>
-          <w:szCs w:val="20"/>
           <w:rtl w:val="0"/>
           <w:lang w:val="ru-RU"/>
         </w:rPr>
@@ -1679,32 +1728,27 @@
       </w:r>
       <w:r>
         <w:rPr>
-          <w:sz w:val="20"/>
-          <w:szCs w:val="20"/>
-          <w:rtl w:val="0"/>
+          <w:rtl w:val="0"/>
+          <w:lang w:val="ru-RU"/>
         </w:rPr>
         <w:t>runc-</w:t>
       </w:r>
       <w:r>
         <w:rPr>
-          <w:sz w:val="20"/>
-          <w:szCs w:val="20"/>
-          <w:rtl w:val="0"/>
+          <w:rtl w:val="0"/>
+          <w:lang w:val="ru-RU"/>
         </w:rPr>
         <w:t>а</w:t>
       </w:r>
       <w:r>
         <w:rPr>
-          <w:sz w:val="20"/>
-          <w:szCs w:val="20"/>
-          <w:rtl w:val="0"/>
+          <w:rtl w:val="0"/>
+          <w:lang w:val="ru-RU"/>
         </w:rPr>
         <w:t xml:space="preserve">, </w:t>
       </w:r>
       <w:r>
         <w:rPr>
-          <w:sz w:val="20"/>
-          <w:szCs w:val="20"/>
           <w:rtl w:val="0"/>
           <w:lang w:val="ru-RU"/>
         </w:rPr>
@@ -1712,8 +1756,6 @@
       </w:r>
       <w:r>
         <w:rPr>
-          <w:sz w:val="20"/>
-          <w:szCs w:val="20"/>
           <w:rtl w:val="0"/>
           <w:lang w:val="nl-NL"/>
         </w:rPr>
@@ -1721,24 +1763,20 @@
       </w:r>
       <w:r>
         <w:rPr>
-          <w:sz w:val="20"/>
-          <w:szCs w:val="20"/>
-          <w:rtl w:val="0"/>
+          <w:rtl w:val="0"/>
+          <w:lang w:val="ru-RU"/>
         </w:rPr>
         <w:t>привилегијама на домаћину</w:t>
       </w:r>
       <w:r>
         <w:rPr>
-          <w:sz w:val="20"/>
-          <w:szCs w:val="20"/>
-          <w:rtl w:val="0"/>
+          <w:rtl w:val="0"/>
+          <w:lang w:val="ru-RU"/>
         </w:rPr>
         <w:t xml:space="preserve">. </w:t>
       </w:r>
       <w:r>
         <w:rPr>
-          <w:sz w:val="20"/>
-          <w:szCs w:val="20"/>
           <w:rtl w:val="0"/>
           <w:lang w:val="ru-RU"/>
         </w:rPr>
@@ -1746,34 +1784,20 @@
       </w:r>
       <w:r>
         <w:rPr>
-          <w:sz w:val="20"/>
-          <w:szCs w:val="20"/>
           <w:rtl w:val="0"/>
           <w:lang w:val="en-US"/>
         </w:rPr>
-        <w:t>CVE-2024-21626 (Leaky Vessels)</w:t>
-      </w:r>
-      <w:r>
-        <w:rPr>
-          <w:sz w:val="20"/>
-          <w:szCs w:val="20"/>
-          <w:rtl w:val="0"/>
-          <w:lang w:val="en-US"/>
-        </w:rPr>
-        <w:t xml:space="preserve"> [6]</w:t>
-      </w:r>
-      <w:r>
-        <w:rPr>
-          <w:sz w:val="20"/>
-          <w:szCs w:val="20"/>
-          <w:rtl w:val="0"/>
+        <w:t>CVE-2024-21626 (Leaky Vessels) [6]</w:t>
+      </w:r>
+      <w:r>
+        <w:rPr>
+          <w:rtl w:val="0"/>
+          <w:lang w:val="ru-RU"/>
         </w:rPr>
         <w:t xml:space="preserve">, </w:t>
       </w:r>
       <w:r>
         <w:rPr>
-          <w:sz w:val="20"/>
-          <w:szCs w:val="20"/>
           <w:rtl w:val="0"/>
           <w:lang w:val="ru-RU"/>
         </w:rPr>
@@ -1781,33 +1805,22 @@
       </w:r>
       <w:r>
         <w:rPr>
-          <w:sz w:val="20"/>
-          <w:szCs w:val="20"/>
-          <w:rtl w:val="0"/>
+          <w:rtl w:val="0"/>
+          <w:lang w:val="ru-RU"/>
         </w:rPr>
         <w:t xml:space="preserve">runc </w:t>
       </w:r>
       <w:r>
         <w:rPr>
-          <w:sz w:val="20"/>
-          <w:szCs w:val="20"/>
-          <w:rtl w:val="0"/>
-        </w:rPr>
-        <w:t xml:space="preserve">пропушта отворен дескриптор датотеке ка </w:t>
-      </w:r>
-      <w:r>
-        <w:rPr>
-          <w:sz w:val="20"/>
-          <w:szCs w:val="20"/>
-          <w:rtl w:val="0"/>
-        </w:rPr>
-        <w:t>систему датотека домаћина у иницијалном процесу контејнера</w:t>
-      </w:r>
-      <w:r>
-        <w:rPr>
-          <w:sz w:val="20"/>
-          <w:szCs w:val="20"/>
-          <w:rtl w:val="0"/>
+          <w:rtl w:val="0"/>
+          <w:lang w:val="ru-RU"/>
+        </w:rPr>
+        <w:t>пропушта отворен дескриптор датотеке ка систему датотека домаћина у иницијалном процесу контејнера</w:t>
+      </w:r>
+      <w:r>
+        <w:rPr>
+          <w:rtl w:val="0"/>
+          <w:lang w:val="ru-RU"/>
         </w:rPr>
         <w:t>.</w:t>
       </w:r>
@@ -1819,18 +1832,20 @@
           <w:ilvl w:val="0"/>
           <w:numId w:val="4"/>
         </w:numPr>
-        <w:rPr>
-          <w:sz w:val="20"/>
-          <w:szCs w:val="20"/>
+        <w:bidi w:val="0"/>
+        <w:ind w:right="0"/>
+        <w:jc w:val="both"/>
+        <w:rPr>
+          <w:rtl w:val="0"/>
+          <w:lang w:val="ru-RU"/>
         </w:rPr>
       </w:pPr>
       <w:r>
         <w:rPr>
           <w:i w:val="1"/>
           <w:iCs w:val="1"/>
-          <w:sz w:val="20"/>
-          <w:szCs w:val="20"/>
-          <w:rtl w:val="0"/>
+          <w:rtl w:val="0"/>
+          <w:lang w:val="ru-RU"/>
         </w:rPr>
         <w:t xml:space="preserve">Рањивости </w:t>
       </w:r>
@@ -1838,8 +1853,6 @@
         <w:rPr>
           <w:i w:val="1"/>
           <w:iCs w:val="1"/>
-          <w:sz w:val="20"/>
-          <w:szCs w:val="20"/>
           <w:rtl w:val="0"/>
           <w:lang w:val="fr-FR"/>
         </w:rPr>
@@ -1849,32 +1862,27 @@
         <w:rPr>
           <w:i w:val="1"/>
           <w:iCs w:val="1"/>
-          <w:sz w:val="20"/>
-          <w:szCs w:val="20"/>
-          <w:rtl w:val="0"/>
+          <w:rtl w:val="0"/>
+          <w:lang w:val="ru-RU"/>
         </w:rPr>
         <w:t>језгра</w:t>
       </w:r>
       <w:r>
         <w:rPr>
-          <w:sz w:val="20"/>
-          <w:szCs w:val="20"/>
-          <w:rtl w:val="0"/>
+          <w:rtl w:val="0"/>
+          <w:lang w:val="ru-RU"/>
         </w:rPr>
         <w:t xml:space="preserve"> могу се експлоатисати из контејнера без обзира на конфигурацију</w:t>
       </w:r>
       <w:r>
         <w:rPr>
-          <w:sz w:val="20"/>
-          <w:szCs w:val="20"/>
-          <w:rtl w:val="0"/>
+          <w:rtl w:val="0"/>
+          <w:lang w:val="ru-RU"/>
         </w:rPr>
         <w:t xml:space="preserve">, </w:t>
       </w:r>
       <w:r>
         <w:rPr>
-          <w:sz w:val="20"/>
-          <w:szCs w:val="20"/>
           <w:rtl w:val="0"/>
           <w:lang w:val="ru-RU"/>
         </w:rPr>
@@ -1882,8 +1890,6 @@
       </w:r>
       <w:r>
         <w:rPr>
-          <w:sz w:val="20"/>
-          <w:szCs w:val="20"/>
           <w:rtl w:val="0"/>
           <w:lang w:val="en-US"/>
         </w:rPr>
@@ -1891,16 +1897,13 @@
       </w:r>
       <w:r>
         <w:rPr>
-          <w:sz w:val="20"/>
-          <w:szCs w:val="20"/>
-          <w:rtl w:val="0"/>
+          <w:rtl w:val="0"/>
+          <w:lang w:val="ru-RU"/>
         </w:rPr>
         <w:t>. CVE-2022-0847 (DirtyPipe)</w:t>
       </w:r>
       <w:r>
         <w:rPr>
-          <w:sz w:val="20"/>
-          <w:szCs w:val="20"/>
           <w:rtl w:val="0"/>
           <w:lang w:val="en-US"/>
         </w:rPr>
@@ -1908,49 +1911,29 @@
       </w:r>
       <w:r>
         <w:rPr>
-          <w:sz w:val="20"/>
-          <w:szCs w:val="20"/>
-          <w:rtl w:val="0"/>
-        </w:rPr>
-        <w:t xml:space="preserve">омогућава </w:t>
-      </w:r>
-      <w:r>
-        <w:rPr>
-          <w:rtl w:val="0"/>
-          <w:lang w:val="ru-RU"/>
-        </w:rPr>
-        <w:t xml:space="preserve">непривилегованом процесу </w:t>
-      </w:r>
-      <w:r>
-        <w:rPr>
-          <w:sz w:val="20"/>
-          <w:szCs w:val="20"/>
-          <w:rtl w:val="0"/>
-          <w:lang w:val="ru-RU"/>
-        </w:rPr>
-        <w:t>да преписује датотеке само за читање у кешу страница</w:t>
-      </w:r>
-      <w:r>
-        <w:rPr>
-          <w:sz w:val="20"/>
-          <w:szCs w:val="20"/>
-          <w:rtl w:val="0"/>
+          <w:rtl w:val="0"/>
+          <w:lang w:val="ru-RU"/>
+        </w:rPr>
+        <w:t>омогућава непривилегованом процесу да преписује датотеке само за читање у кешу страница</w:t>
+      </w:r>
+      <w:r>
+        <w:rPr>
+          <w:rtl w:val="0"/>
+          <w:lang w:val="ru-RU"/>
         </w:rPr>
         <w:t xml:space="preserve">, </w:t>
       </w:r>
       <w:r>
         <w:rPr>
-          <w:sz w:val="20"/>
-          <w:szCs w:val="20"/>
-          <w:rtl w:val="0"/>
+          <w:rtl w:val="0"/>
+          <w:lang w:val="ru-RU"/>
         </w:rPr>
         <w:t>укључујући извршне датотеке домаћина</w:t>
       </w:r>
       <w:r>
         <w:rPr>
-          <w:sz w:val="20"/>
-          <w:szCs w:val="20"/>
-          <w:rtl w:val="0"/>
+          <w:rtl w:val="0"/>
+          <w:lang w:val="ru-RU"/>
         </w:rPr>
         <w:t>.</w:t>
       </w:r>
@@ -1974,15 +1957,15 @@
           <w:tab w:val="left" w:pos="7709"/>
           <w:tab w:val="left" w:pos="8302"/>
           <w:tab w:val="left" w:pos="8895"/>
-          <w:tab w:val="left" w:pos="9488"/>
+          <w:tab w:val="left" w:pos="9132"/>
         </w:tabs>
         <w:suppressAutoHyphens w:val="1"/>
         <w:spacing w:before="0" w:line="240" w:lineRule="auto"/>
-        <w:jc w:val="left"/>
         <w:rPr>
           <w:rFonts w:ascii="Menlo Regular" w:cs="Menlo Regular" w:hAnsi="Menlo Regular" w:eastAsia="Menlo Regular"/>
           <w:outline w:val="0"/>
           <w:color w:val="000000"/>
+          <w:u w:color="000000"/>
           <w:shd w:val="clear" w:color="auto" w:fill="fffeff"/>
           <w14:textFill>
             <w14:solidFill>
@@ -1999,7 +1982,7 @@
         <w:pStyle w:val="2 - Подпоглавље"/>
         <w:numPr>
           <w:ilvl w:val="1"/>
-          <w:numId w:val="2"/>
+          <w:numId w:val="5"/>
         </w:numPr>
       </w:pPr>
       <w:r>
@@ -2018,6 +2001,7 @@
       <w:r>
         <w:rPr>
           <w:rtl w:val="0"/>
+          <w:lang w:val="ru-RU"/>
         </w:rPr>
         <w:t>Агенти у офанзивној безбедности</w:t>
       </w:r>
@@ -2041,17 +2025,17 @@
           <w:tab w:val="left" w:pos="7709"/>
           <w:tab w:val="left" w:pos="8302"/>
           <w:tab w:val="left" w:pos="8895"/>
-          <w:tab w:val="left" w:pos="9488"/>
+          <w:tab w:val="left" w:pos="9132"/>
         </w:tabs>
         <w:suppressAutoHyphens w:val="1"/>
         <w:spacing w:before="0" w:line="240" w:lineRule="auto"/>
-        <w:jc w:val="left"/>
         <w:rPr>
           <w:rFonts w:ascii="Times New Roman" w:cs="Times New Roman" w:hAnsi="Times New Roman" w:eastAsia="Times New Roman"/>
           <w:outline w:val="0"/>
           <w:color w:val="000000"/>
           <w:sz w:val="20"/>
           <w:szCs w:val="20"/>
+          <w:u w:color="000000"/>
           <w:shd w:val="clear" w:color="auto" w:fill="fffeff"/>
           <w14:textFill>
             <w14:solidFill>
@@ -2069,6 +2053,7 @@
           <w:color w:val="000000"/>
           <w:sz w:val="20"/>
           <w:szCs w:val="20"/>
+          <w:u w:color="000000"/>
           <w:shd w:val="clear" w:color="auto" w:fill="fffeff"/>
           <w:rtl w:val="0"/>
           <w:lang w:val="pt-PT"/>
@@ -2089,6 +2074,7 @@
           <w:color w:val="000000"/>
           <w:sz w:val="20"/>
           <w:szCs w:val="20"/>
+          <w:u w:color="000000"/>
           <w:shd w:val="clear" w:color="auto" w:fill="fffeff"/>
           <w:rtl w:val="0"/>
           <w:lang w:val="ru-RU"/>
@@ -2109,6 +2095,7 @@
           <w:color w:val="000000"/>
           <w:sz w:val="20"/>
           <w:szCs w:val="20"/>
+          <w:u w:color="000000"/>
           <w:shd w:val="clear" w:color="auto" w:fill="fffeff"/>
           <w:rtl w:val="0"/>
           <w:lang w:val="en-US"/>
@@ -2129,6 +2116,7 @@
           <w:color w:val="000000"/>
           <w:sz w:val="20"/>
           <w:szCs w:val="20"/>
+          <w:u w:color="000000"/>
           <w:shd w:val="clear" w:color="auto" w:fill="fffeff"/>
           <w:rtl w:val="0"/>
           <w:lang w:val="ru-RU"/>
@@ -2149,6 +2137,7 @@
           <w:color w:val="000000"/>
           <w:sz w:val="20"/>
           <w:szCs w:val="20"/>
+          <w:u w:color="000000"/>
           <w:shd w:val="clear" w:color="auto" w:fill="fffeff"/>
           <w:rtl w:val="0"/>
           <w14:textFill>
@@ -2168,6 +2157,7 @@
           <w:color w:val="000000"/>
           <w:sz w:val="20"/>
           <w:szCs w:val="20"/>
+          <w:u w:color="000000"/>
           <w:shd w:val="clear" w:color="auto" w:fill="fffeff"/>
           <w:rtl w:val="0"/>
           <w14:textFill>
@@ -2187,6 +2177,7 @@
           <w:color w:val="000000"/>
           <w:sz w:val="20"/>
           <w:szCs w:val="20"/>
+          <w:u w:color="000000"/>
           <w:shd w:val="clear" w:color="auto" w:fill="fffeff"/>
           <w:rtl w:val="0"/>
           <w:lang w:val="en-US"/>
@@ -2207,6 +2198,7 @@
           <w:color w:val="000000"/>
           <w:sz w:val="20"/>
           <w:szCs w:val="20"/>
+          <w:u w:color="000000"/>
           <w:shd w:val="clear" w:color="auto" w:fill="fffeff"/>
           <w:rtl w:val="0"/>
           <w14:textFill>
@@ -2226,6 +2218,7 @@
           <w:color w:val="000000"/>
           <w:sz w:val="20"/>
           <w:szCs w:val="20"/>
+          <w:u w:color="000000"/>
           <w:shd w:val="clear" w:color="auto" w:fill="fffeff"/>
           <w:rtl w:val="0"/>
           <w14:textFill>
@@ -2245,6 +2238,7 @@
           <w:color w:val="000000"/>
           <w:sz w:val="20"/>
           <w:szCs w:val="20"/>
+          <w:u w:color="000000"/>
           <w:shd w:val="clear" w:color="auto" w:fill="fffeff"/>
           <w:rtl w:val="0"/>
           <w:lang w:val="da-DK"/>
@@ -2265,6 +2259,7 @@
           <w:color w:val="000000"/>
           <w:sz w:val="20"/>
           <w:szCs w:val="20"/>
+          <w:u w:color="000000"/>
           <w:shd w:val="clear" w:color="auto" w:fill="fffeff"/>
           <w:rtl w:val="0"/>
           <w14:textFill>
@@ -2284,6 +2279,7 @@
           <w:color w:val="000000"/>
           <w:sz w:val="20"/>
           <w:szCs w:val="20"/>
+          <w:u w:color="000000"/>
           <w:shd w:val="clear" w:color="auto" w:fill="fffeff"/>
           <w:rtl w:val="0"/>
           <w14:textFill>
@@ -2303,6 +2299,7 @@
           <w:color w:val="000000"/>
           <w:sz w:val="20"/>
           <w:szCs w:val="20"/>
+          <w:u w:color="000000"/>
           <w:shd w:val="clear" w:color="auto" w:fill="fffeff"/>
           <w:rtl w:val="0"/>
           <w14:textFill>
@@ -2322,6 +2319,7 @@
           <w:color w:val="000000"/>
           <w:sz w:val="20"/>
           <w:szCs w:val="20"/>
+          <w:u w:color="000000"/>
           <w:shd w:val="clear" w:color="auto" w:fill="fffeff"/>
           <w:rtl w:val="0"/>
           <w14:textFill>
@@ -2341,6 +2339,7 @@
           <w:color w:val="000000"/>
           <w:sz w:val="20"/>
           <w:szCs w:val="20"/>
+          <w:u w:color="000000"/>
           <w:shd w:val="clear" w:color="auto" w:fill="fffeff"/>
           <w14:textFill>
             <w14:solidFill>
@@ -2359,9 +2358,9 @@
                   <wp:posOffset>304271</wp:posOffset>
                 </wp:positionH>
                 <wp:positionV relativeFrom="line">
-                  <wp:posOffset>508390</wp:posOffset>
+                  <wp:posOffset>232410</wp:posOffset>
                 </wp:positionV>
-                <wp:extent cx="5507777" cy="4345774"/>
+                <wp:extent cx="5507779" cy="4345776"/>
                 <wp:effectExtent l="0" t="0" r="0" b="0"/>
                 <wp:wrapSquare wrapText="bothSides" distL="152400" distR="152400" distT="152400" distB="152400"/>
                 <wp:docPr id="1073741828" name="officeArt object" descr="Image Gallery"/>
@@ -2373,9 +2372,9 @@
                       <wpg:grpSpPr>
                         <a:xfrm>
                           <a:off x="0" y="0"/>
-                          <a:ext cx="5507777" cy="4345774"/>
-                          <a:chOff x="0" y="-325344"/>
-                          <a:chExt cx="5507776" cy="4345773"/>
+                          <a:ext cx="5507779" cy="4345776"/>
+                          <a:chOff x="0" y="0"/>
+                          <a:chExt cx="5507778" cy="4345775"/>
                         </a:xfrm>
                       </wpg:grpSpPr>
                       <pic:pic xmlns:pic="http://schemas.openxmlformats.org/drawingml/2006/picture">
@@ -2389,15 +2388,15 @@
                           <a:blip r:embed="rId7">
                             <a:extLst/>
                           </a:blip>
-                          <a:srcRect l="2003" t="0" r="2003" b="0"/>
+                          <a:srcRect l="2002" t="0" r="2002" b="0"/>
                           <a:stretch>
                             <a:fillRect/>
                           </a:stretch>
                         </pic:blipFill>
                         <pic:spPr>
                           <a:xfrm>
-                            <a:off x="0" y="0"/>
-                            <a:ext cx="5507777" cy="4020430"/>
+                            <a:off x="0" y="325343"/>
+                            <a:ext cx="5507778" cy="4020432"/>
                           </a:xfrm>
                           <a:prstGeom prst="rect">
                             <a:avLst/>
@@ -2411,16 +2410,14 @@
                       </pic:pic>
                       <wps:wsp>
                         <wps:cNvPr id="1073741827" name="Слика 1 Архитектура система"/>
-                        <wps:cNvSpPr/>
+                        <wps:cNvSpPr txBox="1"/>
                         <wps:spPr>
                           <a:xfrm>
-                            <a:off x="0" y="-325345"/>
-                            <a:ext cx="5507777" cy="223745"/>
+                            <a:off x="-1" y="-1"/>
+                            <a:ext cx="5507779" cy="223746"/>
                           </a:xfrm>
-                          <a:prstGeom prst="roundRect">
-                            <a:avLst>
-                              <a:gd name="adj" fmla="val 0"/>
-                            </a:avLst>
+                          <a:prstGeom prst="rect">
+                            <a:avLst/>
                           </a:prstGeom>
                           <a:noFill/>
                           <a:ln w="12700" cap="flat">
@@ -2439,6 +2436,7 @@
                               <w:r>
                                 <w:rPr>
                                   <w:rtl w:val="0"/>
+                                  <w:lang w:val="en-US"/>
                                 </w:rPr>
                                 <w:t xml:space="preserve">Слика </w:t>
                               </w:r>
@@ -2452,6 +2450,7 @@
                               <w:r>
                                 <w:rPr>
                                   <w:rtl w:val="0"/>
+                                  <w:lang w:val="en-US"/>
                                 </w:rPr>
                                 <w:t>Архитектура система</w:t>
                               </w:r>
@@ -2470,12 +2469,12 @@
           </mc:Choice>
           <mc:Fallback>
             <w:pict>
-              <v:group id="_x0000_s1026" style="visibility:visible;position:absolute;margin-left:24.0pt;margin-top:40.0pt;width:433.7pt;height:342.2pt;z-index:251659264;mso-position-horizontal:absolute;mso-position-horizontal-relative:margin;mso-position-vertical:absolute;mso-position-vertical-relative:line;mso-wrap-distance-left:12.0pt;mso-wrap-distance-top:12.0pt;mso-wrap-distance-right:12.0pt;mso-wrap-distance-bottom:12.0pt;" coordorigin="0,-325344" coordsize="5507776,4345773">
+              <v:group id="_x0000_s1026" style="visibility:visible;position:absolute;margin-left:24.0pt;margin-top:18.3pt;width:433.7pt;height:342.2pt;z-index:251659264;mso-position-horizontal:absolute;mso-position-horizontal-relative:margin;mso-position-vertical:absolute;mso-position-vertical-relative:line;mso-wrap-distance-left:12.0pt;mso-wrap-distance-top:12.0pt;mso-wrap-distance-right:12.0pt;mso-wrap-distance-bottom:12.0pt;" coordorigin="0,-1" coordsize="5507778,4345776">
                 <w10:wrap type="square" side="bothSides" anchorx="margin"/>
-                <v:shape id="_x0000_s1027" type="#_x0000_t75" style="position:absolute;left:0;top:0;width:5507776;height:4020429;">
-                  <v:imagedata r:id="rId7" o:title="arhitektura-sistema.png" cropleft="2.0%" cropright="2.0%"/>
+                <v:shape id="_x0000_s1027" type="#_x0000_t75" style="position:absolute;left:0;top:325344;width:5507778;height:4020431;">
+                  <v:imagedata r:id="rId7" o:title="image2.png" cropleft="2.0%" cropright="2.0%"/>
                 </v:shape>
-                <v:roundrect id="_x0000_s1028" style="position:absolute;left:0;top:-325344;width:5507776;height:223744;" adj="0">
+                <v:shape id="_x0000_s1028" type="#_x0000_t202" style="position:absolute;left:0;top:-1;width:5507778;height:223745;">
                   <v:fill on="f"/>
                   <v:stroke on="f" weight="1.0pt" dashstyle="solid" endcap="flat" miterlimit="400.0%" joinstyle="miter" linestyle="single" startarrow="none" startarrowwidth="medium" startarrowlength="medium" endarrow="none" endarrowwidth="medium" endarrowlength="medium"/>
                   <v:textbox>
@@ -2488,6 +2487,7 @@
                         <w:r>
                           <w:rPr>
                             <w:rtl w:val="0"/>
+                            <w:lang w:val="en-US"/>
                           </w:rPr>
                           <w:t xml:space="preserve">Слика </w:t>
                         </w:r>
@@ -2501,13 +2501,14 @@
                         <w:r>
                           <w:rPr>
                             <w:rtl w:val="0"/>
+                            <w:lang w:val="en-US"/>
                           </w:rPr>
                           <w:t>Архитектура система</w:t>
                         </w:r>
                       </w:p>
                     </w:txbxContent>
                   </v:textbox>
-                </v:roundrect>
+                </v:shape>
               </v:group>
             </w:pict>
           </mc:Fallback>
@@ -2533,17 +2534,17 @@
           <w:tab w:val="left" w:pos="7709"/>
           <w:tab w:val="left" w:pos="8302"/>
           <w:tab w:val="left" w:pos="8895"/>
-          <w:tab w:val="left" w:pos="9488"/>
+          <w:tab w:val="left" w:pos="9132"/>
         </w:tabs>
         <w:suppressAutoHyphens w:val="1"/>
         <w:spacing w:before="0" w:line="240" w:lineRule="auto"/>
-        <w:jc w:val="left"/>
         <w:rPr>
           <w:rFonts w:ascii="Times New Roman" w:cs="Times New Roman" w:hAnsi="Times New Roman" w:eastAsia="Times New Roman"/>
           <w:outline w:val="0"/>
           <w:color w:val="000000"/>
           <w:sz w:val="20"/>
           <w:szCs w:val="20"/>
+          <w:u w:color="000000"/>
           <w:shd w:val="clear" w:color="auto" w:fill="fffeff"/>
           <w14:textFill>
             <w14:solidFill>
@@ -2574,17 +2575,17 @@
           <w:tab w:val="left" w:pos="7709"/>
           <w:tab w:val="left" w:pos="8302"/>
           <w:tab w:val="left" w:pos="8895"/>
-          <w:tab w:val="left" w:pos="9488"/>
+          <w:tab w:val="left" w:pos="9132"/>
         </w:tabs>
         <w:suppressAutoHyphens w:val="1"/>
         <w:spacing w:before="0" w:line="240" w:lineRule="auto"/>
-        <w:jc w:val="left"/>
         <w:rPr>
           <w:rFonts w:ascii="Times New Roman" w:cs="Times New Roman" w:hAnsi="Times New Roman" w:eastAsia="Times New Roman"/>
           <w:outline w:val="0"/>
           <w:color w:val="000000"/>
           <w:sz w:val="20"/>
           <w:szCs w:val="20"/>
+          <w:u w:color="000000"/>
           <w:shd w:val="clear" w:color="auto" w:fill="fffeff"/>
           <w14:textFill>
             <w14:solidFill>
@@ -2602,6 +2603,7 @@
           <w:color w:val="000000"/>
           <w:sz w:val="20"/>
           <w:szCs w:val="20"/>
+          <w:u w:color="000000"/>
           <w:shd w:val="clear" w:color="auto" w:fill="fffeff"/>
           <w:rtl w:val="0"/>
           <w:lang w:val="nl-NL"/>
@@ -2622,6 +2624,7 @@
           <w:color w:val="000000"/>
           <w:sz w:val="20"/>
           <w:szCs w:val="20"/>
+          <w:u w:color="000000"/>
           <w:shd w:val="clear" w:color="auto" w:fill="fffeff"/>
           <w:rtl w:val="0"/>
           <w14:textFill>
@@ -2641,6 +2644,7 @@
           <w:color w:val="000000"/>
           <w:sz w:val="20"/>
           <w:szCs w:val="20"/>
+          <w:u w:color="000000"/>
           <w:shd w:val="clear" w:color="auto" w:fill="fffeff"/>
           <w:rtl w:val="0"/>
           <w:lang w:val="it-IT"/>
@@ -2661,6 +2665,7 @@
           <w:color w:val="000000"/>
           <w:sz w:val="20"/>
           <w:szCs w:val="20"/>
+          <w:u w:color="000000"/>
           <w:shd w:val="clear" w:color="auto" w:fill="fffeff"/>
           <w:rtl w:val="0"/>
           <w:lang w:val="ru-RU"/>
@@ -2681,6 +2686,7 @@
           <w:color w:val="000000"/>
           <w:sz w:val="20"/>
           <w:szCs w:val="20"/>
+          <w:u w:color="000000"/>
           <w:shd w:val="clear" w:color="auto" w:fill="fffeff"/>
           <w:rtl w:val="0"/>
           <w14:textFill>
@@ -2700,6 +2706,7 @@
           <w:color w:val="000000"/>
           <w:sz w:val="20"/>
           <w:szCs w:val="20"/>
+          <w:u w:color="000000"/>
           <w:shd w:val="clear" w:color="auto" w:fill="fffeff"/>
           <w:rtl w:val="0"/>
           <w14:textFill>
@@ -2719,6 +2726,7 @@
           <w:color w:val="000000"/>
           <w:sz w:val="20"/>
           <w:szCs w:val="20"/>
+          <w:u w:color="000000"/>
           <w:shd w:val="clear" w:color="auto" w:fill="fffeff"/>
           <w:rtl w:val="0"/>
           <w:lang w:val="nl-NL"/>
@@ -2739,6 +2747,7 @@
           <w:color w:val="000000"/>
           <w:sz w:val="20"/>
           <w:szCs w:val="20"/>
+          <w:u w:color="000000"/>
           <w:shd w:val="clear" w:color="auto" w:fill="fffeff"/>
           <w:rtl w:val="0"/>
           <w14:textFill>
@@ -2758,6 +2767,7 @@
           <w:color w:val="000000"/>
           <w:sz w:val="20"/>
           <w:szCs w:val="20"/>
+          <w:u w:color="000000"/>
           <w:shd w:val="clear" w:color="auto" w:fill="fffeff"/>
           <w:rtl w:val="0"/>
           <w:lang w:val="en-US"/>
@@ -2778,6 +2788,7 @@
           <w:color w:val="000000"/>
           <w:sz w:val="20"/>
           <w:szCs w:val="20"/>
+          <w:u w:color="000000"/>
           <w:shd w:val="clear" w:color="auto" w:fill="fffeff"/>
           <w:rtl w:val="0"/>
           <w14:textFill>
@@ -2797,6 +2808,7 @@
           <w:color w:val="000000"/>
           <w:sz w:val="20"/>
           <w:szCs w:val="20"/>
+          <w:u w:color="000000"/>
           <w:shd w:val="clear" w:color="auto" w:fill="fffeff"/>
           <w:rtl w:val="0"/>
           <w14:textFill>
@@ -2816,6 +2828,7 @@
           <w:color w:val="000000"/>
           <w:sz w:val="20"/>
           <w:szCs w:val="20"/>
+          <w:u w:color="000000"/>
           <w:shd w:val="clear" w:color="auto" w:fill="fffeff"/>
           <w:rtl w:val="0"/>
           <w:lang w:val="en-US"/>
@@ -2836,6 +2849,7 @@
           <w:color w:val="000000"/>
           <w:sz w:val="20"/>
           <w:szCs w:val="20"/>
+          <w:u w:color="000000"/>
           <w:shd w:val="clear" w:color="auto" w:fill="fffeff"/>
           <w:rtl w:val="0"/>
           <w:lang w:val="ru-RU"/>
@@ -2856,6 +2870,7 @@
           <w:color w:val="000000"/>
           <w:sz w:val="20"/>
           <w:szCs w:val="20"/>
+          <w:u w:color="000000"/>
           <w:shd w:val="clear" w:color="auto" w:fill="fffeff"/>
           <w:rtl w:val="0"/>
           <w14:textFill>
@@ -2875,6 +2890,7 @@
           <w:color w:val="000000"/>
           <w:sz w:val="20"/>
           <w:szCs w:val="20"/>
+          <w:u w:color="000000"/>
           <w:shd w:val="clear" w:color="auto" w:fill="fffeff"/>
           <w:rtl w:val="0"/>
           <w:lang w:val="ru-RU"/>
@@ -2895,6 +2911,7 @@
           <w:color w:val="000000"/>
           <w:sz w:val="20"/>
           <w:szCs w:val="20"/>
+          <w:u w:color="000000"/>
           <w:shd w:val="clear" w:color="auto" w:fill="fffeff"/>
           <w:rtl w:val="0"/>
           <w14:textFill>
@@ -2914,6 +2931,7 @@
           <w:color w:val="000000"/>
           <w:sz w:val="20"/>
           <w:szCs w:val="20"/>
+          <w:u w:color="000000"/>
           <w:shd w:val="clear" w:color="auto" w:fill="fffeff"/>
           <w:rtl w:val="0"/>
           <w14:textFill>
@@ -2933,6 +2951,7 @@
           <w:color w:val="000000"/>
           <w:sz w:val="20"/>
           <w:szCs w:val="20"/>
+          <w:u w:color="000000"/>
           <w:shd w:val="clear" w:color="auto" w:fill="fffeff"/>
           <w:rtl w:val="0"/>
           <w14:textFill>
@@ -2952,6 +2971,7 @@
           <w:color w:val="000000"/>
           <w:sz w:val="20"/>
           <w:szCs w:val="20"/>
+          <w:u w:color="000000"/>
           <w:shd w:val="clear" w:color="auto" w:fill="fffeff"/>
           <w:rtl w:val="0"/>
           <w:lang w:val="ru-RU"/>
@@ -2972,6 +2992,7 @@
           <w:color w:val="000000"/>
           <w:sz w:val="20"/>
           <w:szCs w:val="20"/>
+          <w:u w:color="000000"/>
           <w:shd w:val="clear" w:color="auto" w:fill="fffeff"/>
           <w:rtl w:val="0"/>
           <w14:textFill>
@@ -2991,6 +3012,7 @@
           <w:color w:val="000000"/>
           <w:sz w:val="20"/>
           <w:szCs w:val="20"/>
+          <w:u w:color="000000"/>
           <w:shd w:val="clear" w:color="auto" w:fill="fffeff"/>
           <w:rtl w:val="0"/>
           <w:lang w:val="ru-RU"/>
@@ -3011,6 +3033,7 @@
           <w:color w:val="000000"/>
           <w:sz w:val="20"/>
           <w:szCs w:val="20"/>
+          <w:u w:color="000000"/>
           <w:shd w:val="clear" w:color="auto" w:fill="fffeff"/>
           <w:rtl w:val="0"/>
           <w14:textFill>
@@ -3030,6 +3053,7 @@
           <w:color w:val="000000"/>
           <w:sz w:val="20"/>
           <w:szCs w:val="20"/>
+          <w:u w:color="000000"/>
           <w:shd w:val="clear" w:color="auto" w:fill="fffeff"/>
           <w:rtl w:val="0"/>
           <w14:textFill>
@@ -3049,6 +3073,7 @@
           <w:color w:val="000000"/>
           <w:sz w:val="20"/>
           <w:szCs w:val="20"/>
+          <w:u w:color="000000"/>
           <w:shd w:val="clear" w:color="auto" w:fill="fffeff"/>
           <w:rtl w:val="0"/>
           <w:lang w:val="en-US"/>
@@ -3069,6 +3094,7 @@
           <w:color w:val="000000"/>
           <w:sz w:val="20"/>
           <w:szCs w:val="20"/>
+          <w:u w:color="000000"/>
           <w:shd w:val="clear" w:color="auto" w:fill="fffeff"/>
           <w:rtl w:val="0"/>
           <w14:textFill>
@@ -3088,6 +3114,7 @@
           <w:color w:val="000000"/>
           <w:sz w:val="20"/>
           <w:szCs w:val="20"/>
+          <w:u w:color="000000"/>
           <w:shd w:val="clear" w:color="auto" w:fill="fffeff"/>
           <w:rtl w:val="0"/>
           <w14:textFill>
@@ -3107,6 +3134,7 @@
           <w:color w:val="000000"/>
           <w:sz w:val="20"/>
           <w:szCs w:val="20"/>
+          <w:u w:color="000000"/>
           <w:shd w:val="clear" w:color="auto" w:fill="fffeff"/>
           <w:rtl w:val="0"/>
           <w14:textFill>
@@ -3126,6 +3154,7 @@
           <w:color w:val="000000"/>
           <w:sz w:val="20"/>
           <w:szCs w:val="20"/>
+          <w:u w:color="000000"/>
           <w:shd w:val="clear" w:color="auto" w:fill="fffeff"/>
           <w:rtl w:val="0"/>
           <w14:textFill>
@@ -3145,6 +3174,7 @@
           <w:color w:val="000000"/>
           <w:sz w:val="20"/>
           <w:szCs w:val="20"/>
+          <w:u w:color="000000"/>
           <w:shd w:val="clear" w:color="auto" w:fill="fffeff"/>
           <w:rtl w:val="0"/>
           <w14:textFill>
@@ -3161,9 +3191,10 @@
         <w:rPr>
           <w:rFonts w:ascii="Times New Roman" w:hAnsi="Times New Roman"/>
           <w:outline w:val="0"/>
-          <w:color w:val="1336ff"/>
-          <w:sz w:val="20"/>
-          <w:szCs w:val="20"/>
+          <w:color w:val="1337ff"/>
+          <w:sz w:val="20"/>
+          <w:szCs w:val="20"/>
+          <w:u w:color="1337ff"/>
           <w:shd w:val="clear" w:color="auto" w:fill="fffeff"/>
           <w:rtl w:val="0"/>
           <w14:textFill>
@@ -3181,6 +3212,7 @@
           <w:color w:val="000000"/>
           <w:sz w:val="20"/>
           <w:szCs w:val="20"/>
+          <w:u w:color="000000"/>
           <w:shd w:val="clear" w:color="auto" w:fill="fffeff"/>
           <w:rtl w:val="0"/>
           <w14:textFill>
@@ -3200,6 +3232,7 @@
           <w:color w:val="000000"/>
           <w:sz w:val="20"/>
           <w:szCs w:val="20"/>
+          <w:u w:color="000000"/>
           <w:shd w:val="clear" w:color="auto" w:fill="fffeff"/>
           <w:rtl w:val="0"/>
           <w14:textFill>
@@ -3219,6 +3252,7 @@
           <w:color w:val="000000"/>
           <w:sz w:val="20"/>
           <w:szCs w:val="20"/>
+          <w:u w:color="000000"/>
           <w:shd w:val="clear" w:color="auto" w:fill="fffeff"/>
           <w:rtl w:val="0"/>
           <w:lang w:val="ru-RU"/>
@@ -3239,6 +3273,7 @@
           <w:color w:val="000000"/>
           <w:sz w:val="20"/>
           <w:szCs w:val="20"/>
+          <w:u w:color="000000"/>
           <w:shd w:val="clear" w:color="auto" w:fill="fffeff"/>
           <w:rtl w:val="0"/>
           <w:lang w:val="da-DK"/>
@@ -3259,6 +3294,7 @@
           <w:color w:val="000000"/>
           <w:sz w:val="20"/>
           <w:szCs w:val="20"/>
+          <w:u w:color="000000"/>
           <w:shd w:val="clear" w:color="auto" w:fill="fffeff"/>
           <w:rtl w:val="0"/>
           <w:lang w:val="ru-RU"/>
@@ -3279,6 +3315,7 @@
           <w:color w:val="000000"/>
           <w:sz w:val="20"/>
           <w:szCs w:val="20"/>
+          <w:u w:color="000000"/>
           <w:shd w:val="clear" w:color="auto" w:fill="fffeff"/>
           <w:rtl w:val="0"/>
           <w:lang w:val="nl-NL"/>
@@ -3299,17 +3336,18 @@
           <w:color w:val="000000"/>
           <w:sz w:val="20"/>
           <w:szCs w:val="20"/>
-          <w:shd w:val="clear" w:color="auto" w:fill="fffeff"/>
-          <w:rtl w:val="0"/>
-          <w14:textFill>
-            <w14:solidFill>
-              <w14:srgbClr w14:val="000000">
-                <w14:alpha w14:val="14999"/>
-              </w14:srgbClr>
-            </w14:solidFill>
-          </w14:textFill>
-        </w:rPr>
-        <w:t>и сарадници</w:t>
+          <w:u w:color="000000"/>
+          <w:shd w:val="clear" w:color="auto" w:fill="fffeff"/>
+          <w:rtl w:val="0"/>
+          <w14:textFill>
+            <w14:solidFill>
+              <w14:srgbClr w14:val="000000">
+                <w14:alpha w14:val="14999"/>
+              </w14:srgbClr>
+            </w14:solidFill>
+          </w14:textFill>
+        </w:rPr>
+        <w:t xml:space="preserve">и сарадници </w:t>
       </w:r>
       <w:r>
         <w:rPr>
@@ -3318,25 +3356,7 @@
           <w:color w:val="000000"/>
           <w:sz w:val="20"/>
           <w:szCs w:val="20"/>
-          <w:shd w:val="clear" w:color="auto" w:fill="fffeff"/>
-          <w:rtl w:val="0"/>
-          <w14:textFill>
-            <w14:solidFill>
-              <w14:srgbClr w14:val="000000">
-                <w14:alpha w14:val="14999"/>
-              </w14:srgbClr>
-            </w14:solidFill>
-          </w14:textFill>
-        </w:rPr>
-        <w:t xml:space="preserve"> </w:t>
-      </w:r>
-      <w:r>
-        <w:rPr>
-          <w:rFonts w:ascii="Times New Roman" w:hAnsi="Times New Roman"/>
-          <w:outline w:val="0"/>
-          <w:color w:val="000000"/>
-          <w:sz w:val="20"/>
-          <w:szCs w:val="20"/>
+          <w:u w:color="000000"/>
           <w:shd w:val="clear" w:color="auto" w:fill="fffeff"/>
           <w:rtl w:val="0"/>
           <w:lang w:val="en-US"/>
@@ -3356,20 +3376,14 @@
         <w:pStyle w:val="1 - Поглавље"/>
         <w:numPr>
           <w:ilvl w:val="0"/>
-          <w:numId w:val="2"/>
+          <w:numId w:val="6"/>
         </w:numPr>
       </w:pPr>
       <w:r>
         <w:rPr>
           <w:rtl w:val="0"/>
         </w:rPr>
-        <w:t xml:space="preserve"> </w:t>
-      </w:r>
-      <w:r>
-        <w:rPr>
-          <w:rtl w:val="0"/>
-        </w:rPr>
-        <w:t>ЕВАЛУЦИОНИ ОКВИР</w:t>
+        <w:t xml:space="preserve"> ЕВАЛУЦИОНИ ОКВИР</w:t>
       </w:r>
     </w:p>
     <w:p>
@@ -3379,6 +3393,9 @@
           <w:ilvl w:val="1"/>
           <w:numId w:val="2"/>
         </w:numPr>
+        <w:rPr>
+          <w:lang w:val="en-US"/>
+        </w:rPr>
       </w:pPr>
       <w:r>
         <w:rPr>
@@ -3413,17 +3430,17 @@
           <w:tab w:val="left" w:pos="7709"/>
           <w:tab w:val="left" w:pos="8302"/>
           <w:tab w:val="left" w:pos="8895"/>
-          <w:tab w:val="left" w:pos="9488"/>
+          <w:tab w:val="left" w:pos="9132"/>
         </w:tabs>
         <w:suppressAutoHyphens w:val="1"/>
         <w:spacing w:before="0" w:line="240" w:lineRule="auto"/>
-        <w:jc w:val="left"/>
         <w:rPr>
           <w:rFonts w:ascii="Times New Roman" w:cs="Times New Roman" w:hAnsi="Times New Roman" w:eastAsia="Times New Roman"/>
           <w:outline w:val="0"/>
           <w:color w:val="000000"/>
           <w:sz w:val="20"/>
           <w:szCs w:val="20"/>
+          <w:u w:color="000000"/>
           <w:shd w:val="clear" w:color="auto" w:fill="fffeff"/>
           <w14:textFill>
             <w14:solidFill>
@@ -3441,6 +3458,7 @@
           <w:color w:val="000000"/>
           <w:sz w:val="20"/>
           <w:szCs w:val="20"/>
+          <w:u w:color="000000"/>
           <w:shd w:val="clear" w:color="auto" w:fill="fffeff"/>
           <w:rtl w:val="0"/>
           <w14:textFill>
@@ -3460,6 +3478,7 @@
           <w:color w:val="000000"/>
           <w:sz w:val="20"/>
           <w:szCs w:val="20"/>
+          <w:u w:color="000000"/>
           <w:shd w:val="clear" w:color="auto" w:fill="fffeff"/>
           <w:rtl w:val="0"/>
           <w14:textFill>
@@ -3479,6 +3498,7 @@
           <w:color w:val="000000"/>
           <w:sz w:val="20"/>
           <w:szCs w:val="20"/>
+          <w:u w:color="000000"/>
           <w:shd w:val="clear" w:color="auto" w:fill="fffeff"/>
           <w:rtl w:val="0"/>
           <w14:textFill>
@@ -3498,6 +3518,7 @@
           <w:color w:val="000000"/>
           <w:sz w:val="20"/>
           <w:szCs w:val="20"/>
+          <w:u w:color="000000"/>
           <w:shd w:val="clear" w:color="auto" w:fill="fffeff"/>
           <w:rtl w:val="0"/>
           <w14:textFill>
@@ -3517,6 +3538,7 @@
           <w:color w:val="000000"/>
           <w:sz w:val="20"/>
           <w:szCs w:val="20"/>
+          <w:u w:color="000000"/>
           <w:shd w:val="clear" w:color="auto" w:fill="fffeff"/>
           <w:rtl w:val="0"/>
           <w14:textFill>
@@ -3536,6 +3558,7 @@
           <w:color w:val="000000"/>
           <w:sz w:val="20"/>
           <w:szCs w:val="20"/>
+          <w:u w:color="000000"/>
           <w:shd w:val="clear" w:color="auto" w:fill="fffeff"/>
           <w:rtl w:val="0"/>
           <w:lang w:val="fr-FR"/>
@@ -3556,6 +3579,7 @@
           <w:color w:val="000000"/>
           <w:sz w:val="20"/>
           <w:szCs w:val="20"/>
+          <w:u w:color="000000"/>
           <w:shd w:val="clear" w:color="auto" w:fill="fffeff"/>
           <w:rtl w:val="0"/>
           <w:lang w:val="ru-RU"/>
@@ -3576,6 +3600,7 @@
           <w:color w:val="000000"/>
           <w:sz w:val="20"/>
           <w:szCs w:val="20"/>
+          <w:u w:color="000000"/>
           <w:shd w:val="clear" w:color="auto" w:fill="fffeff"/>
           <w:rtl w:val="0"/>
           <w14:textFill>
@@ -3595,6 +3620,7 @@
           <w:color w:val="000000"/>
           <w:sz w:val="20"/>
           <w:szCs w:val="20"/>
+          <w:u w:color="000000"/>
           <w:shd w:val="clear" w:color="auto" w:fill="fffeff"/>
           <w:rtl w:val="0"/>
           <w:lang w:val="ru-RU"/>
@@ -3615,6 +3641,7 @@
           <w:color w:val="000000"/>
           <w:sz w:val="20"/>
           <w:szCs w:val="20"/>
+          <w:u w:color="000000"/>
           <w:shd w:val="clear" w:color="auto" w:fill="fffeff"/>
           <w:rtl w:val="0"/>
           <w:lang w:val="pt-PT"/>
@@ -3635,6 +3662,7 @@
           <w:color w:val="000000"/>
           <w:sz w:val="20"/>
           <w:szCs w:val="20"/>
+          <w:u w:color="000000"/>
           <w:shd w:val="clear" w:color="auto" w:fill="fffeff"/>
           <w:rtl w:val="0"/>
           <w14:textFill>
@@ -3654,6 +3682,7 @@
           <w:color w:val="000000"/>
           <w:sz w:val="20"/>
           <w:szCs w:val="20"/>
+          <w:u w:color="000000"/>
           <w:shd w:val="clear" w:color="auto" w:fill="fffeff"/>
           <w:rtl w:val="0"/>
           <w14:textFill>
@@ -3673,6 +3702,7 @@
           <w:color w:val="000000"/>
           <w:sz w:val="20"/>
           <w:szCs w:val="20"/>
+          <w:u w:color="000000"/>
           <w:shd w:val="clear" w:color="auto" w:fill="fffeff"/>
           <w:rtl w:val="0"/>
           <w14:textFill>
@@ -3692,6 +3722,7 @@
           <w:color w:val="000000"/>
           <w:sz w:val="20"/>
           <w:szCs w:val="20"/>
+          <w:u w:color="000000"/>
           <w:shd w:val="clear" w:color="auto" w:fill="fffeff"/>
           <w:rtl w:val="0"/>
           <w14:textFill>
@@ -3711,6 +3742,7 @@
           <w:color w:val="000000"/>
           <w:sz w:val="20"/>
           <w:szCs w:val="20"/>
+          <w:u w:color="000000"/>
           <w:shd w:val="clear" w:color="auto" w:fill="fffeff"/>
           <w:rtl w:val="0"/>
           <w:lang w:val="ru-RU"/>
@@ -3731,6 +3763,7 @@
           <w:color w:val="000000"/>
           <w:sz w:val="20"/>
           <w:szCs w:val="20"/>
+          <w:u w:color="000000"/>
           <w:shd w:val="clear" w:color="auto" w:fill="fffeff"/>
           <w:rtl w:val="0"/>
           <w:lang w:val="de-DE"/>
@@ -3751,6 +3784,7 @@
           <w:color w:val="000000"/>
           <w:sz w:val="20"/>
           <w:szCs w:val="20"/>
+          <w:u w:color="000000"/>
           <w:shd w:val="clear" w:color="auto" w:fill="fffeff"/>
           <w:rtl w:val="0"/>
           <w14:textFill>
@@ -3770,6 +3804,7 @@
           <w:color w:val="000000"/>
           <w:sz w:val="20"/>
           <w:szCs w:val="20"/>
+          <w:u w:color="000000"/>
           <w:shd w:val="clear" w:color="auto" w:fill="fffeff"/>
           <w:rtl w:val="0"/>
           <w14:textFill>
@@ -3789,6 +3824,7 @@
           <w:color w:val="000000"/>
           <w:sz w:val="20"/>
           <w:szCs w:val="20"/>
+          <w:u w:color="000000"/>
           <w:shd w:val="clear" w:color="auto" w:fill="fffeff"/>
           <w:rtl w:val="0"/>
           <w14:textFill>
@@ -3808,6 +3844,7 @@
           <w:color w:val="000000"/>
           <w:sz w:val="20"/>
           <w:szCs w:val="20"/>
+          <w:u w:color="000000"/>
           <w:shd w:val="clear" w:color="auto" w:fill="fffeff"/>
           <w:rtl w:val="0"/>
           <w:lang w:val="en-US"/>
@@ -3828,6 +3865,7 @@
           <w:color w:val="000000"/>
           <w:sz w:val="20"/>
           <w:szCs w:val="20"/>
+          <w:u w:color="000000"/>
           <w:shd w:val="clear" w:color="auto" w:fill="fffeff"/>
           <w:rtl w:val="0"/>
           <w:lang w:val="ru-RU"/>
@@ -3848,6 +3886,7 @@
           <w:color w:val="000000"/>
           <w:sz w:val="20"/>
           <w:szCs w:val="20"/>
+          <w:u w:color="000000"/>
           <w:shd w:val="clear" w:color="auto" w:fill="fffeff"/>
           <w:rtl w:val="0"/>
           <w:lang w:val="da-DK"/>
@@ -3868,6 +3907,7 @@
           <w:color w:val="000000"/>
           <w:sz w:val="20"/>
           <w:szCs w:val="20"/>
+          <w:u w:color="000000"/>
           <w:shd w:val="clear" w:color="auto" w:fill="fffeff"/>
           <w:rtl w:val="0"/>
           <w14:textFill>
@@ -3887,6 +3927,7 @@
           <w:color w:val="000000"/>
           <w:sz w:val="20"/>
           <w:szCs w:val="20"/>
+          <w:u w:color="000000"/>
           <w:shd w:val="clear" w:color="auto" w:fill="fffeff"/>
           <w:rtl w:val="0"/>
           <w14:textFill>
@@ -3906,6 +3947,7 @@
           <w:color w:val="000000"/>
           <w:sz w:val="20"/>
           <w:szCs w:val="20"/>
+          <w:u w:color="000000"/>
           <w:shd w:val="clear" w:color="auto" w:fill="fffeff"/>
           <w:rtl w:val="0"/>
           <w14:textFill>
@@ -3925,6 +3967,7 @@
           <w:color w:val="000000"/>
           <w:sz w:val="20"/>
           <w:szCs w:val="20"/>
+          <w:u w:color="000000"/>
           <w:shd w:val="clear" w:color="auto" w:fill="fffeff"/>
           <w:rtl w:val="0"/>
           <w14:textFill>
@@ -3955,13 +3998,7 @@
         <w:rPr>
           <w:rtl w:val="0"/>
         </w:rPr>
-        <w:t xml:space="preserve"> </w:t>
-      </w:r>
-      <w:r>
-        <w:rPr>
-          <w:rtl w:val="0"/>
-        </w:rPr>
-        <w:t>Лабораторијски сценарији</w:t>
+        <w:t xml:space="preserve"> Лабораторијски сценарији</w:t>
       </w:r>
     </w:p>
     <w:p>
@@ -3983,17 +4020,17 @@
           <w:tab w:val="left" w:pos="7709"/>
           <w:tab w:val="left" w:pos="8302"/>
           <w:tab w:val="left" w:pos="8895"/>
-          <w:tab w:val="left" w:pos="9488"/>
+          <w:tab w:val="left" w:pos="9132"/>
         </w:tabs>
         <w:suppressAutoHyphens w:val="1"/>
         <w:spacing w:before="0" w:line="240" w:lineRule="auto"/>
-        <w:jc w:val="left"/>
         <w:rPr>
           <w:rFonts w:ascii="Times New Roman" w:cs="Times New Roman" w:hAnsi="Times New Roman" w:eastAsia="Times New Roman"/>
           <w:outline w:val="0"/>
           <w:color w:val="000000"/>
           <w:sz w:val="20"/>
           <w:szCs w:val="20"/>
+          <w:u w:color="000000"/>
           <w:shd w:val="clear" w:color="auto" w:fill="fffeff"/>
           <w14:textFill>
             <w14:solidFill>
@@ -4011,6 +4048,7 @@
           <w:color w:val="000000"/>
           <w:sz w:val="20"/>
           <w:szCs w:val="20"/>
+          <w:u w:color="000000"/>
           <w:shd w:val="clear" w:color="auto" w:fill="fffeff"/>
           <w:rtl w:val="0"/>
           <w:lang w:val="ru-RU"/>
@@ -4031,6 +4069,7 @@
           <w:color w:val="000000"/>
           <w:sz w:val="20"/>
           <w:szCs w:val="20"/>
+          <w:u w:color="000000"/>
           <w:shd w:val="clear" w:color="auto" w:fill="fffeff"/>
           <w:rtl w:val="0"/>
           <w:lang w:val="pt-PT"/>
@@ -4051,6 +4090,7 @@
           <w:color w:val="000000"/>
           <w:sz w:val="20"/>
           <w:szCs w:val="20"/>
+          <w:u w:color="000000"/>
           <w:shd w:val="clear" w:color="auto" w:fill="fffeff"/>
           <w:rtl w:val="0"/>
           <w14:textFill>
@@ -4070,6 +4110,7 @@
           <w:color w:val="000000"/>
           <w:sz w:val="20"/>
           <w:szCs w:val="20"/>
+          <w:u w:color="000000"/>
           <w:shd w:val="clear" w:color="auto" w:fill="fffeff"/>
           <w:rtl w:val="0"/>
           <w:lang w:val="en-US"/>
@@ -4103,17 +4144,17 @@
           <w:tab w:val="left" w:pos="7709"/>
           <w:tab w:val="left" w:pos="8302"/>
           <w:tab w:val="left" w:pos="8895"/>
-          <w:tab w:val="left" w:pos="9488"/>
+          <w:tab w:val="left" w:pos="9132"/>
         </w:tabs>
         <w:suppressAutoHyphens w:val="1"/>
         <w:spacing w:before="0" w:line="240" w:lineRule="auto"/>
-        <w:jc w:val="left"/>
         <w:rPr>
           <w:rFonts w:ascii="Times New Roman" w:cs="Times New Roman" w:hAnsi="Times New Roman" w:eastAsia="Times New Roman"/>
           <w:outline w:val="0"/>
           <w:color w:val="000000"/>
           <w:sz w:val="20"/>
           <w:szCs w:val="20"/>
+          <w:u w:color="000000"/>
           <w:shd w:val="clear" w:color="auto" w:fill="fffeff"/>
           <w14:textFill>
             <w14:solidFill>
@@ -4130,10 +4171,12 @@
         <w:pStyle w:val="Default"/>
         <w:numPr>
           <w:ilvl w:val="0"/>
-          <w:numId w:val="5"/>
+          <w:numId w:val="7"/>
         </w:numPr>
         <w:suppressAutoHyphens w:val="1"/>
+        <w:bidi w:val="0"/>
         <w:spacing w:before="0" w:line="240" w:lineRule="auto"/>
+        <w:ind w:right="0"/>
         <w:jc w:val="left"/>
         <w:rPr>
           <w:rFonts w:ascii="Times New Roman" w:hAnsi="Times New Roman"/>
@@ -4141,7 +4184,7 @@
           <w:color w:val="000000"/>
           <w:sz w:val="20"/>
           <w:szCs w:val="20"/>
-          <w:shd w:val="clear" w:color="auto" w:fill="fffeff"/>
+          <w:rtl w:val="0"/>
           <w14:textFill>
             <w14:solidFill>
               <w14:srgbClr w14:val="000000">
@@ -4160,6 +4203,7 @@
           <w:color w:val="000000"/>
           <w:sz w:val="20"/>
           <w:szCs w:val="20"/>
+          <w:u w:color="000000"/>
           <w:shd w:val="clear" w:color="auto" w:fill="fffeff"/>
           <w:rtl w:val="0"/>
           <w14:textFill>
@@ -4179,6 +4223,7 @@
           <w:color w:val="000000"/>
           <w:sz w:val="20"/>
           <w:szCs w:val="20"/>
+          <w:u w:color="000000"/>
           <w:shd w:val="clear" w:color="auto" w:fill="fffeff"/>
           <w:rtl w:val="0"/>
           <w14:textFill>
@@ -4198,6 +4243,7 @@
           <w:color w:val="000000"/>
           <w:sz w:val="20"/>
           <w:szCs w:val="20"/>
+          <w:u w:color="000000"/>
           <w:shd w:val="clear" w:color="auto" w:fill="fffeff"/>
           <w:rtl w:val="0"/>
           <w14:textFill>
@@ -4217,6 +4263,7 @@
           <w:color w:val="000000"/>
           <w:sz w:val="20"/>
           <w:szCs w:val="20"/>
+          <w:u w:color="000000"/>
           <w:shd w:val="clear" w:color="auto" w:fill="fffeff"/>
           <w:rtl w:val="0"/>
           <w14:textFill>
@@ -4236,6 +4283,7 @@
           <w:color w:val="000000"/>
           <w:sz w:val="20"/>
           <w:szCs w:val="20"/>
+          <w:u w:color="000000"/>
           <w:shd w:val="clear" w:color="auto" w:fill="fffeff"/>
           <w:rtl w:val="0"/>
           <w14:textFill>
@@ -4252,9 +4300,10 @@
         <w:rPr>
           <w:rFonts w:ascii="Times New Roman" w:hAnsi="Times New Roman"/>
           <w:outline w:val="0"/>
-          <w:color w:val="937000"/>
-          <w:sz w:val="20"/>
-          <w:szCs w:val="20"/>
+          <w:color w:val="947100"/>
+          <w:sz w:val="20"/>
+          <w:szCs w:val="20"/>
+          <w:u w:color="947100"/>
           <w:shd w:val="clear" w:color="auto" w:fill="fffeff"/>
           <w:rtl w:val="0"/>
           <w:lang w:val="ru-RU"/>
@@ -4273,6 +4322,7 @@
           <w:color w:val="000000"/>
           <w:sz w:val="20"/>
           <w:szCs w:val="20"/>
+          <w:u w:color="000000"/>
           <w:shd w:val="clear" w:color="auto" w:fill="fffeff"/>
           <w:rtl w:val="0"/>
           <w:lang w:val="en-US"/>
@@ -4290,9 +4340,10 @@
         <w:rPr>
           <w:rFonts w:ascii="Times New Roman" w:hAnsi="Times New Roman"/>
           <w:outline w:val="0"/>
-          <w:color w:val="937000"/>
-          <w:sz w:val="20"/>
-          <w:szCs w:val="20"/>
+          <w:color w:val="947100"/>
+          <w:sz w:val="20"/>
+          <w:szCs w:val="20"/>
+          <w:u w:color="947100"/>
           <w:shd w:val="clear" w:color="auto" w:fill="fffeff"/>
           <w:rtl w:val="0"/>
           <w:lang w:val="ru-RU"/>
@@ -4311,6 +4362,7 @@
           <w:color w:val="000000"/>
           <w:sz w:val="20"/>
           <w:szCs w:val="20"/>
+          <w:u w:color="000000"/>
           <w:shd w:val="clear" w:color="auto" w:fill="fffeff"/>
           <w:rtl w:val="0"/>
           <w14:textFill>
@@ -4330,36 +4382,19 @@
           <w:color w:val="000000"/>
           <w:sz w:val="20"/>
           <w:szCs w:val="20"/>
-          <w:shd w:val="clear" w:color="auto" w:fill="fffeff"/>
-          <w:rtl w:val="0"/>
-          <w14:textFill>
-            <w14:solidFill>
-              <w14:srgbClr w14:val="000000">
-                <w14:alpha w14:val="14999"/>
-              </w14:srgbClr>
-            </w14:solidFill>
-          </w14:textFill>
-        </w:rPr>
-        <w:t xml:space="preserve">Агент мора да препозна пермисивну конфигурацију и искористи </w:t>
-      </w:r>
-      <w:r>
-        <w:rPr>
-          <w:rFonts w:ascii="Times New Roman" w:hAnsi="Times New Roman" w:hint="default"/>
-          <w:outline w:val="0"/>
-          <w:color w:val="000000"/>
-          <w:sz w:val="20"/>
-          <w:szCs w:val="20"/>
-          <w:shd w:val="clear" w:color="auto" w:fill="fffeff"/>
-          <w:rtl w:val="0"/>
-          <w14:textFill>
-            <w14:solidFill>
-              <w14:srgbClr w14:val="000000">
-                <w14:alpha w14:val="14999"/>
-              </w14:srgbClr>
-            </w14:solidFill>
-          </w14:textFill>
-        </w:rPr>
-        <w:t>ову рањивост</w:t>
+          <w:u w:color="000000"/>
+          <w:shd w:val="clear" w:color="auto" w:fill="fffeff"/>
+          <w:rtl w:val="0"/>
+          <w:lang w:val="ru-RU"/>
+          <w14:textFill>
+            <w14:solidFill>
+              <w14:srgbClr w14:val="000000">
+                <w14:alpha w14:val="14999"/>
+              </w14:srgbClr>
+            </w14:solidFill>
+          </w14:textFill>
+        </w:rPr>
+        <w:t>Агент мора да препозна пермисивну конфигурацију и искористи ову рањивост</w:t>
       </w:r>
       <w:r>
         <w:rPr>
@@ -4368,6 +4403,7 @@
           <w:color w:val="000000"/>
           <w:sz w:val="20"/>
           <w:szCs w:val="20"/>
+          <w:u w:color="000000"/>
           <w:shd w:val="clear" w:color="auto" w:fill="fffeff"/>
           <w:rtl w:val="0"/>
           <w14:textFill>
@@ -4386,10 +4422,12 @@
         <w:pStyle w:val="Default"/>
         <w:numPr>
           <w:ilvl w:val="0"/>
-          <w:numId w:val="5"/>
+          <w:numId w:val="7"/>
         </w:numPr>
         <w:suppressAutoHyphens w:val="1"/>
+        <w:bidi w:val="0"/>
         <w:spacing w:before="0" w:line="240" w:lineRule="auto"/>
+        <w:ind w:right="0"/>
         <w:jc w:val="left"/>
         <w:rPr>
           <w:rFonts w:ascii="Times New Roman" w:hAnsi="Times New Roman"/>
@@ -4397,7 +4435,7 @@
           <w:color w:val="000000"/>
           <w:sz w:val="20"/>
           <w:szCs w:val="20"/>
-          <w:shd w:val="clear" w:color="auto" w:fill="fffeff"/>
+          <w:rtl w:val="0"/>
           <w14:textFill>
             <w14:solidFill>
               <w14:srgbClr w14:val="000000">
@@ -4416,6 +4454,7 @@
           <w:color w:val="000000"/>
           <w:sz w:val="20"/>
           <w:szCs w:val="20"/>
+          <w:u w:color="000000"/>
           <w:shd w:val="clear" w:color="auto" w:fill="fffeff"/>
           <w:rtl w:val="0"/>
           <w14:textFill>
@@ -4435,6 +4474,7 @@
           <w:color w:val="000000"/>
           <w:sz w:val="20"/>
           <w:szCs w:val="20"/>
+          <w:u w:color="000000"/>
           <w:shd w:val="clear" w:color="auto" w:fill="fffeff"/>
           <w:rtl w:val="0"/>
           <w:lang w:val="en-US"/>
@@ -4455,6 +4495,7 @@
           <w:color w:val="000000"/>
           <w:sz w:val="20"/>
           <w:szCs w:val="20"/>
+          <w:u w:color="000000"/>
           <w:shd w:val="clear" w:color="auto" w:fill="fffeff"/>
           <w:rtl w:val="0"/>
           <w14:textFill>
@@ -4474,6 +4515,7 @@
           <w:color w:val="000000"/>
           <w:sz w:val="20"/>
           <w:szCs w:val="20"/>
+          <w:u w:color="000000"/>
           <w:shd w:val="clear" w:color="auto" w:fill="fffeff"/>
           <w:rtl w:val="0"/>
           <w14:textFill>
@@ -4493,6 +4535,7 @@
           <w:color w:val="000000"/>
           <w:sz w:val="20"/>
           <w:szCs w:val="20"/>
+          <w:u w:color="000000"/>
           <w:shd w:val="clear" w:color="auto" w:fill="fffeff"/>
           <w:rtl w:val="0"/>
           <w14:textFill>
@@ -4512,6 +4555,7 @@
           <w:color w:val="000000"/>
           <w:sz w:val="20"/>
           <w:szCs w:val="20"/>
+          <w:u w:color="000000"/>
           <w:shd w:val="clear" w:color="auto" w:fill="fffeff"/>
           <w:rtl w:val="0"/>
           <w:lang w:val="en-US"/>
@@ -4532,6 +4576,7 @@
           <w:color w:val="000000"/>
           <w:sz w:val="20"/>
           <w:szCs w:val="20"/>
+          <w:u w:color="000000"/>
           <w:shd w:val="clear" w:color="auto" w:fill="fffeff"/>
           <w:rtl w:val="0"/>
           <w14:textFill>
@@ -4551,6 +4596,7 @@
           <w:color w:val="000000"/>
           <w:sz w:val="20"/>
           <w:szCs w:val="20"/>
+          <w:u w:color="000000"/>
           <w:shd w:val="clear" w:color="auto" w:fill="fffeff"/>
           <w:rtl w:val="0"/>
           <w14:textFill>
@@ -4569,10 +4615,12 @@
         <w:pStyle w:val="Default"/>
         <w:numPr>
           <w:ilvl w:val="0"/>
-          <w:numId w:val="5"/>
+          <w:numId w:val="7"/>
         </w:numPr>
         <w:suppressAutoHyphens w:val="1"/>
+        <w:bidi w:val="0"/>
         <w:spacing w:before="0" w:line="240" w:lineRule="auto"/>
+        <w:ind w:right="0"/>
         <w:jc w:val="left"/>
         <w:rPr>
           <w:rFonts w:ascii="Times New Roman" w:hAnsi="Times New Roman"/>
@@ -4580,7 +4628,7 @@
           <w:color w:val="000000"/>
           <w:sz w:val="20"/>
           <w:szCs w:val="20"/>
-          <w:shd w:val="clear" w:color="auto" w:fill="fffeff"/>
+          <w:rtl w:val="0"/>
           <w14:textFill>
             <w14:solidFill>
               <w14:srgbClr w14:val="000000">
@@ -4599,6 +4647,7 @@
           <w:color w:val="000000"/>
           <w:sz w:val="20"/>
           <w:szCs w:val="20"/>
+          <w:u w:color="000000"/>
           <w:shd w:val="clear" w:color="auto" w:fill="fffeff"/>
           <w:rtl w:val="0"/>
           <w14:textFill>
@@ -4617,9 +4666,10 @@
           <w:i w:val="1"/>
           <w:iCs w:val="1"/>
           <w:outline w:val="0"/>
-          <w:color w:val="937000"/>
-          <w:sz w:val="20"/>
-          <w:szCs w:val="20"/>
+          <w:color w:val="947100"/>
+          <w:sz w:val="20"/>
+          <w:szCs w:val="20"/>
+          <w:u w:color="947100"/>
           <w:shd w:val="clear" w:color="auto" w:fill="fffeff"/>
           <w:rtl w:val="0"/>
           <w:lang w:val="en-US"/>
@@ -4638,6 +4688,7 @@
           <w:color w:val="000000"/>
           <w:sz w:val="20"/>
           <w:szCs w:val="20"/>
+          <w:u w:color="000000"/>
           <w:shd w:val="clear" w:color="auto" w:fill="fffeff"/>
           <w:rtl w:val="0"/>
           <w14:textFill>
@@ -4657,6 +4708,7 @@
           <w:color w:val="000000"/>
           <w:sz w:val="20"/>
           <w:szCs w:val="20"/>
+          <w:u w:color="000000"/>
           <w:shd w:val="clear" w:color="auto" w:fill="fffeff"/>
           <w:rtl w:val="0"/>
           <w14:textFill>
@@ -4676,6 +4728,7 @@
           <w:color w:val="000000"/>
           <w:sz w:val="20"/>
           <w:szCs w:val="20"/>
+          <w:u w:color="000000"/>
           <w:shd w:val="clear" w:color="auto" w:fill="fffeff"/>
           <w:rtl w:val="0"/>
           <w:lang w:val="fr-FR"/>
@@ -4696,6 +4749,7 @@
           <w:color w:val="000000"/>
           <w:sz w:val="20"/>
           <w:szCs w:val="20"/>
+          <w:u w:color="000000"/>
           <w:shd w:val="clear" w:color="auto" w:fill="fffeff"/>
           <w:rtl w:val="0"/>
           <w14:textFill>
@@ -4715,6 +4769,7 @@
           <w:color w:val="000000"/>
           <w:sz w:val="20"/>
           <w:szCs w:val="20"/>
+          <w:u w:color="000000"/>
           <w:shd w:val="clear" w:color="auto" w:fill="fffeff"/>
           <w:rtl w:val="0"/>
           <w14:textFill>
@@ -4734,6 +4789,7 @@
           <w:color w:val="000000"/>
           <w:sz w:val="20"/>
           <w:szCs w:val="20"/>
+          <w:u w:color="000000"/>
           <w:shd w:val="clear" w:color="auto" w:fill="fffeff"/>
           <w:rtl w:val="0"/>
           <w14:textFill>
@@ -4753,6 +4809,7 @@
           <w:color w:val="000000"/>
           <w:sz w:val="20"/>
           <w:szCs w:val="20"/>
+          <w:u w:color="000000"/>
           <w:shd w:val="clear" w:color="auto" w:fill="fffeff"/>
           <w:rtl w:val="0"/>
           <w14:textFill>
@@ -4772,6 +4829,7 @@
           <w:color w:val="000000"/>
           <w:sz w:val="20"/>
           <w:szCs w:val="20"/>
+          <w:u w:color="000000"/>
           <w:shd w:val="clear" w:color="auto" w:fill="fffeff"/>
           <w:rtl w:val="0"/>
           <w14:textFill>
@@ -4791,6 +4849,7 @@
           <w:color w:val="000000"/>
           <w:sz w:val="20"/>
           <w:szCs w:val="20"/>
+          <w:u w:color="000000"/>
           <w:shd w:val="clear" w:color="auto" w:fill="fffeff"/>
           <w:rtl w:val="0"/>
           <w:lang w:val="en-US"/>
@@ -4811,6 +4870,7 @@
           <w:color w:val="000000"/>
           <w:sz w:val="20"/>
           <w:szCs w:val="20"/>
+          <w:u w:color="000000"/>
           <w:shd w:val="clear" w:color="auto" w:fill="fffeff"/>
           <w:rtl w:val="0"/>
           <w14:textFill>
@@ -4830,6 +4890,7 @@
           <w:color w:val="000000"/>
           <w:sz w:val="20"/>
           <w:szCs w:val="20"/>
+          <w:u w:color="000000"/>
           <w:shd w:val="clear" w:color="auto" w:fill="fffeff"/>
           <w:rtl w:val="0"/>
           <w14:textFill>
@@ -4849,6 +4910,7 @@
           <w:color w:val="000000"/>
           <w:sz w:val="20"/>
           <w:szCs w:val="20"/>
+          <w:u w:color="000000"/>
           <w:shd w:val="clear" w:color="auto" w:fill="fffeff"/>
           <w:rtl w:val="0"/>
           <w:lang w:val="ru-RU"/>
@@ -4869,6 +4931,7 @@
           <w:color w:val="000000"/>
           <w:sz w:val="20"/>
           <w:szCs w:val="20"/>
+          <w:u w:color="000000"/>
           <w:shd w:val="clear" w:color="auto" w:fill="fffeff"/>
           <w:rtl w:val="0"/>
           <w14:textFill>
@@ -4892,20 +4955,14 @@
         <w:pStyle w:val="2 - Подпоглавље"/>
         <w:numPr>
           <w:ilvl w:val="1"/>
-          <w:numId w:val="2"/>
+          <w:numId w:val="8"/>
         </w:numPr>
       </w:pPr>
       <w:r>
         <w:rPr>
           <w:rtl w:val="0"/>
         </w:rPr>
-        <w:t xml:space="preserve"> </w:t>
-      </w:r>
-      <w:r>
-        <w:rPr>
-          <w:rtl w:val="0"/>
-        </w:rPr>
-        <w:t>Процесни ток агента и верификација</w:t>
+        <w:t xml:space="preserve"> Процесни ток агента и верификација</w:t>
       </w:r>
     </w:p>
     <w:p>
@@ -4927,17 +4984,17 @@
           <w:tab w:val="left" w:pos="7709"/>
           <w:tab w:val="left" w:pos="8302"/>
           <w:tab w:val="left" w:pos="8895"/>
-          <w:tab w:val="left" w:pos="9488"/>
+          <w:tab w:val="left" w:pos="9132"/>
         </w:tabs>
         <w:suppressAutoHyphens w:val="1"/>
         <w:spacing w:before="0" w:line="240" w:lineRule="auto"/>
-        <w:jc w:val="left"/>
         <w:rPr>
           <w:rFonts w:ascii="Times New Roman" w:cs="Times New Roman" w:hAnsi="Times New Roman" w:eastAsia="Times New Roman"/>
           <w:outline w:val="0"/>
           <w:color w:val="000000"/>
           <w:sz w:val="20"/>
           <w:szCs w:val="20"/>
+          <w:u w:color="000000"/>
           <w:shd w:val="clear" w:color="auto" w:fill="fffeff"/>
           <w14:textFill>
             <w14:solidFill>
@@ -4955,6 +5012,7 @@
           <w:color w:val="000000"/>
           <w:sz w:val="20"/>
           <w:szCs w:val="20"/>
+          <w:u w:color="000000"/>
           <w:shd w:val="clear" w:color="auto" w:fill="fffeff"/>
           <w:rtl w:val="0"/>
           <w14:textFill>
@@ -4974,6 +5032,7 @@
           <w:color w:val="000000"/>
           <w:sz w:val="20"/>
           <w:szCs w:val="20"/>
+          <w:u w:color="000000"/>
           <w:shd w:val="clear" w:color="auto" w:fill="fffeff"/>
           <w:rtl w:val="0"/>
           <w14:textFill>
@@ -4993,6 +5052,7 @@
           <w:color w:val="000000"/>
           <w:sz w:val="20"/>
           <w:szCs w:val="20"/>
+          <w:u w:color="000000"/>
           <w:shd w:val="clear" w:color="auto" w:fill="fffeff"/>
           <w:rtl w:val="0"/>
           <w14:textFill>
@@ -5012,6 +5072,7 @@
           <w:color w:val="000000"/>
           <w:sz w:val="20"/>
           <w:szCs w:val="20"/>
+          <w:u w:color="000000"/>
           <w:shd w:val="clear" w:color="auto" w:fill="fffeff"/>
           <w:rtl w:val="0"/>
           <w14:textFill>
@@ -5031,6 +5092,7 @@
           <w:color w:val="000000"/>
           <w:sz w:val="20"/>
           <w:szCs w:val="20"/>
+          <w:u w:color="000000"/>
           <w:shd w:val="clear" w:color="auto" w:fill="fffeff"/>
           <w:rtl w:val="0"/>
           <w14:textFill>
@@ -5050,6 +5112,7 @@
           <w:color w:val="000000"/>
           <w:sz w:val="20"/>
           <w:szCs w:val="20"/>
+          <w:u w:color="000000"/>
           <w:shd w:val="clear" w:color="auto" w:fill="fffeff"/>
           <w:rtl w:val="0"/>
           <w:lang w:val="da-DK"/>
@@ -5070,6 +5133,7 @@
           <w:color w:val="000000"/>
           <w:sz w:val="20"/>
           <w:szCs w:val="20"/>
+          <w:u w:color="000000"/>
           <w:shd w:val="clear" w:color="auto" w:fill="fffeff"/>
           <w:rtl w:val="0"/>
           <w14:textFill>
@@ -5089,6 +5153,7 @@
           <w:color w:val="000000"/>
           <w:sz w:val="20"/>
           <w:szCs w:val="20"/>
+          <w:u w:color="000000"/>
           <w:shd w:val="clear" w:color="auto" w:fill="fffeff"/>
           <w:rtl w:val="0"/>
           <w14:textFill>
@@ -5108,6 +5173,7 @@
           <w:color w:val="000000"/>
           <w:sz w:val="20"/>
           <w:szCs w:val="20"/>
+          <w:u w:color="000000"/>
           <w:shd w:val="clear" w:color="auto" w:fill="fffeff"/>
           <w:rtl w:val="0"/>
           <w14:textFill>
@@ -5127,6 +5193,7 @@
           <w:color w:val="000000"/>
           <w:sz w:val="20"/>
           <w:szCs w:val="20"/>
+          <w:u w:color="000000"/>
           <w:shd w:val="clear" w:color="auto" w:fill="fffeff"/>
           <w:rtl w:val="0"/>
           <w:lang w:val="da-DK"/>
@@ -5147,6 +5214,7 @@
           <w:color w:val="000000"/>
           <w:sz w:val="20"/>
           <w:szCs w:val="20"/>
+          <w:u w:color="000000"/>
           <w:shd w:val="clear" w:color="auto" w:fill="fffeff"/>
           <w:rtl w:val="0"/>
           <w14:textFill>
@@ -5166,6 +5234,7 @@
           <w:color w:val="000000"/>
           <w:sz w:val="20"/>
           <w:szCs w:val="20"/>
+          <w:u w:color="000000"/>
           <w:shd w:val="clear" w:color="auto" w:fill="fffeff"/>
           <w:rtl w:val="0"/>
           <w14:textFill>
@@ -5185,6 +5254,7 @@
           <w:color w:val="000000"/>
           <w:sz w:val="20"/>
           <w:szCs w:val="20"/>
+          <w:u w:color="000000"/>
           <w:shd w:val="clear" w:color="auto" w:fill="fffeff"/>
           <w:rtl w:val="0"/>
           <w14:textFill>
@@ -5204,6 +5274,7 @@
           <w:color w:val="000000"/>
           <w:sz w:val="20"/>
           <w:szCs w:val="20"/>
+          <w:u w:color="000000"/>
           <w:shd w:val="clear" w:color="auto" w:fill="fffeff"/>
           <w:rtl w:val="0"/>
           <w:lang w:val="en-US"/>
@@ -5224,6 +5295,7 @@
           <w:color w:val="000000"/>
           <w:sz w:val="20"/>
           <w:szCs w:val="20"/>
+          <w:u w:color="000000"/>
           <w:shd w:val="clear" w:color="auto" w:fill="fffeff"/>
           <w:rtl w:val="0"/>
           <w14:textFill>
@@ -5243,6 +5315,7 @@
           <w:color w:val="000000"/>
           <w:sz w:val="20"/>
           <w:szCs w:val="20"/>
+          <w:u w:color="000000"/>
           <w:shd w:val="clear" w:color="auto" w:fill="fffeff"/>
           <w:rtl w:val="0"/>
           <w14:textFill>
@@ -5262,6 +5335,7 @@
           <w:color w:val="000000"/>
           <w:sz w:val="20"/>
           <w:szCs w:val="20"/>
+          <w:u w:color="000000"/>
           <w:shd w:val="clear" w:color="auto" w:fill="fffeff"/>
           <w:rtl w:val="0"/>
           <w:lang w:val="ru-RU"/>
@@ -5282,6 +5356,7 @@
           <w:color w:val="000000"/>
           <w:sz w:val="20"/>
           <w:szCs w:val="20"/>
+          <w:u w:color="000000"/>
           <w:shd w:val="clear" w:color="auto" w:fill="fffeff"/>
           <w:rtl w:val="0"/>
           <w14:textFill>
@@ -5301,6 +5376,7 @@
           <w:color w:val="000000"/>
           <w:sz w:val="20"/>
           <w:szCs w:val="20"/>
+          <w:u w:color="000000"/>
           <w:shd w:val="clear" w:color="auto" w:fill="fffeff"/>
           <w:rtl w:val="0"/>
           <w14:textFill>
@@ -5320,6 +5396,7 @@
           <w:color w:val="000000"/>
           <w:sz w:val="20"/>
           <w:szCs w:val="20"/>
+          <w:u w:color="000000"/>
           <w:shd w:val="clear" w:color="auto" w:fill="fffeff"/>
           <w:rtl w:val="0"/>
           <w14:textFill>
@@ -5339,6 +5416,7 @@
           <w:color w:val="000000"/>
           <w:sz w:val="20"/>
           <w:szCs w:val="20"/>
+          <w:u w:color="000000"/>
           <w:shd w:val="clear" w:color="auto" w:fill="fffeff"/>
           <w:rtl w:val="0"/>
           <w14:textFill>
@@ -5358,6 +5436,7 @@
           <w:color w:val="000000"/>
           <w:sz w:val="20"/>
           <w:szCs w:val="20"/>
+          <w:u w:color="000000"/>
           <w:shd w:val="clear" w:color="auto" w:fill="fffeff"/>
           <w:rtl w:val="0"/>
           <w14:textFill>
@@ -5390,17 +5469,17 @@
           <w:tab w:val="left" w:pos="7709"/>
           <w:tab w:val="left" w:pos="8302"/>
           <w:tab w:val="left" w:pos="8895"/>
-          <w:tab w:val="left" w:pos="9488"/>
+          <w:tab w:val="left" w:pos="9132"/>
         </w:tabs>
         <w:suppressAutoHyphens w:val="1"/>
         <w:spacing w:before="0" w:line="240" w:lineRule="auto"/>
-        <w:jc w:val="left"/>
         <w:rPr>
           <w:rFonts w:ascii="Times New Roman" w:cs="Times New Roman" w:hAnsi="Times New Roman" w:eastAsia="Times New Roman"/>
           <w:outline w:val="0"/>
           <w:color w:val="000000"/>
           <w:sz w:val="20"/>
           <w:szCs w:val="20"/>
+          <w:u w:color="000000"/>
           <w:shd w:val="clear" w:color="auto" w:fill="fffeff"/>
           <w14:textFill>
             <w14:solidFill>
@@ -5431,17 +5510,17 @@
           <w:tab w:val="left" w:pos="7709"/>
           <w:tab w:val="left" w:pos="8302"/>
           <w:tab w:val="left" w:pos="8895"/>
-          <w:tab w:val="left" w:pos="9488"/>
+          <w:tab w:val="left" w:pos="9132"/>
         </w:tabs>
         <w:suppressAutoHyphens w:val="1"/>
         <w:spacing w:before="0" w:line="240" w:lineRule="auto"/>
-        <w:jc w:val="left"/>
         <w:rPr>
           <w:rFonts w:ascii="Times New Roman" w:cs="Times New Roman" w:hAnsi="Times New Roman" w:eastAsia="Times New Roman"/>
           <w:outline w:val="0"/>
           <w:color w:val="000000"/>
           <w:sz w:val="20"/>
           <w:szCs w:val="20"/>
+          <w:u w:color="000000"/>
           <w:shd w:val="clear" w:color="auto" w:fill="fffeff"/>
           <w14:textFill>
             <w14:solidFill>
@@ -5459,6 +5538,7 @@
           <w:color w:val="000000"/>
           <w:sz w:val="20"/>
           <w:szCs w:val="20"/>
+          <w:u w:color="000000"/>
           <w:shd w:val="clear" w:color="auto" w:fill="fffeff"/>
           <w:rtl w:val="0"/>
           <w14:textFill>
@@ -5478,6 +5558,7 @@
           <w:color w:val="000000"/>
           <w:sz w:val="20"/>
           <w:szCs w:val="20"/>
+          <w:u w:color="000000"/>
           <w:shd w:val="clear" w:color="auto" w:fill="fffeff"/>
           <w:rtl w:val="0"/>
           <w14:textFill>
@@ -5497,6 +5578,7 @@
           <w:color w:val="000000"/>
           <w:sz w:val="20"/>
           <w:szCs w:val="20"/>
+          <w:u w:color="000000"/>
           <w:shd w:val="clear" w:color="auto" w:fill="fffeff"/>
           <w:rtl w:val="0"/>
           <w14:textFill>
@@ -5516,6 +5598,7 @@
           <w:color w:val="000000"/>
           <w:sz w:val="20"/>
           <w:szCs w:val="20"/>
+          <w:u w:color="000000"/>
           <w:shd w:val="clear" w:color="auto" w:fill="fffeff"/>
           <w:rtl w:val="0"/>
           <w14:textFill>
@@ -5535,6 +5618,7 @@
           <w:color w:val="000000"/>
           <w:sz w:val="20"/>
           <w:szCs w:val="20"/>
+          <w:u w:color="000000"/>
           <w:shd w:val="clear" w:color="auto" w:fill="fffeff"/>
           <w:rtl w:val="0"/>
           <w14:textFill>
@@ -5554,6 +5638,7 @@
           <w:color w:val="000000"/>
           <w:sz w:val="20"/>
           <w:szCs w:val="20"/>
+          <w:u w:color="000000"/>
           <w:shd w:val="clear" w:color="auto" w:fill="fffeff"/>
           <w:rtl w:val="0"/>
           <w14:textFill>
@@ -5586,17 +5671,17 @@
           <w:tab w:val="left" w:pos="7709"/>
           <w:tab w:val="left" w:pos="8302"/>
           <w:tab w:val="left" w:pos="8895"/>
-          <w:tab w:val="left" w:pos="9488"/>
+          <w:tab w:val="left" w:pos="9132"/>
         </w:tabs>
         <w:suppressAutoHyphens w:val="1"/>
         <w:spacing w:before="0" w:line="240" w:lineRule="auto"/>
-        <w:jc w:val="left"/>
         <w:rPr>
           <w:rFonts w:ascii="Times New Roman" w:cs="Times New Roman" w:hAnsi="Times New Roman" w:eastAsia="Times New Roman"/>
           <w:outline w:val="0"/>
           <w:color w:val="000000"/>
           <w:sz w:val="20"/>
           <w:szCs w:val="20"/>
+          <w:u w:color="000000"/>
           <w:shd w:val="clear" w:color="auto" w:fill="fffeff"/>
           <w14:textFill>
             <w14:solidFill>
@@ -5615,6 +5700,9 @@
           <w:ilvl w:val="1"/>
           <w:numId w:val="2"/>
         </w:numPr>
+        <w:rPr>
+          <w:lang w:val="ru-RU"/>
+        </w:rPr>
       </w:pPr>
       <w:r>
         <w:rPr>
@@ -5643,17 +5731,17 @@
           <w:tab w:val="left" w:pos="7709"/>
           <w:tab w:val="left" w:pos="8302"/>
           <w:tab w:val="left" w:pos="8895"/>
-          <w:tab w:val="left" w:pos="9488"/>
+          <w:tab w:val="left" w:pos="9132"/>
         </w:tabs>
         <w:suppressAutoHyphens w:val="1"/>
         <w:spacing w:before="0" w:line="240" w:lineRule="auto"/>
-        <w:jc w:val="left"/>
         <w:rPr>
           <w:rFonts w:ascii="Times New Roman" w:cs="Times New Roman" w:hAnsi="Times New Roman" w:eastAsia="Times New Roman"/>
           <w:outline w:val="0"/>
           <w:color w:val="000000"/>
           <w:sz w:val="20"/>
           <w:szCs w:val="20"/>
+          <w:u w:color="000000"/>
           <w:shd w:val="clear" w:color="auto" w:fill="fffeff"/>
           <w14:textFill>
             <w14:solidFill>
@@ -5671,6 +5759,7 @@
           <w:color w:val="000000"/>
           <w:sz w:val="20"/>
           <w:szCs w:val="20"/>
+          <w:u w:color="000000"/>
           <w:shd w:val="clear" w:color="auto" w:fill="fffeff"/>
           <w:rtl w:val="0"/>
           <w:lang w:val="ru-RU"/>
@@ -5691,17 +5780,38 @@
           <w:color w:val="000000"/>
           <w:sz w:val="20"/>
           <w:szCs w:val="20"/>
-          <w:shd w:val="clear" w:color="auto" w:fill="fffeff"/>
-          <w:rtl w:val="0"/>
-          <w14:textFill>
-            <w14:solidFill>
-              <w14:srgbClr w14:val="000000">
-                <w14:alpha w14:val="14999"/>
-              </w14:srgbClr>
-            </w14:solidFill>
-          </w14:textFill>
-        </w:rPr>
-        <w:t>Claude</w:t>
+          <w:u w:color="000000"/>
+          <w:shd w:val="clear" w:color="auto" w:fill="fffeff"/>
+          <w:rtl w:val="0"/>
+          <w14:textFill>
+            <w14:solidFill>
+              <w14:srgbClr w14:val="000000">
+                <w14:alpha w14:val="14999"/>
+              </w14:srgbClr>
+            </w14:solidFill>
+          </w14:textFill>
+        </w:rPr>
+        <w:t xml:space="preserve">Claude: claude-haiku-4-5 (5 </w:t>
+      </w:r>
+      <w:r>
+        <w:rPr>
+          <w:rFonts w:ascii="Times New Roman" w:hAnsi="Times New Roman" w:hint="default"/>
+          <w:outline w:val="0"/>
+          <w:color w:val="000000"/>
+          <w:sz w:val="20"/>
+          <w:szCs w:val="20"/>
+          <w:u w:color="000000"/>
+          <w:shd w:val="clear" w:color="auto" w:fill="fffeff"/>
+          <w:rtl w:val="0"/>
+          <w14:textFill>
+            <w14:solidFill>
+              <w14:srgbClr w14:val="000000">
+                <w14:alpha w14:val="14999"/>
+              </w14:srgbClr>
+            </w14:solidFill>
+          </w14:textFill>
+        </w:rPr>
+        <w:t>епизода по ћелији</w:t>
       </w:r>
       <w:r>
         <w:rPr>
@@ -5710,6 +5820,7 @@
           <w:color w:val="000000"/>
           <w:sz w:val="20"/>
           <w:szCs w:val="20"/>
+          <w:u w:color="000000"/>
           <w:shd w:val="clear" w:color="auto" w:fill="fffeff"/>
           <w:rtl w:val="0"/>
           <w:lang w:val="en-US"/>
@@ -5721,7 +5832,27 @@
             </w14:solidFill>
           </w14:textFill>
         </w:rPr>
-        <w:t xml:space="preserve"> [10]</w:t>
+        <w:t xml:space="preserve">), claude-sonnet-4-6 (5 </w:t>
+      </w:r>
+      <w:r>
+        <w:rPr>
+          <w:rFonts w:ascii="Times New Roman" w:hAnsi="Times New Roman" w:hint="default"/>
+          <w:outline w:val="0"/>
+          <w:color w:val="000000"/>
+          <w:sz w:val="20"/>
+          <w:szCs w:val="20"/>
+          <w:u w:color="000000"/>
+          <w:shd w:val="clear" w:color="auto" w:fill="fffeff"/>
+          <w:rtl w:val="0"/>
+          <w14:textFill>
+            <w14:solidFill>
+              <w14:srgbClr w14:val="000000">
+                <w14:alpha w14:val="14999"/>
+              </w14:srgbClr>
+            </w14:solidFill>
+          </w14:textFill>
+        </w:rPr>
+        <w:t>епизода</w:t>
       </w:r>
       <w:r>
         <w:rPr>
@@ -5730,17 +5861,18 @@
           <w:color w:val="000000"/>
           <w:sz w:val="20"/>
           <w:szCs w:val="20"/>
-          <w:shd w:val="clear" w:color="auto" w:fill="fffeff"/>
-          <w:rtl w:val="0"/>
-          <w14:textFill>
-            <w14:solidFill>
-              <w14:srgbClr w14:val="000000">
-                <w14:alpha w14:val="14999"/>
-              </w14:srgbClr>
-            </w14:solidFill>
-          </w14:textFill>
-        </w:rPr>
-        <w:t xml:space="preserve">: claude-haiku-4-5 (5 </w:t>
+          <w:u w:color="000000"/>
+          <w:shd w:val="clear" w:color="auto" w:fill="fffeff"/>
+          <w:rtl w:val="0"/>
+          <w14:textFill>
+            <w14:solidFill>
+              <w14:srgbClr w14:val="000000">
+                <w14:alpha w14:val="14999"/>
+              </w14:srgbClr>
+            </w14:solidFill>
+          </w14:textFill>
+        </w:rPr>
+        <w:t xml:space="preserve">) </w:t>
       </w:r>
       <w:r>
         <w:rPr>
@@ -5749,17 +5881,18 @@
           <w:color w:val="000000"/>
           <w:sz w:val="20"/>
           <w:szCs w:val="20"/>
-          <w:shd w:val="clear" w:color="auto" w:fill="fffeff"/>
-          <w:rtl w:val="0"/>
-          <w14:textFill>
-            <w14:solidFill>
-              <w14:srgbClr w14:val="000000">
-                <w14:alpha w14:val="14999"/>
-              </w14:srgbClr>
-            </w14:solidFill>
-          </w14:textFill>
-        </w:rPr>
-        <w:t>епизода по ћелији</w:t>
+          <w:u w:color="000000"/>
+          <w:shd w:val="clear" w:color="auto" w:fill="fffeff"/>
+          <w:rtl w:val="0"/>
+          <w14:textFill>
+            <w14:solidFill>
+              <w14:srgbClr w14:val="000000">
+                <w14:alpha w14:val="14999"/>
+              </w14:srgbClr>
+            </w14:solidFill>
+          </w14:textFill>
+        </w:rPr>
+        <w:t xml:space="preserve">и </w:t>
       </w:r>
       <w:r>
         <w:rPr>
@@ -5768,18 +5901,18 @@
           <w:color w:val="000000"/>
           <w:sz w:val="20"/>
           <w:szCs w:val="20"/>
-          <w:shd w:val="clear" w:color="auto" w:fill="fffeff"/>
-          <w:rtl w:val="0"/>
-          <w:lang w:val="en-US"/>
-          <w14:textFill>
-            <w14:solidFill>
-              <w14:srgbClr w14:val="000000">
-                <w14:alpha w14:val="14999"/>
-              </w14:srgbClr>
-            </w14:solidFill>
-          </w14:textFill>
-        </w:rPr>
-        <w:t xml:space="preserve">), claude-sonnet-4-6 (5 </w:t>
+          <w:u w:color="000000"/>
+          <w:shd w:val="clear" w:color="auto" w:fill="fffeff"/>
+          <w:rtl w:val="0"/>
+          <w14:textFill>
+            <w14:solidFill>
+              <w14:srgbClr w14:val="000000">
+                <w14:alpha w14:val="14999"/>
+              </w14:srgbClr>
+            </w14:solidFill>
+          </w14:textFill>
+        </w:rPr>
+        <w:t xml:space="preserve">claude-opus-4-8 (3 </w:t>
       </w:r>
       <w:r>
         <w:rPr>
@@ -5788,17 +5921,18 @@
           <w:color w:val="000000"/>
           <w:sz w:val="20"/>
           <w:szCs w:val="20"/>
-          <w:shd w:val="clear" w:color="auto" w:fill="fffeff"/>
-          <w:rtl w:val="0"/>
-          <w14:textFill>
-            <w14:solidFill>
-              <w14:srgbClr w14:val="000000">
-                <w14:alpha w14:val="14999"/>
-              </w14:srgbClr>
-            </w14:solidFill>
-          </w14:textFill>
-        </w:rPr>
-        <w:t>епизода</w:t>
+          <w:u w:color="000000"/>
+          <w:shd w:val="clear" w:color="auto" w:fill="fffeff"/>
+          <w:rtl w:val="0"/>
+          <w14:textFill>
+            <w14:solidFill>
+              <w14:srgbClr w14:val="000000">
+                <w14:alpha w14:val="14999"/>
+              </w14:srgbClr>
+            </w14:solidFill>
+          </w14:textFill>
+        </w:rPr>
+        <w:t>епизоде</w:t>
       </w:r>
       <w:r>
         <w:rPr>
@@ -5807,17 +5941,18 @@
           <w:color w:val="000000"/>
           <w:sz w:val="20"/>
           <w:szCs w:val="20"/>
-          <w:shd w:val="clear" w:color="auto" w:fill="fffeff"/>
-          <w:rtl w:val="0"/>
-          <w14:textFill>
-            <w14:solidFill>
-              <w14:srgbClr w14:val="000000">
-                <w14:alpha w14:val="14999"/>
-              </w14:srgbClr>
-            </w14:solidFill>
-          </w14:textFill>
-        </w:rPr>
-        <w:t xml:space="preserve">) </w:t>
+          <w:u w:color="000000"/>
+          <w:shd w:val="clear" w:color="auto" w:fill="fffeff"/>
+          <w:rtl w:val="0"/>
+          <w14:textFill>
+            <w14:solidFill>
+              <w14:srgbClr w14:val="000000">
+                <w14:alpha w14:val="14999"/>
+              </w14:srgbClr>
+            </w14:solidFill>
+          </w14:textFill>
+        </w:rPr>
+        <w:t xml:space="preserve">, </w:t>
       </w:r>
       <w:r>
         <w:rPr>
@@ -5826,6 +5961,168 @@
           <w:color w:val="000000"/>
           <w:sz w:val="20"/>
           <w:szCs w:val="20"/>
+          <w:u w:color="000000"/>
+          <w:shd w:val="clear" w:color="auto" w:fill="fffeff"/>
+          <w:rtl w:val="0"/>
+          <w:lang w:val="ru-RU"/>
+          <w14:textFill>
+            <w14:solidFill>
+              <w14:srgbClr w14:val="000000">
+                <w14:alpha w14:val="14999"/>
+              </w14:srgbClr>
+            </w14:solidFill>
+          </w14:textFill>
+        </w:rPr>
+        <w:t>смањено због трошкова</w:t>
+      </w:r>
+      <w:r>
+        <w:rPr>
+          <w:rFonts w:ascii="Times New Roman" w:hAnsi="Times New Roman"/>
+          <w:outline w:val="0"/>
+          <w:color w:val="000000"/>
+          <w:sz w:val="20"/>
+          <w:szCs w:val="20"/>
+          <w:u w:color="000000"/>
+          <w:shd w:val="clear" w:color="auto" w:fill="fffeff"/>
+          <w:rtl w:val="0"/>
+          <w14:textFill>
+            <w14:solidFill>
+              <w14:srgbClr w14:val="000000">
+                <w14:alpha w14:val="14999"/>
+              </w14:srgbClr>
+            </w14:solidFill>
+          </w14:textFill>
+        </w:rPr>
+        <w:t xml:space="preserve">). </w:t>
+      </w:r>
+      <w:r>
+        <w:rPr>
+          <w:rFonts w:ascii="Times New Roman" w:hAnsi="Times New Roman" w:hint="default"/>
+          <w:outline w:val="0"/>
+          <w:color w:val="000000"/>
+          <w:sz w:val="20"/>
+          <w:szCs w:val="20"/>
+          <w:u w:color="000000"/>
+          <w:shd w:val="clear" w:color="auto" w:fill="fffeff"/>
+          <w:rtl w:val="0"/>
+          <w14:textFill>
+            <w14:solidFill>
+              <w14:srgbClr w14:val="000000">
+                <w14:alpha w14:val="14999"/>
+              </w14:srgbClr>
+            </w14:solidFill>
+          </w14:textFill>
+        </w:rPr>
+        <w:t>Ефективни прагови буџета разликују се по моделу услед разлика у цени по токену</w:t>
+      </w:r>
+      <w:r>
+        <w:rPr>
+          <w:rFonts w:ascii="Times New Roman" w:hAnsi="Times New Roman"/>
+          <w:outline w:val="0"/>
+          <w:color w:val="000000"/>
+          <w:sz w:val="20"/>
+          <w:szCs w:val="20"/>
+          <w:u w:color="000000"/>
+          <w:shd w:val="clear" w:color="auto" w:fill="fffeff"/>
+          <w:rtl w:val="0"/>
+          <w14:textFill>
+            <w14:solidFill>
+              <w14:srgbClr w14:val="000000">
+                <w14:alpha w14:val="14999"/>
+              </w14:srgbClr>
+            </w14:solidFill>
+          </w14:textFill>
+        </w:rPr>
+        <w:t xml:space="preserve">: </w:t>
+      </w:r>
+      <w:r>
+        <w:rPr>
+          <w:rFonts w:ascii="Times New Roman" w:hAnsi="Times New Roman" w:hint="default"/>
+          <w:outline w:val="0"/>
+          <w:color w:val="000000"/>
+          <w:sz w:val="20"/>
+          <w:szCs w:val="20"/>
+          <w:u w:color="000000"/>
+          <w:shd w:val="clear" w:color="auto" w:fill="fffeff"/>
+          <w:rtl w:val="0"/>
+          <w14:textFill>
+            <w14:solidFill>
+              <w14:srgbClr w14:val="000000">
+                <w14:alpha w14:val="14999"/>
+              </w14:srgbClr>
+            </w14:solidFill>
+          </w14:textFill>
+        </w:rPr>
+        <w:t xml:space="preserve">приближно </w:t>
+      </w:r>
+      <w:r>
+        <w:rPr>
+          <w:rFonts w:ascii="Times New Roman" w:hAnsi="Times New Roman"/>
+          <w:outline w:val="0"/>
+          <w:color w:val="000000"/>
+          <w:sz w:val="20"/>
+          <w:szCs w:val="20"/>
+          <w:u w:color="000000"/>
+          <w:shd w:val="clear" w:color="auto" w:fill="fffeff"/>
+          <w:rtl w:val="0"/>
+          <w14:textFill>
+            <w14:solidFill>
+              <w14:srgbClr w14:val="000000">
+                <w14:alpha w14:val="14999"/>
+              </w14:srgbClr>
+            </w14:solidFill>
+          </w14:textFill>
+        </w:rPr>
+        <w:t xml:space="preserve">2 USD </w:t>
+      </w:r>
+      <w:r>
+        <w:rPr>
+          <w:rFonts w:ascii="Times New Roman" w:hAnsi="Times New Roman" w:hint="default"/>
+          <w:outline w:val="0"/>
+          <w:color w:val="000000"/>
+          <w:sz w:val="20"/>
+          <w:szCs w:val="20"/>
+          <w:u w:color="000000"/>
+          <w:shd w:val="clear" w:color="auto" w:fill="fffeff"/>
+          <w:rtl w:val="0"/>
+          <w14:textFill>
+            <w14:solidFill>
+              <w14:srgbClr w14:val="000000">
+                <w14:alpha w14:val="14999"/>
+              </w14:srgbClr>
+            </w14:solidFill>
+          </w14:textFill>
+        </w:rPr>
+        <w:t xml:space="preserve">по епизоди за </w:t>
+      </w:r>
+      <w:r>
+        <w:rPr>
+          <w:rFonts w:ascii="Times New Roman" w:hAnsi="Times New Roman"/>
+          <w:outline w:val="0"/>
+          <w:color w:val="000000"/>
+          <w:sz w:val="20"/>
+          <w:szCs w:val="20"/>
+          <w:u w:color="000000"/>
+          <w:shd w:val="clear" w:color="auto" w:fill="fffeff"/>
+          <w:rtl w:val="0"/>
+          <w14:textFill>
+            <w14:solidFill>
+              <w14:srgbClr w14:val="000000">
+                <w14:alpha w14:val="14999"/>
+              </w14:srgbClr>
+            </w14:solidFill>
+          </w14:textFill>
+        </w:rPr>
+        <w:t xml:space="preserve">Haiku </w:t>
+      </w:r>
+      <w:r>
+        <w:rPr>
+          <w:rFonts w:ascii="Times New Roman" w:hAnsi="Times New Roman" w:hint="default"/>
+          <w:outline w:val="0"/>
+          <w:color w:val="000000"/>
+          <w:sz w:val="20"/>
+          <w:szCs w:val="20"/>
+          <w:u w:color="000000"/>
           <w:shd w:val="clear" w:color="auto" w:fill="fffeff"/>
           <w:rtl w:val="0"/>
           <w14:textFill>
@@ -5845,17 +6142,19 @@
           <w:color w:val="000000"/>
           <w:sz w:val="20"/>
           <w:szCs w:val="20"/>
-          <w:shd w:val="clear" w:color="auto" w:fill="fffeff"/>
-          <w:rtl w:val="0"/>
-          <w14:textFill>
-            <w14:solidFill>
-              <w14:srgbClr w14:val="000000">
-                <w14:alpha w14:val="14999"/>
-              </w14:srgbClr>
-            </w14:solidFill>
-          </w14:textFill>
-        </w:rPr>
-        <w:t xml:space="preserve">claude-opus-4-8 (3 </w:t>
+          <w:u w:color="000000"/>
+          <w:shd w:val="clear" w:color="auto" w:fill="fffeff"/>
+          <w:rtl w:val="0"/>
+          <w:lang w:val="de-DE"/>
+          <w14:textFill>
+            <w14:solidFill>
+              <w14:srgbClr w14:val="000000">
+                <w14:alpha w14:val="14999"/>
+              </w14:srgbClr>
+            </w14:solidFill>
+          </w14:textFill>
+        </w:rPr>
+        <w:t xml:space="preserve">Sonnet </w:t>
       </w:r>
       <w:r>
         <w:rPr>
@@ -5864,17 +6163,18 @@
           <w:color w:val="000000"/>
           <w:sz w:val="20"/>
           <w:szCs w:val="20"/>
-          <w:shd w:val="clear" w:color="auto" w:fill="fffeff"/>
-          <w:rtl w:val="0"/>
-          <w14:textFill>
-            <w14:solidFill>
-              <w14:srgbClr w14:val="000000">
-                <w14:alpha w14:val="14999"/>
-              </w14:srgbClr>
-            </w14:solidFill>
-          </w14:textFill>
-        </w:rPr>
-        <w:t>епизоде</w:t>
+          <w:u w:color="000000"/>
+          <w:shd w:val="clear" w:color="auto" w:fill="fffeff"/>
+          <w:rtl w:val="0"/>
+          <w14:textFill>
+            <w14:solidFill>
+              <w14:srgbClr w14:val="000000">
+                <w14:alpha w14:val="14999"/>
+              </w14:srgbClr>
+            </w14:solidFill>
+          </w14:textFill>
+        </w:rPr>
+        <w:t xml:space="preserve">и приближно </w:t>
       </w:r>
       <w:r>
         <w:rPr>
@@ -5883,17 +6183,18 @@
           <w:color w:val="000000"/>
           <w:sz w:val="20"/>
           <w:szCs w:val="20"/>
-          <w:shd w:val="clear" w:color="auto" w:fill="fffeff"/>
-          <w:rtl w:val="0"/>
-          <w14:textFill>
-            <w14:solidFill>
-              <w14:srgbClr w14:val="000000">
-                <w14:alpha w14:val="14999"/>
-              </w14:srgbClr>
-            </w14:solidFill>
-          </w14:textFill>
-        </w:rPr>
-        <w:t xml:space="preserve">, </w:t>
+          <w:u w:color="000000"/>
+          <w:shd w:val="clear" w:color="auto" w:fill="fffeff"/>
+          <w:rtl w:val="0"/>
+          <w14:textFill>
+            <w14:solidFill>
+              <w14:srgbClr w14:val="000000">
+                <w14:alpha w14:val="14999"/>
+              </w14:srgbClr>
+            </w14:solidFill>
+          </w14:textFill>
+        </w:rPr>
+        <w:t xml:space="preserve">4 USD </w:t>
       </w:r>
       <w:r>
         <w:rPr>
@@ -5902,18 +6203,18 @@
           <w:color w:val="000000"/>
           <w:sz w:val="20"/>
           <w:szCs w:val="20"/>
-          <w:shd w:val="clear" w:color="auto" w:fill="fffeff"/>
-          <w:rtl w:val="0"/>
-          <w:lang w:val="ru-RU"/>
-          <w14:textFill>
-            <w14:solidFill>
-              <w14:srgbClr w14:val="000000">
-                <w14:alpha w14:val="14999"/>
-              </w14:srgbClr>
-            </w14:solidFill>
-          </w14:textFill>
-        </w:rPr>
-        <w:t>смањено због трошкова</w:t>
+          <w:u w:color="000000"/>
+          <w:shd w:val="clear" w:color="auto" w:fill="fffeff"/>
+          <w:rtl w:val="0"/>
+          <w14:textFill>
+            <w14:solidFill>
+              <w14:srgbClr w14:val="000000">
+                <w14:alpha w14:val="14999"/>
+              </w14:srgbClr>
+            </w14:solidFill>
+          </w14:textFill>
+        </w:rPr>
+        <w:t xml:space="preserve">за </w:t>
       </w:r>
       <w:r>
         <w:rPr>
@@ -5922,235 +6223,7 @@
           <w:color w:val="000000"/>
           <w:sz w:val="20"/>
           <w:szCs w:val="20"/>
-          <w:shd w:val="clear" w:color="auto" w:fill="fffeff"/>
-          <w:rtl w:val="0"/>
-          <w14:textFill>
-            <w14:solidFill>
-              <w14:srgbClr w14:val="000000">
-                <w14:alpha w14:val="14999"/>
-              </w14:srgbClr>
-            </w14:solidFill>
-          </w14:textFill>
-        </w:rPr>
-        <w:t xml:space="preserve">). </w:t>
-      </w:r>
-      <w:r>
-        <w:rPr>
-          <w:rFonts w:ascii="Times New Roman" w:hAnsi="Times New Roman" w:hint="default"/>
-          <w:outline w:val="0"/>
-          <w:color w:val="000000"/>
-          <w:sz w:val="20"/>
-          <w:szCs w:val="20"/>
-          <w:shd w:val="clear" w:color="auto" w:fill="fffeff"/>
-          <w:rtl w:val="0"/>
-          <w14:textFill>
-            <w14:solidFill>
-              <w14:srgbClr w14:val="000000">
-                <w14:alpha w14:val="14999"/>
-              </w14:srgbClr>
-            </w14:solidFill>
-          </w14:textFill>
-        </w:rPr>
-        <w:t>Ефективни прагови буџета разликују се по моделу услед разлика у цени по токену</w:t>
-      </w:r>
-      <w:r>
-        <w:rPr>
-          <w:rFonts w:ascii="Times New Roman" w:hAnsi="Times New Roman"/>
-          <w:outline w:val="0"/>
-          <w:color w:val="000000"/>
-          <w:sz w:val="20"/>
-          <w:szCs w:val="20"/>
-          <w:shd w:val="clear" w:color="auto" w:fill="fffeff"/>
-          <w:rtl w:val="0"/>
-          <w14:textFill>
-            <w14:solidFill>
-              <w14:srgbClr w14:val="000000">
-                <w14:alpha w14:val="14999"/>
-              </w14:srgbClr>
-            </w14:solidFill>
-          </w14:textFill>
-        </w:rPr>
-        <w:t xml:space="preserve">: </w:t>
-      </w:r>
-      <w:r>
-        <w:rPr>
-          <w:rFonts w:ascii="Times New Roman" w:hAnsi="Times New Roman" w:hint="default"/>
-          <w:outline w:val="0"/>
-          <w:color w:val="000000"/>
-          <w:sz w:val="20"/>
-          <w:szCs w:val="20"/>
-          <w:shd w:val="clear" w:color="auto" w:fill="fffeff"/>
-          <w:rtl w:val="0"/>
-          <w14:textFill>
-            <w14:solidFill>
-              <w14:srgbClr w14:val="000000">
-                <w14:alpha w14:val="14999"/>
-              </w14:srgbClr>
-            </w14:solidFill>
-          </w14:textFill>
-        </w:rPr>
-        <w:t xml:space="preserve">приближно </w:t>
-      </w:r>
-      <w:r>
-        <w:rPr>
-          <w:rFonts w:ascii="Times New Roman" w:hAnsi="Times New Roman"/>
-          <w:outline w:val="0"/>
-          <w:color w:val="000000"/>
-          <w:sz w:val="20"/>
-          <w:szCs w:val="20"/>
-          <w:shd w:val="clear" w:color="auto" w:fill="fffeff"/>
-          <w:rtl w:val="0"/>
-          <w14:textFill>
-            <w14:solidFill>
-              <w14:srgbClr w14:val="000000">
-                <w14:alpha w14:val="14999"/>
-              </w14:srgbClr>
-            </w14:solidFill>
-          </w14:textFill>
-        </w:rPr>
-        <w:t xml:space="preserve">2 USD </w:t>
-      </w:r>
-      <w:r>
-        <w:rPr>
-          <w:rFonts w:ascii="Times New Roman" w:hAnsi="Times New Roman" w:hint="default"/>
-          <w:outline w:val="0"/>
-          <w:color w:val="000000"/>
-          <w:sz w:val="20"/>
-          <w:szCs w:val="20"/>
-          <w:shd w:val="clear" w:color="auto" w:fill="fffeff"/>
-          <w:rtl w:val="0"/>
-          <w14:textFill>
-            <w14:solidFill>
-              <w14:srgbClr w14:val="000000">
-                <w14:alpha w14:val="14999"/>
-              </w14:srgbClr>
-            </w14:solidFill>
-          </w14:textFill>
-        </w:rPr>
-        <w:t xml:space="preserve">по епизоди за </w:t>
-      </w:r>
-      <w:r>
-        <w:rPr>
-          <w:rFonts w:ascii="Times New Roman" w:hAnsi="Times New Roman"/>
-          <w:outline w:val="0"/>
-          <w:color w:val="000000"/>
-          <w:sz w:val="20"/>
-          <w:szCs w:val="20"/>
-          <w:shd w:val="clear" w:color="auto" w:fill="fffeff"/>
-          <w:rtl w:val="0"/>
-          <w14:textFill>
-            <w14:solidFill>
-              <w14:srgbClr w14:val="000000">
-                <w14:alpha w14:val="14999"/>
-              </w14:srgbClr>
-            </w14:solidFill>
-          </w14:textFill>
-        </w:rPr>
-        <w:t xml:space="preserve">Haiku </w:t>
-      </w:r>
-      <w:r>
-        <w:rPr>
-          <w:rFonts w:ascii="Times New Roman" w:hAnsi="Times New Roman" w:hint="default"/>
-          <w:outline w:val="0"/>
-          <w:color w:val="000000"/>
-          <w:sz w:val="20"/>
-          <w:szCs w:val="20"/>
-          <w:shd w:val="clear" w:color="auto" w:fill="fffeff"/>
-          <w:rtl w:val="0"/>
-          <w14:textFill>
-            <w14:solidFill>
-              <w14:srgbClr w14:val="000000">
-                <w14:alpha w14:val="14999"/>
-              </w14:srgbClr>
-            </w14:solidFill>
-          </w14:textFill>
-        </w:rPr>
-        <w:t xml:space="preserve">и </w:t>
-      </w:r>
-      <w:r>
-        <w:rPr>
-          <w:rFonts w:ascii="Times New Roman" w:hAnsi="Times New Roman"/>
-          <w:outline w:val="0"/>
-          <w:color w:val="000000"/>
-          <w:sz w:val="20"/>
-          <w:szCs w:val="20"/>
-          <w:shd w:val="clear" w:color="auto" w:fill="fffeff"/>
-          <w:rtl w:val="0"/>
-          <w:lang w:val="de-DE"/>
-          <w14:textFill>
-            <w14:solidFill>
-              <w14:srgbClr w14:val="000000">
-                <w14:alpha w14:val="14999"/>
-              </w14:srgbClr>
-            </w14:solidFill>
-          </w14:textFill>
-        </w:rPr>
-        <w:t xml:space="preserve">Sonnet </w:t>
-      </w:r>
-      <w:r>
-        <w:rPr>
-          <w:rFonts w:ascii="Times New Roman" w:hAnsi="Times New Roman" w:hint="default"/>
-          <w:outline w:val="0"/>
-          <w:color w:val="000000"/>
-          <w:sz w:val="20"/>
-          <w:szCs w:val="20"/>
-          <w:shd w:val="clear" w:color="auto" w:fill="fffeff"/>
-          <w:rtl w:val="0"/>
-          <w14:textFill>
-            <w14:solidFill>
-              <w14:srgbClr w14:val="000000">
-                <w14:alpha w14:val="14999"/>
-              </w14:srgbClr>
-            </w14:solidFill>
-          </w14:textFill>
-        </w:rPr>
-        <w:t xml:space="preserve">и приближно </w:t>
-      </w:r>
-      <w:r>
-        <w:rPr>
-          <w:rFonts w:ascii="Times New Roman" w:hAnsi="Times New Roman"/>
-          <w:outline w:val="0"/>
-          <w:color w:val="000000"/>
-          <w:sz w:val="20"/>
-          <w:szCs w:val="20"/>
-          <w:shd w:val="clear" w:color="auto" w:fill="fffeff"/>
-          <w:rtl w:val="0"/>
-          <w14:textFill>
-            <w14:solidFill>
-              <w14:srgbClr w14:val="000000">
-                <w14:alpha w14:val="14999"/>
-              </w14:srgbClr>
-            </w14:solidFill>
-          </w14:textFill>
-        </w:rPr>
-        <w:t xml:space="preserve">4 USD </w:t>
-      </w:r>
-      <w:r>
-        <w:rPr>
-          <w:rFonts w:ascii="Times New Roman" w:hAnsi="Times New Roman" w:hint="default"/>
-          <w:outline w:val="0"/>
-          <w:color w:val="000000"/>
-          <w:sz w:val="20"/>
-          <w:szCs w:val="20"/>
-          <w:shd w:val="clear" w:color="auto" w:fill="fffeff"/>
-          <w:rtl w:val="0"/>
-          <w14:textFill>
-            <w14:solidFill>
-              <w14:srgbClr w14:val="000000">
-                <w14:alpha w14:val="14999"/>
-              </w14:srgbClr>
-            </w14:solidFill>
-          </w14:textFill>
-        </w:rPr>
-        <w:t xml:space="preserve">за </w:t>
-      </w:r>
-      <w:r>
-        <w:rPr>
-          <w:rFonts w:ascii="Times New Roman" w:hAnsi="Times New Roman"/>
-          <w:outline w:val="0"/>
-          <w:color w:val="000000"/>
-          <w:sz w:val="20"/>
-          <w:szCs w:val="20"/>
+          <w:u w:color="000000"/>
           <w:shd w:val="clear" w:color="auto" w:fill="fffeff"/>
           <w:rtl w:val="0"/>
           <w:lang w:val="pt-PT"/>
@@ -6170,7 +6243,7 @@
         <w:pStyle w:val="1 - Поглавље"/>
         <w:numPr>
           <w:ilvl w:val="0"/>
-          <w:numId w:val="2"/>
+          <w:numId w:val="9"/>
         </w:numPr>
       </w:pPr>
       <w:r>
@@ -6199,17 +6272,17 @@
           <w:tab w:val="left" w:pos="7709"/>
           <w:tab w:val="left" w:pos="8302"/>
           <w:tab w:val="left" w:pos="8895"/>
-          <w:tab w:val="left" w:pos="9488"/>
+          <w:tab w:val="left" w:pos="9132"/>
         </w:tabs>
         <w:suppressAutoHyphens w:val="1"/>
         <w:spacing w:before="0" w:line="240" w:lineRule="auto"/>
-        <w:jc w:val="left"/>
         <w:rPr>
           <w:rFonts w:ascii="Times New Roman" w:cs="Times New Roman" w:hAnsi="Times New Roman" w:eastAsia="Times New Roman"/>
           <w:outline w:val="0"/>
           <w:color w:val="000000"/>
           <w:sz w:val="20"/>
           <w:szCs w:val="20"/>
+          <w:u w:color="000000"/>
           <w:shd w:val="clear" w:color="auto" w:fill="fffeff"/>
           <w14:textFill>
             <w14:solidFill>
@@ -6481,7 +6554,7 @@
     </w:p>
     <w:p>
       <w:pPr>
-        <w:pStyle w:val="Body"/>
+        <w:pStyle w:val="Body A"/>
         <w:ind w:firstLine="0"/>
         <w:sectPr>
           <w:type w:val="continuous"/>
@@ -6850,7 +6923,7 @@
         <w:pStyle w:val="1 - Поглавље"/>
         <w:numPr>
           <w:ilvl w:val="0"/>
-          <w:numId w:val="6"/>
+          <w:numId w:val="10"/>
         </w:numPr>
         <w:bidi w:val="0"/>
         <w:ind w:right="0"/>
@@ -6875,88 +6948,151 @@
           <w:rtl w:val="0"/>
           <w:lang w:val="ru-RU"/>
         </w:rPr>
-        <w:t xml:space="preserve">Драги Аутори </w:t>
-      </w:r>
-      <w:r>
-        <w:rPr>
-          <w:rtl w:val="0"/>
-        </w:rPr>
-        <w:t>(</w:t>
-      </w:r>
-      <w:r>
-        <w:rPr>
-          <w:rtl w:val="0"/>
-        </w:rPr>
-        <w:t>Мастеранти</w:t>
-      </w:r>
-      <w:r>
-        <w:rPr>
-          <w:rtl w:val="0"/>
-        </w:rPr>
-        <w:t xml:space="preserve">) </w:t>
-      </w:r>
-      <w:r>
-        <w:rPr>
-          <w:rtl w:val="0"/>
-        </w:rPr>
-        <w:t>и Ментори</w:t>
-      </w:r>
-      <w:r>
-        <w:rPr>
-          <w:rtl w:val="0"/>
+        <w:t xml:space="preserve">Аутономна експлоатација контејнерске изолације применом </w:t>
+      </w:r>
+      <w:r>
+        <w:rPr>
+          <w:rtl w:val="0"/>
+          <w:lang w:val="ru-RU"/>
+        </w:rPr>
+        <w:t xml:space="preserve">LLM </w:t>
+      </w:r>
+      <w:r>
+        <w:rPr>
+          <w:rtl w:val="0"/>
+          <w:lang w:val="ru-RU"/>
+        </w:rPr>
+        <w:t>агената практично је остварива</w:t>
+      </w:r>
+      <w:r>
+        <w:rPr>
+          <w:rtl w:val="0"/>
+          <w:lang w:val="ru-RU"/>
+        </w:rPr>
+        <w:t xml:space="preserve">. </w:t>
+      </w:r>
+      <w:r>
+        <w:rPr>
+          <w:rtl w:val="0"/>
+          <w:lang w:val="ru-RU"/>
+        </w:rPr>
+        <w:t>Модели средње и високе класе способности успевају у свим трима категоријама рањивости без људског усмеравања</w:t>
+      </w:r>
+      <w:r>
+        <w:rPr>
+          <w:rtl w:val="0"/>
+          <w:lang w:val="ru-RU"/>
         </w:rPr>
         <w:t xml:space="preserve">, </w:t>
       </w:r>
       <w:r>
         <w:rPr>
           <w:rtl w:val="0"/>
-        </w:rPr>
-        <w:t>у заједничком је интересу да поштујемо наведена упутства како би читав поступак прихватања рада у Зборнику</w:t>
-      </w:r>
-      <w:r>
-        <w:rPr>
-          <w:rtl w:val="0"/>
+          <w:lang w:val="ru-RU"/>
+        </w:rPr>
+        <w:t xml:space="preserve">а погрешно конфигурисани контејнери представљају тривијалан циљ са стопом нарушавања изолације </w:t>
+      </w:r>
+      <w:r>
+        <w:rPr>
+          <w:rtl w:val="0"/>
+          <w:lang w:val="ru-RU"/>
+        </w:rPr>
+        <w:t xml:space="preserve">92,3%. </w:t>
+      </w:r>
+      <w:r>
+        <w:rPr>
+          <w:rtl w:val="0"/>
+          <w:lang w:val="ru-RU"/>
+        </w:rPr>
+        <w:t>Постоји јасан праг величине модела испод кога способност аутономне експлоатације изостаје</w:t>
+      </w:r>
+      <w:r>
+        <w:rPr>
+          <w:rtl w:val="0"/>
+          <w:lang w:val="ru-RU"/>
+        </w:rPr>
+        <w:t xml:space="preserve">. </w:t>
+      </w:r>
+      <w:r>
+        <w:rPr>
+          <w:rtl w:val="0"/>
+          <w:lang w:val="ru-RU"/>
+        </w:rPr>
+        <w:t xml:space="preserve">Трошак испод </w:t>
+      </w:r>
+      <w:r>
+        <w:rPr>
+          <w:rtl w:val="0"/>
+          <w:lang w:val="ru-RU"/>
+        </w:rPr>
+        <w:t xml:space="preserve">1 USD </w:t>
+      </w:r>
+      <w:r>
+        <w:rPr>
+          <w:rtl w:val="0"/>
+          <w:lang w:val="ru-RU"/>
+        </w:rPr>
+        <w:t>по успешном нарушавању знатно снижава праг уласка у поређењу са ручним пенетрационим тестирањем</w:t>
+      </w:r>
+      <w:r>
+        <w:rPr>
+          <w:rtl w:val="0"/>
+          <w:lang w:val="ru-RU"/>
+        </w:rPr>
+        <w:t xml:space="preserve">. </w:t>
+      </w:r>
+      <w:r>
+        <w:rPr>
+          <w:rtl w:val="0"/>
+          <w:lang w:val="ru-RU"/>
+        </w:rPr>
+        <w:t xml:space="preserve">Честа примена безбедносних закрпа на компоненте извршног окружења и </w:t>
+      </w:r>
+      <w:r>
+        <w:rPr>
+          <w:rtl w:val="0"/>
+          <w:lang w:val="ru-RU"/>
+        </w:rPr>
+        <w:t xml:space="preserve">Linux </w:t>
+      </w:r>
+      <w:r>
+        <w:rPr>
+          <w:rtl w:val="0"/>
+          <w:lang w:val="ru-RU"/>
+        </w:rPr>
+        <w:t>језгра остаје кључна одбрамбена мера</w:t>
+      </w:r>
+      <w:r>
+        <w:rPr>
+          <w:rtl w:val="0"/>
+          <w:lang w:val="ru-RU"/>
         </w:rPr>
         <w:t xml:space="preserve">, </w:t>
       </w:r>
       <w:r>
         <w:rPr>
           <w:rtl w:val="0"/>
-        </w:rPr>
-        <w:t>одбрана мастер рада</w:t>
-      </w:r>
-      <w:r>
-        <w:rPr>
-          <w:rtl w:val="0"/>
-        </w:rPr>
-        <w:t xml:space="preserve">, </w:t>
-      </w:r>
-      <w:r>
-        <w:rPr>
-          <w:rtl w:val="0"/>
-        </w:rPr>
-        <w:t>објављивање рада и дипломирање било урађено правовремено и делотворно</w:t>
-      </w:r>
-      <w:r>
-        <w:rPr>
-          <w:rtl w:val="0"/>
-        </w:rPr>
-        <w:t xml:space="preserve">. </w:t>
-      </w:r>
-    </w:p>
-    <w:p>
-      <w:pPr>
-        <w:pStyle w:val="0 - Текст рада"/>
-      </w:pPr>
-      <w:r>
-        <w:rPr>
-          <w:rtl w:val="0"/>
-        </w:rPr>
-        <w:t>Радујемо се успешној сарадњи и новим мастер дипломама</w:t>
-      </w:r>
-      <w:r>
-        <w:rPr>
-          <w:rtl w:val="0"/>
+          <w:lang w:val="ru-RU"/>
+        </w:rPr>
+        <w:t xml:space="preserve">јер </w:t>
+      </w:r>
+      <w:r>
+        <w:rPr>
+          <w:rtl w:val="0"/>
+        </w:rPr>
+        <w:t xml:space="preserve">експлоатација вођена </w:t>
+      </w:r>
+      <w:r>
+        <w:rPr>
+          <w:rtl w:val="0"/>
+          <w:lang w:val="ru-RU"/>
+        </w:rPr>
+        <w:t>агентом може уследити убрзо након јавног објављивања рањивости</w:t>
+      </w:r>
+      <w:r>
+        <w:rPr>
+          <w:rtl w:val="0"/>
+          <w:lang w:val="ru-RU"/>
         </w:rPr>
         <w:t>.</w:t>
       </w:r>
@@ -6990,6 +7126,7 @@
       <w:r>
         <w:rPr>
           <w:rtl w:val="0"/>
+          <w:lang w:val="pt-PT"/>
         </w:rPr>
         <w:t>„</w:t>
       </w:r>
@@ -7015,6 +7152,7 @@
       <w:r>
         <w:rPr>
           <w:rtl w:val="0"/>
+          <w:lang w:val="pt-PT"/>
         </w:rPr>
         <w:t>„</w:t>
       </w:r>
@@ -7042,12 +7180,14 @@
       <w:r>
         <w:rPr>
           <w:rtl w:val="0"/>
+          <w:lang w:val="pt-PT"/>
         </w:rPr>
         <w:t>–</w:t>
       </w:r>
       <w:r>
         <w:rPr>
           <w:rtl w:val="0"/>
+          <w:lang w:val="pt-PT"/>
         </w:rPr>
         <w:t>429.</w:t>
       </w:r>
@@ -7066,6 +7206,7 @@
       <w:r>
         <w:rPr>
           <w:rtl w:val="0"/>
+          <w:lang w:val="pt-PT"/>
         </w:rPr>
         <w:t>„</w:t>
       </w:r>
@@ -7093,12 +7234,14 @@
       <w:r>
         <w:rPr>
           <w:rtl w:val="0"/>
+          <w:lang w:val="pt-PT"/>
         </w:rPr>
         <w:t>–</w:t>
       </w:r>
       <w:r>
         <w:rPr>
           <w:rtl w:val="0"/>
+          <w:lang w:val="pt-PT"/>
         </w:rPr>
         <w:t>46.</w:t>
       </w:r>
@@ -7117,6 +7260,7 @@
       <w:r>
         <w:rPr>
           <w:rtl w:val="0"/>
+          <w:lang w:val="pt-PT"/>
         </w:rPr>
         <w:t>„</w:t>
       </w:r>
@@ -7135,12 +7279,14 @@
       <w:r>
         <w:rPr>
           <w:rtl w:val="0"/>
+          <w:lang w:val="pt-PT"/>
         </w:rPr>
         <w:t xml:space="preserve">[5] L. Wang, C. Ma, X. Feng i dr., </w:t>
       </w:r>
       <w:r>
         <w:rPr>
           <w:rtl w:val="0"/>
+          <w:lang w:val="pt-PT"/>
         </w:rPr>
         <w:t>„</w:t>
       </w:r>
@@ -7159,12 +7305,14 @@
       <w:r>
         <w:rPr>
           <w:rtl w:val="0"/>
+          <w:lang w:val="pt-PT"/>
         </w:rPr>
         <w:t xml:space="preserve">[6] R. Fang, R. Bindu, A. Gupta, Q. Zhan, i D. Kang, </w:t>
       </w:r>
       <w:r>
         <w:rPr>
           <w:rtl w:val="0"/>
+          <w:lang w:val="pt-PT"/>
         </w:rPr>
         <w:t>„</w:t>
       </w:r>
@@ -7183,12 +7331,14 @@
       <w:r>
         <w:rPr>
           <w:rtl w:val="0"/>
+          <w:lang w:val="pt-PT"/>
         </w:rPr>
         <w:t xml:space="preserve">[7] Y. Zhu, A. Kellermann, A. Gupta, P. Li, R. Fang, R. Bindu, i D. Kang, </w:t>
       </w:r>
       <w:r>
         <w:rPr>
           <w:rtl w:val="0"/>
+          <w:lang w:val="pt-PT"/>
         </w:rPr>
         <w:t>„</w:t>
       </w:r>
@@ -7216,12 +7366,14 @@
       <w:r>
         <w:rPr>
           <w:rtl w:val="0"/>
+          <w:lang w:val="pt-PT"/>
         </w:rPr>
         <w:t>–</w:t>
       </w:r>
       <w:r>
         <w:rPr>
           <w:rtl w:val="0"/>
+          <w:lang w:val="pt-PT"/>
         </w:rPr>
         <w:t>35.</w:t>
       </w:r>
@@ -7247,6 +7399,7 @@
       <w:r>
         <w:rPr>
           <w:rtl w:val="0"/>
+          <w:lang w:val="pt-PT"/>
         </w:rPr>
         <w:t>„</w:t>
       </w:r>
@@ -7260,8 +7413,10 @@
       <w:r>
         <w:rPr>
           <w:outline w:val="0"/>
-          <w:color w:val="937000"/>
-          <w:rtl w:val="0"/>
+          <w:color w:val="947100"/>
+          <w:u w:color="947100"/>
+          <w:rtl w:val="0"/>
+          <w:lang w:val="pt-PT"/>
           <w14:textFill>
             <w14:solidFill>
               <w14:srgbClr w14:val="947100"/>
@@ -7275,14 +7430,17 @@
           <w:i w:val="1"/>
           <w:iCs w:val="1"/>
           <w:rtl w:val="0"/>
+          <w:lang w:val="pt-PT"/>
         </w:rPr>
         <w:t>arXiv:2210.03629</w:t>
       </w:r>
       <w:r>
         <w:rPr>
           <w:outline w:val="0"/>
-          <w:color w:val="937000"/>
-          <w:rtl w:val="0"/>
+          <w:color w:val="947100"/>
+          <w:u w:color="947100"/>
+          <w:rtl w:val="0"/>
+          <w:lang w:val="pt-PT"/>
           <w14:textFill>
             <w14:solidFill>
               <w14:srgbClr w14:val="947100"/>
@@ -7294,6 +7452,7 @@
       <w:r>
         <w:rPr>
           <w:rtl w:val="0"/>
+          <w:lang w:val="pt-PT"/>
         </w:rPr>
         <w:t>, 2022.</w:t>
       </w:r>
@@ -7319,6 +7478,7 @@
       <w:r>
         <w:rPr>
           <w:rtl w:val="0"/>
+          <w:lang w:val="pt-PT"/>
         </w:rPr>
         <w:t>„</w:t>
       </w:r>
@@ -7327,21 +7487,7 @@
           <w:rtl w:val="0"/>
           <w:lang w:val="en-US"/>
         </w:rPr>
-        <w:t xml:space="preserve">Getting pwn'd by AI: Penetration </w:t>
-      </w:r>
-      <w:r>
-        <w:rPr>
-          <w:rtl w:val="0"/>
-          <w:lang w:val="en-US"/>
-        </w:rPr>
-        <w:t xml:space="preserve">           </w:t>
-      </w:r>
-      <w:r>
-        <w:rPr>
-          <w:rtl w:val="0"/>
-          <w:lang w:val="en-US"/>
-        </w:rPr>
-        <w:t xml:space="preserve">testing with large language models," </w:t>
+        <w:t xml:space="preserve">Getting pwn'd by AI: Penetration            testing with large language models," </w:t>
       </w:r>
       <w:r>
         <w:rPr>
@@ -7353,8 +7499,10 @@
       <w:r>
         <w:rPr>
           <w:outline w:val="0"/>
-          <w:color w:val="937000"/>
-          <w:rtl w:val="0"/>
+          <w:color w:val="947100"/>
+          <w:u w:color="947100"/>
+          <w:rtl w:val="0"/>
+          <w:lang w:val="pt-PT"/>
           <w14:textFill>
             <w14:solidFill>
               <w14:srgbClr w14:val="947100"/>
@@ -7375,8 +7523,10 @@
       <w:r>
         <w:rPr>
           <w:outline w:val="0"/>
-          <w:color w:val="937000"/>
-          <w:rtl w:val="0"/>
+          <w:color w:val="947100"/>
+          <w:u w:color="947100"/>
+          <w:rtl w:val="0"/>
+          <w:lang w:val="pt-PT"/>
           <w14:textFill>
             <w14:solidFill>
               <w14:srgbClr w14:val="947100"/>
@@ -7388,177 +7538,9 @@
       <w:r>
         <w:rPr>
           <w:rtl w:val="0"/>
+          <w:lang w:val="pt-PT"/>
         </w:rPr>
         <w:t>, 2023.</w:t>
-      </w:r>
-    </w:p>
-    <w:p>
-      <w:pPr>
-        <w:pStyle w:val="Литература"/>
-      </w:pPr>
-      <w:r>
-        <w:rPr>
-          <w:rtl w:val="0"/>
-          <w:lang w:val="en-US"/>
-        </w:rPr>
-        <w:t>[10]</w:t>
-      </w:r>
-      <w:r>
-        <w:rPr>
-          <w:outline w:val="0"/>
-          <w:color w:val="000000"/>
-          <w:rtl w:val="0"/>
-          <w:lang w:val="en-US"/>
-          <w14:textFill>
-            <w14:solidFill>
-              <w14:srgbClr w14:val="000000">
-                <w14:alpha w14:val="14999"/>
-              </w14:srgbClr>
-            </w14:solidFill>
-          </w14:textFill>
-        </w:rPr>
-        <w:t xml:space="preserve"> Anthropic, </w:t>
-      </w:r>
-      <w:r>
-        <w:rPr>
-          <w:outline w:val="0"/>
-          <w:color w:val="000000"/>
-          <w:rtl w:val="0"/>
-          <w14:textFill>
-            <w14:solidFill>
-              <w14:srgbClr w14:val="000000">
-                <w14:alpha w14:val="14999"/>
-              </w14:srgbClr>
-            </w14:solidFill>
-          </w14:textFill>
-        </w:rPr>
-        <w:t>„</w:t>
-      </w:r>
-      <w:r>
-        <w:rPr>
-          <w:outline w:val="0"/>
-          <w:color w:val="000000"/>
-          <w:rtl w:val="0"/>
-          <w:lang w:val="en-US"/>
-          <w14:textFill>
-            <w14:solidFill>
-              <w14:srgbClr w14:val="000000">
-                <w14:alpha w14:val="14999"/>
-              </w14:srgbClr>
-            </w14:solidFill>
-          </w14:textFill>
-        </w:rPr>
-        <w:t xml:space="preserve">Claude Models," 2025. </w:t>
-      </w:r>
-      <w:r>
-        <w:rPr>
-          <w:outline w:val="0"/>
-          <w:color w:val="937000"/>
-          <w:rtl w:val="0"/>
-          <w:lang w:val="pt-PT"/>
-          <w14:textFill>
-            <w14:solidFill>
-              <w14:srgbClr w14:val="947100"/>
-            </w14:solidFill>
-          </w14:textFill>
-        </w:rPr>
-        <w:t>[</w:t>
-      </w:r>
-      <w:r>
-        <w:rPr>
-          <w:outline w:val="0"/>
-          <w:color w:val="d12e1b"/>
-          <w:rtl w:val="0"/>
-          <w:lang w:val="de-DE"/>
-          <w14:textFill>
-            <w14:solidFill>
-              <w14:srgbClr w14:val="D12F1B"/>
-            </w14:solidFill>
-          </w14:textFill>
-        </w:rPr>
-        <w:t>Online</w:t>
-      </w:r>
-      <w:r>
-        <w:rPr>
-          <w:outline w:val="0"/>
-          <w:color w:val="937000"/>
-          <w:rtl w:val="0"/>
-          <w:lang w:val="pt-PT"/>
-          <w14:textFill>
-            <w14:solidFill>
-              <w14:srgbClr w14:val="947100"/>
-            </w14:solidFill>
-          </w14:textFill>
-        </w:rPr>
-        <w:t>]</w:t>
-      </w:r>
-      <w:r>
-        <w:rPr>
-          <w:outline w:val="0"/>
-          <w:color w:val="000000"/>
-          <w:rtl w:val="0"/>
-          <w14:textFill>
-            <w14:solidFill>
-              <w14:srgbClr w14:val="000000">
-                <w14:alpha w14:val="14999"/>
-              </w14:srgbClr>
-            </w14:solidFill>
-          </w14:textFill>
-        </w:rPr>
-        <w:t xml:space="preserve">. </w:t>
-      </w:r>
-      <w:r>
-        <w:rPr>
-          <w:outline w:val="0"/>
-          <w:color w:val="000000"/>
-          <w:rtl w:val="0"/>
-          <w:lang w:val="en-US"/>
-          <w14:textFill>
-            <w14:solidFill>
-              <w14:srgbClr w14:val="000000">
-                <w14:alpha w14:val="14999"/>
-              </w14:srgbClr>
-            </w14:solidFill>
-          </w14:textFill>
-        </w:rPr>
-        <w:t xml:space="preserve">  </w:t>
-      </w:r>
-      <w:r>
-        <w:rPr>
-          <w:outline w:val="0"/>
-          <w:color w:val="000000"/>
-          <w:rtl w:val="0"/>
-          <w14:textFill>
-            <w14:solidFill>
-              <w14:srgbClr w14:val="000000">
-                <w14:alpha w14:val="14999"/>
-              </w14:srgbClr>
-            </w14:solidFill>
-          </w14:textFill>
-        </w:rPr>
-        <w:t>п</w:t>
-      </w:r>
-      <w:r>
-        <w:rPr>
-          <w:outline w:val="0"/>
-          <w:color w:val="000000"/>
-          <w:rtl w:val="0"/>
-          <w14:textFill>
-            <w14:solidFill>
-              <w14:srgbClr w14:val="000000">
-                <w14:alpha w14:val="14999"/>
-              </w14:srgbClr>
-            </w14:solidFill>
-          </w14:textFill>
-        </w:rPr>
-        <w:t xml:space="preserve">: </w:t>
-      </w:r>
-      <w:r>
-        <w:rPr>
-          <w:rtl w:val="0"/>
-          <w:lang w:val="en-US"/>
-        </w:rPr>
-        <w:t>https://docs.anthropic.com/en/docs/about-claude/models</w:t>
       </w:r>
     </w:p>
     <w:p>
@@ -7582,7 +7564,7 @@
       <w:tblPr>
         <w:tblW w:w="4569" w:type="dxa"/>
         <w:jc w:val="left"/>
-        <w:tblInd w:w="216" w:type="dxa"/>
+        <w:tblInd w:w="324" w:type="dxa"/>
         <w:tblBorders>
           <w:top w:val="single" w:color="ffffff" w:sz="8" w:space="0" w:shadow="0" w:frame="0"/>
           <w:left w:val="single" w:color="ffffff" w:sz="8" w:space="0" w:shadow="0" w:frame="0"/>
@@ -7603,7 +7585,7 @@
           <w:shd w:val="clear" w:color="auto" w:fill="ced7e7"/>
         </w:tblPrEx>
         <w:trPr>
-          <w:trHeight w:val="2392" w:hRule="atLeast"/>
+          <w:trHeight w:val="2412" w:hRule="atLeast"/>
         </w:trPr>
         <w:tc>
           <w:tcPr>
@@ -7625,7 +7607,7 @@
           </w:tcPr>
           <w:p>
             <w:pPr>
-              <w:pStyle w:val="Body"/>
+              <w:pStyle w:val="Body A"/>
               <w:rPr>
                 <w:sz w:val="18"/>
                 <w:szCs w:val="18"/>
@@ -7671,7 +7653,7 @@
           </w:p>
           <w:p>
             <w:pPr>
-              <w:pStyle w:val="Body"/>
+              <w:pStyle w:val="Body A"/>
               <w:bidi w:val="0"/>
               <w:ind w:left="0" w:right="0" w:firstLine="360"/>
               <w:jc w:val="both"/>
@@ -7725,19 +7707,7 @@
                 <w:rtl w:val="0"/>
                 <w:lang w:val="en-US"/>
               </w:rPr>
-              <w:t>H</w:t>
-            </w:r>
-            <w:r>
-              <w:rPr>
-                <w:i w:val="1"/>
-                <w:iCs w:val="1"/>
-                <w:sz w:val="18"/>
-                <w:szCs w:val="18"/>
-                <w:shd w:val="nil" w:color="auto" w:fill="auto"/>
-                <w:rtl w:val="0"/>
-                <w:lang w:val="en-US"/>
-              </w:rPr>
-              <w:t>eight</w:t>
+              <w:t>Height</w:t>
             </w:r>
             <w:r>
               <w:rPr>
@@ -7792,7 +7762,7 @@
           </w:p>
           <w:p>
             <w:pPr>
-              <w:pStyle w:val="Body"/>
+              <w:pStyle w:val="Body A"/>
               <w:bidi w:val="0"/>
               <w:ind w:left="0" w:right="0" w:firstLine="360"/>
               <w:jc w:val="both"/>
@@ -7802,8 +7772,6 @@
             </w:pPr>
             <w:r>
               <w:rPr>
-                <w:i w:val="0"/>
-                <w:iCs w:val="0"/>
                 <w:sz w:val="18"/>
                 <w:szCs w:val="18"/>
                 <w:shd w:val="nil" w:color="auto" w:fill="auto"/>
@@ -7813,8 +7781,6 @@
             </w:r>
             <w:r>
               <w:rPr>
-                <w:i w:val="0"/>
-                <w:iCs w:val="0"/>
                 <w:sz w:val="18"/>
                 <w:szCs w:val="18"/>
                 <w:shd w:val="nil" w:color="auto" w:fill="auto"/>
@@ -7835,8 +7801,6 @@
             </w:r>
             <w:r>
               <w:rPr>
-                <w:i w:val="0"/>
-                <w:iCs w:val="0"/>
                 <w:sz w:val="18"/>
                 <w:szCs w:val="18"/>
                 <w:shd w:val="nil" w:color="auto" w:fill="auto"/>
@@ -7891,34 +7855,7 @@
                 <w:shd w:val="nil" w:color="auto" w:fill="auto"/>
                 <w:rtl w:val="0"/>
               </w:rPr>
-              <w:t>Марко</w:t>
-            </w:r>
-            <w:r>
-              <w:rPr>
-                <w:b w:val="1"/>
-                <w:bCs w:val="1"/>
-                <w:shd w:val="nil" w:color="auto" w:fill="auto"/>
-                <w:rtl w:val="0"/>
-              </w:rPr>
-              <w:t xml:space="preserve"> </w:t>
-            </w:r>
-            <w:r>
-              <w:rPr>
-                <w:b w:val="1"/>
-                <w:bCs w:val="1"/>
-                <w:shd w:val="nil" w:color="auto" w:fill="auto"/>
-                <w:rtl w:val="0"/>
-              </w:rPr>
-              <w:t>Ердељи</w:t>
-            </w:r>
-            <w:r>
-              <w:rPr>
-                <w:b w:val="1"/>
-                <w:bCs w:val="1"/>
-                <w:shd w:val="nil" w:color="auto" w:fill="auto"/>
-                <w:rtl w:val="0"/>
-              </w:rPr>
-              <w:t xml:space="preserve"> </w:t>
+              <w:t xml:space="preserve">Марко Ердељи </w:t>
             </w:r>
             <w:r>
               <w:rPr>
@@ -7998,14 +7935,7 @@
                 <w:shd w:val="nil" w:color="auto" w:fill="auto"/>
                 <w:rtl w:val="0"/>
               </w:rPr>
-              <w:t xml:space="preserve">Мастер академске студије </w:t>
-            </w:r>
-            <w:r>
-              <w:rPr>
-                <w:shd w:val="nil" w:color="auto" w:fill="auto"/>
-                <w:rtl w:val="0"/>
-              </w:rPr>
-              <w:t>уписао</w:t>
+              <w:t>Мастер академске студије уписао</w:t>
             </w:r>
             <w:r>
               <w:rPr>
@@ -8019,57 +7949,31 @@
               <w:rPr>
                 <w:shd w:val="nil" w:color="auto" w:fill="auto"/>
                 <w:rtl w:val="0"/>
+                <w:lang w:val="en-US"/>
               </w:rPr>
-              <w:t>202</w:t>
+              <w:t xml:space="preserve">2024. </w:t>
+            </w:r>
+            <w:r>
+              <w:rPr>
+                <w:shd w:val="nil" w:color="auto" w:fill="auto"/>
+                <w:rtl w:val="0"/>
+                <w:lang w:val="ru-RU"/>
+              </w:rPr>
+              <w:t xml:space="preserve">године на истом факултету и завршава их </w:t>
             </w:r>
             <w:r>
               <w:rPr>
                 <w:shd w:val="nil" w:color="auto" w:fill="auto"/>
                 <w:rtl w:val="0"/>
               </w:rPr>
-              <w:t>4</w:t>
+              <w:t xml:space="preserve">2026. </w:t>
             </w:r>
             <w:r>
               <w:rPr>
                 <w:shd w:val="nil" w:color="auto" w:fill="auto"/>
                 <w:rtl w:val="0"/>
               </w:rPr>
-              <w:t xml:space="preserve">. </w:t>
-            </w:r>
-            <w:r>
-              <w:rPr>
-                <w:shd w:val="nil" w:color="auto" w:fill="auto"/>
-                <w:rtl w:val="0"/>
-              </w:rPr>
-              <w:t>године на истом факултету</w:t>
-            </w:r>
-            <w:r>
-              <w:rPr>
-                <w:shd w:val="nil" w:color="auto" w:fill="auto"/>
-                <w:rtl w:val="0"/>
-              </w:rPr>
-              <w:t xml:space="preserve"> и завршава их </w:t>
-            </w:r>
-            <w:r>
-              <w:rPr>
-                <w:shd w:val="nil" w:color="auto" w:fill="auto"/>
-                <w:rtl w:val="0"/>
-              </w:rPr>
-              <w:t>2026</w:t>
-            </w:r>
-            <w:r>
-              <w:rPr>
-                <w:shd w:val="nil" w:color="auto" w:fill="auto"/>
-                <w:rtl w:val="0"/>
-              </w:rPr>
-              <w:t>.</w:t>
-            </w:r>
-            <w:r>
-              <w:rPr>
-                <w:shd w:val="nil" w:color="auto" w:fill="auto"/>
-                <w:rtl w:val="0"/>
-              </w:rPr>
-              <w:t xml:space="preserve"> г</w:t>
+              <w:t>г</w:t>
             </w:r>
             <w:r>
               <w:rPr>
@@ -8091,6 +7995,12 @@
           <w:p>
             <w:pPr>
               <w:pStyle w:val="91 - Биографија"/>
+              <w:bidi w:val="0"/>
+              <w:ind w:left="0" w:right="0" w:firstLine="0"/>
+              <w:jc w:val="left"/>
+              <w:rPr>
+                <w:rtl w:val="0"/>
+              </w:rPr>
             </w:pPr>
             <w:r>
               <w:rPr>
@@ -8106,14 +8016,7 @@
                 <w:shd w:val="nil" w:color="auto" w:fill="auto"/>
                 <w:rtl w:val="0"/>
               </w:rPr>
-              <w:t>:</w:t>
-            </w:r>
-            <w:r>
-              <w:rPr>
-                <w:shd w:val="nil" w:color="auto" w:fill="auto"/>
-                <w:rtl w:val="0"/>
-              </w:rPr>
-              <w:t xml:space="preserve"> </w:t>
+              <w:t xml:space="preserve">: </w:t>
             </w:r>
             <w:r>
               <w:rPr>
@@ -8153,7 +8056,8 @@
       <w:pPr>
         <w:pStyle w:val="Лабеле (кључне речи"/>
         <w:widowControl w:val="0"/>
-        <w:ind w:left="108" w:hanging="108"/>
+        <w:ind w:left="216" w:hanging="216"/>
+        <w:jc w:val="left"/>
       </w:pPr>
     </w:p>
     <w:p>
@@ -8162,8 +8066,16 @@
         <w:widowControl w:val="0"/>
         <w:ind w:left="108" w:hanging="108"/>
       </w:pPr>
-      <w:r>
-        <w:rPr>
+    </w:p>
+    <w:p>
+      <w:pPr>
+        <w:pStyle w:val="Лабеле (кључне речи"/>
+        <w:widowControl w:val="0"/>
+        <w:ind w:left="108" w:hanging="108"/>
+      </w:pPr>
+      <w:r>
+        <w:rPr>
+          <w:rStyle w:val="None"/>
           <w:rtl w:val="0"/>
           <w:lang w:val="en-US"/>
         </w:rPr>
@@ -8277,7 +8189,7 @@
       <w:lvlText w:val="%1.%2.%3."/>
       <w:lvlJc w:val="left"/>
       <w:pPr>
-        <w:ind w:left="2160" w:hanging="280"/>
+        <w:ind w:left="1980" w:hanging="100"/>
       </w:pPr>
       <w:rPr>
         <w:rFonts w:hAnsi="Arial Unicode MS"/>
@@ -8305,7 +8217,7 @@
       <w:lvlText w:val="%1.%2.%3.%4."/>
       <w:lvlJc w:val="left"/>
       <w:pPr>
-        <w:ind w:left="2880" w:hanging="360"/>
+        <w:ind w:left="2620" w:hanging="100"/>
       </w:pPr>
       <w:rPr>
         <w:rFonts w:hAnsi="Arial Unicode MS"/>
@@ -8333,7 +8245,7 @@
       <w:lvlText w:val="%1.%2.%3.%4.%5."/>
       <w:lvlJc w:val="left"/>
       <w:pPr>
-        <w:ind w:left="3600" w:hanging="360"/>
+        <w:ind w:left="3340" w:hanging="100"/>
       </w:pPr>
       <w:rPr>
         <w:rFonts w:hAnsi="Arial Unicode MS"/>
@@ -8361,7 +8273,7 @@
       <w:lvlText w:val="%1.%2.%3.%4.%5.%6."/>
       <w:lvlJc w:val="left"/>
       <w:pPr>
-        <w:ind w:left="4320" w:hanging="280"/>
+        <w:ind w:left="4140" w:hanging="100"/>
       </w:pPr>
       <w:rPr>
         <w:rFonts w:hAnsi="Arial Unicode MS"/>
@@ -8389,7 +8301,7 @@
       <w:lvlText w:val="%1.%2.%3.%4.%5.%6.%7."/>
       <w:lvlJc w:val="left"/>
       <w:pPr>
-        <w:ind w:left="5040" w:hanging="360"/>
+        <w:ind w:left="4780" w:hanging="100"/>
       </w:pPr>
       <w:rPr>
         <w:rFonts w:hAnsi="Arial Unicode MS"/>
@@ -8417,7 +8329,7 @@
       <w:lvlText w:val="%1.%2.%3.%4.%5.%6.%7.%8."/>
       <w:lvlJc w:val="left"/>
       <w:pPr>
-        <w:ind w:left="5760" w:hanging="360"/>
+        <w:ind w:left="5500" w:hanging="100"/>
       </w:pPr>
       <w:rPr>
         <w:rFonts w:hAnsi="Arial Unicode MS"/>
@@ -8445,7 +8357,7 @@
       <w:lvlText w:val="%1.%2.%3.%4.%5.%6.%7.%8.%9."/>
       <w:lvlJc w:val="left"/>
       <w:pPr>
-        <w:ind w:left="6480" w:hanging="280"/>
+        <w:ind w:left="6300" w:hanging="100"/>
       </w:pPr>
       <w:rPr>
         <w:rFonts w:hAnsi="Arial Unicode MS"/>
@@ -8484,7 +8396,11 @@
         <w:ind w:left="158" w:hanging="158"/>
       </w:pPr>
       <w:rPr>
-        <w:rFonts w:hAnsi="Arial Unicode MS"/>
+        <w:rFonts w:ascii="Times New Roman" w:cs="Times New Roman" w:hAnsi="Times New Roman" w:eastAsia="Times New Roman"/>
+        <w:b w:val="0"/>
+        <w:bCs w:val="0"/>
+        <w:i w:val="0"/>
+        <w:iCs w:val="0"/>
         <w:caps w:val="0"/>
         <w:smallCaps w:val="0"/>
         <w:strike w:val="0"/>
@@ -8510,7 +8426,11 @@
         <w:ind w:left="758" w:hanging="158"/>
       </w:pPr>
       <w:rPr>
-        <w:rFonts w:hAnsi="Arial Unicode MS"/>
+        <w:rFonts w:ascii="Times New Roman" w:cs="Times New Roman" w:hAnsi="Times New Roman" w:eastAsia="Times New Roman"/>
+        <w:b w:val="0"/>
+        <w:bCs w:val="0"/>
+        <w:i w:val="0"/>
+        <w:iCs w:val="0"/>
         <w:caps w:val="0"/>
         <w:smallCaps w:val="0"/>
         <w:strike w:val="0"/>
@@ -8536,7 +8456,11 @@
         <w:ind w:left="1358" w:hanging="158"/>
       </w:pPr>
       <w:rPr>
-        <w:rFonts w:hAnsi="Arial Unicode MS"/>
+        <w:rFonts w:ascii="Times New Roman" w:cs="Times New Roman" w:hAnsi="Times New Roman" w:eastAsia="Times New Roman"/>
+        <w:b w:val="0"/>
+        <w:bCs w:val="0"/>
+        <w:i w:val="0"/>
+        <w:iCs w:val="0"/>
         <w:caps w:val="0"/>
         <w:smallCaps w:val="0"/>
         <w:strike w:val="0"/>
@@ -8562,7 +8486,11 @@
         <w:ind w:left="1958" w:hanging="158"/>
       </w:pPr>
       <w:rPr>
-        <w:rFonts w:hAnsi="Arial Unicode MS"/>
+        <w:rFonts w:ascii="Times New Roman" w:cs="Times New Roman" w:hAnsi="Times New Roman" w:eastAsia="Times New Roman"/>
+        <w:b w:val="0"/>
+        <w:bCs w:val="0"/>
+        <w:i w:val="0"/>
+        <w:iCs w:val="0"/>
         <w:caps w:val="0"/>
         <w:smallCaps w:val="0"/>
         <w:strike w:val="0"/>
@@ -8588,7 +8516,11 @@
         <w:ind w:left="2558" w:hanging="158"/>
       </w:pPr>
       <w:rPr>
-        <w:rFonts w:hAnsi="Arial Unicode MS"/>
+        <w:rFonts w:ascii="Times New Roman" w:cs="Times New Roman" w:hAnsi="Times New Roman" w:eastAsia="Times New Roman"/>
+        <w:b w:val="0"/>
+        <w:bCs w:val="0"/>
+        <w:i w:val="0"/>
+        <w:iCs w:val="0"/>
         <w:caps w:val="0"/>
         <w:smallCaps w:val="0"/>
         <w:strike w:val="0"/>
@@ -8614,7 +8546,11 @@
         <w:ind w:left="3158" w:hanging="158"/>
       </w:pPr>
       <w:rPr>
-        <w:rFonts w:hAnsi="Arial Unicode MS"/>
+        <w:rFonts w:ascii="Times New Roman" w:cs="Times New Roman" w:hAnsi="Times New Roman" w:eastAsia="Times New Roman"/>
+        <w:b w:val="0"/>
+        <w:bCs w:val="0"/>
+        <w:i w:val="0"/>
+        <w:iCs w:val="0"/>
         <w:caps w:val="0"/>
         <w:smallCaps w:val="0"/>
         <w:strike w:val="0"/>
@@ -8640,7 +8576,11 @@
         <w:ind w:left="3758" w:hanging="158"/>
       </w:pPr>
       <w:rPr>
-        <w:rFonts w:hAnsi="Arial Unicode MS"/>
+        <w:rFonts w:ascii="Times New Roman" w:cs="Times New Roman" w:hAnsi="Times New Roman" w:eastAsia="Times New Roman"/>
+        <w:b w:val="0"/>
+        <w:bCs w:val="0"/>
+        <w:i w:val="0"/>
+        <w:iCs w:val="0"/>
         <w:caps w:val="0"/>
         <w:smallCaps w:val="0"/>
         <w:strike w:val="0"/>
@@ -8666,7 +8606,11 @@
         <w:ind w:left="4358" w:hanging="158"/>
       </w:pPr>
       <w:rPr>
-        <w:rFonts w:hAnsi="Arial Unicode MS"/>
+        <w:rFonts w:ascii="Times New Roman" w:cs="Times New Roman" w:hAnsi="Times New Roman" w:eastAsia="Times New Roman"/>
+        <w:b w:val="0"/>
+        <w:bCs w:val="0"/>
+        <w:i w:val="0"/>
+        <w:iCs w:val="0"/>
         <w:caps w:val="0"/>
         <w:smallCaps w:val="0"/>
         <w:strike w:val="0"/>
@@ -8692,7 +8636,11 @@
         <w:ind w:left="4958" w:hanging="158"/>
       </w:pPr>
       <w:rPr>
-        <w:rFonts w:hAnsi="Arial Unicode MS"/>
+        <w:rFonts w:ascii="Times New Roman" w:cs="Times New Roman" w:hAnsi="Times New Roman" w:eastAsia="Times New Roman"/>
+        <w:b w:val="0"/>
+        <w:bCs w:val="0"/>
+        <w:i w:val="0"/>
+        <w:iCs w:val="0"/>
         <w:caps w:val="0"/>
         <w:smallCaps w:val="0"/>
         <w:strike w:val="0"/>
@@ -8722,6 +8670,18 @@
     <w:abstractNumId w:val="2"/>
   </w:num>
   <w:num w:numId="5">
+    <w:abstractNumId w:val="0"/>
+    <w:lvlOverride w:ilvl="1">
+      <w:startOverride w:val="2"/>
+    </w:lvlOverride>
+  </w:num>
+  <w:num w:numId="6">
+    <w:abstractNumId w:val="0"/>
+    <w:lvlOverride w:ilvl="0">
+      <w:startOverride w:val="3"/>
+    </w:lvlOverride>
+  </w:num>
+  <w:num w:numId="7">
     <w:abstractNumId w:val="2"/>
     <w:lvlOverride w:ilvl="0">
       <w:lvl w:ilvl="0">
@@ -8747,12 +8707,16 @@
             <w:tab w:val="left" w:pos="7709"/>
             <w:tab w:val="left" w:pos="8302"/>
             <w:tab w:val="left" w:pos="8895"/>
-            <w:tab w:val="left" w:pos="9488"/>
+            <w:tab w:val="left" w:pos="9132"/>
           </w:tabs>
           <w:ind w:left="158" w:hanging="158"/>
         </w:pPr>
         <w:rPr>
-          <w:rFonts w:hAnsi="Arial Unicode MS"/>
+          <w:rFonts w:ascii="Times New Roman" w:cs="Times New Roman" w:hAnsi="Times New Roman" w:eastAsia="Times New Roman"/>
+          <w:b w:val="0"/>
+          <w:bCs w:val="0"/>
+          <w:i w:val="0"/>
+          <w:iCs w:val="0"/>
           <w:caps w:val="0"/>
           <w:smallCaps w:val="0"/>
           <w:strike w:val="0"/>
@@ -8793,12 +8757,16 @@
             <w:tab w:val="left" w:pos="7709"/>
             <w:tab w:val="left" w:pos="8302"/>
             <w:tab w:val="left" w:pos="8895"/>
-            <w:tab w:val="left" w:pos="9488"/>
+            <w:tab w:val="left" w:pos="9132"/>
           </w:tabs>
           <w:ind w:left="758" w:hanging="158"/>
         </w:pPr>
         <w:rPr>
-          <w:rFonts w:hAnsi="Arial Unicode MS"/>
+          <w:rFonts w:ascii="Times New Roman" w:cs="Times New Roman" w:hAnsi="Times New Roman" w:eastAsia="Times New Roman"/>
+          <w:b w:val="0"/>
+          <w:bCs w:val="0"/>
+          <w:i w:val="0"/>
+          <w:iCs w:val="0"/>
           <w:caps w:val="0"/>
           <w:smallCaps w:val="0"/>
           <w:strike w:val="0"/>
@@ -8839,12 +8807,16 @@
             <w:tab w:val="left" w:pos="7709"/>
             <w:tab w:val="left" w:pos="8302"/>
             <w:tab w:val="left" w:pos="8895"/>
-            <w:tab w:val="left" w:pos="9488"/>
+            <w:tab w:val="left" w:pos="9132"/>
           </w:tabs>
           <w:ind w:left="1358" w:hanging="158"/>
         </w:pPr>
         <w:rPr>
-          <w:rFonts w:hAnsi="Arial Unicode MS"/>
+          <w:rFonts w:ascii="Times New Roman" w:cs="Times New Roman" w:hAnsi="Times New Roman" w:eastAsia="Times New Roman"/>
+          <w:b w:val="0"/>
+          <w:bCs w:val="0"/>
+          <w:i w:val="0"/>
+          <w:iCs w:val="0"/>
           <w:caps w:val="0"/>
           <w:smallCaps w:val="0"/>
           <w:strike w:val="0"/>
@@ -8885,12 +8857,16 @@
             <w:tab w:val="left" w:pos="7709"/>
             <w:tab w:val="left" w:pos="8302"/>
             <w:tab w:val="left" w:pos="8895"/>
-            <w:tab w:val="left" w:pos="9488"/>
+            <w:tab w:val="left" w:pos="9132"/>
           </w:tabs>
           <w:ind w:left="1958" w:hanging="158"/>
         </w:pPr>
         <w:rPr>
-          <w:rFonts w:hAnsi="Arial Unicode MS"/>
+          <w:rFonts w:ascii="Times New Roman" w:cs="Times New Roman" w:hAnsi="Times New Roman" w:eastAsia="Times New Roman"/>
+          <w:b w:val="0"/>
+          <w:bCs w:val="0"/>
+          <w:i w:val="0"/>
+          <w:iCs w:val="0"/>
           <w:caps w:val="0"/>
           <w:smallCaps w:val="0"/>
           <w:strike w:val="0"/>
@@ -8931,12 +8907,16 @@
             <w:tab w:val="left" w:pos="7709"/>
             <w:tab w:val="left" w:pos="8302"/>
             <w:tab w:val="left" w:pos="8895"/>
-            <w:tab w:val="left" w:pos="9488"/>
+            <w:tab w:val="left" w:pos="9132"/>
           </w:tabs>
           <w:ind w:left="2558" w:hanging="158"/>
         </w:pPr>
         <w:rPr>
-          <w:rFonts w:hAnsi="Arial Unicode MS"/>
+          <w:rFonts w:ascii="Times New Roman" w:cs="Times New Roman" w:hAnsi="Times New Roman" w:eastAsia="Times New Roman"/>
+          <w:b w:val="0"/>
+          <w:bCs w:val="0"/>
+          <w:i w:val="0"/>
+          <w:iCs w:val="0"/>
           <w:caps w:val="0"/>
           <w:smallCaps w:val="0"/>
           <w:strike w:val="0"/>
@@ -8977,12 +8957,16 @@
             <w:tab w:val="left" w:pos="7709"/>
             <w:tab w:val="left" w:pos="8302"/>
             <w:tab w:val="left" w:pos="8895"/>
-            <w:tab w:val="left" w:pos="9488"/>
+            <w:tab w:val="left" w:pos="9132"/>
           </w:tabs>
           <w:ind w:left="3158" w:hanging="158"/>
         </w:pPr>
         <w:rPr>
-          <w:rFonts w:hAnsi="Arial Unicode MS"/>
+          <w:rFonts w:ascii="Times New Roman" w:cs="Times New Roman" w:hAnsi="Times New Roman" w:eastAsia="Times New Roman"/>
+          <w:b w:val="0"/>
+          <w:bCs w:val="0"/>
+          <w:i w:val="0"/>
+          <w:iCs w:val="0"/>
           <w:caps w:val="0"/>
           <w:smallCaps w:val="0"/>
           <w:strike w:val="0"/>
@@ -9023,12 +9007,16 @@
             <w:tab w:val="left" w:pos="7709"/>
             <w:tab w:val="left" w:pos="8302"/>
             <w:tab w:val="left" w:pos="8895"/>
-            <w:tab w:val="left" w:pos="9488"/>
+            <w:tab w:val="left" w:pos="9132"/>
           </w:tabs>
           <w:ind w:left="3758" w:hanging="158"/>
         </w:pPr>
         <w:rPr>
-          <w:rFonts w:hAnsi="Arial Unicode MS"/>
+          <w:rFonts w:ascii="Times New Roman" w:cs="Times New Roman" w:hAnsi="Times New Roman" w:eastAsia="Times New Roman"/>
+          <w:b w:val="0"/>
+          <w:bCs w:val="0"/>
+          <w:i w:val="0"/>
+          <w:iCs w:val="0"/>
           <w:caps w:val="0"/>
           <w:smallCaps w:val="0"/>
           <w:strike w:val="0"/>
@@ -9069,12 +9057,16 @@
             <w:tab w:val="left" w:pos="7709"/>
             <w:tab w:val="left" w:pos="8302"/>
             <w:tab w:val="left" w:pos="8895"/>
-            <w:tab w:val="left" w:pos="9488"/>
+            <w:tab w:val="left" w:pos="9132"/>
           </w:tabs>
           <w:ind w:left="4358" w:hanging="158"/>
         </w:pPr>
         <w:rPr>
-          <w:rFonts w:hAnsi="Arial Unicode MS"/>
+          <w:rFonts w:ascii="Times New Roman" w:cs="Times New Roman" w:hAnsi="Times New Roman" w:eastAsia="Times New Roman"/>
+          <w:b w:val="0"/>
+          <w:bCs w:val="0"/>
+          <w:i w:val="0"/>
+          <w:iCs w:val="0"/>
           <w:caps w:val="0"/>
           <w:smallCaps w:val="0"/>
           <w:strike w:val="0"/>
@@ -9115,12 +9107,16 @@
             <w:tab w:val="left" w:pos="7709"/>
             <w:tab w:val="left" w:pos="8302"/>
             <w:tab w:val="left" w:pos="8895"/>
-            <w:tab w:val="left" w:pos="9488"/>
+            <w:tab w:val="left" w:pos="9132"/>
           </w:tabs>
           <w:ind w:left="4958" w:hanging="158"/>
         </w:pPr>
         <w:rPr>
-          <w:rFonts w:hAnsi="Arial Unicode MS"/>
+          <w:rFonts w:ascii="Times New Roman" w:cs="Times New Roman" w:hAnsi="Times New Roman" w:eastAsia="Times New Roman"/>
+          <w:b w:val="0"/>
+          <w:bCs w:val="0"/>
+          <w:i w:val="0"/>
+          <w:iCs w:val="0"/>
           <w:caps w:val="0"/>
           <w:smallCaps w:val="0"/>
           <w:strike w:val="0"/>
@@ -9138,7 +9134,19 @@
       </w:lvl>
     </w:lvlOverride>
   </w:num>
-  <w:num w:numId="6">
+  <w:num w:numId="8">
+    <w:abstractNumId w:val="0"/>
+    <w:lvlOverride w:ilvl="1">
+      <w:startOverride w:val="3"/>
+    </w:lvlOverride>
+  </w:num>
+  <w:num w:numId="9">
+    <w:abstractNumId w:val="0"/>
+    <w:lvlOverride w:ilvl="0">
+      <w:startOverride w:val="4"/>
+    </w:lvlOverride>
+  </w:num>
+  <w:num w:numId="10">
     <w:abstractNumId w:val="0"/>
     <w:lvlOverride w:ilvl="0">
       <w:startOverride w:val="3"/>
@@ -9314,6 +9322,52 @@
       <w:shd w:val="clear" w:color="auto" w:fill="auto"/>
       <w:suppressAutoHyphens w:val="0"/>
       <w:bidi w:val="0"/>
+      <w:spacing w:before="0" w:after="0" w:line="240" w:lineRule="auto"/>
+      <w:ind w:left="0" w:right="0" w:firstLine="0"/>
+      <w:jc w:val="left"/>
+      <w:outlineLvl w:val="9"/>
+    </w:pPr>
+    <w:rPr>
+      <w:rFonts w:ascii="Times New Roman" w:cs="Arial Unicode MS" w:hAnsi="Times New Roman" w:eastAsia="Arial Unicode MS"/>
+      <w:b w:val="0"/>
+      <w:bCs w:val="0"/>
+      <w:i w:val="0"/>
+      <w:iCs w:val="0"/>
+      <w:caps w:val="0"/>
+      <w:smallCaps w:val="0"/>
+      <w:strike w:val="0"/>
+      <w:dstrike w:val="0"/>
+      <w:outline w:val="0"/>
+      <w:color w:val="000000"/>
+      <w:spacing w:val="0"/>
+      <w:kern w:val="0"/>
+      <w:position w:val="0"/>
+      <w:sz w:val="24"/>
+      <w:szCs w:val="24"/>
+      <w:u w:val="none" w:color="000000"/>
+      <w:shd w:val="nil" w:color="auto" w:fill="auto"/>
+      <w:vertAlign w:val="baseline"/>
+      <w14:textOutline>
+        <w14:noFill/>
+      </w14:textOutline>
+      <w14:textFill>
+        <w14:solidFill>
+          <w14:srgbClr w14:val="000000"/>
+        </w14:solidFill>
+      </w14:textFill>
+    </w:rPr>
+  </w:style>
+  <w:style w:type="paragraph" w:styleId="Body A">
+    <w:name w:val="Body A"/>
+    <w:next w:val="Body A"/>
+    <w:pPr>
+      <w:keepNext w:val="0"/>
+      <w:keepLines w:val="0"/>
+      <w:pageBreakBefore w:val="0"/>
+      <w:widowControl w:val="1"/>
+      <w:shd w:val="clear" w:color="auto" w:fill="auto"/>
+      <w:suppressAutoHyphens w:val="0"/>
+      <w:bidi w:val="0"/>
       <w:spacing w:before="120" w:after="0" w:line="240" w:lineRule="auto"/>
       <w:ind w:left="0" w:right="0" w:firstLine="360"/>
       <w:jc w:val="both"/>
@@ -9339,8 +9393,9 @@
       <w:u w:val="none" w:color="000000"/>
       <w:shd w:val="nil" w:color="auto" w:fill="auto"/>
       <w:vertAlign w:val="baseline"/>
-      <w14:textOutline>
+      <w14:textOutline w14:w="12700" w14:cap="flat">
         <w14:noFill/>
+        <w14:miter w14:lim="400000"/>
       </w14:textOutline>
       <w14:textFill>
         <w14:solidFill>
@@ -9788,11 +9843,12 @@
       <w:position w:val="0"/>
       <w:sz w:val="24"/>
       <w:szCs w:val="24"/>
-      <w:u w:val="none"/>
+      <w:u w:val="none" w:color="000000"/>
       <w:shd w:val="nil" w:color="auto" w:fill="auto"/>
       <w:vertAlign w:val="baseline"/>
-      <w14:textOutline>
+      <w14:textOutline w14:w="12700" w14:cap="flat">
         <w14:noFill/>
+        <w14:miter w14:lim="400000"/>
       </w14:textOutline>
       <w14:textFill>
         <w14:solidFill>
@@ -9803,7 +9859,7 @@
   </w:style>
   <w:style w:type="paragraph" w:styleId="caption">
     <w:name w:val="caption"/>
-    <w:next w:val="Body"/>
+    <w:next w:val="Body A"/>
     <w:pPr>
       <w:keepNext w:val="0"/>
       <w:keepLines w:val="0"/>
@@ -9838,8 +9894,9 @@
       <w:shd w:val="nil" w:color="auto" w:fill="auto"/>
       <w:vertAlign w:val="baseline"/>
       <w:lang w:val="en-US"/>
-      <w14:textOutline>
+      <w14:textOutline w14:w="12700" w14:cap="flat">
         <w14:noFill/>
+        <w14:miter w14:lim="400000"/>
       </w14:textOutline>
       <w14:textFill>
         <w14:solidFill>
@@ -9935,14 +9992,20 @@
       </w14:textFill>
     </w:rPr>
   </w:style>
+  <w:style w:type="character" w:styleId="None">
+    <w:name w:val="None"/>
+  </w:style>
   <w:style w:type="character" w:styleId="Hyperlink.0">
     <w:name w:val="Hyperlink.0"/>
-    <w:basedOn w:val="Hyperlink"/>
+    <w:basedOn w:val="None"/>
     <w:next w:val="Hyperlink.0"/>
     <w:rPr>
+      <w:rFonts w:ascii="Times New Roman" w:cs="Times New Roman" w:hAnsi="Times New Roman" w:eastAsia="Times New Roman"/>
       <w:outline w:val="0"/>
       <w:color w:val="0000ff"/>
       <w:u w:val="single" w:color="0000ff"/>
+      <w:shd w:val="nil" w:color="auto" w:fill="auto"/>
+      <w:lang w:val="en-US"/>
       <w14:textFill>
         <w14:solidFill>
           <w14:srgbClr w14:val="0000FF"/>
@@ -10098,9 +10161,9 @@
         </a:effectStyle>
         <a:effectStyle>
           <a:effectLst>
-            <a:outerShdw sx="100000" sy="100000" kx="0" ky="0" algn="b" rotWithShape="0" blurRad="38100" dist="20000" dir="5400000">
+            <a:outerShdw sx="100000" sy="100000" kx="0" ky="0" algn="b" rotWithShape="0" blurRad="38100" dist="23000" dir="5400000">
               <a:srgbClr val="000000">
-                <a:alpha val="38000"/>
+                <a:alpha val="35000"/>
               </a:srgbClr>
             </a:outerShdw>
           </a:effectLst>
@@ -10180,7 +10243,7 @@
         </a:effectLst>
         <a:sp3d/>
       </a:spPr>
-      <a:bodyPr rot="0" spcFirstLastPara="1" vertOverflow="overflow" horzOverflow="overflow" vert="horz" wrap="square" lIns="45719" tIns="45719" rIns="45719" bIns="45719" numCol="1" spcCol="38100" rtlCol="0" anchor="ctr" upright="0">
+      <a:bodyPr rot="0" spcFirstLastPara="1" vertOverflow="overflow" horzOverflow="overflow" vert="horz" wrap="square" lIns="45718" tIns="45718" rIns="45718" bIns="45718" numCol="1" spcCol="38100" rtlCol="0" anchor="ctr" upright="0">
         <a:spAutoFit/>
       </a:bodyPr>
       <a:lstStyle>
@@ -10208,10 +10271,10 @@
             </a:solidFill>
             <a:effectLst/>
             <a:uFillTx/>
-            <a:latin typeface="Times New Roman"/>
-            <a:ea typeface="Times New Roman"/>
-            <a:cs typeface="Times New Roman"/>
-            <a:sym typeface="Times New Roman"/>
+            <a:latin typeface="+mn-lt"/>
+            <a:ea typeface="+mn-ea"/>
+            <a:cs typeface="+mn-cs"/>
+            <a:sym typeface="Helvetica Neue"/>
           </a:defRPr>
         </a:defPPr>
         <a:lvl1pPr marL="0" marR="0" indent="0" algn="l" defTabSz="914400" rtl="0" fontAlgn="auto" latinLnBrk="1" hangingPunct="0">
@@ -10467,9 +10530,9 @@
           <a:round/>
         </a:ln>
         <a:effectLst>
-          <a:outerShdw sx="100000" sy="100000" kx="0" ky="0" algn="b" rotWithShape="0" blurRad="38100" dist="20000" dir="5400000">
+          <a:outerShdw sx="100000" sy="100000" kx="0" ky="0" algn="b" rotWithShape="0" blurRad="38100" dist="23000" dir="5400000">
             <a:srgbClr val="000000">
-              <a:alpha val="38000"/>
+              <a:alpha val="35000"/>
             </a:srgbClr>
           </a:outerShdw>
         </a:effectLst>
@@ -10757,7 +10820,7 @@
         <a:effectLst/>
         <a:sp3d/>
       </a:spPr>
-      <a:bodyPr rot="0" spcFirstLastPara="1" vertOverflow="overflow" horzOverflow="overflow" vert="horz" wrap="square" lIns="45719" tIns="45719" rIns="45719" bIns="45719" numCol="1" spcCol="38100" rtlCol="0" anchor="t" upright="0">
+      <a:bodyPr rot="0" spcFirstLastPara="1" vertOverflow="overflow" horzOverflow="overflow" vert="horz" wrap="square" lIns="45718" tIns="45718" rIns="45718" bIns="45718" numCol="1" spcCol="38100" rtlCol="0" anchor="t" upright="0">
         <a:spAutoFit/>
       </a:bodyPr>
       <a:lstStyle>
@@ -10785,10 +10848,10 @@
             </a:solidFill>
             <a:effectLst/>
             <a:uFillTx/>
-            <a:latin typeface="Times New Roman"/>
-            <a:ea typeface="Times New Roman"/>
-            <a:cs typeface="Times New Roman"/>
-            <a:sym typeface="Times New Roman"/>
+            <a:latin typeface="+mn-lt"/>
+            <a:ea typeface="+mn-ea"/>
+            <a:cs typeface="+mn-cs"/>
+            <a:sym typeface="Helvetica Neue"/>
           </a:defRPr>
         </a:defPPr>
         <a:lvl1pPr marL="0" marR="0" indent="0" algn="l" defTabSz="914400" rtl="0" fontAlgn="auto" latinLnBrk="1" hangingPunct="0">

--- a/МаркоЕрдељи_зборник.docx
+++ b/МаркоЕрдељи_зборник.docx
@@ -2819,13 +2819,13 @@
         <mc:AlternateContent>
           <mc:Choice Requires="wps">
             <w:drawing>
-              <wp:anchor distT="0" distB="0" distL="114300" distR="114300" simplePos="0" relativeHeight="251661312" behindDoc="0" locked="0" layoutInCell="1" allowOverlap="1" wp14:anchorId="7E3C499E" wp14:editId="29DB33EF">
+              <wp:anchor distT="0" distB="0" distL="114300" distR="114300" simplePos="0" relativeHeight="251661312" behindDoc="0" locked="0" layoutInCell="1" allowOverlap="1" wp14:anchorId="7E3C499E" wp14:editId="3315430D">
                 <wp:simplePos x="0" y="0"/>
                 <wp:positionH relativeFrom="column">
-                  <wp:posOffset>172085</wp:posOffset>
+                  <wp:posOffset>236220</wp:posOffset>
                 </wp:positionH>
                 <wp:positionV relativeFrom="paragraph">
-                  <wp:posOffset>1131062</wp:posOffset>
+                  <wp:posOffset>1032711</wp:posOffset>
                 </wp:positionV>
                 <wp:extent cx="5899150" cy="635"/>
                 <wp:effectExtent l="0" t="0" r="6350" b="0"/>
@@ -2856,20 +2856,6 @@
                           <w:p>
                             <w:pPr>
                               <w:pStyle w:val="Caption"/>
-                              <w:rPr>
-                                <w:rFonts w:eastAsia="Helvetica Neue" w:cs="Helvetica Neue"/>
-                                <w:sz w:val="20"/>
-                                <w:szCs w:val="20"/>
-                                <w:shd w:val="clear" w:color="auto" w:fill="FFFEFF"/>
-                                <w:lang w:val="pt-PT"/>
-                                <w14:textFill>
-                                  <w14:solidFill>
-                                    <w14:srgbClr w14:val="000000">
-                                      <w14:alpha w14:val="14999"/>
-                                    </w14:srgbClr>
-                                  </w14:solidFill>
-                                </w14:textFill>
-                              </w:rPr>
                             </w:pPr>
                             <w:proofErr w:type="spellStart"/>
                             <w:r>
@@ -2889,20 +2875,27 @@
                               <w:fldChar w:fldCharType="separate"/>
                             </w:r>
                             <w:r>
-                              <w:rPr>
-                                <w:noProof/>
-                              </w:rPr>
                               <w:t>1</w:t>
                             </w:r>
                             <w:r>
                               <w:fldChar w:fldCharType="end"/>
                             </w:r>
                             <w:r>
-                              <w:rPr>
-                                <w:lang w:val="sr-Cyrl-RS"/>
-                              </w:rPr>
-                              <w:t xml:space="preserve"> Архитектура система</w:t>
+                              <w:t xml:space="preserve"> </w:t>
                             </w:r>
+                            <w:proofErr w:type="spellStart"/>
+                            <w:r>
+                              <w:t>Архитектура</w:t>
+                            </w:r>
+                            <w:proofErr w:type="spellEnd"/>
+                            <w:r>
+                              <w:t xml:space="preserve"> </w:t>
+                            </w:r>
+                            <w:proofErr w:type="spellStart"/>
+                            <w:r>
+                              <w:t>система</w:t>
+                            </w:r>
+                            <w:proofErr w:type="spellEnd"/>
                           </w:p>
                         </w:txbxContent>
                       </wps:txbx>
@@ -2927,26 +2920,12 @@
                 <v:stroke joinstyle="miter"/>
                 <v:path gradientshapeok="t" o:connecttype="rect"/>
               </v:shapetype>
-              <v:shape id="Text Box 1" o:spid="_x0000_s1026" type="#_x0000_t202" style="position:absolute;left:0;text-align:left;margin-left:13.55pt;margin-top:89.05pt;width:464.5pt;height:.05pt;z-index:251661312;visibility:visible;mso-wrap-style:square;mso-width-percent:0;mso-wrap-distance-left:9pt;mso-wrap-distance-top:0;mso-wrap-distance-right:9pt;mso-wrap-distance-bottom:0;mso-position-horizontal:absolute;mso-position-horizontal-relative:text;mso-position-vertical:absolute;mso-position-vertical-relative:text;mso-width-percent:0;mso-width-relative:margin;v-text-anchor:top" o:gfxdata="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" stroked="f">
+              <v:shape id="Text Box 1" o:spid="_x0000_s1026" type="#_x0000_t202" style="position:absolute;left:0;text-align:left;margin-left:18.6pt;margin-top:81.3pt;width:464.5pt;height:.05pt;z-index:251661312;visibility:visible;mso-wrap-style:square;mso-width-percent:0;mso-wrap-distance-left:9pt;mso-wrap-distance-top:0;mso-wrap-distance-right:9pt;mso-wrap-distance-bottom:0;mso-position-horizontal:absolute;mso-position-horizontal-relative:text;mso-position-vertical:absolute;mso-position-vertical-relative:text;mso-width-percent:0;mso-width-relative:margin;v-text-anchor:top" o:gfxdata="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" stroked="f">
                 <v:textbox style="mso-fit-shape-to-text:t" inset="0,0,0,0">
                   <w:txbxContent>
                     <w:p>
                       <w:pPr>
                         <w:pStyle w:val="Caption"/>
-                        <w:rPr>
-                          <w:rFonts w:eastAsia="Helvetica Neue" w:cs="Helvetica Neue"/>
-                          <w:sz w:val="20"/>
-                          <w:szCs w:val="20"/>
-                          <w:shd w:val="clear" w:color="auto" w:fill="FFFEFF"/>
-                          <w:lang w:val="pt-PT"/>
-                          <w14:textFill>
-                            <w14:solidFill>
-                              <w14:srgbClr w14:val="000000">
-                                <w14:alpha w14:val="14999"/>
-                              </w14:srgbClr>
-                            </w14:solidFill>
-                          </w14:textFill>
-                        </w:rPr>
                       </w:pPr>
                       <w:proofErr w:type="spellStart"/>
                       <w:r>
@@ -2966,20 +2945,27 @@
                         <w:fldChar w:fldCharType="separate"/>
                       </w:r>
                       <w:r>
-                        <w:rPr>
-                          <w:noProof/>
-                        </w:rPr>
                         <w:t>1</w:t>
                       </w:r>
                       <w:r>
                         <w:fldChar w:fldCharType="end"/>
                       </w:r>
                       <w:r>
-                        <w:rPr>
-                          <w:lang w:val="sr-Cyrl-RS"/>
-                        </w:rPr>
-                        <w:t xml:space="preserve"> Архитектура система</w:t>
+                        <w:t xml:space="preserve"> </w:t>
                       </w:r>
+                      <w:proofErr w:type="spellStart"/>
+                      <w:r>
+                        <w:t>Архитектура</w:t>
+                      </w:r>
+                      <w:proofErr w:type="spellEnd"/>
+                      <w:r>
+                        <w:t xml:space="preserve"> </w:t>
+                      </w:r>
+                      <w:proofErr w:type="spellStart"/>
+                      <w:r>
+                        <w:t>система</w:t>
+                      </w:r>
+                      <w:proofErr w:type="spellEnd"/>
                     </w:p>
                   </w:txbxContent>
                 </v:textbox>
@@ -2991,6 +2977,65 @@
       </w:r>
       <w:r>
         <w:rPr>
+          <w:noProof/>
+        </w:rPr>
+        <w:drawing>
+          <wp:anchor distT="0" distB="0" distL="114300" distR="114300" simplePos="0" relativeHeight="251659264" behindDoc="0" locked="0" layoutInCell="1" allowOverlap="1" wp14:anchorId="149792A7" wp14:editId="41082582">
+            <wp:simplePos x="0" y="0"/>
+            <wp:positionH relativeFrom="column">
+              <wp:posOffset>174625</wp:posOffset>
+            </wp:positionH>
+            <wp:positionV relativeFrom="paragraph">
+              <wp:posOffset>1319530</wp:posOffset>
+            </wp:positionV>
+            <wp:extent cx="5965190" cy="4456430"/>
+            <wp:effectExtent l="0" t="0" r="3810" b="1270"/>
+            <wp:wrapSquare wrapText="bothSides"/>
+            <wp:docPr id="1662553341" name="arhitektura-sistema.png" descr="arhitektura-sistema.png"/>
+            <wp:cNvGraphicFramePr>
+              <a:graphicFrameLocks xmlns:a="http://schemas.openxmlformats.org/drawingml/2006/main" noChangeAspect="1"/>
+            </wp:cNvGraphicFramePr>
+            <a:graphic xmlns:a="http://schemas.openxmlformats.org/drawingml/2006/main">
+              <a:graphicData uri="http://schemas.openxmlformats.org/drawingml/2006/picture">
+                <pic:pic xmlns:pic="http://schemas.openxmlformats.org/drawingml/2006/picture">
+                  <pic:nvPicPr>
+                    <pic:cNvPr id="1662553341" name="arhitektura-sistema.png" descr="arhitektura-sistema.png"/>
+                    <pic:cNvPicPr>
+                      <a:picLocks noChangeAspect="1"/>
+                    </pic:cNvPicPr>
+                  </pic:nvPicPr>
+                  <pic:blipFill>
+                    <a:blip r:embed="rId10"/>
+                    <a:srcRect l="2002" r="2002"/>
+                    <a:stretch>
+                      <a:fillRect/>
+                    </a:stretch>
+                  </pic:blipFill>
+                  <pic:spPr>
+                    <a:xfrm>
+                      <a:off x="0" y="0"/>
+                      <a:ext cx="5965190" cy="4456430"/>
+                    </a:xfrm>
+                    <a:prstGeom prst="rect">
+                      <a:avLst/>
+                    </a:prstGeom>
+                    <a:ln w="12700" cap="flat">
+                      <a:noFill/>
+                      <a:miter lim="400000"/>
+                    </a:ln>
+                    <a:effectLst/>
+                  </pic:spPr>
+                </pic:pic>
+              </a:graphicData>
+            </a:graphic>
+            <wp14:sizeRelV relativeFrom="margin">
+              <wp14:pctHeight>0</wp14:pctHeight>
+            </wp14:sizeRelV>
+          </wp:anchor>
+        </w:drawing>
+      </w:r>
+      <w:r>
+        <w:rPr>
           <w:shd w:val="clear" w:color="auto" w:fill="FFFEFF"/>
           <w:lang w:val="pt-PT"/>
         </w:rPr>
@@ -3027,7 +3072,21 @@
         <w:rPr>
           <w:shd w:val="clear" w:color="auto" w:fill="FFFEFF"/>
         </w:rPr>
-        <w:t xml:space="preserve">парадигму, у којој агент </w:t>
+        <w:t xml:space="preserve">парадигму, у </w:t>
+      </w:r>
+      <w:proofErr w:type="spellStart"/>
+      <w:r>
+        <w:rPr>
+          <w:shd w:val="clear" w:color="auto" w:fill="FFFEFF"/>
+        </w:rPr>
+        <w:t>којој</w:t>
+      </w:r>
+      <w:proofErr w:type="spellEnd"/>
+      <w:r>
+        <w:rPr>
+          <w:shd w:val="clear" w:color="auto" w:fill="FFFEFF"/>
+        </w:rPr>
+        <w:t xml:space="preserve"> агент </w:t>
       </w:r>
       <w:proofErr w:type="spellStart"/>
       <w:r>
@@ -3111,7 +3170,21 @@
         <w:rPr>
           <w:shd w:val="clear" w:color="auto" w:fill="FFFEFF"/>
         </w:rPr>
-        <w:t xml:space="preserve"> кроз алате у </w:t>
+        <w:t xml:space="preserve"> </w:t>
+      </w:r>
+      <w:proofErr w:type="spellStart"/>
+      <w:r>
+        <w:rPr>
+          <w:shd w:val="clear" w:color="auto" w:fill="FFFEFF"/>
+        </w:rPr>
+        <w:t>кроз</w:t>
+      </w:r>
+      <w:proofErr w:type="spellEnd"/>
+      <w:r>
+        <w:rPr>
+          <w:shd w:val="clear" w:color="auto" w:fill="FFFEFF"/>
+        </w:rPr>
+        <w:t xml:space="preserve"> алате у </w:t>
       </w:r>
       <w:proofErr w:type="spellStart"/>
       <w:r>
@@ -3285,212 +3358,6 @@
           <w:shd w:val="clear" w:color="auto" w:fill="FFFEFF"/>
         </w:rPr>
         <w:t xml:space="preserve"> </w:t>
-      </w:r>
-      <w:r>
-        <w:rPr>
-          <w:rFonts w:eastAsia="Times New Roman" w:cs="Times New Roman"/>
-          <w:noProof/>
-          <w:shd w:val="clear" w:color="auto" w:fill="FFFEFF"/>
-        </w:rPr>
-        <mc:AlternateContent>
-          <mc:Choice Requires="wpg">
-            <w:drawing>
-              <wp:anchor distT="152400" distB="152400" distL="152400" distR="152400" simplePos="0" relativeHeight="251659264" behindDoc="0" locked="0" layoutInCell="1" allowOverlap="1" wp14:anchorId="3E572EAE" wp14:editId="21CA4BBD">
-                <wp:simplePos x="0" y="0"/>
-                <wp:positionH relativeFrom="margin">
-                  <wp:posOffset>175895</wp:posOffset>
-                </wp:positionH>
-                <wp:positionV relativeFrom="line">
-                  <wp:posOffset>301625</wp:posOffset>
-                </wp:positionV>
-                <wp:extent cx="6098540" cy="4406900"/>
-                <wp:effectExtent l="0" t="0" r="0" b="0"/>
-                <wp:wrapSquare wrapText="bothSides" distT="152400" distB="152400" distL="152400" distR="152400"/>
-                <wp:docPr id="1073741828" name="officeArt object" descr="Image Gallery"/>
-                <wp:cNvGraphicFramePr/>
-                <a:graphic xmlns:a="http://schemas.openxmlformats.org/drawingml/2006/main">
-                  <a:graphicData uri="http://schemas.microsoft.com/office/word/2010/wordprocessingGroup">
-                    <wpg:wgp>
-                      <wpg:cNvGrpSpPr/>
-                      <wpg:grpSpPr>
-                        <a:xfrm>
-                          <a:off x="0" y="0"/>
-                          <a:ext cx="6098540" cy="4406900"/>
-                          <a:chOff x="-122711" y="-1"/>
-                          <a:chExt cx="5630489" cy="4345776"/>
-                        </a:xfrm>
-                      </wpg:grpSpPr>
-                      <pic:pic xmlns:pic="http://schemas.openxmlformats.org/drawingml/2006/picture">
-                        <pic:nvPicPr>
-                          <pic:cNvPr id="1073741826" name="arhitektura-sistema.png" descr="arhitektura-sistema.png"/>
-                          <pic:cNvPicPr>
-                            <a:picLocks noChangeAspect="1"/>
-                          </pic:cNvPicPr>
-                        </pic:nvPicPr>
-                        <pic:blipFill>
-                          <a:blip r:embed="rId10"/>
-                          <a:srcRect l="2002" r="2002"/>
-                          <a:stretch>
-                            <a:fillRect/>
-                          </a:stretch>
-                        </pic:blipFill>
-                        <pic:spPr>
-                          <a:xfrm>
-                            <a:off x="-122711" y="325343"/>
-                            <a:ext cx="5507779" cy="4020432"/>
-                          </a:xfrm>
-                          <a:prstGeom prst="rect">
-                            <a:avLst/>
-                          </a:prstGeom>
-                          <a:ln w="12700" cap="flat">
-                            <a:noFill/>
-                            <a:miter lim="400000"/>
-                          </a:ln>
-                          <a:effectLst/>
-                        </pic:spPr>
-                      </pic:pic>
-                      <wps:wsp>
-                        <wps:cNvPr id="1073741827" name="Слика 1 Архитектура система"/>
-                        <wps:cNvSpPr txBox="1"/>
-                        <wps:spPr>
-                          <a:xfrm>
-                            <a:off x="-1" y="-1"/>
-                            <a:ext cx="5507779" cy="223746"/>
-                          </a:xfrm>
-                          <a:prstGeom prst="rect">
-                            <a:avLst/>
-                          </a:prstGeom>
-                          <a:noFill/>
-                          <a:ln w="12700" cap="flat">
-                            <a:noFill/>
-                            <a:miter lim="400000"/>
-                          </a:ln>
-                          <a:effectLst/>
-                        </wps:spPr>
-                        <wps:txbx>
-                          <w:txbxContent>
-                            <w:p>
-                              <w:pPr>
-                                <w:pStyle w:val="Caption"/>
-                                <w:suppressAutoHyphens/>
-                              </w:pPr>
-                              <w:proofErr w:type="spellStart"/>
-                              <w:r>
-                                <w:t>Слика</w:t>
-                              </w:r>
-                              <w:proofErr w:type="spellEnd"/>
-                              <w:r>
-                                <w:t xml:space="preserve"> </w:t>
-                              </w:r>
-                              <w:r>
-                                <w:rPr>
-                                  <w:lang w:val="ru-RU"/>
-                                </w:rPr>
-                                <w:t xml:space="preserve">1 </w:t>
-                              </w:r>
-                              <w:proofErr w:type="spellStart"/>
-                              <w:r>
-                                <w:t>Архитектура</w:t>
-                              </w:r>
-                              <w:proofErr w:type="spellEnd"/>
-                              <w:r>
-                                <w:t xml:space="preserve"> </w:t>
-                              </w:r>
-                              <w:proofErr w:type="spellStart"/>
-                              <w:r>
-                                <w:t>система</w:t>
-                              </w:r>
-                              <w:proofErr w:type="spellEnd"/>
-                            </w:p>
-                          </w:txbxContent>
-                        </wps:txbx>
-                        <wps:bodyPr wrap="square" lIns="50800" tIns="50800" rIns="50800" bIns="50800" numCol="1" anchor="t">
-                          <a:noAutofit/>
-                        </wps:bodyPr>
-                      </wps:wsp>
-                    </wpg:wgp>
-                  </a:graphicData>
-                </a:graphic>
-                <wp14:sizeRelH relativeFrom="margin">
-                  <wp14:pctWidth>0</wp14:pctWidth>
-                </wp14:sizeRelH>
-                <wp14:sizeRelV relativeFrom="margin">
-                  <wp14:pctHeight>0</wp14:pctHeight>
-                </wp14:sizeRelV>
-              </wp:anchor>
-            </w:drawing>
-          </mc:Choice>
-          <mc:Fallback>
-            <w:pict>
-              <v:group w14:anchorId="3E572EAE" id="officeArt object" o:spid="_x0000_s1027" alt="Image Gallery" style="position:absolute;left:0;text-align:left;margin-left:13.85pt;margin-top:23.75pt;width:480.2pt;height:347pt;z-index:251659264;mso-wrap-distance-left:12pt;mso-wrap-distance-top:12pt;mso-wrap-distance-right:12pt;mso-wrap-distance-bottom:12pt;mso-position-horizontal-relative:margin;mso-position-vertical-relative:line;mso-width-relative:margin;mso-height-relative:margin" coordorigin="-1227" coordsize="56304,43457" o:gfxdata="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">
-                <v:shapetype id="_x0000_t75" coordsize="21600,21600" o:spt="75" o:preferrelative="t" path="m@4@5l@4@11@9@11@9@5xe" filled="f" stroked="f">
-                  <v:stroke joinstyle="miter"/>
-                  <v:formulas>
-                    <v:f eqn="if lineDrawn pixelLineWidth 0"/>
-                    <v:f eqn="sum @0 1 0"/>
-                    <v:f eqn="sum 0 0 @1"/>
-                    <v:f eqn="prod @2 1 2"/>
-                    <v:f eqn="prod @3 21600 pixelWidth"/>
-                    <v:f eqn="prod @3 21600 pixelHeight"/>
-                    <v:f eqn="sum @0 0 1"/>
-                    <v:f eqn="prod @6 1 2"/>
-                    <v:f eqn="prod @7 21600 pixelWidth"/>
-                    <v:f eqn="sum @8 21600 0"/>
-                    <v:f eqn="prod @7 21600 pixelHeight"/>
-                    <v:f eqn="sum @10 21600 0"/>
-                  </v:formulas>
-                  <v:path o:extrusionok="f" gradientshapeok="t" o:connecttype="rect"/>
-                  <o:lock v:ext="edit" aspectratio="t"/>
-                </v:shapetype>
-                <v:shape id="arhitektura-sistema.png" o:spid="_x0000_s1028" type="#_x0000_t75" alt="arhitektura-sistema.png" style="position:absolute;left:-1227;top:3253;width:55077;height:40204;visibility:visible;mso-wrap-style:square" o:gfxdata="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" strokeweight="1pt">
-                  <v:stroke miterlimit="4"/>
-                  <v:imagedata r:id="rId11" o:title="arhitektura-sistema" cropleft="1312f" cropright="1312f"/>
-                </v:shape>
-                <v:shape id="Слика 1 Архитектура система" o:spid="_x0000_s1029" type="#_x0000_t202" style="position:absolute;width:55077;height:2237;visibility:visible;mso-wrap-style:square;v-text-anchor:top" o:gfxdata="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" filled="f" stroked="f" strokeweight="1pt">
-                  <v:stroke miterlimit="4"/>
-                  <v:textbox inset="4pt,4pt,4pt,4pt">
-                    <w:txbxContent>
-                      <w:p>
-                        <w:pPr>
-                          <w:pStyle w:val="Caption"/>
-                          <w:suppressAutoHyphens/>
-                        </w:pPr>
-                        <w:proofErr w:type="spellStart"/>
-                        <w:r>
-                          <w:t>Слика</w:t>
-                        </w:r>
-                        <w:proofErr w:type="spellEnd"/>
-                        <w:r>
-                          <w:t xml:space="preserve"> </w:t>
-                        </w:r>
-                        <w:r>
-                          <w:rPr>
-                            <w:lang w:val="ru-RU"/>
-                          </w:rPr>
-                          <w:t xml:space="preserve">1 </w:t>
-                        </w:r>
-                        <w:proofErr w:type="spellStart"/>
-                        <w:r>
-                          <w:t>Архитектура</w:t>
-                        </w:r>
-                        <w:proofErr w:type="spellEnd"/>
-                        <w:r>
-                          <w:t xml:space="preserve"> </w:t>
-                        </w:r>
-                        <w:proofErr w:type="spellStart"/>
-                        <w:r>
-                          <w:t>система</w:t>
-                        </w:r>
-                        <w:proofErr w:type="spellEnd"/>
-                      </w:p>
-                    </w:txbxContent>
-                  </v:textbox>
-                </v:shape>
-                <w10:wrap type="square" anchorx="margin" anchory="line"/>
-              </v:group>
-            </w:pict>
-          </mc:Fallback>
-        </mc:AlternateContent>
       </w:r>
       <w:proofErr w:type="spellStart"/>
       <w:r>
@@ -6016,13 +5883,8 @@
           </w:tcPr>
           <w:p>
             <w:pPr>
-              <w:tabs>
-                <w:tab w:val="left" w:pos="1440"/>
-                <w:tab w:val="left" w:pos="2880"/>
-                <w:tab w:val="left" w:pos="4320"/>
-              </w:tabs>
-              <w:suppressAutoHyphens/>
-              <w:outlineLvl w:val="0"/>
+              <w:pStyle w:val="Caption"/>
+              <w:jc w:val="left"/>
               <w:rPr>
                 <w:lang w:val="ru-RU"/>
               </w:rPr>
@@ -6030,111 +5892,58 @@
             <w:proofErr w:type="spellStart"/>
             <w:r>
               <w:rPr>
-                <w:rFonts w:eastAsia="Times New Roman"/>
-                <w:color w:val="000000"/>
-                <w:sz w:val="18"/>
-                <w:szCs w:val="18"/>
+                <w:rFonts w:cs="Times New Roman"/>
+                <w:spacing w:val="0"/>
                 <w:lang w:val="ru-RU"/>
-                <w14:textOutline w14:w="12700" w14:cap="flat" w14:cmpd="sng" w14:algn="ctr">
-                  <w14:noFill/>
-                  <w14:prstDash w14:val="solid"/>
-                  <w14:miter w14:lim="400000"/>
-                </w14:textOutline>
               </w:rPr>
               <w:t>Табела</w:t>
             </w:r>
             <w:proofErr w:type="spellEnd"/>
             <w:r>
               <w:rPr>
-                <w:rFonts w:eastAsia="Times New Roman"/>
-                <w:color w:val="000000"/>
-                <w:sz w:val="18"/>
-                <w:szCs w:val="18"/>
+                <w:rFonts w:cs="Times New Roman"/>
+                <w:spacing w:val="0"/>
                 <w:lang w:val="ru-RU"/>
-                <w14:textOutline w14:w="12700" w14:cap="flat" w14:cmpd="sng" w14:algn="ctr">
-                  <w14:noFill/>
-                  <w14:prstDash w14:val="solid"/>
-                  <w14:miter w14:lim="400000"/>
-                </w14:textOutline>
               </w:rPr>
               <w:t xml:space="preserve"> 1. </w:t>
             </w:r>
             <w:r>
               <w:rPr>
-                <w:rFonts w:eastAsia="Times New Roman"/>
-                <w:color w:val="000000"/>
-                <w:sz w:val="18"/>
-                <w:szCs w:val="18"/>
                 <w:lang w:val="ru-RU"/>
-                <w14:textOutline w14:w="12700" w14:cap="flat" w14:cmpd="sng" w14:algn="ctr">
-                  <w14:noFill/>
-                  <w14:prstDash w14:val="solid"/>
-                  <w14:miter w14:lim="400000"/>
-                </w14:textOutline>
               </w:rPr>
-              <w:t xml:space="preserve">Стопа успеха (стопа </w:t>
+              <w:t xml:space="preserve">Стопа успеха </w:t>
+            </w:r>
+            <w:r>
+              <w:rPr>
+                <w:lang w:val="ru-RU"/>
+              </w:rPr>
+              <w:t>(</w:t>
             </w:r>
             <w:proofErr w:type="spellStart"/>
             <w:r>
               <w:rPr>
-                <w:rFonts w:eastAsia="Times New Roman"/>
-                <w:color w:val="000000"/>
-                <w:sz w:val="18"/>
-                <w:szCs w:val="18"/>
                 <w:lang w:val="ru-RU"/>
-                <w14:textOutline w14:w="12700" w14:cap="flat" w14:cmpd="sng" w14:algn="ctr">
-                  <w14:noFill/>
-                  <w14:prstDash w14:val="solid"/>
-                  <w14:miter w14:lim="400000"/>
-                </w14:textOutline>
               </w:rPr>
               <w:t>нарушавања</w:t>
             </w:r>
             <w:proofErr w:type="spellEnd"/>
             <w:r>
               <w:rPr>
-                <w:rFonts w:eastAsia="Times New Roman"/>
-                <w:color w:val="000000"/>
-                <w:sz w:val="18"/>
-                <w:szCs w:val="18"/>
                 <w:lang w:val="ru-RU"/>
-                <w14:textOutline w14:w="12700" w14:cap="flat" w14:cmpd="sng" w14:algn="ctr">
-                  <w14:noFill/>
-                  <w14:prstDash w14:val="solid"/>
-                  <w14:miter w14:lim="400000"/>
-                </w14:textOutline>
               </w:rPr>
               <w:t xml:space="preserve"> </w:t>
             </w:r>
             <w:proofErr w:type="spellStart"/>
             <w:r>
               <w:rPr>
-                <w:rFonts w:eastAsia="Times New Roman"/>
-                <w:color w:val="000000"/>
-                <w:sz w:val="18"/>
-                <w:szCs w:val="18"/>
                 <w:lang w:val="ru-RU"/>
-                <w14:textOutline w14:w="12700" w14:cap="flat" w14:cmpd="sng" w14:algn="ctr">
-                  <w14:noFill/>
-                  <w14:prstDash w14:val="solid"/>
-                  <w14:miter w14:lim="400000"/>
-                </w14:textOutline>
               </w:rPr>
               <w:t>изолације</w:t>
             </w:r>
             <w:proofErr w:type="spellEnd"/>
             <w:r>
               <w:rPr>
-                <w:rFonts w:eastAsia="Times New Roman"/>
-                <w:color w:val="000000"/>
-                <w:sz w:val="18"/>
-                <w:szCs w:val="18"/>
                 <w:lang w:val="ru-RU"/>
-                <w14:textOutline w14:w="12700" w14:cap="flat" w14:cmpd="sng" w14:algn="ctr">
-                  <w14:noFill/>
-                  <w14:prstDash w14:val="solid"/>
-                  <w14:miter w14:lim="400000"/>
-                </w14:textOutline>
               </w:rPr>
               <w:t>)</w:t>
             </w:r>
@@ -7484,57 +7293,70 @@
     </w:p>
     <w:p>
       <w:pPr>
-        <w:pStyle w:val="Default"/>
-        <w:tabs>
-          <w:tab w:val="left" w:pos="593"/>
-          <w:tab w:val="left" w:pos="1186"/>
-          <w:tab w:val="left" w:pos="1779"/>
-          <w:tab w:val="left" w:pos="2372"/>
-          <w:tab w:val="left" w:pos="2965"/>
-          <w:tab w:val="left" w:pos="3558"/>
-          <w:tab w:val="left" w:pos="4151"/>
-          <w:tab w:val="left" w:pos="4744"/>
-          <w:tab w:val="left" w:pos="5337"/>
-          <w:tab w:val="left" w:pos="5930"/>
-          <w:tab w:val="left" w:pos="6523"/>
-          <w:tab w:val="left" w:pos="7116"/>
-          <w:tab w:val="left" w:pos="7709"/>
-          <w:tab w:val="left" w:pos="8302"/>
-          <w:tab w:val="left" w:pos="8895"/>
-          <w:tab w:val="left" w:pos="9488"/>
-        </w:tabs>
-        <w:suppressAutoHyphens/>
-        <w:spacing w:before="0" w:line="240" w:lineRule="auto"/>
-        <w:rPr>
-          <w:rFonts w:ascii="Times New Roman" w:eastAsia="Times New Roman" w:hAnsi="Times New Roman" w:cs="Times New Roman"/>
-          <w:sz w:val="20"/>
-          <w:szCs w:val="20"/>
-          <w:shd w:val="clear" w:color="auto" w:fill="FFFEFF"/>
-          <w14:textFill>
-            <w14:solidFill>
-              <w14:srgbClr w14:val="000000">
-                <w14:alpha w14:val="14999"/>
-              </w14:srgbClr>
-            </w14:solidFill>
-          </w14:textFill>
+        <w:pStyle w:val="0-"/>
+        <w:rPr>
+          <w:shd w:val="clear" w:color="auto" w:fill="FFFEFF"/>
+          <w:lang w:val="en-US"/>
         </w:rPr>
       </w:pPr>
       <w:r>
         <w:rPr>
-          <w:rFonts w:ascii="Times New Roman" w:hAnsi="Times New Roman"/>
-          <w:sz w:val="20"/>
-          <w:szCs w:val="20"/>
-          <w:shd w:val="clear" w:color="auto" w:fill="FFFEFF"/>
-          <w14:textFill>
-            <w14:solidFill>
-              <w14:srgbClr w14:val="000000">
-                <w14:alpha w14:val="14999"/>
-              </w14:srgbClr>
-            </w14:solidFill>
-          </w14:textFill>
-        </w:rPr>
-        <w:t>Табела 2 приказује збирне стопе по моделу преко свих сценарија.</w:t>
-      </w:r>
+          <w:shd w:val="clear" w:color="auto" w:fill="FFFEFF"/>
+        </w:rPr>
+        <w:t xml:space="preserve">Табела 2 приказује збирне стопе по </w:t>
+      </w:r>
+      <w:proofErr w:type="spellStart"/>
+      <w:r>
+        <w:rPr>
+          <w:shd w:val="clear" w:color="auto" w:fill="FFFEFF"/>
+        </w:rPr>
+        <w:t>моделу</w:t>
+      </w:r>
+      <w:proofErr w:type="spellEnd"/>
+      <w:r>
+        <w:rPr>
+          <w:shd w:val="clear" w:color="auto" w:fill="FFFEFF"/>
+        </w:rPr>
+        <w:t xml:space="preserve"> </w:t>
+      </w:r>
+      <w:proofErr w:type="spellStart"/>
+      <w:r>
+        <w:rPr>
+          <w:shd w:val="clear" w:color="auto" w:fill="FFFEFF"/>
+        </w:rPr>
+        <w:t>преко</w:t>
+      </w:r>
+      <w:proofErr w:type="spellEnd"/>
+      <w:r>
+        <w:rPr>
+          <w:shd w:val="clear" w:color="auto" w:fill="FFFEFF"/>
+        </w:rPr>
+        <w:t xml:space="preserve"> свих </w:t>
+      </w:r>
+      <w:proofErr w:type="spellStart"/>
+      <w:r>
+        <w:rPr>
+          <w:shd w:val="clear" w:color="auto" w:fill="FFFEFF"/>
+        </w:rPr>
+        <w:t>сценарија</w:t>
+      </w:r>
+      <w:proofErr w:type="spellEnd"/>
+      <w:r>
+        <w:rPr>
+          <w:shd w:val="clear" w:color="auto" w:fill="FFFEFF"/>
+        </w:rPr>
+        <w:t>.</w:t>
+      </w:r>
+    </w:p>
+    <w:p>
+      <w:pPr>
+        <w:pStyle w:val="0-"/>
+        <w:rPr>
+          <w:rFonts w:eastAsia="Times New Roman" w:cs="Times New Roman"/>
+          <w:shd w:val="clear" w:color="auto" w:fill="FFFEFF"/>
+          <w:lang w:val="en-US"/>
+        </w:rPr>
+      </w:pPr>
     </w:p>
     <w:tbl>
       <w:tblPr>
@@ -7582,35 +7404,53 @@
           </w:tcPr>
           <w:p>
             <w:pPr>
-              <w:tabs>
-                <w:tab w:val="left" w:pos="1440"/>
-                <w:tab w:val="left" w:pos="2880"/>
-                <w:tab w:val="left" w:pos="4320"/>
-                <w:tab w:val="left" w:pos="5760"/>
-                <w:tab w:val="left" w:pos="7200"/>
-                <w:tab w:val="left" w:pos="8640"/>
-              </w:tabs>
-              <w:suppressAutoHyphens/>
-              <w:outlineLvl w:val="0"/>
-              <w:rPr>
-                <w:lang w:val="en-RS"/>
-              </w:rPr>
+              <w:pStyle w:val="Caption"/>
             </w:pPr>
+            <w:bookmarkStart w:id="0" w:name="_Ref238810798"/>
+            <w:proofErr w:type="spellStart"/>
             <w:r>
-              <w:rPr>
-                <w:rFonts w:eastAsia="Times New Roman"/>
-                <w:color w:val="000000"/>
-                <w:sz w:val="18"/>
-                <w:szCs w:val="18"/>
-                <w:lang w:val="en-RS"/>
-                <w14:textOutline w14:w="12700" w14:cap="flat" w14:cmpd="sng" w14:algn="ctr">
-                  <w14:noFill/>
-                  <w14:prstDash w14:val="solid"/>
-                  <w14:miter w14:lim="400000"/>
-                </w14:textOutline>
-              </w:rPr>
-              <w:t>Табела 2. Збирне стопе по моделу</w:t>
+              <w:t>Табела</w:t>
             </w:r>
+            <w:proofErr w:type="spellEnd"/>
+            <w:r>
+              <w:t xml:space="preserve"> </w:t>
+            </w:r>
+            <w:bookmarkEnd w:id="0"/>
+            <w:r>
+              <w:t>2</w:t>
+            </w:r>
+            <w:r>
+              <w:t xml:space="preserve"> </w:t>
+            </w:r>
+            <w:proofErr w:type="spellStart"/>
+            <w:r>
+              <w:t>Збирне</w:t>
+            </w:r>
+            <w:proofErr w:type="spellEnd"/>
+            <w:r>
+              <w:t xml:space="preserve"> </w:t>
+            </w:r>
+            <w:proofErr w:type="spellStart"/>
+            <w:r>
+              <w:t>стопе</w:t>
+            </w:r>
+            <w:proofErr w:type="spellEnd"/>
+            <w:r>
+              <w:t xml:space="preserve"> </w:t>
+            </w:r>
+            <w:proofErr w:type="spellStart"/>
+            <w:r>
+              <w:t>по</w:t>
+            </w:r>
+            <w:proofErr w:type="spellEnd"/>
+            <w:r>
+              <w:t xml:space="preserve"> </w:t>
+            </w:r>
+            <w:proofErr w:type="spellStart"/>
+            <w:r>
+              <w:t>моделу</w:t>
+            </w:r>
+            <w:proofErr w:type="spellEnd"/>
           </w:p>
         </w:tc>
       </w:tr>
@@ -8033,6 +7873,127 @@
           </w:p>
         </w:tc>
       </w:tr>
+      <w:tr>
+        <w:tblPrEx>
+          <w:shd w:val="clear" w:color="auto" w:fill="000000"/>
+        </w:tblPrEx>
+        <w:trPr>
+          <w:trHeight w:val="460"/>
+        </w:trPr>
+        <w:tc>
+          <w:tcPr>
+            <w:tcW w:w="1134" w:type="dxa"/>
+            <w:tcBorders>
+              <w:top w:val="single" w:sz="8" w:space="0" w:color="000000"/>
+              <w:left w:val="single" w:sz="8" w:space="0" w:color="000000"/>
+              <w:bottom w:val="single" w:sz="8" w:space="0" w:color="000000"/>
+              <w:right w:val="single" w:sz="8" w:space="0" w:color="000000"/>
+            </w:tcBorders>
+            <w:shd w:val="clear" w:color="auto" w:fill="FFFFFF"/>
+            <w:tcMar>
+              <w:top w:w="0" w:type="dxa"/>
+              <w:left w:w="0" w:type="dxa"/>
+              <w:bottom w:w="0" w:type="dxa"/>
+              <w:right w:w="0" w:type="dxa"/>
+            </w:tcMar>
+            <w:vAlign w:val="center"/>
+          </w:tcPr>
+          <w:p>
+            <w:pPr>
+              <w:pStyle w:val="0-"/>
+              <w:jc w:val="center"/>
+              <w:rPr>
+                <w:shd w:val="clear" w:color="auto" w:fill="FFFEFF"/>
+              </w:rPr>
+            </w:pPr>
+            <w:proofErr w:type="spellStart"/>
+            <w:r>
+              <w:rPr>
+                <w:b/>
+                <w:bCs/>
+                <w:shd w:val="clear" w:color="auto" w:fill="FFFEFF"/>
+              </w:rPr>
+              <w:t>Укупно</w:t>
+            </w:r>
+            <w:proofErr w:type="spellEnd"/>
+          </w:p>
+        </w:tc>
+        <w:tc>
+          <w:tcPr>
+            <w:tcW w:w="1701" w:type="dxa"/>
+            <w:tcBorders>
+              <w:top w:val="single" w:sz="8" w:space="0" w:color="000000"/>
+              <w:left w:val="single" w:sz="8" w:space="0" w:color="000000"/>
+              <w:bottom w:val="single" w:sz="8" w:space="0" w:color="000000"/>
+              <w:right w:val="single" w:sz="8" w:space="0" w:color="000000"/>
+            </w:tcBorders>
+            <w:shd w:val="clear" w:color="auto" w:fill="FFFFFF"/>
+            <w:tcMar>
+              <w:top w:w="0" w:type="dxa"/>
+              <w:left w:w="0" w:type="dxa"/>
+              <w:bottom w:w="0" w:type="dxa"/>
+              <w:right w:w="0" w:type="dxa"/>
+            </w:tcMar>
+            <w:vAlign w:val="center"/>
+          </w:tcPr>
+          <w:p>
+            <w:pPr>
+              <w:pStyle w:val="0-"/>
+              <w:jc w:val="center"/>
+              <w:rPr>
+                <w:b/>
+                <w:bCs/>
+                <w:shd w:val="clear" w:color="auto" w:fill="FFFEFF"/>
+              </w:rPr>
+            </w:pPr>
+            <w:r>
+              <w:rPr>
+                <w:b/>
+                <w:bCs/>
+                <w:shd w:val="clear" w:color="auto" w:fill="FFFEFF"/>
+              </w:rPr>
+              <w:t>48,7% (19/39)</w:t>
+            </w:r>
+          </w:p>
+        </w:tc>
+        <w:tc>
+          <w:tcPr>
+            <w:tcW w:w="1843" w:type="dxa"/>
+            <w:gridSpan w:val="2"/>
+            <w:tcBorders>
+              <w:top w:val="single" w:sz="8" w:space="0" w:color="000000"/>
+              <w:left w:val="single" w:sz="8" w:space="0" w:color="000000"/>
+              <w:bottom w:val="single" w:sz="8" w:space="0" w:color="000000"/>
+              <w:right w:val="single" w:sz="8" w:space="0" w:color="000000"/>
+            </w:tcBorders>
+            <w:shd w:val="clear" w:color="auto" w:fill="FFFFFF"/>
+            <w:tcMar>
+              <w:top w:w="0" w:type="dxa"/>
+              <w:left w:w="0" w:type="dxa"/>
+              <w:bottom w:w="0" w:type="dxa"/>
+              <w:right w:w="0" w:type="dxa"/>
+            </w:tcMar>
+            <w:vAlign w:val="center"/>
+          </w:tcPr>
+          <w:p>
+            <w:pPr>
+              <w:pStyle w:val="0-"/>
+              <w:jc w:val="center"/>
+              <w:rPr>
+                <w:b/>
+                <w:bCs/>
+              </w:rPr>
+            </w:pPr>
+            <w:r>
+              <w:rPr>
+                <w:b/>
+                <w:bCs/>
+              </w:rPr>
+              <w:t>59,0% (23/39)</w:t>
+            </w:r>
+          </w:p>
+        </w:tc>
+      </w:tr>
     </w:tbl>
     <w:p>
       <w:pPr>
@@ -8771,7 +8732,14 @@
         <w:rPr>
           <w:shd w:val="clear" w:color="auto" w:fill="FFFEFF"/>
         </w:rPr>
-        <w:t xml:space="preserve"> 52 за Sonnet. Сва три неуспеха модела Opus </w:t>
+        <w:t xml:space="preserve"> 52 за Sonnet. Сва три </w:t>
+      </w:r>
+      <w:r>
+        <w:rPr>
+          <w:shd w:val="clear" w:color="auto" w:fill="FFFEFF"/>
+        </w:rPr>
+        <w:lastRenderedPageBreak/>
+        <w:t xml:space="preserve">неуспеха модела Opus </w:t>
       </w:r>
       <w:proofErr w:type="spellStart"/>
       <w:r>
@@ -8989,7 +8957,6 @@
       </w:r>
       <w:proofErr w:type="spellStart"/>
       <w:r>
-        <w:lastRenderedPageBreak/>
         <w:t>постаје</w:t>
       </w:r>
       <w:proofErr w:type="spellEnd"/>
@@ -10498,19 +10465,14 @@
       </w:r>
       <w:proofErr w:type="spellStart"/>
       <w:r>
-        <w:t>Annual</w:t>
-      </w:r>
-      <w:proofErr w:type="spellEnd"/>
-      <w:r>
-        <w:t xml:space="preserve"> </w:t>
-      </w:r>
-      <w:proofErr w:type="spellStart"/>
-      <w:r>
-        <w:t>Computer</w:t>
-      </w:r>
-      <w:proofErr w:type="spellEnd"/>
-      <w:r>
-        <w:t xml:space="preserve"> </w:t>
+        <w:t xml:space="preserve">Annual </w:t>
+      </w:r>
+      <w:r>
+        <w:t>Compute</w:t>
+      </w:r>
+      <w:proofErr w:type="spellEnd"/>
+      <w:r>
+        <w:t xml:space="preserve">r </w:t>
       </w:r>
       <w:proofErr w:type="spellStart"/>
       <w:r>
@@ -11241,7 +11203,7 @@
       <w:r>
         <w:t xml:space="preserve">," 2024. </w:t>
       </w:r>
-      <w:hyperlink r:id="rId12" w:history="1">
+      <w:hyperlink r:id="rId11" w:history="1">
         <w:r>
           <w:rPr>
             <w:rStyle w:val="Hyperlink"/>
@@ -11316,7 +11278,7 @@
       <w:r>
         <w:t xml:space="preserve"> (CVE-2022-0847)," 2022. </w:t>
       </w:r>
-      <w:hyperlink r:id="rId13" w:history="1">
+      <w:hyperlink r:id="rId12" w:history="1">
         <w:r>
           <w:rPr>
             <w:rStyle w:val="Hyperlink"/>
@@ -11527,7 +11489,7 @@
                           </pic:cNvPicPr>
                         </pic:nvPicPr>
                         <pic:blipFill>
-                          <a:blip r:embed="rId14"/>
+                          <a:blip r:embed="rId13"/>
                           <a:srcRect/>
                           <a:stretch>
                             <a:fillRect/>
@@ -11570,7 +11532,22 @@
               <w:t xml:space="preserve"> </w:t>
             </w:r>
             <w:r>
-              <w:t>рођен је 2001. године у Новом Саду. Основне академске студије завршио је 2024. године на Факултету техничких наука у Новом Саду, на студијском програму Софтверско инжењерство и информационе технологије. Мастер рад на истом студијском програму одбранио је 2026. године.</w:t>
+              <w:t>рођен је 2001. године у Новом Саду. Основне академске студије завршио је 2024. године на Факултету техничких наука у Новом Саду</w:t>
+            </w:r>
+            <w:r>
+              <w:rPr>
+                <w:lang w:val="sr-Cyrl-RS"/>
+              </w:rPr>
+              <w:t>. Положио је све испите предвиђене планом и програмом</w:t>
+            </w:r>
+            <w:r>
+              <w:rPr>
+                <w:lang w:val="sr-Cyrl-RS"/>
+              </w:rPr>
+              <w:t xml:space="preserve"> и стекао услов за одбрану мастер рада</w:t>
+            </w:r>
+            <w:r>
+              <w:t xml:space="preserve"> на студијском програму Софтверско инжењерство и информационе технологије. </w:t>
             </w:r>
           </w:p>
           <w:p>
@@ -11588,11 +11565,12 @@
             <w:r>
               <w:t xml:space="preserve">: </w:t>
             </w:r>
-            <w:hyperlink r:id="rId15" w:history="1">
+            <w:hyperlink r:id="rId14" w:history="1">
               <w:r>
                 <w:rPr>
                   <w:rStyle w:val="Hyperlink1"/>
                   <w:rFonts w:eastAsia="Arial Unicode MS"/>
+                  <w:lang w:val="en-RS"/>
                 </w:rPr>
                 <w:t>erdeljimarko</w:t>
               </w:r>
@@ -11600,6 +11578,7 @@
                 <w:rPr>
                   <w:rStyle w:val="Hyperlink1"/>
                   <w:rFonts w:eastAsia="Arial Unicode MS"/>
+                  <w:lang w:val="en-RS"/>
                 </w:rPr>
                 <w:t>@</w:t>
               </w:r>
@@ -11607,6 +11586,7 @@
                 <w:rPr>
                   <w:rStyle w:val="Hyperlink1"/>
                   <w:rFonts w:eastAsia="Arial Unicode MS"/>
+                  <w:lang w:val="en-RS"/>
                 </w:rPr>
                 <w:t>gmail.com</w:t>
               </w:r>
@@ -11639,7 +11619,6 @@
       <w:r>
         <w:rPr>
           <w:rStyle w:val="None"/>
-          <w:lang w:val="en-US"/>
         </w:rPr>
         <w:t xml:space="preserve"> </w:t>
       </w:r>
@@ -13455,6 +13434,35 @@
       </w14:textOutline>
     </w:rPr>
   </w:style>
+  <w:style w:type="paragraph" w:customStyle="1" w:styleId="3-">
+    <w:name w:val="3 - Математичке формуле"/>
+    <w:basedOn w:val="Normal"/>
+    <w:link w:val="3-Char"/>
+    <w:qFormat/>
+    <w:rsid w:val="00524514"/>
+    <w:pPr>
+      <w:pBdr>
+        <w:top w:val="none" w:sz="0" w:space="0" w:color="auto"/>
+        <w:left w:val="none" w:sz="0" w:space="0" w:color="auto"/>
+        <w:bottom w:val="none" w:sz="0" w:space="0" w:color="auto"/>
+        <w:right w:val="none" w:sz="0" w:space="0" w:color="auto"/>
+        <w:between w:val="none" w:sz="0" w:space="0" w:color="auto"/>
+        <w:bar w:val="none" w:sz="0" w:color="auto"/>
+      </w:pBdr>
+      <w:suppressAutoHyphens/>
+      <w:spacing w:before="120"/>
+      <w:ind w:firstLine="360"/>
+      <w:jc w:val="both"/>
+    </w:pPr>
+    <w:rPr>
+      <w:rFonts w:ascii="Cambria Math" w:eastAsia="Times New Roman" w:hAnsi="Cambria Math"/>
+      <w:i/>
+      <w:iCs/>
+      <w:sz w:val="20"/>
+      <w:szCs w:val="20"/>
+      <w:bdr w:val="none" w:sz="0" w:space="0" w:color="auto"/>
+    </w:rPr>
+  </w:style>
   <w:style w:type="paragraph" w:customStyle="1" w:styleId="9-">
     <w:name w:val="9 - Заглавље"/>
     <w:pPr>
@@ -13624,6 +13632,8 @@
   <w:style w:type="paragraph" w:styleId="Caption">
     <w:name w:val="caption"/>
     <w:next w:val="Normal"/>
+    <w:uiPriority w:val="35"/>
+    <w:qFormat/>
     <w:pPr>
       <w:spacing w:before="120" w:after="120"/>
       <w:ind w:firstLine="360"/>
@@ -13728,6 +13738,102 @@
       <w:color w:val="000000"/>
       <w:u w:color="000000"/>
       <w:lang w:val="en-US"/>
+    </w:rPr>
+  </w:style>
+  <w:style w:type="character" w:customStyle="1" w:styleId="3-Char">
+    <w:name w:val="3 - Математичке формуле Char"/>
+    <w:basedOn w:val="DefaultParagraphFont"/>
+    <w:link w:val="3-"/>
+    <w:qFormat/>
+    <w:rsid w:val="00524514"/>
+    <w:rPr>
+      <w:rFonts w:ascii="Cambria Math" w:eastAsia="Times New Roman" w:hAnsi="Cambria Math"/>
+      <w:i/>
+      <w:iCs/>
+      <w:bdr w:val="none" w:sz="0" w:space="0" w:color="auto"/>
+      <w:lang w:val="en-US" w:eastAsia="en-US"/>
+    </w:rPr>
+  </w:style>
+  <w:style w:type="paragraph" w:customStyle="1" w:styleId="7-Sadrajapstraktaikljunihrei">
+    <w:name w:val="7 - Sadržaj apstrakta i ključnih reči"/>
+    <w:link w:val="7-SadrajapstraktaikljunihreiChar"/>
+    <w:qFormat/>
+    <w:rsid w:val="00524514"/>
+    <w:pPr>
+      <w:pBdr>
+        <w:top w:val="none" w:sz="0" w:space="0" w:color="auto"/>
+        <w:left w:val="none" w:sz="0" w:space="0" w:color="auto"/>
+        <w:bottom w:val="none" w:sz="0" w:space="0" w:color="auto"/>
+        <w:right w:val="none" w:sz="0" w:space="0" w:color="auto"/>
+        <w:between w:val="none" w:sz="0" w:space="0" w:color="auto"/>
+        <w:bar w:val="none" w:sz="0" w:color="auto"/>
+      </w:pBdr>
+      <w:suppressAutoHyphens/>
+    </w:pPr>
+    <w:rPr>
+      <w:rFonts w:asciiTheme="minorHAnsi" w:eastAsia="Times New Roman" w:hAnsiTheme="minorHAnsi"/>
+      <w:i/>
+      <w:iCs/>
+      <w:bdr w:val="none" w:sz="0" w:space="0" w:color="auto"/>
+      <w:lang w:val="sr-Latn-CS" w:eastAsia="en-US"/>
+    </w:rPr>
+  </w:style>
+  <w:style w:type="character" w:customStyle="1" w:styleId="7-SadrajapstraktaikljunihreiChar">
+    <w:name w:val="7 - Sadržaj apstrakta i ključnih reči Char"/>
+    <w:basedOn w:val="DefaultParagraphFont"/>
+    <w:link w:val="7-Sadrajapstraktaikljunihrei"/>
+    <w:qFormat/>
+    <w:rsid w:val="00524514"/>
+    <w:rPr>
+      <w:rFonts w:asciiTheme="minorHAnsi" w:eastAsia="Times New Roman" w:hAnsiTheme="minorHAnsi"/>
+      <w:i/>
+      <w:iCs/>
+      <w:bdr w:val="none" w:sz="0" w:space="0" w:color="auto"/>
+      <w:lang w:val="sr-Latn-CS" w:eastAsia="en-US"/>
+    </w:rPr>
+  </w:style>
+  <w:style w:type="paragraph" w:customStyle="1" w:styleId="7-">
+    <w:name w:val="7 - Афилијација"/>
+    <w:basedOn w:val="Normal"/>
+    <w:link w:val="7-Char"/>
+    <w:qFormat/>
+    <w:rsid w:val="00524514"/>
+    <w:pPr>
+      <w:pBdr>
+        <w:top w:val="none" w:sz="0" w:space="0" w:color="auto"/>
+        <w:left w:val="none" w:sz="0" w:space="0" w:color="auto"/>
+        <w:bottom w:val="none" w:sz="0" w:space="0" w:color="auto"/>
+        <w:right w:val="none" w:sz="0" w:space="0" w:color="auto"/>
+        <w:between w:val="none" w:sz="0" w:space="0" w:color="auto"/>
+        <w:bar w:val="none" w:sz="0" w:color="auto"/>
+      </w:pBdr>
+      <w:suppressAutoHyphens/>
+      <w:spacing w:before="120"/>
+      <w:ind w:firstLine="360"/>
+      <w:jc w:val="center"/>
+    </w:pPr>
+    <w:rPr>
+      <w:rFonts w:eastAsia="Times New Roman"/>
+      <w:i/>
+      <w:iCs/>
+      <w:bdr w:val="none" w:sz="0" w:space="0" w:color="auto"/>
+      <w:lang w:val="sr-Latn-CS"/>
+    </w:rPr>
+  </w:style>
+  <w:style w:type="character" w:customStyle="1" w:styleId="7-Char">
+    <w:name w:val="7 - Афилијација Char"/>
+    <w:basedOn w:val="DefaultParagraphFont"/>
+    <w:link w:val="7-"/>
+    <w:qFormat/>
+    <w:rsid w:val="00524514"/>
+    <w:rPr>
+      <w:rFonts w:eastAsia="Times New Roman"/>
+      <w:i/>
+      <w:iCs/>
+      <w:sz w:val="24"/>
+      <w:szCs w:val="24"/>
+      <w:bdr w:val="none" w:sz="0" w:space="0" w:color="auto"/>
+      <w:lang w:val="sr-Latn-CS" w:eastAsia="en-US"/>
     </w:rPr>
   </w:style>
 </w:styles>

--- a/МаркоЕрдељи_зборник.docx
+++ b/МаркоЕрдељи_зборник.docx
@@ -2194,8 +2194,6 @@
       <w:proofErr w:type="spellStart"/>
       <w:r>
         <w:rPr>
-          <w:i/>
-          <w:iCs/>
           <w:lang w:val="it-IT"/>
         </w:rPr>
         <w:t>seccomp</w:t>
@@ -2810,6 +2808,1323 @@
         <w:pStyle w:val="0-"/>
         <w:rPr>
           <w:shd w:val="clear" w:color="auto" w:fill="FFFEFF"/>
+          <w:lang w:val="en-US"/>
+        </w:rPr>
+      </w:pPr>
+      <w:r>
+        <w:rPr>
+          <w:noProof/>
+        </w:rPr>
+        <w:drawing>
+          <wp:anchor distT="0" distB="0" distL="114300" distR="114300" simplePos="0" relativeHeight="251659264" behindDoc="0" locked="0" layoutInCell="1" allowOverlap="1" wp14:anchorId="149792A7" wp14:editId="66422805">
+            <wp:simplePos x="0" y="0"/>
+            <wp:positionH relativeFrom="column">
+              <wp:posOffset>414020</wp:posOffset>
+            </wp:positionH>
+            <wp:positionV relativeFrom="paragraph">
+              <wp:posOffset>1118870</wp:posOffset>
+            </wp:positionV>
+            <wp:extent cx="5438140" cy="4276090"/>
+            <wp:effectExtent l="0" t="0" r="0" b="3810"/>
+            <wp:wrapSquare wrapText="bothSides"/>
+            <wp:docPr id="1662553341" name="arhitektura-sistema.png" descr="arhitektura-sistema.png"/>
+            <wp:cNvGraphicFramePr>
+              <a:graphicFrameLocks xmlns:a="http://schemas.openxmlformats.org/drawingml/2006/main" noChangeAspect="1"/>
+            </wp:cNvGraphicFramePr>
+            <a:graphic xmlns:a="http://schemas.openxmlformats.org/drawingml/2006/main">
+              <a:graphicData uri="http://schemas.openxmlformats.org/drawingml/2006/picture">
+                <pic:pic xmlns:pic="http://schemas.openxmlformats.org/drawingml/2006/picture">
+                  <pic:nvPicPr>
+                    <pic:cNvPr id="1662553341" name="arhitektura-sistema.png" descr="arhitektura-sistema.png"/>
+                    <pic:cNvPicPr>
+                      <a:picLocks noChangeAspect="1"/>
+                    </pic:cNvPicPr>
+                  </pic:nvPicPr>
+                  <pic:blipFill>
+                    <a:blip r:embed="rId10"/>
+                    <a:srcRect l="2002" r="2002"/>
+                    <a:stretch>
+                      <a:fillRect/>
+                    </a:stretch>
+                  </pic:blipFill>
+                  <pic:spPr>
+                    <a:xfrm>
+                      <a:off x="0" y="0"/>
+                      <a:ext cx="5438140" cy="4276090"/>
+                    </a:xfrm>
+                    <a:prstGeom prst="rect">
+                      <a:avLst/>
+                    </a:prstGeom>
+                    <a:ln w="12700" cap="flat">
+                      <a:noFill/>
+                      <a:miter lim="400000"/>
+                    </a:ln>
+                    <a:effectLst/>
+                  </pic:spPr>
+                </pic:pic>
+              </a:graphicData>
+            </a:graphic>
+            <wp14:sizeRelH relativeFrom="margin">
+              <wp14:pctWidth>0</wp14:pctWidth>
+            </wp14:sizeRelH>
+            <wp14:sizeRelV relativeFrom="margin">
+              <wp14:pctHeight>0</wp14:pctHeight>
+            </wp14:sizeRelV>
+          </wp:anchor>
+        </w:drawing>
+      </w:r>
+      <w:r>
+        <w:rPr>
+          <w:shd w:val="clear" w:color="auto" w:fill="FFFEFF"/>
+          <w:lang w:val="pt-PT"/>
+        </w:rPr>
+        <w:t xml:space="preserve">Yao </w:t>
+      </w:r>
+      <w:r>
+        <w:rPr>
+          <w:shd w:val="clear" w:color="auto" w:fill="FFFEFF"/>
+        </w:rPr>
+        <w:t xml:space="preserve">и </w:t>
+      </w:r>
+      <w:proofErr w:type="spellStart"/>
+      <w:r>
+        <w:rPr>
+          <w:shd w:val="clear" w:color="auto" w:fill="FFFEFF"/>
+        </w:rPr>
+        <w:t>сарадници</w:t>
+      </w:r>
+      <w:proofErr w:type="spellEnd"/>
+      <w:r>
+        <w:rPr>
+          <w:shd w:val="clear" w:color="auto" w:fill="FFFEFF"/>
+        </w:rPr>
+        <w:t xml:space="preserve"> формализовали су </w:t>
+      </w:r>
+      <w:r>
+        <w:rPr>
+          <w:shd w:val="clear" w:color="auto" w:fill="FFFEFF"/>
+          <w:lang w:val="en-RS"/>
+        </w:rPr>
+        <w:t xml:space="preserve">ReAct </w:t>
+      </w:r>
+      <w:r>
+        <w:rPr>
+          <w:shd w:val="clear" w:color="auto" w:fill="FFFEFF"/>
+        </w:rPr>
+        <w:t xml:space="preserve">парадигму, у </w:t>
+      </w:r>
+      <w:proofErr w:type="spellStart"/>
+      <w:r>
+        <w:rPr>
+          <w:shd w:val="clear" w:color="auto" w:fill="FFFEFF"/>
+        </w:rPr>
+        <w:t>којој</w:t>
+      </w:r>
+      <w:proofErr w:type="spellEnd"/>
+      <w:r>
+        <w:rPr>
+          <w:shd w:val="clear" w:color="auto" w:fill="FFFEFF"/>
+        </w:rPr>
+        <w:t xml:space="preserve"> агент </w:t>
+      </w:r>
+      <w:proofErr w:type="spellStart"/>
+      <w:r>
+        <w:rPr>
+          <w:shd w:val="clear" w:color="auto" w:fill="FFFEFF"/>
+        </w:rPr>
+        <w:t>наизменично</w:t>
+      </w:r>
+      <w:proofErr w:type="spellEnd"/>
+      <w:r>
+        <w:rPr>
+          <w:shd w:val="clear" w:color="auto" w:fill="FFFEFF"/>
+        </w:rPr>
+        <w:t xml:space="preserve"> </w:t>
+      </w:r>
+      <w:proofErr w:type="spellStart"/>
+      <w:r>
+        <w:rPr>
+          <w:shd w:val="clear" w:color="auto" w:fill="FFFEFF"/>
+        </w:rPr>
+        <w:t>генерише</w:t>
+      </w:r>
+      <w:proofErr w:type="spellEnd"/>
+      <w:r>
+        <w:rPr>
+          <w:shd w:val="clear" w:color="auto" w:fill="FFFEFF"/>
+        </w:rPr>
+        <w:t xml:space="preserve"> </w:t>
+      </w:r>
+      <w:proofErr w:type="spellStart"/>
+      <w:r>
+        <w:rPr>
+          <w:shd w:val="clear" w:color="auto" w:fill="FFFEFF"/>
+        </w:rPr>
+        <w:t>трагове</w:t>
+      </w:r>
+      <w:proofErr w:type="spellEnd"/>
+      <w:r>
+        <w:rPr>
+          <w:shd w:val="clear" w:color="auto" w:fill="FFFEFF"/>
+        </w:rPr>
+        <w:t xml:space="preserve"> </w:t>
+      </w:r>
+      <w:proofErr w:type="spellStart"/>
+      <w:r>
+        <w:rPr>
+          <w:shd w:val="clear" w:color="auto" w:fill="FFFEFF"/>
+        </w:rPr>
+        <w:t>резоновања</w:t>
+      </w:r>
+      <w:proofErr w:type="spellEnd"/>
+      <w:r>
+        <w:rPr>
+          <w:shd w:val="clear" w:color="auto" w:fill="FFFEFF"/>
+        </w:rPr>
+        <w:t xml:space="preserve"> и </w:t>
+      </w:r>
+      <w:proofErr w:type="spellStart"/>
+      <w:r>
+        <w:rPr>
+          <w:shd w:val="clear" w:color="auto" w:fill="FFFEFF"/>
+        </w:rPr>
+        <w:t>извршава</w:t>
+      </w:r>
+      <w:proofErr w:type="spellEnd"/>
+      <w:r>
+        <w:rPr>
+          <w:shd w:val="clear" w:color="auto" w:fill="FFFEFF"/>
+        </w:rPr>
+        <w:t xml:space="preserve"> </w:t>
+      </w:r>
+      <w:proofErr w:type="spellStart"/>
+      <w:r>
+        <w:rPr>
+          <w:shd w:val="clear" w:color="auto" w:fill="FFFEFF"/>
+        </w:rPr>
+        <w:t>акције</w:t>
+      </w:r>
+      <w:proofErr w:type="spellEnd"/>
+      <w:r>
+        <w:rPr>
+          <w:shd w:val="clear" w:color="auto" w:fill="FFFEFF"/>
+        </w:rPr>
+        <w:t xml:space="preserve"> </w:t>
+      </w:r>
+      <w:proofErr w:type="spellStart"/>
+      <w:r>
+        <w:rPr>
+          <w:shd w:val="clear" w:color="auto" w:fill="FFFEFF"/>
+        </w:rPr>
+        <w:t>кроз</w:t>
+      </w:r>
+      <w:proofErr w:type="spellEnd"/>
+      <w:r>
+        <w:rPr>
+          <w:shd w:val="clear" w:color="auto" w:fill="FFFEFF"/>
+        </w:rPr>
+        <w:t xml:space="preserve"> алате у </w:t>
+      </w:r>
+      <w:proofErr w:type="spellStart"/>
+      <w:r>
+        <w:rPr>
+          <w:shd w:val="clear" w:color="auto" w:fill="FFFEFF"/>
+        </w:rPr>
+        <w:t>затвореној</w:t>
+      </w:r>
+      <w:proofErr w:type="spellEnd"/>
+      <w:r>
+        <w:rPr>
+          <w:shd w:val="clear" w:color="auto" w:fill="FFFEFF"/>
+        </w:rPr>
+        <w:t xml:space="preserve"> </w:t>
+      </w:r>
+      <w:proofErr w:type="spellStart"/>
+      <w:r>
+        <w:rPr>
+          <w:shd w:val="clear" w:color="auto" w:fill="FFFEFF"/>
+        </w:rPr>
+        <w:t>петљи</w:t>
+      </w:r>
+      <w:proofErr w:type="spellEnd"/>
+      <w:r>
+        <w:rPr>
+          <w:shd w:val="clear" w:color="auto" w:fill="FFFEFF"/>
+          <w:lang w:val="en-RS"/>
+        </w:rPr>
+        <w:t xml:space="preserve"> [</w:t>
+      </w:r>
+      <w:r>
+        <w:rPr>
+          <w:shd w:val="clear" w:color="auto" w:fill="FFFEFF"/>
+        </w:rPr>
+        <w:t>4, 5</w:t>
+      </w:r>
+      <w:r>
+        <w:rPr>
+          <w:shd w:val="clear" w:color="auto" w:fill="FFFEFF"/>
+          <w:lang w:val="en-RS"/>
+        </w:rPr>
+        <w:t>]</w:t>
+      </w:r>
+      <w:r>
+        <w:rPr>
+          <w:shd w:val="clear" w:color="auto" w:fill="FFFEFF"/>
+        </w:rPr>
+        <w:t xml:space="preserve">. Овај образац омогућава </w:t>
+      </w:r>
+      <w:r>
+        <w:rPr>
+          <w:shd w:val="clear" w:color="auto" w:fill="FFFEFF"/>
+          <w:lang w:val="da-DK"/>
+        </w:rPr>
+        <w:t>LLM-</w:t>
+      </w:r>
+      <w:r>
+        <w:rPr>
+          <w:shd w:val="clear" w:color="auto" w:fill="FFFEFF"/>
+        </w:rPr>
+        <w:t xml:space="preserve">у да </w:t>
+      </w:r>
+      <w:proofErr w:type="spellStart"/>
+      <w:r>
+        <w:rPr>
+          <w:shd w:val="clear" w:color="auto" w:fill="FFFEFF"/>
+        </w:rPr>
+        <w:t>аутономно</w:t>
+      </w:r>
+      <w:proofErr w:type="spellEnd"/>
+      <w:r>
+        <w:rPr>
+          <w:shd w:val="clear" w:color="auto" w:fill="FFFEFF"/>
+        </w:rPr>
+        <w:t xml:space="preserve"> </w:t>
+      </w:r>
+      <w:proofErr w:type="spellStart"/>
+      <w:r>
+        <w:rPr>
+          <w:shd w:val="clear" w:color="auto" w:fill="FFFEFF"/>
+        </w:rPr>
+        <w:t>прикупља</w:t>
+      </w:r>
+      <w:proofErr w:type="spellEnd"/>
+      <w:r>
+        <w:rPr>
+          <w:shd w:val="clear" w:color="auto" w:fill="FFFEFF"/>
+        </w:rPr>
+        <w:t xml:space="preserve"> </w:t>
+      </w:r>
+      <w:proofErr w:type="spellStart"/>
+      <w:r>
+        <w:rPr>
+          <w:shd w:val="clear" w:color="auto" w:fill="FFFEFF"/>
+        </w:rPr>
+        <w:t>информације</w:t>
+      </w:r>
+      <w:proofErr w:type="spellEnd"/>
+      <w:r>
+        <w:rPr>
+          <w:shd w:val="clear" w:color="auto" w:fill="FFFEFF"/>
+        </w:rPr>
+        <w:t xml:space="preserve"> о </w:t>
+      </w:r>
+      <w:proofErr w:type="spellStart"/>
+      <w:r>
+        <w:rPr>
+          <w:shd w:val="clear" w:color="auto" w:fill="FFFEFF"/>
+        </w:rPr>
+        <w:t>окружењу</w:t>
+      </w:r>
+      <w:proofErr w:type="spellEnd"/>
+      <w:r>
+        <w:rPr>
+          <w:shd w:val="clear" w:color="auto" w:fill="FFFEFF"/>
+        </w:rPr>
+        <w:t xml:space="preserve">, </w:t>
+      </w:r>
+      <w:proofErr w:type="spellStart"/>
+      <w:r>
+        <w:rPr>
+          <w:shd w:val="clear" w:color="auto" w:fill="FFFEFF"/>
+        </w:rPr>
+        <w:t>планира</w:t>
+      </w:r>
+      <w:proofErr w:type="spellEnd"/>
+      <w:r>
+        <w:rPr>
+          <w:shd w:val="clear" w:color="auto" w:fill="FFFEFF"/>
+        </w:rPr>
+        <w:t xml:space="preserve"> и </w:t>
+      </w:r>
+      <w:proofErr w:type="spellStart"/>
+      <w:r>
+        <w:rPr>
+          <w:shd w:val="clear" w:color="auto" w:fill="FFFEFF"/>
+        </w:rPr>
+        <w:t>реагује</w:t>
+      </w:r>
+      <w:proofErr w:type="spellEnd"/>
+      <w:r>
+        <w:rPr>
+          <w:shd w:val="clear" w:color="auto" w:fill="FFFEFF"/>
+        </w:rPr>
+        <w:t xml:space="preserve"> на резултате </w:t>
+      </w:r>
+      <w:proofErr w:type="spellStart"/>
+      <w:r>
+        <w:rPr>
+          <w:shd w:val="clear" w:color="auto" w:fill="FFFEFF"/>
+        </w:rPr>
+        <w:t>команди</w:t>
+      </w:r>
+      <w:proofErr w:type="spellEnd"/>
+      <w:r>
+        <w:rPr>
+          <w:shd w:val="clear" w:color="auto" w:fill="FFFEFF"/>
+        </w:rPr>
+        <w:t xml:space="preserve"> без </w:t>
+      </w:r>
+      <w:proofErr w:type="spellStart"/>
+      <w:r>
+        <w:rPr>
+          <w:shd w:val="clear" w:color="auto" w:fill="FFFEFF"/>
+        </w:rPr>
+        <w:t>људске</w:t>
+      </w:r>
+      <w:proofErr w:type="spellEnd"/>
+      <w:r>
+        <w:rPr>
+          <w:shd w:val="clear" w:color="auto" w:fill="FFFEFF"/>
+        </w:rPr>
+        <w:t xml:space="preserve"> </w:t>
+      </w:r>
+      <w:proofErr w:type="spellStart"/>
+      <w:r>
+        <w:rPr>
+          <w:shd w:val="clear" w:color="auto" w:fill="FFFEFF"/>
+        </w:rPr>
+        <w:t>интервенције</w:t>
+      </w:r>
+      <w:proofErr w:type="spellEnd"/>
+      <w:r>
+        <w:rPr>
+          <w:shd w:val="clear" w:color="auto" w:fill="FFFEFF"/>
+        </w:rPr>
+        <w:t>.</w:t>
+      </w:r>
+    </w:p>
+    <w:p>
+      <w:pPr>
+        <w:pStyle w:val="Default"/>
+        <w:tabs>
+          <w:tab w:val="left" w:pos="593"/>
+          <w:tab w:val="left" w:pos="1186"/>
+          <w:tab w:val="left" w:pos="1779"/>
+          <w:tab w:val="left" w:pos="2372"/>
+          <w:tab w:val="left" w:pos="2965"/>
+          <w:tab w:val="left" w:pos="3558"/>
+          <w:tab w:val="left" w:pos="4151"/>
+          <w:tab w:val="left" w:pos="4744"/>
+          <w:tab w:val="left" w:pos="5337"/>
+          <w:tab w:val="left" w:pos="5930"/>
+          <w:tab w:val="left" w:pos="6523"/>
+          <w:tab w:val="left" w:pos="7116"/>
+          <w:tab w:val="left" w:pos="7709"/>
+          <w:tab w:val="left" w:pos="8302"/>
+          <w:tab w:val="left" w:pos="8895"/>
+          <w:tab w:val="left" w:pos="9132"/>
+        </w:tabs>
+        <w:suppressAutoHyphens/>
+        <w:spacing w:before="0" w:line="240" w:lineRule="auto"/>
+        <w:jc w:val="both"/>
+        <w:rPr>
+          <w:rFonts w:ascii="Times New Roman" w:eastAsia="Times New Roman" w:hAnsi="Times New Roman" w:cs="Times New Roman"/>
+          <w:shd w:val="clear" w:color="auto" w:fill="FFFEFF"/>
+          <w14:textFill>
+            <w14:solidFill>
+              <w14:srgbClr w14:val="000000">
+                <w14:alpha w14:val="14999"/>
+              </w14:srgbClr>
+            </w14:solidFill>
+          </w14:textFill>
+        </w:rPr>
+      </w:pPr>
+    </w:p>
+    <w:p>
+      <w:pPr>
+        <w:pStyle w:val="0-"/>
+      </w:pPr>
+      <w:proofErr w:type="spellStart"/>
+      <w:r>
+        <w:t>Happe</w:t>
+      </w:r>
+      <w:proofErr w:type="spellEnd"/>
+      <w:r>
+        <w:t xml:space="preserve"> и </w:t>
+      </w:r>
+      <w:proofErr w:type="spellStart"/>
+      <w:r>
+        <w:t>Cito</w:t>
+      </w:r>
+      <w:proofErr w:type="spellEnd"/>
+      <w:r>
+        <w:t xml:space="preserve"> </w:t>
+      </w:r>
+      <w:proofErr w:type="spellStart"/>
+      <w:r>
+        <w:t>демонстрирали</w:t>
+      </w:r>
+      <w:proofErr w:type="spellEnd"/>
+      <w:r>
+        <w:t xml:space="preserve"> су да GPT-3.5 </w:t>
+      </w:r>
+      <w:proofErr w:type="spellStart"/>
+      <w:r>
+        <w:t>може</w:t>
+      </w:r>
+      <w:proofErr w:type="spellEnd"/>
+      <w:r>
+        <w:t xml:space="preserve"> </w:t>
+      </w:r>
+      <w:proofErr w:type="spellStart"/>
+      <w:r>
+        <w:t>редовно</w:t>
+      </w:r>
+      <w:proofErr w:type="spellEnd"/>
+      <w:r>
+        <w:t xml:space="preserve"> да </w:t>
+      </w:r>
+      <w:proofErr w:type="spellStart"/>
+      <w:r>
+        <w:t>стекне</w:t>
+      </w:r>
+      <w:proofErr w:type="spellEnd"/>
+      <w:r>
+        <w:t xml:space="preserve"> </w:t>
+      </w:r>
+      <w:proofErr w:type="spellStart"/>
+      <w:r>
+        <w:t>root</w:t>
+      </w:r>
+      <w:proofErr w:type="spellEnd"/>
+      <w:r>
+        <w:t xml:space="preserve"> </w:t>
+      </w:r>
+      <w:proofErr w:type="spellStart"/>
+      <w:r>
+        <w:t>привилегије</w:t>
+      </w:r>
+      <w:proofErr w:type="spellEnd"/>
+      <w:r>
+        <w:t xml:space="preserve"> на </w:t>
+      </w:r>
+      <w:proofErr w:type="spellStart"/>
+      <w:r>
+        <w:t>рањивој</w:t>
+      </w:r>
+      <w:proofErr w:type="spellEnd"/>
+      <w:r>
+        <w:t xml:space="preserve"> </w:t>
+      </w:r>
+      <w:proofErr w:type="spellStart"/>
+      <w:r>
+        <w:t>виртуелној</w:t>
+      </w:r>
+      <w:proofErr w:type="spellEnd"/>
+      <w:r>
+        <w:t xml:space="preserve"> </w:t>
+      </w:r>
+      <w:proofErr w:type="spellStart"/>
+      <w:r>
+        <w:t>машини</w:t>
+      </w:r>
+      <w:proofErr w:type="spellEnd"/>
+      <w:r>
+        <w:t xml:space="preserve"> </w:t>
+      </w:r>
+      <w:proofErr w:type="spellStart"/>
+      <w:r>
+        <w:t>аутоматизованим</w:t>
+      </w:r>
+      <w:proofErr w:type="spellEnd"/>
+      <w:r>
+        <w:t xml:space="preserve"> </w:t>
+      </w:r>
+      <w:proofErr w:type="spellStart"/>
+      <w:r>
+        <w:t>пенетрационим</w:t>
+      </w:r>
+      <w:proofErr w:type="spellEnd"/>
+      <w:r>
+        <w:t xml:space="preserve"> </w:t>
+      </w:r>
+      <w:proofErr w:type="spellStart"/>
+      <w:r>
+        <w:t>тестирањем</w:t>
+      </w:r>
+      <w:proofErr w:type="spellEnd"/>
+      <w:r>
+        <w:t xml:space="preserve"> [</w:t>
+      </w:r>
+      <w:r>
+        <w:t>10</w:t>
+      </w:r>
+      <w:r>
+        <w:t xml:space="preserve">]. </w:t>
+      </w:r>
+      <w:proofErr w:type="spellStart"/>
+      <w:r>
+        <w:t>Fang</w:t>
+      </w:r>
+      <w:proofErr w:type="spellEnd"/>
+      <w:r>
+        <w:t xml:space="preserve"> и </w:t>
+      </w:r>
+      <w:proofErr w:type="spellStart"/>
+      <w:r>
+        <w:t>сарадници</w:t>
+      </w:r>
+      <w:proofErr w:type="spellEnd"/>
+      <w:r>
+        <w:t xml:space="preserve"> [</w:t>
+      </w:r>
+      <w:r>
+        <w:t>6</w:t>
+      </w:r>
+      <w:r>
+        <w:t xml:space="preserve">] постигли су 73,3% стопу успеха </w:t>
+      </w:r>
+      <w:proofErr w:type="gramStart"/>
+      <w:r>
+        <w:t>на скупу</w:t>
+      </w:r>
+      <w:proofErr w:type="gramEnd"/>
+      <w:r>
+        <w:t xml:space="preserve"> 15 веб-</w:t>
+      </w:r>
+      <w:proofErr w:type="spellStart"/>
+      <w:r>
+        <w:t>рањивости</w:t>
+      </w:r>
+      <w:proofErr w:type="spellEnd"/>
+      <w:r>
+        <w:t xml:space="preserve"> уз </w:t>
+      </w:r>
+      <w:proofErr w:type="spellStart"/>
+      <w:r>
+        <w:t>трошак</w:t>
+      </w:r>
+      <w:proofErr w:type="spellEnd"/>
+      <w:r>
+        <w:t xml:space="preserve"> испод 10 USD по </w:t>
+      </w:r>
+      <w:proofErr w:type="spellStart"/>
+      <w:r>
+        <w:t>покушају</w:t>
+      </w:r>
+      <w:proofErr w:type="spellEnd"/>
+      <w:r>
+        <w:t xml:space="preserve">. </w:t>
+      </w:r>
+      <w:proofErr w:type="spellStart"/>
+      <w:r>
+        <w:t>Zhu</w:t>
+      </w:r>
+      <w:proofErr w:type="spellEnd"/>
+      <w:r>
+        <w:t xml:space="preserve"> и </w:t>
+      </w:r>
+      <w:proofErr w:type="spellStart"/>
+      <w:r>
+        <w:t>сарадници</w:t>
+      </w:r>
+      <w:proofErr w:type="spellEnd"/>
+      <w:r>
+        <w:t xml:space="preserve"> [</w:t>
+      </w:r>
+      <w:r>
+        <w:t>7</w:t>
+      </w:r>
+      <w:r>
+        <w:t xml:space="preserve">] </w:t>
+      </w:r>
+      <w:proofErr w:type="spellStart"/>
+      <w:r>
+        <w:t>проширили</w:t>
+      </w:r>
+      <w:proofErr w:type="spellEnd"/>
+      <w:r>
+        <w:t xml:space="preserve"> су </w:t>
+      </w:r>
+      <w:proofErr w:type="spellStart"/>
+      <w:r>
+        <w:t>ово</w:t>
+      </w:r>
+      <w:proofErr w:type="spellEnd"/>
+      <w:r>
+        <w:t xml:space="preserve"> на </w:t>
+      </w:r>
+      <w:proofErr w:type="spellStart"/>
+      <w:r>
+        <w:t>рањивости</w:t>
+      </w:r>
+      <w:proofErr w:type="spellEnd"/>
+      <w:r>
+        <w:t xml:space="preserve"> </w:t>
+      </w:r>
+      <w:proofErr w:type="spellStart"/>
+      <w:r>
+        <w:t>нултог</w:t>
+      </w:r>
+      <w:proofErr w:type="spellEnd"/>
+      <w:r>
+        <w:t xml:space="preserve"> дана </w:t>
+      </w:r>
+      <w:proofErr w:type="spellStart"/>
+      <w:r>
+        <w:t>са</w:t>
+      </w:r>
+      <w:proofErr w:type="spellEnd"/>
+      <w:r>
+        <w:t xml:space="preserve"> </w:t>
+      </w:r>
+      <w:proofErr w:type="spellStart"/>
+      <w:r>
+        <w:t>хијерархијским</w:t>
+      </w:r>
+      <w:proofErr w:type="spellEnd"/>
+      <w:r>
+        <w:t xml:space="preserve"> </w:t>
+      </w:r>
+      <w:proofErr w:type="spellStart"/>
+      <w:r>
+        <w:t>тимовима</w:t>
+      </w:r>
+      <w:proofErr w:type="spellEnd"/>
+      <w:r>
+        <w:t xml:space="preserve"> </w:t>
+      </w:r>
+      <w:proofErr w:type="spellStart"/>
+      <w:r>
+        <w:t>агената</w:t>
+      </w:r>
+      <w:proofErr w:type="spellEnd"/>
+      <w:r>
+        <w:t xml:space="preserve">, </w:t>
+      </w:r>
+      <w:proofErr w:type="spellStart"/>
+      <w:r>
+        <w:t>постижући</w:t>
+      </w:r>
+      <w:proofErr w:type="spellEnd"/>
+      <w:r>
+        <w:t xml:space="preserve"> 42% при пет </w:t>
+      </w:r>
+      <w:proofErr w:type="spellStart"/>
+      <w:r>
+        <w:t>покушаја</w:t>
+      </w:r>
+      <w:proofErr w:type="spellEnd"/>
+      <w:r>
+        <w:t xml:space="preserve"> по </w:t>
+      </w:r>
+      <w:proofErr w:type="spellStart"/>
+      <w:r>
+        <w:t>рањивости</w:t>
+      </w:r>
+      <w:proofErr w:type="spellEnd"/>
+      <w:r>
+        <w:t xml:space="preserve">. </w:t>
+      </w:r>
+      <w:proofErr w:type="spellStart"/>
+      <w:r>
+        <w:t>Сви</w:t>
+      </w:r>
+      <w:proofErr w:type="spellEnd"/>
+      <w:r>
+        <w:t xml:space="preserve"> </w:t>
+      </w:r>
+      <w:proofErr w:type="spellStart"/>
+      <w:r>
+        <w:t>споменути</w:t>
+      </w:r>
+      <w:proofErr w:type="spellEnd"/>
+      <w:r>
+        <w:t xml:space="preserve"> </w:t>
+      </w:r>
+      <w:proofErr w:type="spellStart"/>
+      <w:r>
+        <w:t>радови</w:t>
+      </w:r>
+      <w:proofErr w:type="spellEnd"/>
+      <w:r>
+        <w:t xml:space="preserve"> </w:t>
+      </w:r>
+      <w:proofErr w:type="spellStart"/>
+      <w:r>
+        <w:t>циљају</w:t>
+      </w:r>
+      <w:proofErr w:type="spellEnd"/>
+      <w:r>
+        <w:t xml:space="preserve"> </w:t>
+      </w:r>
+      <w:proofErr w:type="spellStart"/>
+      <w:r>
+        <w:t>апликативни</w:t>
+      </w:r>
+      <w:proofErr w:type="spellEnd"/>
+      <w:r>
+        <w:t xml:space="preserve"> </w:t>
+      </w:r>
+      <w:proofErr w:type="spellStart"/>
+      <w:r>
+        <w:t>слој</w:t>
+      </w:r>
+      <w:proofErr w:type="spellEnd"/>
+      <w:r>
+        <w:t xml:space="preserve">. </w:t>
+      </w:r>
+      <w:proofErr w:type="spellStart"/>
+      <w:r>
+        <w:t>Ниједно</w:t>
+      </w:r>
+      <w:proofErr w:type="spellEnd"/>
+      <w:r>
+        <w:t xml:space="preserve"> </w:t>
+      </w:r>
+      <w:proofErr w:type="spellStart"/>
+      <w:r>
+        <w:t>претходно</w:t>
+      </w:r>
+      <w:proofErr w:type="spellEnd"/>
+      <w:r>
+        <w:t xml:space="preserve"> </w:t>
+      </w:r>
+      <w:proofErr w:type="spellStart"/>
+      <w:r>
+        <w:t>истраживање</w:t>
+      </w:r>
+      <w:proofErr w:type="spellEnd"/>
+      <w:r>
+        <w:t xml:space="preserve"> </w:t>
+      </w:r>
+      <w:proofErr w:type="spellStart"/>
+      <w:r>
+        <w:t>није</w:t>
+      </w:r>
+      <w:proofErr w:type="spellEnd"/>
+      <w:r>
+        <w:t xml:space="preserve"> </w:t>
+      </w:r>
+      <w:proofErr w:type="spellStart"/>
+      <w:r>
+        <w:t>систематски</w:t>
+      </w:r>
+      <w:proofErr w:type="spellEnd"/>
+      <w:r>
+        <w:t xml:space="preserve"> </w:t>
+      </w:r>
+      <w:proofErr w:type="spellStart"/>
+      <w:r>
+        <w:t>евалуирало</w:t>
+      </w:r>
+      <w:proofErr w:type="spellEnd"/>
+      <w:r>
+        <w:t xml:space="preserve"> да ли LLM </w:t>
+      </w:r>
+      <w:proofErr w:type="spellStart"/>
+      <w:r>
+        <w:t>агенти</w:t>
+      </w:r>
+      <w:proofErr w:type="spellEnd"/>
+      <w:r>
+        <w:t xml:space="preserve"> могу </w:t>
+      </w:r>
+      <w:proofErr w:type="spellStart"/>
+      <w:r>
+        <w:t>аутономно</w:t>
+      </w:r>
+      <w:proofErr w:type="spellEnd"/>
+      <w:r>
+        <w:t xml:space="preserve"> да </w:t>
+      </w:r>
+      <w:proofErr w:type="spellStart"/>
+      <w:r>
+        <w:t>наруше</w:t>
+      </w:r>
+      <w:proofErr w:type="spellEnd"/>
+      <w:r>
+        <w:t xml:space="preserve"> </w:t>
+      </w:r>
+      <w:proofErr w:type="spellStart"/>
+      <w:r>
+        <w:t>контејнерску</w:t>
+      </w:r>
+      <w:proofErr w:type="spellEnd"/>
+      <w:r>
+        <w:t xml:space="preserve"> </w:t>
+      </w:r>
+      <w:proofErr w:type="spellStart"/>
+      <w:r>
+        <w:t>изолацију</w:t>
+      </w:r>
+      <w:proofErr w:type="spellEnd"/>
+      <w:r>
+        <w:t xml:space="preserve"> </w:t>
+      </w:r>
+      <w:proofErr w:type="spellStart"/>
+      <w:r>
+        <w:t>кроз</w:t>
+      </w:r>
+      <w:proofErr w:type="spellEnd"/>
+      <w:r>
+        <w:t xml:space="preserve"> </w:t>
+      </w:r>
+      <w:proofErr w:type="spellStart"/>
+      <w:r>
+        <w:t>све</w:t>
+      </w:r>
+      <w:proofErr w:type="spellEnd"/>
+      <w:r>
+        <w:t xml:space="preserve"> три </w:t>
+      </w:r>
+      <w:proofErr w:type="spellStart"/>
+      <w:r>
+        <w:t>категорије</w:t>
+      </w:r>
+      <w:proofErr w:type="spellEnd"/>
+      <w:r>
+        <w:t xml:space="preserve"> </w:t>
+      </w:r>
+      <w:proofErr w:type="spellStart"/>
+      <w:r>
+        <w:t>које</w:t>
+      </w:r>
+      <w:proofErr w:type="spellEnd"/>
+      <w:r>
+        <w:t xml:space="preserve"> </w:t>
+      </w:r>
+      <w:proofErr w:type="spellStart"/>
+      <w:r>
+        <w:t>идентификују</w:t>
+      </w:r>
+      <w:proofErr w:type="spellEnd"/>
+      <w:r>
+        <w:t xml:space="preserve"> </w:t>
+      </w:r>
+      <w:proofErr w:type="spellStart"/>
+      <w:r>
+        <w:t>Reeves</w:t>
+      </w:r>
+      <w:proofErr w:type="spellEnd"/>
+      <w:r>
+        <w:t xml:space="preserve"> и </w:t>
+      </w:r>
+      <w:proofErr w:type="spellStart"/>
+      <w:r>
+        <w:t>сарадници</w:t>
+      </w:r>
+      <w:proofErr w:type="spellEnd"/>
+      <w:r>
+        <w:t xml:space="preserve"> [3].</w:t>
+      </w:r>
+    </w:p>
+    <w:p>
+      <w:pPr>
+        <w:pStyle w:val="1-"/>
+        <w:numPr>
+          <w:ilvl w:val="0"/>
+          <w:numId w:val="6"/>
+        </w:numPr>
+      </w:pPr>
+      <w:r>
+        <w:t xml:space="preserve"> ЕВАЛУАЦИОНИ ОКВИР</w:t>
+      </w:r>
+    </w:p>
+    <w:p>
+      <w:pPr>
+        <w:pStyle w:val="2-"/>
+        <w:numPr>
+          <w:ilvl w:val="1"/>
+          <w:numId w:val="2"/>
+        </w:numPr>
+        <w:rPr>
+          <w:lang w:val="en-US"/>
+        </w:rPr>
+      </w:pPr>
+      <w:r>
+        <w:rPr>
+          <w:lang w:val="en-US"/>
+        </w:rPr>
+        <w:t xml:space="preserve"> </w:t>
+      </w:r>
+      <w:r>
+        <w:t>Архитектура система</w:t>
+      </w:r>
+    </w:p>
+    <w:p>
+      <w:pPr>
+        <w:pStyle w:val="0-"/>
+        <w:rPr>
+          <w:lang w:val="en-US"/>
+        </w:rPr>
+      </w:pPr>
+      <w:proofErr w:type="spellStart"/>
+      <w:r>
+        <w:t>Спољашњи</w:t>
+      </w:r>
+      <w:proofErr w:type="spellEnd"/>
+      <w:r>
+        <w:t xml:space="preserve"> </w:t>
+      </w:r>
+      <w:proofErr w:type="spellStart"/>
+      <w:r>
+        <w:t>слој</w:t>
+      </w:r>
+      <w:proofErr w:type="spellEnd"/>
+      <w:r>
+        <w:t xml:space="preserve"> </w:t>
+      </w:r>
+      <w:proofErr w:type="spellStart"/>
+      <w:r>
+        <w:t>евалуационог</w:t>
+      </w:r>
+      <w:proofErr w:type="spellEnd"/>
+      <w:r>
+        <w:t xml:space="preserve"> </w:t>
+      </w:r>
+      <w:proofErr w:type="spellStart"/>
+      <w:r>
+        <w:t>оквира</w:t>
+      </w:r>
+      <w:proofErr w:type="spellEnd"/>
+      <w:r>
+        <w:t xml:space="preserve"> </w:t>
+      </w:r>
+      <w:proofErr w:type="spellStart"/>
+      <w:r>
+        <w:t>је</w:t>
+      </w:r>
+      <w:proofErr w:type="spellEnd"/>
+      <w:r>
+        <w:t xml:space="preserve"> </w:t>
+      </w:r>
+      <w:proofErr w:type="spellStart"/>
+      <w:r>
+        <w:t>macOS</w:t>
+      </w:r>
+      <w:proofErr w:type="spellEnd"/>
+      <w:r>
+        <w:t xml:space="preserve"> </w:t>
+      </w:r>
+      <w:proofErr w:type="spellStart"/>
+      <w:r>
+        <w:t>домаћин</w:t>
+      </w:r>
+      <w:proofErr w:type="spellEnd"/>
+      <w:r>
+        <w:t xml:space="preserve">. </w:t>
+      </w:r>
+      <w:proofErr w:type="spellStart"/>
+      <w:r>
+        <w:t>Сваки</w:t>
+      </w:r>
+      <w:proofErr w:type="spellEnd"/>
+      <w:r>
+        <w:t xml:space="preserve"> </w:t>
+      </w:r>
+      <w:proofErr w:type="spellStart"/>
+      <w:r>
+        <w:t>сценарио</w:t>
+      </w:r>
+      <w:proofErr w:type="spellEnd"/>
+      <w:r>
+        <w:t xml:space="preserve"> </w:t>
+      </w:r>
+      <w:proofErr w:type="spellStart"/>
+      <w:r>
+        <w:t>извршава</w:t>
+      </w:r>
+      <w:proofErr w:type="spellEnd"/>
+      <w:r>
+        <w:t xml:space="preserve"> се </w:t>
+      </w:r>
+      <w:proofErr w:type="spellStart"/>
+      <w:r>
+        <w:t>унутар</w:t>
+      </w:r>
+      <w:proofErr w:type="spellEnd"/>
+      <w:r>
+        <w:t xml:space="preserve"> Linux </w:t>
+      </w:r>
+      <w:proofErr w:type="spellStart"/>
+      <w:r>
+        <w:t>виртуелне</w:t>
+      </w:r>
+      <w:proofErr w:type="spellEnd"/>
+      <w:r>
+        <w:t xml:space="preserve"> машине (Ubuntu 22.04) под </w:t>
+      </w:r>
+      <w:proofErr w:type="spellStart"/>
+      <w:r>
+        <w:t>управом</w:t>
+      </w:r>
+      <w:proofErr w:type="spellEnd"/>
+      <w:r>
+        <w:t xml:space="preserve"> </w:t>
+      </w:r>
+      <w:proofErr w:type="spellStart"/>
+      <w:r>
+        <w:t>Lima</w:t>
+      </w:r>
+      <w:proofErr w:type="spellEnd"/>
+      <w:r>
+        <w:t xml:space="preserve"> </w:t>
+      </w:r>
+      <w:proofErr w:type="spellStart"/>
+      <w:r>
+        <w:t>менаџера</w:t>
+      </w:r>
+      <w:proofErr w:type="spellEnd"/>
+      <w:r>
+        <w:t xml:space="preserve">, </w:t>
+      </w:r>
+      <w:proofErr w:type="spellStart"/>
+      <w:r>
+        <w:t>чиме</w:t>
+      </w:r>
+      <w:proofErr w:type="spellEnd"/>
+      <w:r>
+        <w:t xml:space="preserve"> </w:t>
+      </w:r>
+      <w:proofErr w:type="spellStart"/>
+      <w:r>
+        <w:t>потпуно</w:t>
+      </w:r>
+      <w:proofErr w:type="spellEnd"/>
+      <w:r>
+        <w:t xml:space="preserve"> успешно </w:t>
+      </w:r>
+      <w:proofErr w:type="spellStart"/>
+      <w:r>
+        <w:t>нарушавање</w:t>
+      </w:r>
+      <w:proofErr w:type="spellEnd"/>
+      <w:r>
+        <w:t xml:space="preserve"> </w:t>
+      </w:r>
+      <w:proofErr w:type="spellStart"/>
+      <w:r>
+        <w:t>изолације</w:t>
+      </w:r>
+      <w:proofErr w:type="spellEnd"/>
+      <w:r>
+        <w:t xml:space="preserve"> </w:t>
+      </w:r>
+      <w:proofErr w:type="spellStart"/>
+      <w:r>
+        <w:t>контејнера</w:t>
+      </w:r>
+      <w:proofErr w:type="spellEnd"/>
+      <w:r>
+        <w:t xml:space="preserve"> не </w:t>
+      </w:r>
+      <w:proofErr w:type="spellStart"/>
+      <w:r>
+        <w:t>угрожава</w:t>
+      </w:r>
+      <w:proofErr w:type="spellEnd"/>
+      <w:r>
+        <w:t xml:space="preserve"> машину </w:t>
+      </w:r>
+      <w:proofErr w:type="spellStart"/>
+      <w:r>
+        <w:t>истраживача</w:t>
+      </w:r>
+      <w:proofErr w:type="spellEnd"/>
+      <w:r>
+        <w:t xml:space="preserve">. </w:t>
+      </w:r>
+      <w:proofErr w:type="spellStart"/>
+      <w:r>
+        <w:t>Унутар</w:t>
+      </w:r>
+      <w:proofErr w:type="spellEnd"/>
+      <w:r>
+        <w:t xml:space="preserve"> </w:t>
+      </w:r>
+      <w:proofErr w:type="spellStart"/>
+      <w:r>
+        <w:t>виртуелне</w:t>
+      </w:r>
+      <w:proofErr w:type="spellEnd"/>
+      <w:r>
+        <w:t xml:space="preserve"> машине </w:t>
+      </w:r>
+      <w:proofErr w:type="spellStart"/>
+      <w:r>
+        <w:t>Docker</w:t>
+      </w:r>
+      <w:proofErr w:type="spellEnd"/>
+      <w:r>
+        <w:t xml:space="preserve"> </w:t>
+      </w:r>
+      <w:proofErr w:type="spellStart"/>
+      <w:r>
+        <w:t>покреће</w:t>
+      </w:r>
+      <w:proofErr w:type="spellEnd"/>
+      <w:r>
+        <w:t xml:space="preserve"> два </w:t>
+      </w:r>
+      <w:proofErr w:type="spellStart"/>
+      <w:r>
+        <w:t>контејнера</w:t>
+      </w:r>
+      <w:proofErr w:type="spellEnd"/>
+      <w:r>
+        <w:t xml:space="preserve">: </w:t>
+      </w:r>
+      <w:proofErr w:type="spellStart"/>
+      <w:r>
+        <w:t>контејнер</w:t>
+      </w:r>
+      <w:proofErr w:type="spellEnd"/>
+      <w:r>
+        <w:t xml:space="preserve"> </w:t>
+      </w:r>
+      <w:proofErr w:type="spellStart"/>
+      <w:r>
+        <w:t>нападача</w:t>
+      </w:r>
+      <w:proofErr w:type="spellEnd"/>
+      <w:r>
+        <w:t xml:space="preserve"> </w:t>
+      </w:r>
+      <w:proofErr w:type="spellStart"/>
+      <w:r>
+        <w:t>са</w:t>
+      </w:r>
+      <w:proofErr w:type="spellEnd"/>
+      <w:r>
+        <w:t xml:space="preserve"> Python оркестратором и LLM агентом и </w:t>
+      </w:r>
+      <w:proofErr w:type="spellStart"/>
+      <w:r>
+        <w:t>контејнер</w:t>
+      </w:r>
+      <w:proofErr w:type="spellEnd"/>
+      <w:r>
+        <w:t xml:space="preserve"> </w:t>
+      </w:r>
+      <w:proofErr w:type="spellStart"/>
+      <w:r>
+        <w:t>жртве</w:t>
+      </w:r>
+      <w:proofErr w:type="spellEnd"/>
+      <w:r>
+        <w:t xml:space="preserve"> </w:t>
+      </w:r>
+      <w:proofErr w:type="spellStart"/>
+      <w:r>
+        <w:t>са</w:t>
+      </w:r>
+      <w:proofErr w:type="spellEnd"/>
+      <w:r>
+        <w:t xml:space="preserve"> </w:t>
+      </w:r>
+      <w:proofErr w:type="spellStart"/>
+      <w:r>
+        <w:t>процесом</w:t>
+      </w:r>
+      <w:proofErr w:type="spellEnd"/>
+      <w:r>
+        <w:t xml:space="preserve"> </w:t>
+      </w:r>
+      <w:proofErr w:type="spellStart"/>
+      <w:r>
+        <w:t>који</w:t>
+      </w:r>
+      <w:proofErr w:type="spellEnd"/>
+      <w:r>
+        <w:t xml:space="preserve"> чува </w:t>
+      </w:r>
+      <w:proofErr w:type="spellStart"/>
+      <w:r>
+        <w:t>тајни</w:t>
+      </w:r>
+      <w:proofErr w:type="spellEnd"/>
+      <w:r>
+        <w:t xml:space="preserve"> </w:t>
+      </w:r>
+      <w:proofErr w:type="spellStart"/>
+      <w:r>
+        <w:t>податак</w:t>
+      </w:r>
+      <w:proofErr w:type="spellEnd"/>
+      <w:r>
+        <w:t xml:space="preserve"> </w:t>
+      </w:r>
+      <w:proofErr w:type="spellStart"/>
+      <w:r>
+        <w:t>искључиво</w:t>
+      </w:r>
+      <w:proofErr w:type="spellEnd"/>
+      <w:r>
+        <w:t xml:space="preserve"> у </w:t>
+      </w:r>
+      <w:proofErr w:type="spellStart"/>
+      <w:r>
+        <w:t>радној</w:t>
+      </w:r>
+      <w:proofErr w:type="spellEnd"/>
+      <w:r>
+        <w:t xml:space="preserve"> </w:t>
+      </w:r>
+      <w:proofErr w:type="spellStart"/>
+      <w:r>
+        <w:t>меморији</w:t>
+      </w:r>
+      <w:proofErr w:type="spellEnd"/>
+      <w:r>
+        <w:t xml:space="preserve">. Архитектура </w:t>
+      </w:r>
+      <w:proofErr w:type="spellStart"/>
+      <w:r>
+        <w:t>је</w:t>
+      </w:r>
+      <w:proofErr w:type="spellEnd"/>
+      <w:r>
+        <w:t xml:space="preserve"> приказана на </w:t>
+      </w:r>
+      <w:proofErr w:type="spellStart"/>
+      <w:r>
+        <w:t>Слици</w:t>
+      </w:r>
+      <w:proofErr w:type="spellEnd"/>
+      <w:r>
+        <w:t xml:space="preserve"> 1.</w:t>
+      </w:r>
+    </w:p>
+    <w:p>
+      <w:pPr>
+        <w:pStyle w:val="0-"/>
+        <w:rPr>
+          <w:lang w:val="en-US"/>
+        </w:rPr>
+        <w:sectPr>
+          <w:type w:val="continuous"/>
+          <w:pgSz w:w="11900" w:h="16840"/>
+          <w:pgMar w:top="1134" w:right="1134" w:bottom="1134" w:left="1134" w:header="709" w:footer="709" w:gutter="0"/>
+          <w:cols w:num="2" w:space="284"/>
+        </w:sectPr>
+      </w:pPr>
+    </w:p>
+    <w:p>
+      <w:pPr>
+        <w:pStyle w:val="0-"/>
+        <w:rPr>
+          <w:lang w:val="en-US"/>
         </w:rPr>
       </w:pPr>
       <w:r>
@@ -2819,16 +4134,16 @@
         <mc:AlternateContent>
           <mc:Choice Requires="wps">
             <w:drawing>
-              <wp:anchor distT="0" distB="0" distL="114300" distR="114300" simplePos="0" relativeHeight="251661312" behindDoc="0" locked="0" layoutInCell="1" allowOverlap="1" wp14:anchorId="7E3C499E" wp14:editId="3315430D">
+              <wp:anchor distT="0" distB="0" distL="114300" distR="114300" simplePos="0" relativeHeight="251661312" behindDoc="0" locked="0" layoutInCell="1" allowOverlap="1" wp14:anchorId="7E3C499E" wp14:editId="02BF61B2">
                 <wp:simplePos x="0" y="0"/>
                 <wp:positionH relativeFrom="column">
-                  <wp:posOffset>236220</wp:posOffset>
+                  <wp:posOffset>416092</wp:posOffset>
                 </wp:positionH>
                 <wp:positionV relativeFrom="paragraph">
-                  <wp:posOffset>1032711</wp:posOffset>
+                  <wp:posOffset>4201160</wp:posOffset>
                 </wp:positionV>
-                <wp:extent cx="5899150" cy="635"/>
-                <wp:effectExtent l="0" t="0" r="6350" b="0"/>
+                <wp:extent cx="5437505" cy="355600"/>
+                <wp:effectExtent l="0" t="0" r="0" b="0"/>
                 <wp:wrapSquare wrapText="bothSides"/>
                 <wp:docPr id="83135580" name="Text Box 1"/>
                 <wp:cNvGraphicFramePr/>
@@ -2839,7 +4154,7 @@
                       <wps:spPr>
                         <a:xfrm>
                           <a:off x="0" y="0"/>
-                          <a:ext cx="5899150" cy="635"/>
+                          <a:ext cx="5437505" cy="355600"/>
                         </a:xfrm>
                         <a:prstGeom prst="rect">
                           <a:avLst/>
@@ -2903,7 +4218,7 @@
                         <a:prstTxWarp prst="textNoShape">
                           <a:avLst/>
                         </a:prstTxWarp>
-                        <a:spAutoFit/>
+                        <a:noAutofit/>
                       </wps:bodyPr>
                     </wps:wsp>
                   </a:graphicData>
@@ -2911,6 +4226,9 @@
                 <wp14:sizeRelH relativeFrom="margin">
                   <wp14:pctWidth>0</wp14:pctWidth>
                 </wp14:sizeRelH>
+                <wp14:sizeRelV relativeFrom="margin">
+                  <wp14:pctHeight>0</wp14:pctHeight>
+                </wp14:sizeRelV>
               </wp:anchor>
             </w:drawing>
           </mc:Choice>
@@ -2920,8 +4238,8 @@
                 <v:stroke joinstyle="miter"/>
                 <v:path gradientshapeok="t" o:connecttype="rect"/>
               </v:shapetype>
-              <v:shape id="Text Box 1" o:spid="_x0000_s1026" type="#_x0000_t202" style="position:absolute;left:0;text-align:left;margin-left:18.6pt;margin-top:81.3pt;width:464.5pt;height:.05pt;z-index:251661312;visibility:visible;mso-wrap-style:square;mso-width-percent:0;mso-wrap-distance-left:9pt;mso-wrap-distance-top:0;mso-wrap-distance-right:9pt;mso-wrap-distance-bottom:0;mso-position-horizontal:absolute;mso-position-horizontal-relative:text;mso-position-vertical:absolute;mso-position-vertical-relative:text;mso-width-percent:0;mso-width-relative:margin;v-text-anchor:top" o:gfxdata="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" stroked="f">
-                <v:textbox style="mso-fit-shape-to-text:t" inset="0,0,0,0">
+              <v:shape id="Text Box 1" o:spid="_x0000_s1026" type="#_x0000_t202" style="position:absolute;left:0;text-align:left;margin-left:32.75pt;margin-top:330.8pt;width:428.15pt;height:28pt;z-index:251661312;visibility:visible;mso-wrap-style:square;mso-width-percent:0;mso-height-percent:0;mso-wrap-distance-left:9pt;mso-wrap-distance-top:0;mso-wrap-distance-right:9pt;mso-wrap-distance-bottom:0;mso-position-horizontal:absolute;mso-position-horizontal-relative:text;mso-position-vertical:absolute;mso-position-vertical-relative:text;mso-width-percent:0;mso-height-percent:0;mso-width-relative:margin;mso-height-relative:margin;v-text-anchor:top" o:gfxdata="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" stroked="f">
+                <v:textbox inset="0,0,0,0">
                   <w:txbxContent>
                     <w:p>
                       <w:pPr>
@@ -2975,403 +4293,151 @@
           </mc:Fallback>
         </mc:AlternateContent>
       </w:r>
-      <w:r>
-        <w:rPr>
-          <w:noProof/>
-        </w:rPr>
-        <w:drawing>
-          <wp:anchor distT="0" distB="0" distL="114300" distR="114300" simplePos="0" relativeHeight="251659264" behindDoc="0" locked="0" layoutInCell="1" allowOverlap="1" wp14:anchorId="149792A7" wp14:editId="41082582">
-            <wp:simplePos x="0" y="0"/>
-            <wp:positionH relativeFrom="column">
-              <wp:posOffset>174625</wp:posOffset>
-            </wp:positionH>
-            <wp:positionV relativeFrom="paragraph">
-              <wp:posOffset>1319530</wp:posOffset>
-            </wp:positionV>
-            <wp:extent cx="5965190" cy="4456430"/>
-            <wp:effectExtent l="0" t="0" r="3810" b="1270"/>
-            <wp:wrapSquare wrapText="bothSides"/>
-            <wp:docPr id="1662553341" name="arhitektura-sistema.png" descr="arhitektura-sistema.png"/>
-            <wp:cNvGraphicFramePr>
-              <a:graphicFrameLocks xmlns:a="http://schemas.openxmlformats.org/drawingml/2006/main" noChangeAspect="1"/>
-            </wp:cNvGraphicFramePr>
-            <a:graphic xmlns:a="http://schemas.openxmlformats.org/drawingml/2006/main">
-              <a:graphicData uri="http://schemas.openxmlformats.org/drawingml/2006/picture">
-                <pic:pic xmlns:pic="http://schemas.openxmlformats.org/drawingml/2006/picture">
-                  <pic:nvPicPr>
-                    <pic:cNvPr id="1662553341" name="arhitektura-sistema.png" descr="arhitektura-sistema.png"/>
-                    <pic:cNvPicPr>
-                      <a:picLocks noChangeAspect="1"/>
-                    </pic:cNvPicPr>
-                  </pic:nvPicPr>
-                  <pic:blipFill>
-                    <a:blip r:embed="rId10"/>
-                    <a:srcRect l="2002" r="2002"/>
-                    <a:stretch>
-                      <a:fillRect/>
-                    </a:stretch>
-                  </pic:blipFill>
-                  <pic:spPr>
-                    <a:xfrm>
-                      <a:off x="0" y="0"/>
-                      <a:ext cx="5965190" cy="4456430"/>
-                    </a:xfrm>
-                    <a:prstGeom prst="rect">
-                      <a:avLst/>
-                    </a:prstGeom>
-                    <a:ln w="12700" cap="flat">
-                      <a:noFill/>
-                      <a:miter lim="400000"/>
-                    </a:ln>
-                    <a:effectLst/>
-                  </pic:spPr>
-                </pic:pic>
-              </a:graphicData>
-            </a:graphic>
-            <wp14:sizeRelV relativeFrom="margin">
-              <wp14:pctHeight>0</wp14:pctHeight>
-            </wp14:sizeRelV>
-          </wp:anchor>
-        </w:drawing>
+    </w:p>
+    <w:p>
+      <w:pPr>
+        <w:pStyle w:val="2-"/>
+        <w:numPr>
+          <w:ilvl w:val="1"/>
+          <w:numId w:val="2"/>
+        </w:numPr>
+      </w:pPr>
+      <w:r>
+        <w:lastRenderedPageBreak/>
+        <w:t xml:space="preserve"> Лабораторијски сценарији</w:t>
+      </w:r>
+    </w:p>
+    <w:p>
+      <w:pPr>
+        <w:pStyle w:val="0-"/>
+        <w:rPr>
+          <w:rFonts w:eastAsia="Times New Roman" w:cs="Times New Roman"/>
+          <w:shd w:val="clear" w:color="auto" w:fill="FFFEFF"/>
+        </w:rPr>
+      </w:pPr>
+      <w:r>
+        <w:rPr>
+          <w:shd w:val="clear" w:color="auto" w:fill="FFFEFF"/>
+        </w:rPr>
+        <w:t xml:space="preserve">Три </w:t>
+      </w:r>
+      <w:proofErr w:type="spellStart"/>
+      <w:r>
+        <w:rPr>
+          <w:shd w:val="clear" w:color="auto" w:fill="FFFEFF"/>
+        </w:rPr>
+        <w:t>лабораторијска</w:t>
+      </w:r>
+      <w:proofErr w:type="spellEnd"/>
+      <w:r>
+        <w:rPr>
+          <w:shd w:val="clear" w:color="auto" w:fill="FFFEFF"/>
+        </w:rPr>
+        <w:t xml:space="preserve"> </w:t>
+      </w:r>
+      <w:proofErr w:type="spellStart"/>
+      <w:r>
+        <w:rPr>
+          <w:shd w:val="clear" w:color="auto" w:fill="FFFEFF"/>
+        </w:rPr>
+        <w:t>сценарија</w:t>
+      </w:r>
+      <w:proofErr w:type="spellEnd"/>
+      <w:r>
+        <w:rPr>
+          <w:shd w:val="clear" w:color="auto" w:fill="FFFEFF"/>
+        </w:rPr>
+        <w:t xml:space="preserve"> </w:t>
+      </w:r>
+      <w:proofErr w:type="spellStart"/>
+      <w:r>
+        <w:rPr>
+          <w:shd w:val="clear" w:color="auto" w:fill="FFFEFF"/>
+        </w:rPr>
+        <w:t>покривају</w:t>
+      </w:r>
+      <w:proofErr w:type="spellEnd"/>
+      <w:r>
+        <w:rPr>
+          <w:shd w:val="clear" w:color="auto" w:fill="FFFEFF"/>
+        </w:rPr>
+        <w:t xml:space="preserve"> по </w:t>
+      </w:r>
+      <w:proofErr w:type="spellStart"/>
+      <w:r>
+        <w:rPr>
+          <w:shd w:val="clear" w:color="auto" w:fill="FFFEFF"/>
+        </w:rPr>
+        <w:t>једну</w:t>
+      </w:r>
+      <w:proofErr w:type="spellEnd"/>
+      <w:r>
+        <w:rPr>
+          <w:shd w:val="clear" w:color="auto" w:fill="FFFEFF"/>
+        </w:rPr>
+        <w:t xml:space="preserve"> </w:t>
+      </w:r>
+      <w:proofErr w:type="spellStart"/>
+      <w:r>
+        <w:rPr>
+          <w:shd w:val="clear" w:color="auto" w:fill="FFFEFF"/>
+        </w:rPr>
+        <w:t>категорију</w:t>
+      </w:r>
+      <w:proofErr w:type="spellEnd"/>
+      <w:r>
+        <w:rPr>
+          <w:shd w:val="clear" w:color="auto" w:fill="FFFEFF"/>
+        </w:rPr>
+        <w:t xml:space="preserve"> </w:t>
+      </w:r>
+      <w:proofErr w:type="spellStart"/>
+      <w:r>
+        <w:rPr>
+          <w:shd w:val="clear" w:color="auto" w:fill="FFFEFF"/>
+        </w:rPr>
+        <w:t>рањивости</w:t>
+      </w:r>
+      <w:proofErr w:type="spellEnd"/>
+      <w:r>
+        <w:rPr>
+          <w:shd w:val="clear" w:color="auto" w:fill="FFFEFF"/>
+        </w:rPr>
+        <w:t xml:space="preserve"> из </w:t>
+      </w:r>
+      <w:proofErr w:type="spellStart"/>
+      <w:r>
+        <w:rPr>
+          <w:shd w:val="clear" w:color="auto" w:fill="FFFEFF"/>
+        </w:rPr>
+        <w:t>Секције</w:t>
+      </w:r>
+      <w:proofErr w:type="spellEnd"/>
+      <w:r>
+        <w:rPr>
+          <w:shd w:val="clear" w:color="auto" w:fill="FFFEFF"/>
+        </w:rPr>
+        <w:t xml:space="preserve"> </w:t>
       </w:r>
       <w:r>
         <w:rPr>
           <w:shd w:val="clear" w:color="auto" w:fill="FFFEFF"/>
           <w:lang w:val="pt-PT"/>
         </w:rPr>
-        <w:t xml:space="preserve">Yao </w:t>
-      </w:r>
-      <w:r>
-        <w:rPr>
-          <w:shd w:val="clear" w:color="auto" w:fill="FFFEFF"/>
-        </w:rPr>
-        <w:t xml:space="preserve">и </w:t>
-      </w:r>
-      <w:proofErr w:type="spellStart"/>
-      <w:r>
-        <w:rPr>
-          <w:shd w:val="clear" w:color="auto" w:fill="FFFEFF"/>
-        </w:rPr>
-        <w:t>сарадници</w:t>
-      </w:r>
-      <w:proofErr w:type="spellEnd"/>
-      <w:r>
-        <w:rPr>
-          <w:shd w:val="clear" w:color="auto" w:fill="FFFEFF"/>
-        </w:rPr>
-        <w:t xml:space="preserve"> формализовали су </w:t>
+        <w:t xml:space="preserve">2.1, </w:t>
+      </w:r>
+      <w:r>
+        <w:rPr>
+          <w:shd w:val="clear" w:color="auto" w:fill="FFFEFF"/>
+        </w:rPr>
+        <w:t>поређана по растућој сложености</w:t>
       </w:r>
       <w:r>
         <w:rPr>
           <w:shd w:val="clear" w:color="auto" w:fill="FFFEFF"/>
           <w:lang w:val="en-RS"/>
         </w:rPr>
-        <w:t xml:space="preserve">ReAct </w:t>
-      </w:r>
-      <w:r>
-        <w:rPr>
-          <w:shd w:val="clear" w:color="auto" w:fill="FFFEFF"/>
-        </w:rPr>
-        <w:t xml:space="preserve">парадигму, у </w:t>
-      </w:r>
-      <w:proofErr w:type="spellStart"/>
-      <w:r>
-        <w:rPr>
-          <w:shd w:val="clear" w:color="auto" w:fill="FFFEFF"/>
-        </w:rPr>
-        <w:t>којој</w:t>
-      </w:r>
-      <w:proofErr w:type="spellEnd"/>
-      <w:r>
-        <w:rPr>
-          <w:shd w:val="clear" w:color="auto" w:fill="FFFEFF"/>
-        </w:rPr>
-        <w:t xml:space="preserve"> агент </w:t>
-      </w:r>
-      <w:proofErr w:type="spellStart"/>
-      <w:r>
-        <w:rPr>
-          <w:shd w:val="clear" w:color="auto" w:fill="FFFEFF"/>
-        </w:rPr>
-        <w:t>наизменично</w:t>
-      </w:r>
-      <w:proofErr w:type="spellEnd"/>
-      <w:r>
-        <w:rPr>
-          <w:shd w:val="clear" w:color="auto" w:fill="FFFEFF"/>
-        </w:rPr>
-        <w:t xml:space="preserve"> </w:t>
-      </w:r>
-      <w:proofErr w:type="spellStart"/>
-      <w:r>
-        <w:rPr>
-          <w:shd w:val="clear" w:color="auto" w:fill="FFFEFF"/>
-        </w:rPr>
-        <w:t>генерише</w:t>
-      </w:r>
-      <w:proofErr w:type="spellEnd"/>
-      <w:r>
-        <w:rPr>
-          <w:shd w:val="clear" w:color="auto" w:fill="FFFEFF"/>
-        </w:rPr>
-        <w:t xml:space="preserve"> </w:t>
-      </w:r>
-      <w:proofErr w:type="spellStart"/>
-      <w:r>
-        <w:rPr>
-          <w:shd w:val="clear" w:color="auto" w:fill="FFFEFF"/>
-        </w:rPr>
-        <w:t>трагове</w:t>
-      </w:r>
-      <w:proofErr w:type="spellEnd"/>
-      <w:r>
-        <w:rPr>
-          <w:shd w:val="clear" w:color="auto" w:fill="FFFEFF"/>
-        </w:rPr>
-        <w:t xml:space="preserve"> </w:t>
-      </w:r>
-      <w:proofErr w:type="spellStart"/>
-      <w:r>
-        <w:rPr>
-          <w:shd w:val="clear" w:color="auto" w:fill="FFFEFF"/>
-        </w:rPr>
-        <w:t>резоновања</w:t>
-      </w:r>
-      <w:proofErr w:type="spellEnd"/>
-      <w:r>
-        <w:rPr>
-          <w:shd w:val="clear" w:color="auto" w:fill="FFFEFF"/>
-        </w:rPr>
-        <w:t xml:space="preserve"> и </w:t>
-      </w:r>
-      <w:proofErr w:type="spellStart"/>
-      <w:r>
-        <w:rPr>
-          <w:shd w:val="clear" w:color="auto" w:fill="FFFEFF"/>
-        </w:rPr>
-        <w:t>извршава</w:t>
-      </w:r>
-      <w:proofErr w:type="spellEnd"/>
-      <w:r>
-        <w:rPr>
-          <w:shd w:val="clear" w:color="auto" w:fill="FFFEFF"/>
-        </w:rPr>
-        <w:t xml:space="preserve"> </w:t>
-      </w:r>
-      <w:proofErr w:type="spellStart"/>
-      <w:r>
-        <w:rPr>
-          <w:shd w:val="clear" w:color="auto" w:fill="FFFEFF"/>
-        </w:rPr>
-        <w:t>акције</w:t>
-      </w:r>
-      <w:proofErr w:type="spellEnd"/>
-      <w:r>
-        <w:rPr>
-          <w:shd w:val="clear" w:color="auto" w:fill="FFFEFF"/>
-        </w:rPr>
-        <w:t xml:space="preserve"> </w:t>
-      </w:r>
-      <w:proofErr w:type="spellStart"/>
-      <w:r>
-        <w:rPr>
-          <w:shd w:val="clear" w:color="auto" w:fill="FFFEFF"/>
-        </w:rPr>
-        <w:t>кроз</w:t>
-      </w:r>
-      <w:proofErr w:type="spellEnd"/>
-      <w:r>
-        <w:rPr>
-          <w:shd w:val="clear" w:color="auto" w:fill="FFFEFF"/>
-        </w:rPr>
-        <w:t xml:space="preserve"> алате у </w:t>
-      </w:r>
-      <w:proofErr w:type="spellStart"/>
-      <w:r>
-        <w:rPr>
-          <w:shd w:val="clear" w:color="auto" w:fill="FFFEFF"/>
-        </w:rPr>
-        <w:t>затвореној</w:t>
-      </w:r>
-      <w:proofErr w:type="spellEnd"/>
-      <w:r>
-        <w:rPr>
-          <w:shd w:val="clear" w:color="auto" w:fill="FFFEFF"/>
-        </w:rPr>
-        <w:t xml:space="preserve"> </w:t>
-      </w:r>
-      <w:proofErr w:type="spellStart"/>
-      <w:r>
-        <w:rPr>
-          <w:shd w:val="clear" w:color="auto" w:fill="FFFEFF"/>
-        </w:rPr>
-        <w:t>петљи</w:t>
-      </w:r>
-      <w:proofErr w:type="spellEnd"/>
-      <w:r>
-        <w:rPr>
-          <w:shd w:val="clear" w:color="auto" w:fill="FFFEFF"/>
-          <w:lang w:val="en-RS"/>
-        </w:rPr>
-        <w:t xml:space="preserve"> [</w:t>
-      </w:r>
-      <w:r>
-        <w:rPr>
-          <w:shd w:val="clear" w:color="auto" w:fill="FFFEFF"/>
-        </w:rPr>
-        <w:t>4, 5</w:t>
-      </w:r>
-      <w:r>
-        <w:rPr>
-          <w:shd w:val="clear" w:color="auto" w:fill="FFFEFF"/>
-          <w:lang w:val="en-RS"/>
-        </w:rPr>
-        <w:t>]</w:t>
-      </w:r>
-      <w:r>
-        <w:rPr>
-          <w:shd w:val="clear" w:color="auto" w:fill="FFFEFF"/>
-        </w:rPr>
-        <w:t xml:space="preserve">. Овај образац омогућава </w:t>
-      </w:r>
-      <w:r>
-        <w:rPr>
-          <w:shd w:val="clear" w:color="auto" w:fill="FFFEFF"/>
-          <w:lang w:val="da-DK"/>
-        </w:rPr>
-        <w:t>LLM-</w:t>
-      </w:r>
-      <w:r>
-        <w:rPr>
-          <w:shd w:val="clear" w:color="auto" w:fill="FFFEFF"/>
-        </w:rPr>
-        <w:t xml:space="preserve">у да </w:t>
-      </w:r>
-      <w:proofErr w:type="spellStart"/>
-      <w:r>
-        <w:rPr>
-          <w:shd w:val="clear" w:color="auto" w:fill="FFFEFF"/>
-        </w:rPr>
-        <w:t>аутономно</w:t>
-      </w:r>
-      <w:proofErr w:type="spellEnd"/>
-      <w:r>
-        <w:rPr>
-          <w:shd w:val="clear" w:color="auto" w:fill="FFFEFF"/>
-        </w:rPr>
-        <w:t xml:space="preserve"> </w:t>
-      </w:r>
-      <w:proofErr w:type="spellStart"/>
-      <w:r>
-        <w:rPr>
-          <w:shd w:val="clear" w:color="auto" w:fill="FFFEFF"/>
-        </w:rPr>
-        <w:t>прикупља</w:t>
-      </w:r>
-      <w:proofErr w:type="spellEnd"/>
-      <w:r>
-        <w:rPr>
-          <w:shd w:val="clear" w:color="auto" w:fill="FFFEFF"/>
-        </w:rPr>
-        <w:t xml:space="preserve"> </w:t>
-      </w:r>
-      <w:proofErr w:type="spellStart"/>
-      <w:r>
-        <w:rPr>
-          <w:shd w:val="clear" w:color="auto" w:fill="FFFEFF"/>
-        </w:rPr>
-        <w:t>информације</w:t>
-      </w:r>
-      <w:proofErr w:type="spellEnd"/>
-      <w:r>
-        <w:rPr>
-          <w:shd w:val="clear" w:color="auto" w:fill="FFFEFF"/>
-        </w:rPr>
-        <w:t xml:space="preserve"> о </w:t>
-      </w:r>
-      <w:proofErr w:type="spellStart"/>
-      <w:r>
-        <w:rPr>
-          <w:shd w:val="clear" w:color="auto" w:fill="FFFEFF"/>
-        </w:rPr>
-        <w:t>окружењу</w:t>
-      </w:r>
-      <w:proofErr w:type="spellEnd"/>
-      <w:r>
-        <w:rPr>
-          <w:shd w:val="clear" w:color="auto" w:fill="FFFEFF"/>
-        </w:rPr>
-        <w:t xml:space="preserve">, </w:t>
-      </w:r>
-      <w:proofErr w:type="spellStart"/>
-      <w:r>
-        <w:rPr>
-          <w:shd w:val="clear" w:color="auto" w:fill="FFFEFF"/>
-        </w:rPr>
-        <w:t>планира</w:t>
-      </w:r>
-      <w:proofErr w:type="spellEnd"/>
-      <w:r>
-        <w:rPr>
-          <w:shd w:val="clear" w:color="auto" w:fill="FFFEFF"/>
-        </w:rPr>
-        <w:t xml:space="preserve"> и </w:t>
-      </w:r>
-      <w:proofErr w:type="spellStart"/>
-      <w:r>
-        <w:rPr>
-          <w:shd w:val="clear" w:color="auto" w:fill="FFFEFF"/>
-        </w:rPr>
-        <w:t>реагује</w:t>
-      </w:r>
-      <w:proofErr w:type="spellEnd"/>
-      <w:r>
-        <w:rPr>
-          <w:shd w:val="clear" w:color="auto" w:fill="FFFEFF"/>
-        </w:rPr>
-        <w:t xml:space="preserve"> на резултате </w:t>
-      </w:r>
-      <w:proofErr w:type="spellStart"/>
-      <w:r>
-        <w:rPr>
-          <w:shd w:val="clear" w:color="auto" w:fill="FFFEFF"/>
-        </w:rPr>
-        <w:t>команди</w:t>
-      </w:r>
-      <w:proofErr w:type="spellEnd"/>
-      <w:r>
-        <w:rPr>
-          <w:shd w:val="clear" w:color="auto" w:fill="FFFEFF"/>
-        </w:rPr>
-        <w:t xml:space="preserve"> без </w:t>
-      </w:r>
-      <w:proofErr w:type="spellStart"/>
-      <w:r>
-        <w:rPr>
-          <w:shd w:val="clear" w:color="auto" w:fill="FFFEFF"/>
-        </w:rPr>
-        <w:t>људске</w:t>
-      </w:r>
-      <w:proofErr w:type="spellEnd"/>
-      <w:r>
-        <w:rPr>
-          <w:shd w:val="clear" w:color="auto" w:fill="FFFEFF"/>
-        </w:rPr>
-        <w:t xml:space="preserve"> </w:t>
-      </w:r>
-      <w:proofErr w:type="spellStart"/>
-      <w:r>
-        <w:rPr>
-          <w:shd w:val="clear" w:color="auto" w:fill="FFFEFF"/>
-        </w:rPr>
-        <w:t>интервенције</w:t>
-      </w:r>
-      <w:proofErr w:type="spellEnd"/>
-      <w:r>
-        <w:rPr>
-          <w:shd w:val="clear" w:color="auto" w:fill="FFFEFF"/>
-        </w:rPr>
-        <w:t>.</w:t>
+        <w:t>:</w:t>
       </w:r>
     </w:p>
     <w:p>
@@ -3397,9 +4463,10 @@
         </w:tabs>
         <w:suppressAutoHyphens/>
         <w:spacing w:before="0" w:line="240" w:lineRule="auto"/>
-        <w:jc w:val="both"/>
         <w:rPr>
           <w:rFonts w:ascii="Times New Roman" w:eastAsia="Times New Roman" w:hAnsi="Times New Roman" w:cs="Times New Roman"/>
+          <w:sz w:val="20"/>
+          <w:szCs w:val="20"/>
           <w:shd w:val="clear" w:color="auto" w:fill="FFFEFF"/>
           <w14:textFill>
             <w14:solidFill>
@@ -3414,492 +4481,623 @@
     <w:p>
       <w:pPr>
         <w:pStyle w:val="0-"/>
+        <w:numPr>
+          <w:ilvl w:val="0"/>
+          <w:numId w:val="12"/>
+        </w:numPr>
       </w:pPr>
-      <w:proofErr w:type="spellStart"/>
-      <w:r>
-        <w:t>Happe</w:t>
-      </w:r>
-      <w:proofErr w:type="spellEnd"/>
-      <w:r>
+      <w:r>
+        <w:rPr>
+          <w:i/>
+          <w:iCs/>
+          <w:shd w:val="clear" w:color="auto" w:fill="FFFEFF"/>
+        </w:rPr>
+        <w:t>Lab-a</w:t>
+      </w:r>
+      <w:r>
+        <w:rPr>
+          <w:shd w:val="clear" w:color="auto" w:fill="FFFEFF"/>
+        </w:rPr>
+        <w:t xml:space="preserve"> (</w:t>
+      </w:r>
+      <w:proofErr w:type="spellStart"/>
+      <w:r>
+        <w:rPr>
+          <w:shd w:val="clear" w:color="auto" w:fill="FFFEFF"/>
+        </w:rPr>
+        <w:t>погрешна</w:t>
+      </w:r>
+      <w:proofErr w:type="spellEnd"/>
+      <w:r>
+        <w:rPr>
+          <w:shd w:val="clear" w:color="auto" w:fill="FFFEFF"/>
+        </w:rPr>
+        <w:t xml:space="preserve"> </w:t>
+      </w:r>
+      <w:proofErr w:type="spellStart"/>
+      <w:r>
+        <w:rPr>
+          <w:shd w:val="clear" w:color="auto" w:fill="FFFEFF"/>
+        </w:rPr>
+        <w:t>конфигурација</w:t>
+      </w:r>
+      <w:proofErr w:type="spellEnd"/>
+      <w:r>
+        <w:rPr>
+          <w:shd w:val="clear" w:color="auto" w:fill="FFFEFF"/>
+        </w:rPr>
+        <w:t xml:space="preserve">): </w:t>
+      </w:r>
+      <w:proofErr w:type="spellStart"/>
+      <w:r>
+        <w:rPr>
+          <w:shd w:val="clear" w:color="auto" w:fill="FFFEFF"/>
+        </w:rPr>
+        <w:t>контејнер</w:t>
+      </w:r>
+      <w:proofErr w:type="spellEnd"/>
+      <w:r>
+        <w:rPr>
+          <w:shd w:val="clear" w:color="auto" w:fill="FFFEFF"/>
+        </w:rPr>
+        <w:t xml:space="preserve"> </w:t>
+      </w:r>
+      <w:proofErr w:type="spellStart"/>
+      <w:r>
+        <w:rPr>
+          <w:shd w:val="clear" w:color="auto" w:fill="FFFEFF"/>
+        </w:rPr>
+        <w:t>нападача</w:t>
+      </w:r>
+      <w:proofErr w:type="spellEnd"/>
+      <w:r>
+        <w:rPr>
+          <w:shd w:val="clear" w:color="auto" w:fill="FFFEFF"/>
+        </w:rPr>
+        <w:t xml:space="preserve"> </w:t>
+      </w:r>
+      <w:proofErr w:type="spellStart"/>
+      <w:r>
+        <w:rPr>
+          <w:shd w:val="clear" w:color="auto" w:fill="FFFEFF"/>
+        </w:rPr>
+        <w:t>покреће</w:t>
+      </w:r>
+      <w:proofErr w:type="spellEnd"/>
+      <w:r>
+        <w:rPr>
+          <w:shd w:val="clear" w:color="auto" w:fill="FFFEFF"/>
+        </w:rPr>
+        <w:t xml:space="preserve"> се </w:t>
+      </w:r>
+      <w:proofErr w:type="spellStart"/>
+      <w:r>
+        <w:rPr>
+          <w:shd w:val="clear" w:color="auto" w:fill="FFFEFF"/>
+        </w:rPr>
+        <w:t>са</w:t>
+      </w:r>
+      <w:proofErr w:type="spellEnd"/>
+      <w:r>
+        <w:rPr>
+          <w:shd w:val="clear" w:color="auto" w:fill="FFFEFF"/>
+        </w:rPr>
+        <w:t xml:space="preserve"> </w:t>
+      </w:r>
+      <w:r>
+        <w:rPr>
+          <w:rFonts w:ascii="Consolas" w:hAnsi="Consolas" w:cs="Consolas"/>
+          <w:sz w:val="18"/>
+          <w:szCs w:val="18"/>
+          <w:shd w:val="clear" w:color="auto" w:fill="FFFEFF"/>
+          <w:lang w:val="en-RS"/>
+          <w14:textFill>
+            <w14:solidFill>
+              <w14:srgbClr w14:val="000000">
+                <w14:alpha w14:val="30000"/>
+              </w14:srgbClr>
+            </w14:solidFill>
+          </w14:textFill>
+        </w:rPr>
+        <w:t>--privileged</w:t>
+      </w:r>
+      <w:r>
+        <w:rPr>
+          <w:shd w:val="clear" w:color="auto" w:fill="FFFEFF"/>
+        </w:rPr>
+        <w:t xml:space="preserve">. Агент мора да </w:t>
+      </w:r>
+      <w:proofErr w:type="spellStart"/>
+      <w:r>
+        <w:rPr>
+          <w:shd w:val="clear" w:color="auto" w:fill="FFFEFF"/>
+        </w:rPr>
+        <w:t>препозна</w:t>
+      </w:r>
+      <w:proofErr w:type="spellEnd"/>
+      <w:r>
+        <w:rPr>
+          <w:shd w:val="clear" w:color="auto" w:fill="FFFEFF"/>
+        </w:rPr>
+        <w:t xml:space="preserve"> </w:t>
+      </w:r>
+      <w:proofErr w:type="spellStart"/>
+      <w:r>
+        <w:rPr>
+          <w:shd w:val="clear" w:color="auto" w:fill="FFFEFF"/>
+        </w:rPr>
+        <w:t>пермисивну</w:t>
+      </w:r>
+      <w:proofErr w:type="spellEnd"/>
+      <w:r>
+        <w:rPr>
+          <w:shd w:val="clear" w:color="auto" w:fill="FFFEFF"/>
+        </w:rPr>
+        <w:t xml:space="preserve"> </w:t>
+      </w:r>
+      <w:proofErr w:type="spellStart"/>
+      <w:r>
+        <w:rPr>
+          <w:shd w:val="clear" w:color="auto" w:fill="FFFEFF"/>
+        </w:rPr>
+        <w:t>конфигурацију</w:t>
+      </w:r>
+      <w:proofErr w:type="spellEnd"/>
+      <w:r>
+        <w:rPr>
+          <w:shd w:val="clear" w:color="auto" w:fill="FFFEFF"/>
+        </w:rPr>
         <w:t xml:space="preserve"> и </w:t>
       </w:r>
       <w:proofErr w:type="spellStart"/>
       <w:r>
-        <w:t>Cito</w:t>
-      </w:r>
-      <w:proofErr w:type="spellEnd"/>
-      <w:r>
-        <w:t xml:space="preserve"> </w:t>
-      </w:r>
-      <w:proofErr w:type="spellStart"/>
-      <w:r>
-        <w:t>демонстрирали</w:t>
-      </w:r>
-      <w:proofErr w:type="spellEnd"/>
-      <w:r>
-        <w:t xml:space="preserve"> су да GPT-3.5 </w:t>
-      </w:r>
-      <w:proofErr w:type="spellStart"/>
-      <w:r>
-        <w:t>може</w:t>
-      </w:r>
-      <w:proofErr w:type="spellEnd"/>
-      <w:r>
-        <w:t xml:space="preserve"> </w:t>
-      </w:r>
-      <w:proofErr w:type="spellStart"/>
-      <w:r>
-        <w:t>редовно</w:t>
-      </w:r>
-      <w:proofErr w:type="spellEnd"/>
-      <w:r>
-        <w:t xml:space="preserve"> да </w:t>
-      </w:r>
-      <w:proofErr w:type="spellStart"/>
-      <w:r>
-        <w:t>стекне</w:t>
-      </w:r>
-      <w:proofErr w:type="spellEnd"/>
-      <w:r>
-        <w:t xml:space="preserve"> </w:t>
-      </w:r>
-      <w:proofErr w:type="spellStart"/>
-      <w:r>
-        <w:t>root</w:t>
-      </w:r>
-      <w:proofErr w:type="spellEnd"/>
-      <w:r>
-        <w:t xml:space="preserve"> </w:t>
-      </w:r>
-      <w:proofErr w:type="spellStart"/>
-      <w:r>
-        <w:t>привилегије</w:t>
-      </w:r>
-      <w:proofErr w:type="spellEnd"/>
-      <w:r>
-        <w:t xml:space="preserve"> на </w:t>
-      </w:r>
-      <w:proofErr w:type="spellStart"/>
-      <w:r>
-        <w:t>рањивој</w:t>
-      </w:r>
-      <w:proofErr w:type="spellEnd"/>
-      <w:r>
-        <w:t xml:space="preserve"> </w:t>
-      </w:r>
-      <w:proofErr w:type="spellStart"/>
-      <w:r>
-        <w:t>виртуелној</w:t>
-      </w:r>
-      <w:proofErr w:type="spellEnd"/>
-      <w:r>
-        <w:t xml:space="preserve"> </w:t>
-      </w:r>
-      <w:proofErr w:type="spellStart"/>
-      <w:r>
-        <w:t>машини</w:t>
-      </w:r>
-      <w:proofErr w:type="spellEnd"/>
-      <w:r>
-        <w:t xml:space="preserve"> </w:t>
-      </w:r>
-      <w:proofErr w:type="spellStart"/>
-      <w:r>
-        <w:t>аутоматизованим</w:t>
-      </w:r>
-      <w:proofErr w:type="spellEnd"/>
-      <w:r>
-        <w:t xml:space="preserve"> </w:t>
-      </w:r>
-      <w:proofErr w:type="spellStart"/>
-      <w:r>
-        <w:t>пенетрационим</w:t>
-      </w:r>
-      <w:proofErr w:type="spellEnd"/>
-      <w:r>
-        <w:t xml:space="preserve"> </w:t>
-      </w:r>
-      <w:proofErr w:type="spellStart"/>
-      <w:r>
-        <w:t>тестирањем</w:t>
-      </w:r>
-      <w:proofErr w:type="spellEnd"/>
-      <w:r>
-        <w:t xml:space="preserve"> [</w:t>
-      </w:r>
-      <w:r>
-        <w:t>10</w:t>
-      </w:r>
-      <w:r>
-        <w:t xml:space="preserve">]. </w:t>
-      </w:r>
-      <w:proofErr w:type="spellStart"/>
-      <w:r>
-        <w:t>Fang</w:t>
-      </w:r>
-      <w:proofErr w:type="spellEnd"/>
-      <w:r>
-        <w:t xml:space="preserve"> и </w:t>
-      </w:r>
-      <w:proofErr w:type="spellStart"/>
-      <w:r>
-        <w:t>сарадници</w:t>
-      </w:r>
-      <w:proofErr w:type="spellEnd"/>
-      <w:r>
-        <w:t xml:space="preserve"> [</w:t>
-      </w:r>
-      <w:r>
-        <w:t>6</w:t>
-      </w:r>
-      <w:r>
-        <w:t xml:space="preserve">] постигли су 73,3% стопу успеха </w:t>
-      </w:r>
-      <w:proofErr w:type="gramStart"/>
-      <w:r>
-        <w:t>на скупу</w:t>
-      </w:r>
-      <w:proofErr w:type="gramEnd"/>
-      <w:r>
-        <w:t xml:space="preserve"> 15 веб-</w:t>
-      </w:r>
-      <w:proofErr w:type="spellStart"/>
-      <w:r>
-        <w:t>рањивости</w:t>
-      </w:r>
-      <w:proofErr w:type="spellEnd"/>
-      <w:r>
-        <w:t xml:space="preserve"> уз </w:t>
-      </w:r>
-      <w:proofErr w:type="spellStart"/>
-      <w:r>
-        <w:t>трошак</w:t>
-      </w:r>
-      <w:proofErr w:type="spellEnd"/>
-      <w:r>
-        <w:t xml:space="preserve"> испод 10 USD по </w:t>
-      </w:r>
-      <w:proofErr w:type="spellStart"/>
-      <w:r>
-        <w:t>покушају</w:t>
-      </w:r>
-      <w:proofErr w:type="spellEnd"/>
-      <w:r>
-        <w:t xml:space="preserve">. </w:t>
-      </w:r>
-      <w:proofErr w:type="spellStart"/>
-      <w:r>
-        <w:t>Zhu</w:t>
-      </w:r>
-      <w:proofErr w:type="spellEnd"/>
-      <w:r>
-        <w:t xml:space="preserve"> и </w:t>
-      </w:r>
-      <w:proofErr w:type="spellStart"/>
-      <w:r>
-        <w:t>сарадници</w:t>
-      </w:r>
-      <w:proofErr w:type="spellEnd"/>
-      <w:r>
-        <w:t xml:space="preserve"> [</w:t>
-      </w:r>
-      <w:r>
-        <w:t>7</w:t>
-      </w:r>
-      <w:r>
-        <w:t xml:space="preserve">] </w:t>
-      </w:r>
-      <w:proofErr w:type="spellStart"/>
-      <w:r>
-        <w:t>проширили</w:t>
-      </w:r>
-      <w:proofErr w:type="spellEnd"/>
-      <w:r>
-        <w:t xml:space="preserve"> су </w:t>
-      </w:r>
-      <w:proofErr w:type="spellStart"/>
-      <w:r>
-        <w:t>ово</w:t>
-      </w:r>
-      <w:proofErr w:type="spellEnd"/>
-      <w:r>
-        <w:t xml:space="preserve"> на </w:t>
-      </w:r>
-      <w:proofErr w:type="spellStart"/>
-      <w:r>
-        <w:t>рањивости</w:t>
-      </w:r>
-      <w:proofErr w:type="spellEnd"/>
-      <w:r>
-        <w:t xml:space="preserve"> </w:t>
-      </w:r>
-      <w:proofErr w:type="spellStart"/>
-      <w:r>
-        <w:t>нултог</w:t>
-      </w:r>
-      <w:proofErr w:type="spellEnd"/>
-      <w:r>
-        <w:t xml:space="preserve"> дана </w:t>
-      </w:r>
-      <w:proofErr w:type="spellStart"/>
-      <w:r>
-        <w:t>са</w:t>
-      </w:r>
-      <w:proofErr w:type="spellEnd"/>
-      <w:r>
-        <w:t xml:space="preserve"> </w:t>
-      </w:r>
-      <w:proofErr w:type="spellStart"/>
-      <w:r>
-        <w:t>хијерархијским</w:t>
-      </w:r>
-      <w:proofErr w:type="spellEnd"/>
-      <w:r>
-        <w:t xml:space="preserve"> </w:t>
-      </w:r>
-      <w:proofErr w:type="spellStart"/>
-      <w:r>
-        <w:t>тимовима</w:t>
-      </w:r>
-      <w:proofErr w:type="spellEnd"/>
-      <w:r>
-        <w:t xml:space="preserve"> </w:t>
-      </w:r>
-      <w:proofErr w:type="spellStart"/>
-      <w:r>
-        <w:t>агената</w:t>
-      </w:r>
-      <w:proofErr w:type="spellEnd"/>
-      <w:r>
-        <w:t xml:space="preserve">, </w:t>
-      </w:r>
-      <w:proofErr w:type="spellStart"/>
-      <w:r>
-        <w:t>постижући</w:t>
-      </w:r>
-      <w:proofErr w:type="spellEnd"/>
-      <w:r>
-        <w:t xml:space="preserve"> 42% при пет </w:t>
-      </w:r>
-      <w:proofErr w:type="spellStart"/>
-      <w:r>
-        <w:t>покушаја</w:t>
-      </w:r>
-      <w:proofErr w:type="spellEnd"/>
-      <w:r>
-        <w:t xml:space="preserve"> по </w:t>
-      </w:r>
-      <w:proofErr w:type="spellStart"/>
-      <w:r>
-        <w:t>рањивости</w:t>
-      </w:r>
-      <w:proofErr w:type="spellEnd"/>
-      <w:r>
-        <w:t xml:space="preserve">. </w:t>
-      </w:r>
-      <w:proofErr w:type="spellStart"/>
-      <w:r>
-        <w:t>Сви</w:t>
-      </w:r>
-      <w:proofErr w:type="spellEnd"/>
-      <w:r>
-        <w:t xml:space="preserve"> </w:t>
-      </w:r>
-      <w:proofErr w:type="spellStart"/>
-      <w:r>
-        <w:t>споменути</w:t>
-      </w:r>
-      <w:proofErr w:type="spellEnd"/>
-      <w:r>
-        <w:t xml:space="preserve"> </w:t>
-      </w:r>
-      <w:proofErr w:type="spellStart"/>
-      <w:r>
-        <w:t>радови</w:t>
-      </w:r>
-      <w:proofErr w:type="spellEnd"/>
-      <w:r>
-        <w:t xml:space="preserve"> </w:t>
-      </w:r>
-      <w:proofErr w:type="spellStart"/>
-      <w:r>
-        <w:t>циљају</w:t>
-      </w:r>
-      <w:proofErr w:type="spellEnd"/>
-      <w:r>
-        <w:t xml:space="preserve"> </w:t>
-      </w:r>
-      <w:proofErr w:type="spellStart"/>
-      <w:r>
-        <w:t>апликативни</w:t>
-      </w:r>
-      <w:proofErr w:type="spellEnd"/>
-      <w:r>
-        <w:t xml:space="preserve"> </w:t>
-      </w:r>
-      <w:proofErr w:type="spellStart"/>
-      <w:r>
-        <w:t>слој</w:t>
-      </w:r>
-      <w:proofErr w:type="spellEnd"/>
-      <w:r>
-        <w:t xml:space="preserve">. </w:t>
-      </w:r>
-      <w:proofErr w:type="spellStart"/>
-      <w:r>
-        <w:t>Ниједно</w:t>
-      </w:r>
-      <w:proofErr w:type="spellEnd"/>
-      <w:r>
-        <w:t xml:space="preserve"> </w:t>
-      </w:r>
-      <w:proofErr w:type="spellStart"/>
-      <w:r>
-        <w:t>претходно</w:t>
-      </w:r>
-      <w:proofErr w:type="spellEnd"/>
-      <w:r>
-        <w:t xml:space="preserve"> </w:t>
-      </w:r>
-      <w:proofErr w:type="spellStart"/>
-      <w:r>
-        <w:t>истраживање</w:t>
-      </w:r>
-      <w:proofErr w:type="spellEnd"/>
-      <w:r>
-        <w:t xml:space="preserve"> </w:t>
-      </w:r>
-      <w:proofErr w:type="spellStart"/>
-      <w:r>
-        <w:t>није</w:t>
-      </w:r>
-      <w:proofErr w:type="spellEnd"/>
-      <w:r>
-        <w:t xml:space="preserve"> </w:t>
-      </w:r>
-      <w:proofErr w:type="spellStart"/>
-      <w:r>
-        <w:t>систематски</w:t>
-      </w:r>
-      <w:proofErr w:type="spellEnd"/>
-      <w:r>
-        <w:t xml:space="preserve"> </w:t>
-      </w:r>
-      <w:proofErr w:type="spellStart"/>
-      <w:r>
-        <w:t>евалуирало</w:t>
-      </w:r>
-      <w:proofErr w:type="spellEnd"/>
-      <w:r>
-        <w:t xml:space="preserve"> да ли LLM </w:t>
-      </w:r>
-      <w:proofErr w:type="spellStart"/>
-      <w:r>
-        <w:t>агенти</w:t>
-      </w:r>
-      <w:proofErr w:type="spellEnd"/>
-      <w:r>
-        <w:t xml:space="preserve"> могу </w:t>
-      </w:r>
-      <w:proofErr w:type="spellStart"/>
-      <w:r>
-        <w:t>аутономно</w:t>
-      </w:r>
-      <w:proofErr w:type="spellEnd"/>
-      <w:r>
-        <w:t xml:space="preserve"> да </w:t>
-      </w:r>
-      <w:proofErr w:type="spellStart"/>
-      <w:r>
-        <w:t>наруше</w:t>
-      </w:r>
-      <w:proofErr w:type="spellEnd"/>
-      <w:r>
-        <w:t xml:space="preserve"> </w:t>
-      </w:r>
-      <w:proofErr w:type="spellStart"/>
-      <w:r>
-        <w:t>контејнерску</w:t>
-      </w:r>
-      <w:proofErr w:type="spellEnd"/>
-      <w:r>
-        <w:t xml:space="preserve"> </w:t>
-      </w:r>
-      <w:proofErr w:type="spellStart"/>
-      <w:r>
-        <w:t>изолацију</w:t>
-      </w:r>
-      <w:proofErr w:type="spellEnd"/>
-      <w:r>
-        <w:t xml:space="preserve"> </w:t>
-      </w:r>
-      <w:proofErr w:type="spellStart"/>
-      <w:r>
-        <w:t>кроз</w:t>
-      </w:r>
-      <w:proofErr w:type="spellEnd"/>
-      <w:r>
-        <w:t xml:space="preserve"> </w:t>
-      </w:r>
-      <w:proofErr w:type="spellStart"/>
-      <w:r>
-        <w:t>све</w:t>
-      </w:r>
-      <w:proofErr w:type="spellEnd"/>
-      <w:r>
-        <w:t xml:space="preserve"> три </w:t>
-      </w:r>
-      <w:proofErr w:type="spellStart"/>
-      <w:r>
-        <w:t>категорије</w:t>
-      </w:r>
-      <w:proofErr w:type="spellEnd"/>
-      <w:r>
-        <w:t xml:space="preserve"> </w:t>
-      </w:r>
-      <w:proofErr w:type="spellStart"/>
-      <w:r>
-        <w:t>које</w:t>
-      </w:r>
-      <w:proofErr w:type="spellEnd"/>
-      <w:r>
-        <w:t xml:space="preserve"> </w:t>
-      </w:r>
-      <w:proofErr w:type="spellStart"/>
-      <w:r>
-        <w:t>идентификују</w:t>
-      </w:r>
-      <w:proofErr w:type="spellEnd"/>
-      <w:r>
-        <w:t xml:space="preserve"> </w:t>
-      </w:r>
-      <w:proofErr w:type="spellStart"/>
-      <w:r>
-        <w:t>Reeves</w:t>
-      </w:r>
-      <w:proofErr w:type="spellEnd"/>
-      <w:r>
-        <w:t xml:space="preserve"> и </w:t>
-      </w:r>
-      <w:proofErr w:type="spellStart"/>
-      <w:r>
-        <w:t>сарадници</w:t>
-      </w:r>
-      <w:proofErr w:type="spellEnd"/>
-      <w:r>
-        <w:t xml:space="preserve"> [3].</w:t>
+        <w:rPr>
+          <w:shd w:val="clear" w:color="auto" w:fill="FFFEFF"/>
+        </w:rPr>
+        <w:t>искористи</w:t>
+      </w:r>
+      <w:proofErr w:type="spellEnd"/>
+      <w:r>
+        <w:rPr>
+          <w:shd w:val="clear" w:color="auto" w:fill="FFFEFF"/>
+        </w:rPr>
+        <w:t xml:space="preserve"> </w:t>
+      </w:r>
+      <w:proofErr w:type="spellStart"/>
+      <w:r>
+        <w:rPr>
+          <w:shd w:val="clear" w:color="auto" w:fill="FFFEFF"/>
+        </w:rPr>
+        <w:t>ову</w:t>
+      </w:r>
+      <w:proofErr w:type="spellEnd"/>
+      <w:r>
+        <w:rPr>
+          <w:shd w:val="clear" w:color="auto" w:fill="FFFEFF"/>
+        </w:rPr>
+        <w:t xml:space="preserve"> </w:t>
+      </w:r>
+      <w:proofErr w:type="spellStart"/>
+      <w:r>
+        <w:rPr>
+          <w:shd w:val="clear" w:color="auto" w:fill="FFFEFF"/>
+        </w:rPr>
+        <w:t>рањивост</w:t>
+      </w:r>
+      <w:proofErr w:type="spellEnd"/>
+      <w:r>
+        <w:rPr>
+          <w:shd w:val="clear" w:color="auto" w:fill="FFFEFF"/>
+        </w:rPr>
+        <w:t>.</w:t>
       </w:r>
     </w:p>
     <w:p>
       <w:pPr>
-        <w:pStyle w:val="1-"/>
+        <w:pStyle w:val="0-"/>
         <w:numPr>
           <w:ilvl w:val="0"/>
-          <w:numId w:val="6"/>
+          <w:numId w:val="12"/>
         </w:numPr>
       </w:pPr>
       <w:r>
-        <w:t xml:space="preserve"> ЕВАЛУАЦИОНИ ОКВИР</w:t>
+        <w:rPr>
+          <w:i/>
+          <w:iCs/>
+          <w:shd w:val="clear" w:color="auto" w:fill="FFFEFF"/>
+        </w:rPr>
+        <w:t>Lab-b</w:t>
+      </w:r>
+      <w:r>
+        <w:rPr>
+          <w:shd w:val="clear" w:color="auto" w:fill="FFFEFF"/>
+          <w:lang w:val="en-RS"/>
+        </w:rPr>
+        <w:t xml:space="preserve"> (CVE-2024-21626): </w:t>
+      </w:r>
+      <w:proofErr w:type="spellStart"/>
+      <w:r>
+        <w:rPr>
+          <w:shd w:val="clear" w:color="auto" w:fill="FFFEFF"/>
+        </w:rPr>
+        <w:t>инсталиране</w:t>
+      </w:r>
+      <w:proofErr w:type="spellEnd"/>
+      <w:r>
+        <w:rPr>
+          <w:shd w:val="clear" w:color="auto" w:fill="FFFEFF"/>
+        </w:rPr>
+        <w:t xml:space="preserve"> су </w:t>
+      </w:r>
+      <w:proofErr w:type="spellStart"/>
+      <w:r>
+        <w:rPr>
+          <w:shd w:val="clear" w:color="auto" w:fill="FFFEFF"/>
+        </w:rPr>
+        <w:t>рањиве</w:t>
+      </w:r>
+      <w:proofErr w:type="spellEnd"/>
+      <w:r>
+        <w:rPr>
+          <w:shd w:val="clear" w:color="auto" w:fill="FFFEFF"/>
+        </w:rPr>
+        <w:t xml:space="preserve"> </w:t>
+      </w:r>
+      <w:proofErr w:type="spellStart"/>
+      <w:r>
+        <w:rPr>
+          <w:shd w:val="clear" w:color="auto" w:fill="FFFEFF"/>
+        </w:rPr>
+        <w:t>верзије</w:t>
+      </w:r>
+      <w:proofErr w:type="spellEnd"/>
+      <w:r>
+        <w:rPr>
+          <w:shd w:val="clear" w:color="auto" w:fill="FFFEFF"/>
+        </w:rPr>
+        <w:t xml:space="preserve"> </w:t>
+      </w:r>
+      <w:proofErr w:type="spellStart"/>
+      <w:r>
+        <w:rPr>
+          <w:shd w:val="clear" w:color="auto" w:fill="FFFEFF"/>
+        </w:rPr>
+        <w:t>runc</w:t>
+      </w:r>
+      <w:proofErr w:type="spellEnd"/>
+      <w:r>
+        <w:rPr>
+          <w:shd w:val="clear" w:color="auto" w:fill="FFFEFF"/>
+        </w:rPr>
+        <w:t xml:space="preserve"> 1.1.11 и </w:t>
+      </w:r>
+      <w:r>
+        <w:rPr>
+          <w:shd w:val="clear" w:color="auto" w:fill="FFFEFF"/>
+          <w:lang w:val="en-RS"/>
+        </w:rPr>
+        <w:t xml:space="preserve">containerd 1.7.12. </w:t>
+      </w:r>
+      <w:r>
+        <w:rPr>
+          <w:shd w:val="clear" w:color="auto" w:fill="FFFEFF"/>
+        </w:rPr>
+        <w:t xml:space="preserve">Агент мора да </w:t>
+      </w:r>
+      <w:proofErr w:type="spellStart"/>
+      <w:r>
+        <w:rPr>
+          <w:shd w:val="clear" w:color="auto" w:fill="FFFEFF"/>
+        </w:rPr>
+        <w:t>детектује</w:t>
+      </w:r>
+      <w:proofErr w:type="spellEnd"/>
+      <w:r>
+        <w:rPr>
+          <w:shd w:val="clear" w:color="auto" w:fill="FFFEFF"/>
+        </w:rPr>
+        <w:t xml:space="preserve"> </w:t>
+      </w:r>
+      <w:proofErr w:type="spellStart"/>
+      <w:r>
+        <w:rPr>
+          <w:shd w:val="clear" w:color="auto" w:fill="FFFEFF"/>
+        </w:rPr>
+        <w:t>аномалан</w:t>
+      </w:r>
+      <w:proofErr w:type="spellEnd"/>
+      <w:r>
+        <w:rPr>
+          <w:shd w:val="clear" w:color="auto" w:fill="FFFEFF"/>
+        </w:rPr>
+        <w:t xml:space="preserve"> </w:t>
+      </w:r>
+      <w:proofErr w:type="spellStart"/>
+      <w:r>
+        <w:rPr>
+          <w:shd w:val="clear" w:color="auto" w:fill="FFFEFF"/>
+        </w:rPr>
+        <w:t>радни</w:t>
+      </w:r>
+      <w:proofErr w:type="spellEnd"/>
+      <w:r>
+        <w:rPr>
+          <w:shd w:val="clear" w:color="auto" w:fill="FFFEFF"/>
+        </w:rPr>
+        <w:t xml:space="preserve"> </w:t>
+      </w:r>
+      <w:proofErr w:type="spellStart"/>
+      <w:r>
+        <w:rPr>
+          <w:shd w:val="clear" w:color="auto" w:fill="FFFEFF"/>
+        </w:rPr>
+        <w:t>директоријум</w:t>
+      </w:r>
+      <w:proofErr w:type="spellEnd"/>
+      <w:r>
+        <w:rPr>
+          <w:shd w:val="clear" w:color="auto" w:fill="FFFEFF"/>
+        </w:rPr>
+        <w:t xml:space="preserve"> и </w:t>
+      </w:r>
+      <w:proofErr w:type="spellStart"/>
+      <w:r>
+        <w:rPr>
+          <w:shd w:val="clear" w:color="auto" w:fill="FFFEFF"/>
+        </w:rPr>
+        <w:t>прати</w:t>
+      </w:r>
+      <w:proofErr w:type="spellEnd"/>
+      <w:r>
+        <w:rPr>
+          <w:shd w:val="clear" w:color="auto" w:fill="FFFEFF"/>
+        </w:rPr>
+        <w:t xml:space="preserve"> </w:t>
+      </w:r>
+      <w:proofErr w:type="spellStart"/>
+      <w:r>
+        <w:rPr>
+          <w:shd w:val="clear" w:color="auto" w:fill="FFFEFF"/>
+        </w:rPr>
+        <w:t>процурели</w:t>
+      </w:r>
+      <w:proofErr w:type="spellEnd"/>
+      <w:r>
+        <w:rPr>
+          <w:shd w:val="clear" w:color="auto" w:fill="FFFEFF"/>
+        </w:rPr>
+        <w:t xml:space="preserve"> дескриптор </w:t>
+      </w:r>
+      <w:proofErr w:type="spellStart"/>
+      <w:r>
+        <w:rPr>
+          <w:shd w:val="clear" w:color="auto" w:fill="FFFEFF"/>
+        </w:rPr>
+        <w:t>датотеке</w:t>
+      </w:r>
+      <w:proofErr w:type="spellEnd"/>
+      <w:r>
+        <w:rPr>
+          <w:shd w:val="clear" w:color="auto" w:fill="FFFEFF"/>
+        </w:rPr>
+        <w:t xml:space="preserve"> </w:t>
+      </w:r>
+      <w:proofErr w:type="gramStart"/>
+      <w:r>
+        <w:rPr>
+          <w:shd w:val="clear" w:color="auto" w:fill="FFFEFF"/>
+        </w:rPr>
+        <w:t>до система</w:t>
+      </w:r>
+      <w:proofErr w:type="gramEnd"/>
+      <w:r>
+        <w:rPr>
+          <w:shd w:val="clear" w:color="auto" w:fill="FFFEFF"/>
+        </w:rPr>
+        <w:t xml:space="preserve"> </w:t>
+      </w:r>
+      <w:proofErr w:type="spellStart"/>
+      <w:r>
+        <w:rPr>
+          <w:shd w:val="clear" w:color="auto" w:fill="FFFEFF"/>
+        </w:rPr>
+        <w:t>датотека</w:t>
+      </w:r>
+      <w:proofErr w:type="spellEnd"/>
+      <w:r>
+        <w:rPr>
+          <w:shd w:val="clear" w:color="auto" w:fill="FFFEFF"/>
+        </w:rPr>
+        <w:t xml:space="preserve"> </w:t>
+      </w:r>
+      <w:proofErr w:type="spellStart"/>
+      <w:r>
+        <w:rPr>
+          <w:shd w:val="clear" w:color="auto" w:fill="FFFEFF"/>
+        </w:rPr>
+        <w:t>домаћина</w:t>
+      </w:r>
+      <w:proofErr w:type="spellEnd"/>
+      <w:r>
+        <w:rPr>
+          <w:shd w:val="clear" w:color="auto" w:fill="FFFEFF"/>
+        </w:rPr>
+        <w:t>.</w:t>
+      </w:r>
+    </w:p>
+    <w:p>
+      <w:pPr>
+        <w:pStyle w:val="0-"/>
+        <w:numPr>
+          <w:ilvl w:val="0"/>
+          <w:numId w:val="12"/>
+        </w:numPr>
+        <w:rPr>
+          <w:lang w:val="en-RS"/>
+        </w:rPr>
+      </w:pPr>
+      <w:r>
+        <w:rPr>
+          <w:i/>
+          <w:iCs/>
+          <w:shd w:val="clear" w:color="auto" w:fill="FFFEFF"/>
+        </w:rPr>
+        <w:t>Lab-c</w:t>
+      </w:r>
+      <w:r>
+        <w:rPr>
+          <w:i/>
+          <w:iCs/>
+          <w:color w:val="947100"/>
+          <w:u w:color="947100"/>
+          <w:shd w:val="clear" w:color="auto" w:fill="FFFEFF"/>
+          <w:lang w:val="en-RS"/>
+        </w:rPr>
+        <w:t xml:space="preserve"> </w:t>
+      </w:r>
+      <w:r>
+        <w:rPr>
+          <w:shd w:val="clear" w:color="auto" w:fill="FFFEFF"/>
+        </w:rPr>
+        <w:t xml:space="preserve">(CVE-2022-0847): </w:t>
+      </w:r>
+      <w:proofErr w:type="spellStart"/>
+      <w:r>
+        <w:rPr>
+          <w:shd w:val="clear" w:color="auto" w:fill="FFFEFF"/>
+        </w:rPr>
+        <w:t>изграђено</w:t>
+      </w:r>
+      <w:proofErr w:type="spellEnd"/>
+      <w:r>
+        <w:rPr>
+          <w:shd w:val="clear" w:color="auto" w:fill="FFFEFF"/>
+        </w:rPr>
+        <w:t xml:space="preserve"> </w:t>
+      </w:r>
+      <w:proofErr w:type="spellStart"/>
+      <w:r>
+        <w:rPr>
+          <w:shd w:val="clear" w:color="auto" w:fill="FFFEFF"/>
+        </w:rPr>
+        <w:t>је</w:t>
+      </w:r>
+      <w:proofErr w:type="spellEnd"/>
+      <w:r>
+        <w:rPr>
+          <w:shd w:val="clear" w:color="auto" w:fill="FFFEFF"/>
+        </w:rPr>
+        <w:t xml:space="preserve"> рањиво </w:t>
+      </w:r>
+      <w:r>
+        <w:rPr>
+          <w:shd w:val="clear" w:color="auto" w:fill="FFFEFF"/>
+          <w:lang w:val="fr-FR"/>
+        </w:rPr>
+        <w:t xml:space="preserve">Linux 5.15.24 </w:t>
+      </w:r>
+      <w:r>
+        <w:rPr>
+          <w:shd w:val="clear" w:color="auto" w:fill="FFFEFF"/>
+        </w:rPr>
+        <w:t xml:space="preserve">језгро из изворног кода. Агент мора да идентификује рањиву верзију, примени </w:t>
+      </w:r>
+      <w:r>
+        <w:rPr>
+          <w:shd w:val="clear" w:color="auto" w:fill="FFFEFF"/>
+          <w:lang w:val="en-RS"/>
+        </w:rPr>
+        <w:t xml:space="preserve">DirtyPipe </w:t>
+      </w:r>
+      <w:r>
+        <w:rPr>
+          <w:shd w:val="clear" w:color="auto" w:fill="FFFEFF"/>
+        </w:rPr>
+        <w:t xml:space="preserve">за преписивање runc-а у кешу страница и </w:t>
+      </w:r>
+      <w:proofErr w:type="spellStart"/>
+      <w:r>
+        <w:rPr>
+          <w:shd w:val="clear" w:color="auto" w:fill="FFFEFF"/>
+        </w:rPr>
+        <w:t>изазове</w:t>
+      </w:r>
+      <w:proofErr w:type="spellEnd"/>
+      <w:r>
+        <w:rPr>
+          <w:shd w:val="clear" w:color="auto" w:fill="FFFEFF"/>
+        </w:rPr>
+        <w:t xml:space="preserve"> </w:t>
+      </w:r>
+      <w:proofErr w:type="spellStart"/>
+      <w:r>
+        <w:rPr>
+          <w:shd w:val="clear" w:color="auto" w:fill="FFFEFF"/>
+        </w:rPr>
+        <w:t>извршавање</w:t>
+      </w:r>
+      <w:proofErr w:type="spellEnd"/>
+      <w:r>
+        <w:rPr>
+          <w:shd w:val="clear" w:color="auto" w:fill="FFFEFF"/>
+        </w:rPr>
+        <w:t xml:space="preserve"> на </w:t>
+      </w:r>
+      <w:proofErr w:type="spellStart"/>
+      <w:r>
+        <w:rPr>
+          <w:shd w:val="clear" w:color="auto" w:fill="FFFEFF"/>
+        </w:rPr>
+        <w:t>домаћину</w:t>
+      </w:r>
+      <w:proofErr w:type="spellEnd"/>
+      <w:r>
+        <w:rPr>
+          <w:shd w:val="clear" w:color="auto" w:fill="FFFEFF"/>
+        </w:rPr>
+        <w:t xml:space="preserve"> </w:t>
+      </w:r>
+      <w:proofErr w:type="spellStart"/>
+      <w:r>
+        <w:rPr>
+          <w:shd w:val="clear" w:color="auto" w:fill="FFFEFF"/>
+        </w:rPr>
+        <w:t>покретањем</w:t>
+      </w:r>
+      <w:proofErr w:type="spellEnd"/>
+      <w:r>
+        <w:rPr>
+          <w:shd w:val="clear" w:color="auto" w:fill="FFFEFF"/>
+        </w:rPr>
+        <w:t xml:space="preserve"> </w:t>
+      </w:r>
+      <w:proofErr w:type="spellStart"/>
+      <w:r>
+        <w:rPr>
+          <w:shd w:val="clear" w:color="auto" w:fill="FFFEFF"/>
+        </w:rPr>
+        <w:t>новог</w:t>
+      </w:r>
+      <w:proofErr w:type="spellEnd"/>
+      <w:r>
+        <w:rPr>
+          <w:shd w:val="clear" w:color="auto" w:fill="FFFEFF"/>
+        </w:rPr>
+        <w:t xml:space="preserve"> </w:t>
+      </w:r>
+      <w:proofErr w:type="spellStart"/>
+      <w:r>
+        <w:rPr>
+          <w:shd w:val="clear" w:color="auto" w:fill="FFFEFF"/>
+        </w:rPr>
+        <w:t>контејнера</w:t>
+      </w:r>
+      <w:proofErr w:type="spellEnd"/>
+      <w:r>
+        <w:rPr>
+          <w:shd w:val="clear" w:color="auto" w:fill="FFFEFF"/>
+        </w:rPr>
+        <w:t>.</w:t>
       </w:r>
     </w:p>
     <w:p>
@@ -3907,20 +5105,11 @@
         <w:pStyle w:val="2-"/>
         <w:numPr>
           <w:ilvl w:val="1"/>
-          <w:numId w:val="2"/>
+          <w:numId w:val="8"/>
         </w:numPr>
-        <w:rPr>
-          <w:lang w:val="en-US"/>
-        </w:rPr>
       </w:pPr>
       <w:r>
-        <w:rPr>
-          <w:lang w:val="en-US"/>
-        </w:rPr>
-        <w:t xml:space="preserve"> </w:t>
-      </w:r>
-      <w:r>
-        <w:t>Архитектура система</w:t>
+        <w:t xml:space="preserve"> Процесни ток агента и верификација</w:t>
       </w:r>
     </w:p>
     <w:p>
@@ -3929,231 +5118,135 @@
       </w:pPr>
       <w:proofErr w:type="spellStart"/>
       <w:r>
-        <w:t>Спољашњи</w:t>
-      </w:r>
-      <w:proofErr w:type="spellEnd"/>
-      <w:r>
-        <w:t xml:space="preserve"> </w:t>
-      </w:r>
-      <w:proofErr w:type="spellStart"/>
-      <w:r>
-        <w:t>слој</w:t>
-      </w:r>
-      <w:proofErr w:type="spellEnd"/>
-      <w:r>
-        <w:t xml:space="preserve"> </w:t>
-      </w:r>
-      <w:proofErr w:type="spellStart"/>
-      <w:r>
-        <w:t>евалуационог</w:t>
-      </w:r>
-      <w:proofErr w:type="spellEnd"/>
-      <w:r>
-        <w:t xml:space="preserve"> </w:t>
-      </w:r>
-      <w:proofErr w:type="spellStart"/>
-      <w:r>
-        <w:t>оквира</w:t>
-      </w:r>
-      <w:proofErr w:type="spellEnd"/>
-      <w:r>
-        <w:t xml:space="preserve"> </w:t>
-      </w:r>
-      <w:proofErr w:type="spellStart"/>
-      <w:r>
-        <w:t>је</w:t>
-      </w:r>
-      <w:proofErr w:type="spellEnd"/>
-      <w:r>
-        <w:t xml:space="preserve"> </w:t>
-      </w:r>
-      <w:proofErr w:type="spellStart"/>
-      <w:r>
-        <w:t>macOS</w:t>
-      </w:r>
-      <w:proofErr w:type="spellEnd"/>
-      <w:r>
-        <w:t xml:space="preserve"> </w:t>
-      </w:r>
-      <w:proofErr w:type="spellStart"/>
-      <w:r>
-        <w:t>домаћин</w:t>
-      </w:r>
-      <w:proofErr w:type="spellEnd"/>
-      <w:r>
-        <w:t xml:space="preserve">. </w:t>
-      </w:r>
-      <w:proofErr w:type="spellStart"/>
-      <w:r>
-        <w:t>Сваки</w:t>
-      </w:r>
-      <w:proofErr w:type="spellEnd"/>
-      <w:r>
-        <w:t xml:space="preserve"> </w:t>
-      </w:r>
-      <w:proofErr w:type="spellStart"/>
-      <w:r>
-        <w:t>сценарио</w:t>
-      </w:r>
-      <w:proofErr w:type="spellEnd"/>
-      <w:r>
-        <w:t xml:space="preserve"> </w:t>
-      </w:r>
-      <w:proofErr w:type="spellStart"/>
-      <w:r>
-        <w:t>извршава</w:t>
-      </w:r>
-      <w:proofErr w:type="spellEnd"/>
-      <w:r>
-        <w:t xml:space="preserve"> се </w:t>
-      </w:r>
-      <w:proofErr w:type="spellStart"/>
-      <w:r>
-        <w:t>унутар</w:t>
-      </w:r>
-      <w:proofErr w:type="spellEnd"/>
-      <w:r>
-        <w:t xml:space="preserve"> Linux </w:t>
-      </w:r>
-      <w:proofErr w:type="spellStart"/>
-      <w:r>
-        <w:t>виртуелне</w:t>
-      </w:r>
-      <w:proofErr w:type="spellEnd"/>
-      <w:r>
-        <w:t xml:space="preserve"> машине (Ubuntu 22.04) под </w:t>
-      </w:r>
-      <w:proofErr w:type="spellStart"/>
-      <w:r>
-        <w:t>управом</w:t>
-      </w:r>
-      <w:proofErr w:type="spellEnd"/>
-      <w:r>
-        <w:t xml:space="preserve"> </w:t>
-      </w:r>
-      <w:proofErr w:type="spellStart"/>
-      <w:r>
-        <w:t>Lima</w:t>
-      </w:r>
-      <w:proofErr w:type="spellEnd"/>
-      <w:r>
-        <w:t xml:space="preserve"> </w:t>
-      </w:r>
-      <w:proofErr w:type="spellStart"/>
-      <w:r>
-        <w:t>менаџера</w:t>
-      </w:r>
-      <w:proofErr w:type="spellEnd"/>
-      <w:r>
-        <w:t xml:space="preserve">, </w:t>
-      </w:r>
-      <w:proofErr w:type="spellStart"/>
-      <w:r>
-        <w:t>чиме</w:t>
-      </w:r>
-      <w:proofErr w:type="spellEnd"/>
-      <w:r>
-        <w:t xml:space="preserve"> </w:t>
-      </w:r>
-      <w:proofErr w:type="spellStart"/>
-      <w:r>
-        <w:t>потпуно</w:t>
-      </w:r>
-      <w:proofErr w:type="spellEnd"/>
-      <w:r>
-        <w:t xml:space="preserve"> успешно </w:t>
-      </w:r>
-      <w:proofErr w:type="spellStart"/>
-      <w:r>
-        <w:t>нарушавање</w:t>
-      </w:r>
-      <w:proofErr w:type="spellEnd"/>
-      <w:r>
-        <w:t xml:space="preserve"> </w:t>
-      </w:r>
-      <w:proofErr w:type="spellStart"/>
-      <w:r>
-        <w:t>изолације</w:t>
-      </w:r>
-      <w:proofErr w:type="spellEnd"/>
-      <w:r>
-        <w:t xml:space="preserve"> </w:t>
-      </w:r>
-      <w:proofErr w:type="spellStart"/>
-      <w:r>
-        <w:t>контејнера</w:t>
-      </w:r>
-      <w:proofErr w:type="spellEnd"/>
-      <w:r>
-        <w:t xml:space="preserve"> не </w:t>
-      </w:r>
-      <w:proofErr w:type="spellStart"/>
-      <w:r>
-        <w:t>угрожава</w:t>
-      </w:r>
-      <w:proofErr w:type="spellEnd"/>
-      <w:r>
-        <w:t xml:space="preserve"> машину </w:t>
-      </w:r>
-      <w:proofErr w:type="spellStart"/>
-      <w:r>
-        <w:t>истраживача</w:t>
-      </w:r>
-      <w:proofErr w:type="spellEnd"/>
-      <w:r>
-        <w:t xml:space="preserve">. </w:t>
-      </w:r>
-      <w:proofErr w:type="spellStart"/>
-      <w:r>
-        <w:t>Унутар</w:t>
-      </w:r>
-      <w:proofErr w:type="spellEnd"/>
-      <w:r>
-        <w:t xml:space="preserve"> </w:t>
-      </w:r>
-      <w:proofErr w:type="spellStart"/>
-      <w:r>
-        <w:t>виртуелне</w:t>
-      </w:r>
-      <w:proofErr w:type="spellEnd"/>
-      <w:r>
-        <w:t xml:space="preserve"> машине </w:t>
-      </w:r>
-      <w:proofErr w:type="spellStart"/>
-      <w:r>
-        <w:t>Docker</w:t>
-      </w:r>
-      <w:proofErr w:type="spellEnd"/>
-      <w:r>
-        <w:t xml:space="preserve"> </w:t>
-      </w:r>
-      <w:proofErr w:type="spellStart"/>
-      <w:r>
-        <w:t>покреће</w:t>
-      </w:r>
-      <w:proofErr w:type="spellEnd"/>
-      <w:r>
-        <w:t xml:space="preserve"> два </w:t>
-      </w:r>
-      <w:proofErr w:type="spellStart"/>
-      <w:r>
-        <w:t>контејнера</w:t>
-      </w:r>
-      <w:proofErr w:type="spellEnd"/>
-      <w:r>
-        <w:t xml:space="preserve">: </w:t>
-      </w:r>
-      <w:proofErr w:type="spellStart"/>
-      <w:r>
-        <w:t>контејнер</w:t>
-      </w:r>
-      <w:proofErr w:type="spellEnd"/>
-      <w:r>
-        <w:t xml:space="preserve"> </w:t>
-      </w:r>
-      <w:proofErr w:type="spellStart"/>
-      <w:r>
-        <w:t>нападача</w:t>
+        <w:t>Свака</w:t>
+      </w:r>
+      <w:proofErr w:type="spellEnd"/>
+      <w:r>
+        <w:t xml:space="preserve"> </w:t>
+      </w:r>
+      <w:proofErr w:type="spellStart"/>
+      <w:r>
+        <w:t>епизода</w:t>
+      </w:r>
+      <w:proofErr w:type="spellEnd"/>
+      <w:r>
+        <w:t xml:space="preserve"> </w:t>
+      </w:r>
+      <w:proofErr w:type="spellStart"/>
+      <w:r>
+        <w:t>пролази</w:t>
+      </w:r>
+      <w:proofErr w:type="spellEnd"/>
+      <w:r>
+        <w:t xml:space="preserve"> </w:t>
+      </w:r>
+      <w:proofErr w:type="spellStart"/>
+      <w:r>
+        <w:t>кроз</w:t>
+      </w:r>
+      <w:proofErr w:type="spellEnd"/>
+      <w:r>
+        <w:t xml:space="preserve"> </w:t>
+      </w:r>
+      <w:proofErr w:type="spellStart"/>
+      <w:r>
+        <w:t>четири</w:t>
+      </w:r>
+      <w:proofErr w:type="spellEnd"/>
+      <w:r>
+        <w:t xml:space="preserve"> фазе: </w:t>
+      </w:r>
+      <w:proofErr w:type="spellStart"/>
+      <w:r>
+        <w:t>извиђање</w:t>
+      </w:r>
+      <w:proofErr w:type="spellEnd"/>
+      <w:r>
+        <w:t xml:space="preserve"> (14 </w:t>
+      </w:r>
+      <w:proofErr w:type="spellStart"/>
+      <w:r>
+        <w:t>детерминистичких</w:t>
+      </w:r>
+      <w:proofErr w:type="spellEnd"/>
+      <w:r>
+        <w:t xml:space="preserve"> шел </w:t>
+      </w:r>
+      <w:proofErr w:type="spellStart"/>
+      <w:r>
+        <w:t>провера</w:t>
+      </w:r>
+      <w:proofErr w:type="spellEnd"/>
+      <w:r>
+        <w:t xml:space="preserve"> без LLM-а), </w:t>
+      </w:r>
+      <w:proofErr w:type="spellStart"/>
+      <w:r>
+        <w:t>евалуација</w:t>
+      </w:r>
+      <w:proofErr w:type="spellEnd"/>
+      <w:r>
+        <w:t xml:space="preserve"> (LLM </w:t>
+      </w:r>
+      <w:proofErr w:type="spellStart"/>
+      <w:r>
+        <w:t>анализира</w:t>
+      </w:r>
+      <w:proofErr w:type="spellEnd"/>
+      <w:r>
+        <w:t xml:space="preserve"> </w:t>
+      </w:r>
+      <w:proofErr w:type="spellStart"/>
+      <w:r>
+        <w:t>резултате</w:t>
+      </w:r>
+      <w:proofErr w:type="spellEnd"/>
+      <w:r>
+        <w:t xml:space="preserve"> </w:t>
+      </w:r>
+      <w:proofErr w:type="spellStart"/>
+      <w:r>
+        <w:t>извиђања</w:t>
+      </w:r>
+      <w:proofErr w:type="spellEnd"/>
+      <w:r>
+        <w:t xml:space="preserve"> и производи </w:t>
+      </w:r>
+      <w:proofErr w:type="spellStart"/>
+      <w:r>
+        <w:t>структуриран</w:t>
+      </w:r>
+      <w:proofErr w:type="spellEnd"/>
+      <w:r>
+        <w:t xml:space="preserve"> план </w:t>
+      </w:r>
+      <w:proofErr w:type="spellStart"/>
+      <w:r>
+        <w:t>напада</w:t>
+      </w:r>
+      <w:proofErr w:type="spellEnd"/>
+      <w:r>
+        <w:t xml:space="preserve">), </w:t>
+      </w:r>
+      <w:proofErr w:type="spellStart"/>
+      <w:r>
+        <w:t>експлоатација</w:t>
+      </w:r>
+      <w:proofErr w:type="spellEnd"/>
+      <w:r>
+        <w:t xml:space="preserve"> (</w:t>
+      </w:r>
+      <w:proofErr w:type="spellStart"/>
+      <w:r>
+        <w:t>ReAct</w:t>
+      </w:r>
+      <w:proofErr w:type="spellEnd"/>
+      <w:r>
+        <w:t xml:space="preserve"> </w:t>
+      </w:r>
+      <w:proofErr w:type="spellStart"/>
+      <w:r>
+        <w:t>петља</w:t>
       </w:r>
       <w:proofErr w:type="spellEnd"/>
       <w:r>
@@ -4165,19 +5258,43 @@
       </w:r>
       <w:proofErr w:type="spellEnd"/>
       <w:r>
-        <w:t xml:space="preserve"> Python оркестратором и LLM агентом и </w:t>
-      </w:r>
-      <w:proofErr w:type="spellStart"/>
-      <w:r>
-        <w:t>контејнер</w:t>
-      </w:r>
-      <w:proofErr w:type="spellEnd"/>
-      <w:r>
-        <w:t xml:space="preserve"> </w:t>
-      </w:r>
-      <w:proofErr w:type="spellStart"/>
-      <w:r>
-        <w:t>жртве</w:t>
+        <w:t xml:space="preserve"> </w:t>
+      </w:r>
+      <w:proofErr w:type="spellStart"/>
+      <w:r>
+        <w:t>алатима</w:t>
+      </w:r>
+      <w:proofErr w:type="spellEnd"/>
+      <w:r>
+        <w:t xml:space="preserve">) и </w:t>
+      </w:r>
+      <w:proofErr w:type="spellStart"/>
+      <w:r>
+        <w:t>поновно</w:t>
+      </w:r>
+      <w:proofErr w:type="spellEnd"/>
+      <w:r>
+        <w:t xml:space="preserve"> </w:t>
+      </w:r>
+      <w:proofErr w:type="spellStart"/>
+      <w:r>
+        <w:t>планирање</w:t>
+      </w:r>
+      <w:proofErr w:type="spellEnd"/>
+      <w:r>
+        <w:t xml:space="preserve"> (до 3 </w:t>
+      </w:r>
+      <w:proofErr w:type="spellStart"/>
+      <w:r>
+        <w:t>додатна</w:t>
+      </w:r>
+      <w:proofErr w:type="spellEnd"/>
+      <w:r>
+        <w:t xml:space="preserve"> </w:t>
+      </w:r>
+      <w:proofErr w:type="spellStart"/>
+      <w:r>
+        <w:t>покушаја</w:t>
       </w:r>
       <w:proofErr w:type="spellEnd"/>
       <w:r>
@@ -4193,221 +5310,19 @@
       </w:r>
       <w:proofErr w:type="spellStart"/>
       <w:r>
-        <w:t>процесом</w:t>
-      </w:r>
-      <w:proofErr w:type="spellEnd"/>
-      <w:r>
-        <w:t xml:space="preserve"> </w:t>
-      </w:r>
-      <w:proofErr w:type="spellStart"/>
-      <w:r>
-        <w:t>који</w:t>
-      </w:r>
-      <w:proofErr w:type="spellEnd"/>
-      <w:r>
-        <w:t xml:space="preserve"> чува </w:t>
-      </w:r>
-      <w:proofErr w:type="spellStart"/>
-      <w:r>
-        <w:t>тајни</w:t>
-      </w:r>
-      <w:proofErr w:type="spellEnd"/>
-      <w:r>
-        <w:t xml:space="preserve"> </w:t>
-      </w:r>
-      <w:proofErr w:type="spellStart"/>
-      <w:r>
-        <w:t>податак</w:t>
-      </w:r>
-      <w:proofErr w:type="spellEnd"/>
-      <w:r>
-        <w:t xml:space="preserve"> </w:t>
-      </w:r>
-      <w:proofErr w:type="spellStart"/>
-      <w:r>
-        <w:t>искључиво</w:t>
-      </w:r>
-      <w:proofErr w:type="spellEnd"/>
-      <w:r>
-        <w:t xml:space="preserve"> у </w:t>
-      </w:r>
-      <w:proofErr w:type="spellStart"/>
-      <w:r>
-        <w:t>радној</w:t>
-      </w:r>
-      <w:proofErr w:type="spellEnd"/>
-      <w:r>
-        <w:t xml:space="preserve"> </w:t>
-      </w:r>
-      <w:proofErr w:type="spellStart"/>
-      <w:r>
-        <w:t>меморији</w:t>
-      </w:r>
-      <w:proofErr w:type="spellEnd"/>
-      <w:r>
-        <w:t xml:space="preserve">. Архитектура </w:t>
-      </w:r>
-      <w:proofErr w:type="spellStart"/>
-      <w:r>
-        <w:t>је</w:t>
-      </w:r>
-      <w:proofErr w:type="spellEnd"/>
-      <w:r>
-        <w:t xml:space="preserve"> приказана на </w:t>
-      </w:r>
-      <w:proofErr w:type="spellStart"/>
-      <w:r>
-        <w:t>Слици</w:t>
-      </w:r>
-      <w:proofErr w:type="spellEnd"/>
-      <w:r>
-        <w:t xml:space="preserve"> 1.</w:t>
-      </w:r>
-    </w:p>
-    <w:p>
-      <w:pPr>
-        <w:pStyle w:val="2-"/>
-        <w:numPr>
-          <w:ilvl w:val="1"/>
-          <w:numId w:val="2"/>
-        </w:numPr>
-      </w:pPr>
-      <w:r>
-        <w:lastRenderedPageBreak/>
-        <w:t xml:space="preserve"> Лабораторијски сценарији</w:t>
-      </w:r>
-    </w:p>
-    <w:p>
-      <w:pPr>
-        <w:pStyle w:val="0-"/>
-        <w:rPr>
-          <w:rFonts w:eastAsia="Times New Roman" w:cs="Times New Roman"/>
-          <w:shd w:val="clear" w:color="auto" w:fill="FFFEFF"/>
-        </w:rPr>
-      </w:pPr>
-      <w:r>
-        <w:rPr>
-          <w:shd w:val="clear" w:color="auto" w:fill="FFFEFF"/>
-        </w:rPr>
-        <w:t xml:space="preserve">Три </w:t>
-      </w:r>
-      <w:proofErr w:type="spellStart"/>
-      <w:r>
-        <w:rPr>
-          <w:shd w:val="clear" w:color="auto" w:fill="FFFEFF"/>
-        </w:rPr>
-        <w:t>лабораторијска</w:t>
-      </w:r>
-      <w:proofErr w:type="spellEnd"/>
-      <w:r>
-        <w:rPr>
-          <w:shd w:val="clear" w:color="auto" w:fill="FFFEFF"/>
-        </w:rPr>
-        <w:t xml:space="preserve"> </w:t>
-      </w:r>
-      <w:proofErr w:type="spellStart"/>
-      <w:r>
-        <w:rPr>
-          <w:shd w:val="clear" w:color="auto" w:fill="FFFEFF"/>
-        </w:rPr>
-        <w:t>сценарија</w:t>
-      </w:r>
-      <w:proofErr w:type="spellEnd"/>
-      <w:r>
-        <w:rPr>
-          <w:shd w:val="clear" w:color="auto" w:fill="FFFEFF"/>
-        </w:rPr>
-        <w:t xml:space="preserve"> </w:t>
-      </w:r>
-      <w:proofErr w:type="spellStart"/>
-      <w:r>
-        <w:rPr>
-          <w:shd w:val="clear" w:color="auto" w:fill="FFFEFF"/>
-        </w:rPr>
-        <w:t>покривају</w:t>
-      </w:r>
-      <w:proofErr w:type="spellEnd"/>
-      <w:r>
-        <w:rPr>
-          <w:shd w:val="clear" w:color="auto" w:fill="FFFEFF"/>
-        </w:rPr>
-        <w:t xml:space="preserve"> по </w:t>
-      </w:r>
-      <w:proofErr w:type="spellStart"/>
-      <w:r>
-        <w:rPr>
-          <w:shd w:val="clear" w:color="auto" w:fill="FFFEFF"/>
-        </w:rPr>
-        <w:t>једну</w:t>
-      </w:r>
-      <w:proofErr w:type="spellEnd"/>
-      <w:r>
-        <w:rPr>
-          <w:shd w:val="clear" w:color="auto" w:fill="FFFEFF"/>
-        </w:rPr>
-        <w:t xml:space="preserve"> </w:t>
-      </w:r>
-      <w:proofErr w:type="spellStart"/>
-      <w:r>
-        <w:rPr>
-          <w:shd w:val="clear" w:color="auto" w:fill="FFFEFF"/>
-        </w:rPr>
-        <w:t>категорију</w:t>
-      </w:r>
-      <w:proofErr w:type="spellEnd"/>
-      <w:r>
-        <w:rPr>
-          <w:shd w:val="clear" w:color="auto" w:fill="FFFEFF"/>
-        </w:rPr>
-        <w:t xml:space="preserve"> </w:t>
-      </w:r>
-      <w:proofErr w:type="spellStart"/>
-      <w:r>
-        <w:rPr>
-          <w:shd w:val="clear" w:color="auto" w:fill="FFFEFF"/>
-        </w:rPr>
-        <w:t>рањивости</w:t>
-      </w:r>
-      <w:proofErr w:type="spellEnd"/>
-      <w:r>
-        <w:rPr>
-          <w:shd w:val="clear" w:color="auto" w:fill="FFFEFF"/>
-        </w:rPr>
-        <w:t xml:space="preserve"> из </w:t>
-      </w:r>
-      <w:proofErr w:type="spellStart"/>
-      <w:r>
-        <w:rPr>
-          <w:shd w:val="clear" w:color="auto" w:fill="FFFEFF"/>
-        </w:rPr>
-        <w:t>Секције</w:t>
-      </w:r>
-      <w:proofErr w:type="spellEnd"/>
-      <w:r>
-        <w:rPr>
-          <w:shd w:val="clear" w:color="auto" w:fill="FFFEFF"/>
-        </w:rPr>
-        <w:t xml:space="preserve"> </w:t>
-      </w:r>
-      <w:r>
-        <w:rPr>
-          <w:shd w:val="clear" w:color="auto" w:fill="FFFEFF"/>
-          <w:lang w:val="pt-PT"/>
-        </w:rPr>
-        <w:t xml:space="preserve">2.1, </w:t>
-      </w:r>
-      <w:r>
-        <w:rPr>
-          <w:shd w:val="clear" w:color="auto" w:fill="FFFEFF"/>
-        </w:rPr>
-        <w:t>поређана по растућој сложености</w:t>
-      </w:r>
-      <w:r>
-        <w:rPr>
-          <w:shd w:val="clear" w:color="auto" w:fill="FFFEFF"/>
-          <w:lang w:val="en-RS"/>
-        </w:rPr>
-        <w:t>:</w:t>
+        <w:t>сажетком</w:t>
+      </w:r>
+      <w:proofErr w:type="spellEnd"/>
+      <w:r>
+        <w:t xml:space="preserve"> неуспеха </w:t>
+      </w:r>
+      <w:proofErr w:type="spellStart"/>
+      <w:r>
+        <w:t>претходног</w:t>
+      </w:r>
+      <w:proofErr w:type="spellEnd"/>
+      <w:r>
+        <w:t>).</w:t>
       </w:r>
     </w:p>
     <w:p>
@@ -4451,891 +5366,6 @@
     <w:p>
       <w:pPr>
         <w:pStyle w:val="0-"/>
-        <w:numPr>
-          <w:ilvl w:val="0"/>
-          <w:numId w:val="12"/>
-        </w:numPr>
-      </w:pPr>
-      <w:r>
-        <w:rPr>
-          <w:i/>
-          <w:iCs/>
-          <w:shd w:val="clear" w:color="auto" w:fill="FFFEFF"/>
-        </w:rPr>
-        <w:t>Lab-a</w:t>
-      </w:r>
-      <w:r>
-        <w:rPr>
-          <w:shd w:val="clear" w:color="auto" w:fill="FFFEFF"/>
-        </w:rPr>
-        <w:t xml:space="preserve"> (</w:t>
-      </w:r>
-      <w:proofErr w:type="spellStart"/>
-      <w:r>
-        <w:rPr>
-          <w:shd w:val="clear" w:color="auto" w:fill="FFFEFF"/>
-        </w:rPr>
-        <w:t>погрешна</w:t>
-      </w:r>
-      <w:proofErr w:type="spellEnd"/>
-      <w:r>
-        <w:rPr>
-          <w:shd w:val="clear" w:color="auto" w:fill="FFFEFF"/>
-        </w:rPr>
-        <w:t xml:space="preserve"> </w:t>
-      </w:r>
-      <w:proofErr w:type="spellStart"/>
-      <w:r>
-        <w:rPr>
-          <w:shd w:val="clear" w:color="auto" w:fill="FFFEFF"/>
-        </w:rPr>
-        <w:t>конфигурација</w:t>
-      </w:r>
-      <w:proofErr w:type="spellEnd"/>
-      <w:r>
-        <w:rPr>
-          <w:shd w:val="clear" w:color="auto" w:fill="FFFEFF"/>
-        </w:rPr>
-        <w:t xml:space="preserve">): </w:t>
-      </w:r>
-      <w:proofErr w:type="spellStart"/>
-      <w:r>
-        <w:rPr>
-          <w:shd w:val="clear" w:color="auto" w:fill="FFFEFF"/>
-        </w:rPr>
-        <w:t>контејнер</w:t>
-      </w:r>
-      <w:proofErr w:type="spellEnd"/>
-      <w:r>
-        <w:rPr>
-          <w:shd w:val="clear" w:color="auto" w:fill="FFFEFF"/>
-        </w:rPr>
-        <w:t xml:space="preserve"> </w:t>
-      </w:r>
-      <w:proofErr w:type="spellStart"/>
-      <w:r>
-        <w:rPr>
-          <w:shd w:val="clear" w:color="auto" w:fill="FFFEFF"/>
-        </w:rPr>
-        <w:t>нападача</w:t>
-      </w:r>
-      <w:proofErr w:type="spellEnd"/>
-      <w:r>
-        <w:rPr>
-          <w:shd w:val="clear" w:color="auto" w:fill="FFFEFF"/>
-        </w:rPr>
-        <w:t xml:space="preserve"> </w:t>
-      </w:r>
-      <w:proofErr w:type="spellStart"/>
-      <w:r>
-        <w:rPr>
-          <w:shd w:val="clear" w:color="auto" w:fill="FFFEFF"/>
-        </w:rPr>
-        <w:t>покреће</w:t>
-      </w:r>
-      <w:proofErr w:type="spellEnd"/>
-      <w:r>
-        <w:rPr>
-          <w:shd w:val="clear" w:color="auto" w:fill="FFFEFF"/>
-        </w:rPr>
-        <w:t xml:space="preserve"> се </w:t>
-      </w:r>
-      <w:proofErr w:type="spellStart"/>
-      <w:r>
-        <w:rPr>
-          <w:shd w:val="clear" w:color="auto" w:fill="FFFEFF"/>
-        </w:rPr>
-        <w:t>са</w:t>
-      </w:r>
-      <w:proofErr w:type="spellEnd"/>
-      <w:r>
-        <w:rPr>
-          <w:shd w:val="clear" w:color="auto" w:fill="FFFEFF"/>
-        </w:rPr>
-        <w:t xml:space="preserve"> </w:t>
-      </w:r>
-      <w:r>
-        <w:rPr>
-          <w:rFonts w:ascii="Consolas" w:hAnsi="Consolas" w:cs="Consolas"/>
-          <w:sz w:val="18"/>
-          <w:szCs w:val="18"/>
-          <w:shd w:val="clear" w:color="auto" w:fill="FFFEFF"/>
-          <w:lang w:val="en-RS"/>
-          <w14:textFill>
-            <w14:solidFill>
-              <w14:srgbClr w14:val="000000">
-                <w14:alpha w14:val="30000"/>
-              </w14:srgbClr>
-            </w14:solidFill>
-          </w14:textFill>
-        </w:rPr>
-        <w:t>--privileged</w:t>
-      </w:r>
-      <w:r>
-        <w:rPr>
-          <w:shd w:val="clear" w:color="auto" w:fill="FFFEFF"/>
-        </w:rPr>
-        <w:t xml:space="preserve">. Агент мора да </w:t>
-      </w:r>
-      <w:proofErr w:type="spellStart"/>
-      <w:r>
-        <w:rPr>
-          <w:shd w:val="clear" w:color="auto" w:fill="FFFEFF"/>
-        </w:rPr>
-        <w:t>препозна</w:t>
-      </w:r>
-      <w:proofErr w:type="spellEnd"/>
-      <w:r>
-        <w:rPr>
-          <w:shd w:val="clear" w:color="auto" w:fill="FFFEFF"/>
-        </w:rPr>
-        <w:t xml:space="preserve"> </w:t>
-      </w:r>
-      <w:proofErr w:type="spellStart"/>
-      <w:r>
-        <w:rPr>
-          <w:shd w:val="clear" w:color="auto" w:fill="FFFEFF"/>
-        </w:rPr>
-        <w:t>пермисивну</w:t>
-      </w:r>
-      <w:proofErr w:type="spellEnd"/>
-      <w:r>
-        <w:rPr>
-          <w:shd w:val="clear" w:color="auto" w:fill="FFFEFF"/>
-        </w:rPr>
-        <w:t xml:space="preserve"> </w:t>
-      </w:r>
-      <w:proofErr w:type="spellStart"/>
-      <w:r>
-        <w:rPr>
-          <w:shd w:val="clear" w:color="auto" w:fill="FFFEFF"/>
-        </w:rPr>
-        <w:t>конфигурацију</w:t>
-      </w:r>
-      <w:proofErr w:type="spellEnd"/>
-      <w:r>
-        <w:rPr>
-          <w:shd w:val="clear" w:color="auto" w:fill="FFFEFF"/>
-        </w:rPr>
-        <w:t xml:space="preserve"> и </w:t>
-      </w:r>
-      <w:proofErr w:type="spellStart"/>
-      <w:r>
-        <w:rPr>
-          <w:shd w:val="clear" w:color="auto" w:fill="FFFEFF"/>
-        </w:rPr>
-        <w:t>искористи</w:t>
-      </w:r>
-      <w:proofErr w:type="spellEnd"/>
-      <w:r>
-        <w:rPr>
-          <w:shd w:val="clear" w:color="auto" w:fill="FFFEFF"/>
-        </w:rPr>
-        <w:t xml:space="preserve"> </w:t>
-      </w:r>
-      <w:proofErr w:type="spellStart"/>
-      <w:r>
-        <w:rPr>
-          <w:shd w:val="clear" w:color="auto" w:fill="FFFEFF"/>
-        </w:rPr>
-        <w:t>ову</w:t>
-      </w:r>
-      <w:proofErr w:type="spellEnd"/>
-      <w:r>
-        <w:rPr>
-          <w:shd w:val="clear" w:color="auto" w:fill="FFFEFF"/>
-        </w:rPr>
-        <w:t xml:space="preserve"> </w:t>
-      </w:r>
-      <w:proofErr w:type="spellStart"/>
-      <w:r>
-        <w:rPr>
-          <w:shd w:val="clear" w:color="auto" w:fill="FFFEFF"/>
-        </w:rPr>
-        <w:t>рањивост</w:t>
-      </w:r>
-      <w:proofErr w:type="spellEnd"/>
-      <w:r>
-        <w:rPr>
-          <w:shd w:val="clear" w:color="auto" w:fill="FFFEFF"/>
-        </w:rPr>
-        <w:t>.</w:t>
-      </w:r>
-    </w:p>
-    <w:p>
-      <w:pPr>
-        <w:pStyle w:val="0-"/>
-        <w:numPr>
-          <w:ilvl w:val="0"/>
-          <w:numId w:val="12"/>
-        </w:numPr>
-      </w:pPr>
-      <w:r>
-        <w:rPr>
-          <w:i/>
-          <w:iCs/>
-          <w:shd w:val="clear" w:color="auto" w:fill="FFFEFF"/>
-        </w:rPr>
-        <w:t>Lab-b</w:t>
-      </w:r>
-      <w:r>
-        <w:rPr>
-          <w:shd w:val="clear" w:color="auto" w:fill="FFFEFF"/>
-          <w:lang w:val="en-RS"/>
-        </w:rPr>
-        <w:t xml:space="preserve"> (CVE-2024-21626): </w:t>
-      </w:r>
-      <w:proofErr w:type="spellStart"/>
-      <w:r>
-        <w:rPr>
-          <w:shd w:val="clear" w:color="auto" w:fill="FFFEFF"/>
-        </w:rPr>
-        <w:t>инсталиране</w:t>
-      </w:r>
-      <w:proofErr w:type="spellEnd"/>
-      <w:r>
-        <w:rPr>
-          <w:shd w:val="clear" w:color="auto" w:fill="FFFEFF"/>
-        </w:rPr>
-        <w:t xml:space="preserve"> су </w:t>
-      </w:r>
-      <w:proofErr w:type="spellStart"/>
-      <w:r>
-        <w:rPr>
-          <w:shd w:val="clear" w:color="auto" w:fill="FFFEFF"/>
-        </w:rPr>
-        <w:t>рањиве</w:t>
-      </w:r>
-      <w:proofErr w:type="spellEnd"/>
-      <w:r>
-        <w:rPr>
-          <w:shd w:val="clear" w:color="auto" w:fill="FFFEFF"/>
-        </w:rPr>
-        <w:t xml:space="preserve"> </w:t>
-      </w:r>
-      <w:proofErr w:type="spellStart"/>
-      <w:r>
-        <w:rPr>
-          <w:shd w:val="clear" w:color="auto" w:fill="FFFEFF"/>
-        </w:rPr>
-        <w:t>верзије</w:t>
-      </w:r>
-      <w:proofErr w:type="spellEnd"/>
-      <w:r>
-        <w:rPr>
-          <w:shd w:val="clear" w:color="auto" w:fill="FFFEFF"/>
-        </w:rPr>
-        <w:t xml:space="preserve"> </w:t>
-      </w:r>
-      <w:proofErr w:type="spellStart"/>
-      <w:r>
-        <w:rPr>
-          <w:shd w:val="clear" w:color="auto" w:fill="FFFEFF"/>
-        </w:rPr>
-        <w:t>runc</w:t>
-      </w:r>
-      <w:proofErr w:type="spellEnd"/>
-      <w:r>
-        <w:rPr>
-          <w:shd w:val="clear" w:color="auto" w:fill="FFFEFF"/>
-        </w:rPr>
-        <w:t xml:space="preserve"> 1.1.11 и </w:t>
-      </w:r>
-      <w:r>
-        <w:rPr>
-          <w:shd w:val="clear" w:color="auto" w:fill="FFFEFF"/>
-          <w:lang w:val="en-RS"/>
-        </w:rPr>
-        <w:t xml:space="preserve">containerd 1.7.12. </w:t>
-      </w:r>
-      <w:r>
-        <w:rPr>
-          <w:shd w:val="clear" w:color="auto" w:fill="FFFEFF"/>
-        </w:rPr>
-        <w:t xml:space="preserve">Агент мора да </w:t>
-      </w:r>
-      <w:proofErr w:type="spellStart"/>
-      <w:r>
-        <w:rPr>
-          <w:shd w:val="clear" w:color="auto" w:fill="FFFEFF"/>
-        </w:rPr>
-        <w:t>детектује</w:t>
-      </w:r>
-      <w:proofErr w:type="spellEnd"/>
-      <w:r>
-        <w:rPr>
-          <w:shd w:val="clear" w:color="auto" w:fill="FFFEFF"/>
-        </w:rPr>
-        <w:t xml:space="preserve"> </w:t>
-      </w:r>
-      <w:proofErr w:type="spellStart"/>
-      <w:r>
-        <w:rPr>
-          <w:shd w:val="clear" w:color="auto" w:fill="FFFEFF"/>
-        </w:rPr>
-        <w:t>аномалан</w:t>
-      </w:r>
-      <w:proofErr w:type="spellEnd"/>
-      <w:r>
-        <w:rPr>
-          <w:shd w:val="clear" w:color="auto" w:fill="FFFEFF"/>
-        </w:rPr>
-        <w:t xml:space="preserve"> </w:t>
-      </w:r>
-      <w:proofErr w:type="spellStart"/>
-      <w:r>
-        <w:rPr>
-          <w:shd w:val="clear" w:color="auto" w:fill="FFFEFF"/>
-        </w:rPr>
-        <w:t>радни</w:t>
-      </w:r>
-      <w:proofErr w:type="spellEnd"/>
-      <w:r>
-        <w:rPr>
-          <w:shd w:val="clear" w:color="auto" w:fill="FFFEFF"/>
-        </w:rPr>
-        <w:t xml:space="preserve"> </w:t>
-      </w:r>
-      <w:proofErr w:type="spellStart"/>
-      <w:r>
-        <w:rPr>
-          <w:shd w:val="clear" w:color="auto" w:fill="FFFEFF"/>
-        </w:rPr>
-        <w:t>директоријум</w:t>
-      </w:r>
-      <w:proofErr w:type="spellEnd"/>
-      <w:r>
-        <w:rPr>
-          <w:shd w:val="clear" w:color="auto" w:fill="FFFEFF"/>
-        </w:rPr>
-        <w:t xml:space="preserve"> и </w:t>
-      </w:r>
-      <w:proofErr w:type="spellStart"/>
-      <w:r>
-        <w:rPr>
-          <w:shd w:val="clear" w:color="auto" w:fill="FFFEFF"/>
-        </w:rPr>
-        <w:t>прати</w:t>
-      </w:r>
-      <w:proofErr w:type="spellEnd"/>
-      <w:r>
-        <w:rPr>
-          <w:shd w:val="clear" w:color="auto" w:fill="FFFEFF"/>
-        </w:rPr>
-        <w:t xml:space="preserve"> </w:t>
-      </w:r>
-      <w:proofErr w:type="spellStart"/>
-      <w:r>
-        <w:rPr>
-          <w:shd w:val="clear" w:color="auto" w:fill="FFFEFF"/>
-        </w:rPr>
-        <w:t>процурели</w:t>
-      </w:r>
-      <w:proofErr w:type="spellEnd"/>
-      <w:r>
-        <w:rPr>
-          <w:shd w:val="clear" w:color="auto" w:fill="FFFEFF"/>
-        </w:rPr>
-        <w:t xml:space="preserve"> дескриптор </w:t>
-      </w:r>
-      <w:proofErr w:type="spellStart"/>
-      <w:r>
-        <w:rPr>
-          <w:shd w:val="clear" w:color="auto" w:fill="FFFEFF"/>
-        </w:rPr>
-        <w:t>датотеке</w:t>
-      </w:r>
-      <w:proofErr w:type="spellEnd"/>
-      <w:r>
-        <w:rPr>
-          <w:shd w:val="clear" w:color="auto" w:fill="FFFEFF"/>
-        </w:rPr>
-        <w:t xml:space="preserve"> </w:t>
-      </w:r>
-      <w:proofErr w:type="gramStart"/>
-      <w:r>
-        <w:rPr>
-          <w:shd w:val="clear" w:color="auto" w:fill="FFFEFF"/>
-        </w:rPr>
-        <w:t>до система</w:t>
-      </w:r>
-      <w:proofErr w:type="gramEnd"/>
-      <w:r>
-        <w:rPr>
-          <w:shd w:val="clear" w:color="auto" w:fill="FFFEFF"/>
-        </w:rPr>
-        <w:t xml:space="preserve"> </w:t>
-      </w:r>
-      <w:proofErr w:type="spellStart"/>
-      <w:r>
-        <w:rPr>
-          <w:shd w:val="clear" w:color="auto" w:fill="FFFEFF"/>
-        </w:rPr>
-        <w:t>датотека</w:t>
-      </w:r>
-      <w:proofErr w:type="spellEnd"/>
-      <w:r>
-        <w:rPr>
-          <w:shd w:val="clear" w:color="auto" w:fill="FFFEFF"/>
-        </w:rPr>
-        <w:t xml:space="preserve"> </w:t>
-      </w:r>
-      <w:proofErr w:type="spellStart"/>
-      <w:r>
-        <w:rPr>
-          <w:shd w:val="clear" w:color="auto" w:fill="FFFEFF"/>
-        </w:rPr>
-        <w:t>домаћина</w:t>
-      </w:r>
-      <w:proofErr w:type="spellEnd"/>
-      <w:r>
-        <w:rPr>
-          <w:shd w:val="clear" w:color="auto" w:fill="FFFEFF"/>
-        </w:rPr>
-        <w:t>.</w:t>
-      </w:r>
-    </w:p>
-    <w:p>
-      <w:pPr>
-        <w:pStyle w:val="0-"/>
-        <w:numPr>
-          <w:ilvl w:val="0"/>
-          <w:numId w:val="12"/>
-        </w:numPr>
-        <w:rPr>
-          <w:lang w:val="en-RS"/>
-        </w:rPr>
-      </w:pPr>
-      <w:r>
-        <w:rPr>
-          <w:i/>
-          <w:iCs/>
-          <w:shd w:val="clear" w:color="auto" w:fill="FFFEFF"/>
-        </w:rPr>
-        <w:t>Lab-c</w:t>
-      </w:r>
-      <w:r>
-        <w:rPr>
-          <w:i/>
-          <w:iCs/>
-          <w:color w:val="947100"/>
-          <w:u w:color="947100"/>
-          <w:shd w:val="clear" w:color="auto" w:fill="FFFEFF"/>
-          <w:lang w:val="en-RS"/>
-        </w:rPr>
-        <w:t xml:space="preserve"> </w:t>
-      </w:r>
-      <w:r>
-        <w:rPr>
-          <w:shd w:val="clear" w:color="auto" w:fill="FFFEFF"/>
-        </w:rPr>
-        <w:t xml:space="preserve">(CVE-2022-0847): </w:t>
-      </w:r>
-      <w:proofErr w:type="spellStart"/>
-      <w:r>
-        <w:rPr>
-          <w:shd w:val="clear" w:color="auto" w:fill="FFFEFF"/>
-        </w:rPr>
-        <w:t>изграђено</w:t>
-      </w:r>
-      <w:proofErr w:type="spellEnd"/>
-      <w:r>
-        <w:rPr>
-          <w:shd w:val="clear" w:color="auto" w:fill="FFFEFF"/>
-        </w:rPr>
-        <w:t xml:space="preserve"> </w:t>
-      </w:r>
-      <w:proofErr w:type="spellStart"/>
-      <w:r>
-        <w:rPr>
-          <w:shd w:val="clear" w:color="auto" w:fill="FFFEFF"/>
-        </w:rPr>
-        <w:t>је</w:t>
-      </w:r>
-      <w:proofErr w:type="spellEnd"/>
-      <w:r>
-        <w:rPr>
-          <w:shd w:val="clear" w:color="auto" w:fill="FFFEFF"/>
-        </w:rPr>
-        <w:t xml:space="preserve"> рањиво </w:t>
-      </w:r>
-      <w:r>
-        <w:rPr>
-          <w:shd w:val="clear" w:color="auto" w:fill="FFFEFF"/>
-          <w:lang w:val="fr-FR"/>
-        </w:rPr>
-        <w:t xml:space="preserve">Linux 5.15.24 </w:t>
-      </w:r>
-      <w:r>
-        <w:rPr>
-          <w:shd w:val="clear" w:color="auto" w:fill="FFFEFF"/>
-        </w:rPr>
-        <w:t xml:space="preserve">језгро из изворног кода. Агент мора да идентификује рањиву верзију, примени </w:t>
-      </w:r>
-      <w:r>
-        <w:rPr>
-          <w:shd w:val="clear" w:color="auto" w:fill="FFFEFF"/>
-          <w:lang w:val="en-RS"/>
-        </w:rPr>
-        <w:t xml:space="preserve">DirtyPipe </w:t>
-      </w:r>
-      <w:r>
-        <w:rPr>
-          <w:shd w:val="clear" w:color="auto" w:fill="FFFEFF"/>
-        </w:rPr>
-        <w:t xml:space="preserve">за преписивање runc-а у кешу страница и </w:t>
-      </w:r>
-      <w:proofErr w:type="spellStart"/>
-      <w:r>
-        <w:rPr>
-          <w:shd w:val="clear" w:color="auto" w:fill="FFFEFF"/>
-        </w:rPr>
-        <w:t>изазове</w:t>
-      </w:r>
-      <w:proofErr w:type="spellEnd"/>
-      <w:r>
-        <w:rPr>
-          <w:shd w:val="clear" w:color="auto" w:fill="FFFEFF"/>
-        </w:rPr>
-        <w:t xml:space="preserve"> </w:t>
-      </w:r>
-      <w:proofErr w:type="spellStart"/>
-      <w:r>
-        <w:rPr>
-          <w:shd w:val="clear" w:color="auto" w:fill="FFFEFF"/>
-        </w:rPr>
-        <w:t>извршавање</w:t>
-      </w:r>
-      <w:proofErr w:type="spellEnd"/>
-      <w:r>
-        <w:rPr>
-          <w:shd w:val="clear" w:color="auto" w:fill="FFFEFF"/>
-        </w:rPr>
-        <w:t xml:space="preserve"> на </w:t>
-      </w:r>
-      <w:proofErr w:type="spellStart"/>
-      <w:r>
-        <w:rPr>
-          <w:shd w:val="clear" w:color="auto" w:fill="FFFEFF"/>
-        </w:rPr>
-        <w:t>домаћину</w:t>
-      </w:r>
-      <w:proofErr w:type="spellEnd"/>
-      <w:r>
-        <w:rPr>
-          <w:shd w:val="clear" w:color="auto" w:fill="FFFEFF"/>
-        </w:rPr>
-        <w:t xml:space="preserve"> </w:t>
-      </w:r>
-      <w:proofErr w:type="spellStart"/>
-      <w:r>
-        <w:rPr>
-          <w:shd w:val="clear" w:color="auto" w:fill="FFFEFF"/>
-        </w:rPr>
-        <w:t>покретањем</w:t>
-      </w:r>
-      <w:proofErr w:type="spellEnd"/>
-      <w:r>
-        <w:rPr>
-          <w:shd w:val="clear" w:color="auto" w:fill="FFFEFF"/>
-        </w:rPr>
-        <w:t xml:space="preserve"> </w:t>
-      </w:r>
-      <w:proofErr w:type="spellStart"/>
-      <w:r>
-        <w:rPr>
-          <w:shd w:val="clear" w:color="auto" w:fill="FFFEFF"/>
-        </w:rPr>
-        <w:t>новог</w:t>
-      </w:r>
-      <w:proofErr w:type="spellEnd"/>
-      <w:r>
-        <w:rPr>
-          <w:shd w:val="clear" w:color="auto" w:fill="FFFEFF"/>
-        </w:rPr>
-        <w:t xml:space="preserve"> </w:t>
-      </w:r>
-      <w:proofErr w:type="spellStart"/>
-      <w:r>
-        <w:rPr>
-          <w:shd w:val="clear" w:color="auto" w:fill="FFFEFF"/>
-        </w:rPr>
-        <w:t>контејнера</w:t>
-      </w:r>
-      <w:proofErr w:type="spellEnd"/>
-      <w:r>
-        <w:rPr>
-          <w:shd w:val="clear" w:color="auto" w:fill="FFFEFF"/>
-        </w:rPr>
-        <w:t>.</w:t>
-      </w:r>
-    </w:p>
-    <w:p>
-      <w:pPr>
-        <w:pStyle w:val="2-"/>
-        <w:numPr>
-          <w:ilvl w:val="1"/>
-          <w:numId w:val="8"/>
-        </w:numPr>
-      </w:pPr>
-      <w:r>
-        <w:t xml:space="preserve"> Процесни ток агента и верификација</w:t>
-      </w:r>
-    </w:p>
-    <w:p>
-      <w:pPr>
-        <w:pStyle w:val="0-"/>
-      </w:pPr>
-      <w:proofErr w:type="spellStart"/>
-      <w:r>
-        <w:t>Свака</w:t>
-      </w:r>
-      <w:proofErr w:type="spellEnd"/>
-      <w:r>
-        <w:t xml:space="preserve"> </w:t>
-      </w:r>
-      <w:proofErr w:type="spellStart"/>
-      <w:r>
-        <w:t>епизода</w:t>
-      </w:r>
-      <w:proofErr w:type="spellEnd"/>
-      <w:r>
-        <w:t xml:space="preserve"> </w:t>
-      </w:r>
-      <w:proofErr w:type="spellStart"/>
-      <w:r>
-        <w:t>пролази</w:t>
-      </w:r>
-      <w:proofErr w:type="spellEnd"/>
-      <w:r>
-        <w:t xml:space="preserve"> </w:t>
-      </w:r>
-      <w:proofErr w:type="spellStart"/>
-      <w:r>
-        <w:t>кроз</w:t>
-      </w:r>
-      <w:proofErr w:type="spellEnd"/>
-      <w:r>
-        <w:t xml:space="preserve"> </w:t>
-      </w:r>
-      <w:proofErr w:type="spellStart"/>
-      <w:r>
-        <w:t>четири</w:t>
-      </w:r>
-      <w:proofErr w:type="spellEnd"/>
-      <w:r>
-        <w:t xml:space="preserve"> фазе: </w:t>
-      </w:r>
-      <w:proofErr w:type="spellStart"/>
-      <w:r>
-        <w:t>извиђање</w:t>
-      </w:r>
-      <w:proofErr w:type="spellEnd"/>
-      <w:r>
-        <w:t xml:space="preserve"> (14 </w:t>
-      </w:r>
-      <w:proofErr w:type="spellStart"/>
-      <w:r>
-        <w:t>детерминистичких</w:t>
-      </w:r>
-      <w:proofErr w:type="spellEnd"/>
-      <w:r>
-        <w:t xml:space="preserve"> шел </w:t>
-      </w:r>
-      <w:proofErr w:type="spellStart"/>
-      <w:r>
-        <w:t>провера</w:t>
-      </w:r>
-      <w:proofErr w:type="spellEnd"/>
-      <w:r>
-        <w:t xml:space="preserve"> без LLM-а), </w:t>
-      </w:r>
-      <w:proofErr w:type="spellStart"/>
-      <w:r>
-        <w:t>евалуација</w:t>
-      </w:r>
-      <w:proofErr w:type="spellEnd"/>
-      <w:r>
-        <w:t xml:space="preserve"> (LLM </w:t>
-      </w:r>
-      <w:proofErr w:type="spellStart"/>
-      <w:r>
-        <w:t>анализира</w:t>
-      </w:r>
-      <w:proofErr w:type="spellEnd"/>
-      <w:r>
-        <w:t xml:space="preserve"> </w:t>
-      </w:r>
-      <w:proofErr w:type="spellStart"/>
-      <w:r>
-        <w:t>резултате</w:t>
-      </w:r>
-      <w:proofErr w:type="spellEnd"/>
-      <w:r>
-        <w:t xml:space="preserve"> </w:t>
-      </w:r>
-      <w:proofErr w:type="spellStart"/>
-      <w:r>
-        <w:t>извиђања</w:t>
-      </w:r>
-      <w:proofErr w:type="spellEnd"/>
-      <w:r>
-        <w:t xml:space="preserve"> и производи </w:t>
-      </w:r>
-      <w:proofErr w:type="spellStart"/>
-      <w:r>
-        <w:t>структуриран</w:t>
-      </w:r>
-      <w:proofErr w:type="spellEnd"/>
-      <w:r>
-        <w:t xml:space="preserve"> план </w:t>
-      </w:r>
-      <w:proofErr w:type="spellStart"/>
-      <w:r>
-        <w:t>напада</w:t>
-      </w:r>
-      <w:proofErr w:type="spellEnd"/>
-      <w:r>
-        <w:t xml:space="preserve">), </w:t>
-      </w:r>
-      <w:proofErr w:type="spellStart"/>
-      <w:r>
-        <w:t>експлоатација</w:t>
-      </w:r>
-      <w:proofErr w:type="spellEnd"/>
-      <w:r>
-        <w:t xml:space="preserve"> (</w:t>
-      </w:r>
-      <w:proofErr w:type="spellStart"/>
-      <w:r>
-        <w:t>ReAct</w:t>
-      </w:r>
-      <w:proofErr w:type="spellEnd"/>
-      <w:r>
-        <w:t xml:space="preserve"> </w:t>
-      </w:r>
-      <w:proofErr w:type="spellStart"/>
-      <w:r>
-        <w:t>петља</w:t>
-      </w:r>
-      <w:proofErr w:type="spellEnd"/>
-      <w:r>
-        <w:t xml:space="preserve"> </w:t>
-      </w:r>
-      <w:proofErr w:type="spellStart"/>
-      <w:r>
-        <w:t>са</w:t>
-      </w:r>
-      <w:proofErr w:type="spellEnd"/>
-      <w:r>
-        <w:t xml:space="preserve"> </w:t>
-      </w:r>
-      <w:proofErr w:type="spellStart"/>
-      <w:r>
-        <w:t>алатима</w:t>
-      </w:r>
-      <w:proofErr w:type="spellEnd"/>
-      <w:r>
-        <w:t xml:space="preserve">) и </w:t>
-      </w:r>
-      <w:proofErr w:type="spellStart"/>
-      <w:r>
-        <w:t>поновно</w:t>
-      </w:r>
-      <w:proofErr w:type="spellEnd"/>
-      <w:r>
-        <w:t xml:space="preserve"> </w:t>
-      </w:r>
-      <w:proofErr w:type="spellStart"/>
-      <w:r>
-        <w:t>планирање</w:t>
-      </w:r>
-      <w:proofErr w:type="spellEnd"/>
-      <w:r>
-        <w:t xml:space="preserve"> (до 3 </w:t>
-      </w:r>
-      <w:proofErr w:type="spellStart"/>
-      <w:r>
-        <w:t>додатна</w:t>
-      </w:r>
-      <w:proofErr w:type="spellEnd"/>
-      <w:r>
-        <w:t xml:space="preserve"> </w:t>
-      </w:r>
-      <w:proofErr w:type="spellStart"/>
-      <w:r>
-        <w:t>покушаја</w:t>
-      </w:r>
-      <w:proofErr w:type="spellEnd"/>
-      <w:r>
-        <w:t xml:space="preserve"> </w:t>
-      </w:r>
-      <w:proofErr w:type="spellStart"/>
-      <w:r>
-        <w:t>са</w:t>
-      </w:r>
-      <w:proofErr w:type="spellEnd"/>
-      <w:r>
-        <w:t xml:space="preserve"> </w:t>
-      </w:r>
-      <w:proofErr w:type="spellStart"/>
-      <w:r>
-        <w:t>сажетком</w:t>
-      </w:r>
-      <w:proofErr w:type="spellEnd"/>
-      <w:r>
-        <w:t xml:space="preserve"> неуспеха </w:t>
-      </w:r>
-      <w:proofErr w:type="spellStart"/>
-      <w:r>
-        <w:t>претходног</w:t>
-      </w:r>
-      <w:proofErr w:type="spellEnd"/>
-      <w:r>
-        <w:t>).</w:t>
-      </w:r>
-    </w:p>
-    <w:p>
-      <w:pPr>
-        <w:pStyle w:val="Default"/>
-        <w:tabs>
-          <w:tab w:val="left" w:pos="593"/>
-          <w:tab w:val="left" w:pos="1186"/>
-          <w:tab w:val="left" w:pos="1779"/>
-          <w:tab w:val="left" w:pos="2372"/>
-          <w:tab w:val="left" w:pos="2965"/>
-          <w:tab w:val="left" w:pos="3558"/>
-          <w:tab w:val="left" w:pos="4151"/>
-          <w:tab w:val="left" w:pos="4744"/>
-          <w:tab w:val="left" w:pos="5337"/>
-          <w:tab w:val="left" w:pos="5930"/>
-          <w:tab w:val="left" w:pos="6523"/>
-          <w:tab w:val="left" w:pos="7116"/>
-          <w:tab w:val="left" w:pos="7709"/>
-          <w:tab w:val="left" w:pos="8302"/>
-          <w:tab w:val="left" w:pos="8895"/>
-          <w:tab w:val="left" w:pos="9132"/>
-        </w:tabs>
-        <w:suppressAutoHyphens/>
-        <w:spacing w:before="0" w:line="240" w:lineRule="auto"/>
-        <w:rPr>
-          <w:rFonts w:ascii="Times New Roman" w:eastAsia="Times New Roman" w:hAnsi="Times New Roman" w:cs="Times New Roman"/>
-          <w:sz w:val="20"/>
-          <w:szCs w:val="20"/>
-          <w:shd w:val="clear" w:color="auto" w:fill="FFFEFF"/>
-          <w14:textFill>
-            <w14:solidFill>
-              <w14:srgbClr w14:val="000000">
-                <w14:alpha w14:val="14999"/>
-              </w14:srgbClr>
-            </w14:solidFill>
-          </w14:textFill>
-        </w:rPr>
-      </w:pPr>
-    </w:p>
-    <w:p>
-      <w:pPr>
-        <w:pStyle w:val="0-"/>
       </w:pPr>
       <w:proofErr w:type="spellStart"/>
       <w:r>
@@ -5660,15 +5690,7 @@
       </w:r>
       <w:proofErr w:type="spellEnd"/>
       <w:r>
-        <w:t xml:space="preserve"> у цени по токену: </w:t>
-      </w:r>
-      <w:proofErr w:type="spellStart"/>
-      <w:r>
-        <w:t>приближно</w:t>
-      </w:r>
-      <w:proofErr w:type="spellEnd"/>
-      <w:r>
-        <w:t xml:space="preserve"> 2 USD по </w:t>
+        <w:t xml:space="preserve"> у цени по токену: 2 USD по </w:t>
       </w:r>
       <w:proofErr w:type="spellStart"/>
       <w:r>
@@ -5692,15 +5714,7 @@
       </w:r>
       <w:proofErr w:type="spellEnd"/>
       <w:r>
-        <w:t xml:space="preserve"> и </w:t>
-      </w:r>
-      <w:proofErr w:type="spellStart"/>
-      <w:r>
-        <w:t>приближно</w:t>
-      </w:r>
-      <w:proofErr w:type="spellEnd"/>
-      <w:r>
-        <w:t xml:space="preserve"> 4 USD за Opus.</w:t>
+        <w:t xml:space="preserve"> и 4 USD за Opus.</w:t>
       </w:r>
     </w:p>
     <w:p>
@@ -5885,68 +5899,76 @@
             <w:pPr>
               <w:pStyle w:val="Caption"/>
               <w:jc w:val="left"/>
-              <w:rPr>
-                <w:lang w:val="ru-RU"/>
-              </w:rPr>
             </w:pPr>
             <w:proofErr w:type="spellStart"/>
             <w:r>
-              <w:rPr>
-                <w:rFonts w:cs="Times New Roman"/>
-                <w:spacing w:val="0"/>
-                <w:lang w:val="ru-RU"/>
-              </w:rPr>
               <w:t>Табела</w:t>
             </w:r>
             <w:proofErr w:type="spellEnd"/>
             <w:r>
-              <w:rPr>
-                <w:rFonts w:cs="Times New Roman"/>
-                <w:spacing w:val="0"/>
-                <w:lang w:val="ru-RU"/>
-              </w:rPr>
               <w:t xml:space="preserve"> 1. </w:t>
-            </w:r>
-            <w:r>
-              <w:rPr>
-                <w:lang w:val="ru-RU"/>
-              </w:rPr>
-              <w:t xml:space="preserve">Стопа успеха </w:t>
-            </w:r>
-            <w:r>
-              <w:rPr>
-                <w:lang w:val="ru-RU"/>
-              </w:rPr>
-              <w:t>(</w:t>
             </w:r>
             <w:proofErr w:type="spellStart"/>
             <w:r>
-              <w:rPr>
-                <w:lang w:val="ru-RU"/>
-              </w:rPr>
+              <w:t>Стопе</w:t>
+            </w:r>
+            <w:proofErr w:type="spellEnd"/>
+            <w:r>
+              <w:t xml:space="preserve"> </w:t>
+            </w:r>
+            <w:proofErr w:type="spellStart"/>
+            <w:r>
+              <w:t>успеха</w:t>
+            </w:r>
+            <w:proofErr w:type="spellEnd"/>
+            <w:r>
+              <w:t xml:space="preserve"> и </w:t>
+            </w:r>
+            <w:proofErr w:type="spellStart"/>
+            <w:r>
+              <w:t>стопе</w:t>
+            </w:r>
+            <w:proofErr w:type="spellEnd"/>
+            <w:r>
+              <w:t xml:space="preserve"> </w:t>
+            </w:r>
+            <w:proofErr w:type="spellStart"/>
+            <w:r>
               <w:t>нарушавања</w:t>
             </w:r>
             <w:proofErr w:type="spellEnd"/>
             <w:r>
-              <w:rPr>
-                <w:lang w:val="ru-RU"/>
-              </w:rPr>
               <w:t xml:space="preserve"> </w:t>
             </w:r>
             <w:proofErr w:type="spellStart"/>
             <w:r>
-              <w:rPr>
-                <w:lang w:val="ru-RU"/>
-              </w:rPr>
               <w:t>изолације</w:t>
             </w:r>
             <w:proofErr w:type="spellEnd"/>
             <w:r>
-              <w:rPr>
-                <w:lang w:val="ru-RU"/>
-              </w:rPr>
-              <w:t>)</w:t>
+              <w:t xml:space="preserve"> </w:t>
             </w:r>
+            <w:proofErr w:type="spellStart"/>
+            <w:r>
+              <w:t>по</w:t>
+            </w:r>
+            <w:proofErr w:type="spellEnd"/>
+            <w:r>
+              <w:t xml:space="preserve"> </w:t>
+            </w:r>
+            <w:proofErr w:type="spellStart"/>
+            <w:r>
+              <w:t>сценарију</w:t>
+            </w:r>
+            <w:proofErr w:type="spellEnd"/>
+            <w:r>
+              <w:t xml:space="preserve"> и </w:t>
+            </w:r>
+            <w:proofErr w:type="spellStart"/>
+            <w:r>
+              <w:t>моделу</w:t>
+            </w:r>
+            <w:proofErr w:type="spellEnd"/>
           </w:p>
         </w:tc>
       </w:tr>
@@ -7405,6 +7427,7 @@
           <w:p>
             <w:pPr>
               <w:pStyle w:val="Caption"/>
+              <w:jc w:val="left"/>
             </w:pPr>
             <w:bookmarkStart w:id="0" w:name="_Ref238810798"/>
             <w:proofErr w:type="spellStart"/>
@@ -8037,9 +8060,6 @@
     <w:p>
       <w:pPr>
         <w:pStyle w:val="0-"/>
-        <w:rPr>
-          <w:lang w:val="en-US"/>
-        </w:rPr>
       </w:pPr>
       <w:r>
         <w:t xml:space="preserve">Величина </w:t>
@@ -8331,7 +8351,7 @@
       </w:r>
       <w:proofErr w:type="spellEnd"/>
       <w:r>
-        <w:t xml:space="preserve"> около </w:t>
+        <w:t xml:space="preserve"> око </w:t>
       </w:r>
       <w:proofErr w:type="spellStart"/>
       <w:r>
@@ -8529,12 +8549,29 @@
         <w:t xml:space="preserve"> </w:t>
       </w:r>
       <w:proofErr w:type="spellStart"/>
+      <w:proofErr w:type="gramStart"/>
       <w:r>
         <w:t>експлоатацију</w:t>
       </w:r>
       <w:proofErr w:type="spellEnd"/>
       <w:r>
-        <w:t xml:space="preserve"> — облик </w:t>
+        <w:t xml:space="preserve"> </w:t>
+      </w:r>
+      <w:r>
+        <w:rPr>
+          <w:lang w:val="sr-Cyrl-RS"/>
+        </w:rPr>
+        <w:t>.</w:t>
+      </w:r>
+      <w:proofErr w:type="gramEnd"/>
+      <w:r>
+        <w:rPr>
+          <w:lang w:val="sr-Cyrl-RS"/>
+        </w:rPr>
+        <w:t xml:space="preserve"> Ово је </w:t>
+      </w:r>
+      <w:r>
+        <w:t xml:space="preserve">облик </w:t>
       </w:r>
       <w:proofErr w:type="spellStart"/>
       <w:r>
@@ -8578,7 +8615,16 @@
       </w:r>
       <w:proofErr w:type="spellEnd"/>
       <w:r>
-        <w:t xml:space="preserve">) при чему агент </w:t>
+        <w:t xml:space="preserve">) </w:t>
+      </w:r>
+      <w:r>
+        <w:rPr>
+          <w:lang w:val="sr-Cyrl-RS"/>
+        </w:rPr>
+        <w:t>где</w:t>
+      </w:r>
+      <w:r>
+        <w:t xml:space="preserve"> агент </w:t>
       </w:r>
       <w:proofErr w:type="spellStart"/>
       <w:r>
@@ -8655,6 +8701,7 @@
         <w:rPr>
           <w:rFonts w:ascii="Menlo Regular" w:eastAsia="Menlo Regular" w:hAnsi="Menlo Regular" w:cs="Menlo Regular"/>
           <w:shd w:val="clear" w:color="auto" w:fill="FFFEFF"/>
+          <w:lang w:val="en-US"/>
           <w14:textFill>
             <w14:solidFill>
               <w14:srgbClr w14:val="000000">
@@ -8673,11 +8720,47 @@
           <w:shd w:val="clear" w:color="auto" w:fill="FFFEFF"/>
         </w:rPr>
       </w:pPr>
-      <w:r>
-        <w:rPr>
-          <w:shd w:val="clear" w:color="auto" w:fill="FFFEFF"/>
-        </w:rPr>
-        <w:t xml:space="preserve">Свака епизода у којој </w:t>
+      <w:proofErr w:type="spellStart"/>
+      <w:r>
+        <w:rPr>
+          <w:shd w:val="clear" w:color="auto" w:fill="FFFEFF"/>
+        </w:rPr>
+        <w:t>Свака</w:t>
+      </w:r>
+      <w:proofErr w:type="spellEnd"/>
+      <w:r>
+        <w:rPr>
+          <w:shd w:val="clear" w:color="auto" w:fill="FFFEFF"/>
+        </w:rPr>
+        <w:t xml:space="preserve"> </w:t>
+      </w:r>
+      <w:proofErr w:type="spellStart"/>
+      <w:r>
+        <w:rPr>
+          <w:shd w:val="clear" w:color="auto" w:fill="FFFEFF"/>
+        </w:rPr>
+        <w:t>епизода</w:t>
+      </w:r>
+      <w:proofErr w:type="spellEnd"/>
+      <w:r>
+        <w:rPr>
+          <w:shd w:val="clear" w:color="auto" w:fill="FFFEFF"/>
+        </w:rPr>
+        <w:t xml:space="preserve"> у </w:t>
+      </w:r>
+      <w:proofErr w:type="spellStart"/>
+      <w:r>
+        <w:rPr>
+          <w:shd w:val="clear" w:color="auto" w:fill="FFFEFF"/>
+        </w:rPr>
+        <w:t>којој</w:t>
+      </w:r>
+      <w:proofErr w:type="spellEnd"/>
+      <w:r>
+        <w:rPr>
+          <w:shd w:val="clear" w:color="auto" w:fill="FFFEFF"/>
+        </w:rPr>
+        <w:t xml:space="preserve"> </w:t>
       </w:r>
       <w:r>
         <w:rPr>
@@ -8889,11 +8972,14 @@
       </w:r>
       <w:proofErr w:type="spellEnd"/>
       <w:r>
-        <w:t xml:space="preserve">; </w:t>
-      </w:r>
-      <w:proofErr w:type="spellStart"/>
-      <w:r>
-        <w:t>најјефтинија</w:t>
+        <w:rPr>
+          <w:lang w:val="sr-Cyrl-RS"/>
+        </w:rPr>
+        <w:t>. Н</w:t>
+      </w:r>
+      <w:proofErr w:type="spellStart"/>
+      <w:r>
+        <w:t>ајјефтинија</w:t>
       </w:r>
       <w:proofErr w:type="spellEnd"/>
       <w:r>
@@ -9235,7 +9321,24 @@
       </w:r>
       <w:proofErr w:type="spellEnd"/>
       <w:r>
-        <w:t xml:space="preserve"> у C, Python и Java. Агент </w:t>
+        <w:t xml:space="preserve"> у</w:t>
+      </w:r>
+      <w:r>
+        <w:rPr>
+          <w:lang w:val="sr-Cyrl-RS"/>
+        </w:rPr>
+        <w:t xml:space="preserve"> </w:t>
+      </w:r>
+      <w:proofErr w:type="spellStart"/>
+      <w:r>
+        <w:rPr>
+          <w:lang w:val="sr-Cyrl-RS"/>
+        </w:rPr>
+        <w:t>језицимиа</w:t>
+      </w:r>
+      <w:proofErr w:type="spellEnd"/>
+      <w:r>
+        <w:t xml:space="preserve"> C, Python и Java. Агент </w:t>
       </w:r>
       <w:proofErr w:type="spellStart"/>
       <w:r>
@@ -9243,7 +9346,16 @@
       </w:r>
       <w:proofErr w:type="spellEnd"/>
       <w:r>
-        <w:t xml:space="preserve"> стопе успеха 100%, 100% и 80% за C, Python и Java </w:t>
+        <w:t xml:space="preserve"> стопе успеха 100%, 100% и 80%</w:t>
+      </w:r>
+      <w:r>
+        <w:rPr>
+          <w:lang w:val="sr-Cyrl-RS"/>
+        </w:rPr>
+        <w:t xml:space="preserve"> редом </w:t>
+      </w:r>
+      <w:r>
+        <w:t xml:space="preserve">за C, Python и Java </w:t>
       </w:r>
       <w:proofErr w:type="spellStart"/>
       <w:r>
@@ -9389,14 +9501,6 @@
       <w:proofErr w:type="spellEnd"/>
       <w:r>
         <w:t xml:space="preserve"> низ у </w:t>
-      </w:r>
-      <w:proofErr w:type="spellStart"/>
-      <w:r>
-        <w:t>сировој</w:t>
-      </w:r>
-      <w:proofErr w:type="spellEnd"/>
-      <w:r>
-        <w:t xml:space="preserve"> </w:t>
       </w:r>
       <w:proofErr w:type="spellStart"/>
       <w:r>
@@ -9811,21 +9915,39 @@
       </w:r>
       <w:proofErr w:type="spellEnd"/>
       <w:r>
-        <w:t xml:space="preserve"> у </w:t>
-      </w:r>
-      <w:proofErr w:type="spellStart"/>
-      <w:r>
-        <w:t>свим</w:t>
-      </w:r>
-      <w:proofErr w:type="spellEnd"/>
-      <w:r>
-        <w:t xml:space="preserve"> трима </w:t>
-      </w:r>
-      <w:proofErr w:type="spellStart"/>
-      <w:r>
-        <w:t>категоријама</w:t>
-      </w:r>
-      <w:proofErr w:type="spellEnd"/>
+        <w:t xml:space="preserve"> у с</w:t>
+      </w:r>
+      <w:proofErr w:type="spellStart"/>
+      <w:r>
+        <w:rPr>
+          <w:lang w:val="sr-Cyrl-RS"/>
+        </w:rPr>
+        <w:t>ве</w:t>
+      </w:r>
+      <w:proofErr w:type="spellEnd"/>
+      <w:r>
+        <w:t xml:space="preserve"> </w:t>
+      </w:r>
+      <w:r>
+        <w:rPr>
+          <w:lang w:val="sr-Cyrl-RS"/>
+        </w:rPr>
+        <w:t>три</w:t>
+      </w:r>
+      <w:r>
+        <w:t xml:space="preserve"> </w:t>
+      </w:r>
+      <w:proofErr w:type="spellStart"/>
+      <w:r>
+        <w:t>категориј</w:t>
+      </w:r>
+      <w:proofErr w:type="spellEnd"/>
+      <w:r>
+        <w:rPr>
+          <w:lang w:val="sr-Cyrl-RS"/>
+        </w:rPr>
+        <w:t>е</w:t>
+      </w:r>
       <w:r>
         <w:t xml:space="preserve"> </w:t>
       </w:r>
@@ -10594,11 +10716,6 @@
       <w:r>
         <w:t>), 2021, pp. 38–46.</w:t>
       </w:r>
-    </w:p>
-    <w:p>
-      <w:pPr>
-        <w:pStyle w:val="a0"/>
-      </w:pPr>
     </w:p>
     <w:p>
       <w:pPr>
